--- a/docs/deliverables/Validation_Report.docx
+++ b/docs/deliverables/Validation_Report.docx
@@ -325,13 +325,31 @@
         <w:pStyle w:val="BodyText"/>
       </w:pPr>
       <w:r>
-        <w:t xml:space="preserve">Detection rates by anomaly type, aggregated across all four stress runs rather</w:t>
-      </w:r>
-      <w:r>
-        <w:t xml:space="preserve"> </w:t>
-      </w:r>
-      <w:r>
-        <w:t xml:space="preserve">than quoted from any single run:</w:t>
+        <w:t xml:space="preserve">Per-class recall by anomaly type. Each figure is the recall for that injected</w:t>
+      </w:r>
+      <w:r>
+        <w:t xml:space="preserve"> </w:t>
+      </w:r>
+      <w:r>
+        <w:t xml:space="preserve">class, that is the proportion of interviews of that type which the detector</w:t>
+      </w:r>
+      <w:r>
+        <w:t xml:space="preserve"> </w:t>
+      </w:r>
+      <w:r>
+        <w:t xml:space="preserve">flagged, aggregated across all four stress runs rather than quoted from any</w:t>
+      </w:r>
+      <w:r>
+        <w:t xml:space="preserve"> </w:t>
+      </w:r>
+      <w:r>
+        <w:t xml:space="preserve">single run. These are diagnostic breakdowns of the combined detector’s recall,</w:t>
+      </w:r>
+      <w:r>
+        <w:t xml:space="preserve"> </w:t>
+      </w:r>
+      <w:r>
+        <w:t xml:space="preserve">not separate detectors and not separate success criteria.</w:t>
       </w:r>
     </w:p>
     <w:tbl>
@@ -379,7 +397,7 @@
               <w:pStyle w:val="Compact"/>
             </w:pPr>
             <w:r>
-              <w:t xml:space="preserve">Rate</w:t>
+              <w:t xml:space="preserve">Per-class recall</w:t>
             </w:r>
           </w:p>
         </w:tc>
@@ -534,6 +552,44 @@
         </w:tc>
       </w:tr>
     </w:tbl>
+    <w:p>
+      <w:pPr>
+        <w:pStyle w:val="BodyText"/>
+      </w:pPr>
+      <w:r>
+        <w:t xml:space="preserve">The proposal’s success criteria, precision at or above 0.80 and recall at or</w:t>
+      </w:r>
+      <w:r>
+        <w:t xml:space="preserve"> </w:t>
+      </w:r>
+      <w:r>
+        <w:t xml:space="preserve">above 0.75, are defined for the combined detector and are met on every run with</w:t>
+      </w:r>
+      <w:r>
+        <w:t xml:space="preserve"> </w:t>
+      </w:r>
+      <w:r>
+        <w:t xml:space="preserve">margin, as the table above shows. No committed target is missed. The per-class</w:t>
+      </w:r>
+      <w:r>
+        <w:t xml:space="preserve"> </w:t>
+      </w:r>
+      <w:r>
+        <w:t xml:space="preserve">figures below that threshold, in particular fabricated recall at 0.70, are</w:t>
+      </w:r>
+      <w:r>
+        <w:t xml:space="preserve"> </w:t>
+      </w:r>
+      <w:r>
+        <w:t xml:space="preserve">reported because they locate where the method is weakest, not because they</w:t>
+      </w:r>
+      <w:r>
+        <w:t xml:space="preserve"> </w:t>
+      </w:r>
+      <w:r>
+        <w:t xml:space="preserve">breach a commitment.</w:t>
+      </w:r>
+    </w:p>
     <w:p>
       <w:pPr>
         <w:pStyle w:val="BodyText"/>
@@ -2358,7 +2414,13 @@
         <w:pStyle w:val="BodyText"/>
       </w:pPr>
       <w:r>
-        <w:t xml:space="preserve">Per-type detection, all four runs:</w:t>
+        <w:t xml:space="preserve">Per-class recall by anomaly type, all four runs. Each cell is the count of that</w:t>
+      </w:r>
+      <w:r>
+        <w:t xml:space="preserve"> </w:t>
+      </w:r>
+      <w:r>
+        <w:t xml:space="preserve">injected class the detector flagged, over the count present:</w:t>
       </w:r>
     </w:p>
     <w:tbl>
@@ -3876,6 +3938,240 @@
       <w:sz w:val="20"/>
       <w:szCs w:val="20"/>
     </w:rPr>
+  </w:style>
+  <w:style w:customStyle="1" w:styleId="SourceCode" w:type="paragraph">
+    <w:name w:val="Source Code"/>
+    <w:basedOn w:val="Normal"/>
+    <w:link w:val="VerbatimChar"/>
+    <w:pPr>
+      <w:wordWrap w:val="off"/>
+    </w:pPr>
+  </w:style>
+  <w:style w:customStyle="1" w:styleId="KeywordTok" w:type="character">
+    <w:name w:val="KeywordTok"/>
+    <w:basedOn w:val="VerbatimChar"/>
+    <w:rPr>
+      <w:b/>
+      <w:color w:val="007020"/>
+    </w:rPr>
+  </w:style>
+  <w:style w:customStyle="1" w:styleId="DataTypeTok" w:type="character">
+    <w:name w:val="DataTypeTok"/>
+    <w:basedOn w:val="VerbatimChar"/>
+    <w:rPr>
+      <w:color w:val="902000"/>
+    </w:rPr>
+  </w:style>
+  <w:style w:customStyle="1" w:styleId="DecValTok" w:type="character">
+    <w:name w:val="DecValTok"/>
+    <w:basedOn w:val="VerbatimChar"/>
+    <w:rPr>
+      <w:color w:val="40a070"/>
+    </w:rPr>
+  </w:style>
+  <w:style w:customStyle="1" w:styleId="BaseNTok" w:type="character">
+    <w:name w:val="BaseNTok"/>
+    <w:basedOn w:val="VerbatimChar"/>
+    <w:rPr>
+      <w:color w:val="40a070"/>
+    </w:rPr>
+  </w:style>
+  <w:style w:customStyle="1" w:styleId="FloatTok" w:type="character">
+    <w:name w:val="FloatTok"/>
+    <w:basedOn w:val="VerbatimChar"/>
+    <w:rPr>
+      <w:color w:val="40a070"/>
+    </w:rPr>
+  </w:style>
+  <w:style w:customStyle="1" w:styleId="ConstantTok" w:type="character">
+    <w:name w:val="ConstantTok"/>
+    <w:basedOn w:val="VerbatimChar"/>
+    <w:rPr>
+      <w:color w:val="880000"/>
+    </w:rPr>
+  </w:style>
+  <w:style w:customStyle="1" w:styleId="CharTok" w:type="character">
+    <w:name w:val="CharTok"/>
+    <w:basedOn w:val="VerbatimChar"/>
+    <w:rPr>
+      <w:color w:val="4070a0"/>
+    </w:rPr>
+  </w:style>
+  <w:style w:customStyle="1" w:styleId="SpecialCharTok" w:type="character">
+    <w:name w:val="SpecialCharTok"/>
+    <w:basedOn w:val="VerbatimChar"/>
+    <w:rPr>
+      <w:color w:val="4070a0"/>
+    </w:rPr>
+  </w:style>
+  <w:style w:customStyle="1" w:styleId="StringTok" w:type="character">
+    <w:name w:val="StringTok"/>
+    <w:basedOn w:val="VerbatimChar"/>
+    <w:rPr>
+      <w:color w:val="4070a0"/>
+    </w:rPr>
+  </w:style>
+  <w:style w:customStyle="1" w:styleId="VerbatimStringTok" w:type="character">
+    <w:name w:val="VerbatimStringTok"/>
+    <w:basedOn w:val="VerbatimChar"/>
+    <w:rPr>
+      <w:color w:val="4070a0"/>
+    </w:rPr>
+  </w:style>
+  <w:style w:customStyle="1" w:styleId="SpecialStringTok" w:type="character">
+    <w:name w:val="SpecialStringTok"/>
+    <w:basedOn w:val="VerbatimChar"/>
+    <w:rPr>
+      <w:color w:val="bb6688"/>
+    </w:rPr>
+  </w:style>
+  <w:style w:customStyle="1" w:styleId="ImportTok" w:type="character">
+    <w:name w:val="ImportTok"/>
+    <w:basedOn w:val="VerbatimChar"/>
+    <w:rPr>
+      <w:b/>
+      <w:color w:val="008000"/>
+    </w:rPr>
+  </w:style>
+  <w:style w:customStyle="1" w:styleId="CommentTok" w:type="character">
+    <w:name w:val="CommentTok"/>
+    <w:basedOn w:val="VerbatimChar"/>
+    <w:rPr>
+      <w:i/>
+      <w:color w:val="60a0b0"/>
+    </w:rPr>
+  </w:style>
+  <w:style w:customStyle="1" w:styleId="DocumentationTok" w:type="character">
+    <w:name w:val="DocumentationTok"/>
+    <w:basedOn w:val="VerbatimChar"/>
+    <w:rPr>
+      <w:i/>
+      <w:color w:val="ba2121"/>
+    </w:rPr>
+  </w:style>
+  <w:style w:customStyle="1" w:styleId="AnnotationTok" w:type="character">
+    <w:name w:val="AnnotationTok"/>
+    <w:basedOn w:val="VerbatimChar"/>
+    <w:rPr>
+      <w:b/>
+      <w:i/>
+      <w:color w:val="60a0b0"/>
+    </w:rPr>
+  </w:style>
+  <w:style w:customStyle="1" w:styleId="CommentVarTok" w:type="character">
+    <w:name w:val="CommentVarTok"/>
+    <w:basedOn w:val="VerbatimChar"/>
+    <w:rPr>
+      <w:b/>
+      <w:i/>
+      <w:color w:val="60a0b0"/>
+    </w:rPr>
+  </w:style>
+  <w:style w:customStyle="1" w:styleId="OtherTok" w:type="character">
+    <w:name w:val="OtherTok"/>
+    <w:basedOn w:val="VerbatimChar"/>
+    <w:rPr>
+      <w:color w:val="007020"/>
+    </w:rPr>
+  </w:style>
+  <w:style w:customStyle="1" w:styleId="FunctionTok" w:type="character">
+    <w:name w:val="FunctionTok"/>
+    <w:basedOn w:val="VerbatimChar"/>
+    <w:rPr>
+      <w:color w:val="06287e"/>
+    </w:rPr>
+  </w:style>
+  <w:style w:customStyle="1" w:styleId="VariableTok" w:type="character">
+    <w:name w:val="VariableTok"/>
+    <w:basedOn w:val="VerbatimChar"/>
+    <w:rPr>
+      <w:color w:val="19177c"/>
+    </w:rPr>
+  </w:style>
+  <w:style w:customStyle="1" w:styleId="ControlFlowTok" w:type="character">
+    <w:name w:val="ControlFlowTok"/>
+    <w:basedOn w:val="VerbatimChar"/>
+    <w:rPr>
+      <w:b/>
+      <w:color w:val="007020"/>
+    </w:rPr>
+  </w:style>
+  <w:style w:customStyle="1" w:styleId="OperatorTok" w:type="character">
+    <w:name w:val="OperatorTok"/>
+    <w:basedOn w:val="VerbatimChar"/>
+    <w:rPr>
+      <w:color w:val="666666"/>
+    </w:rPr>
+  </w:style>
+  <w:style w:customStyle="1" w:styleId="BuiltInTok" w:type="character">
+    <w:name w:val="BuiltInTok"/>
+    <w:basedOn w:val="VerbatimChar"/>
+    <w:rPr>
+      <w:color w:val="008000"/>
+    </w:rPr>
+  </w:style>
+  <w:style w:customStyle="1" w:styleId="ExtensionTok" w:type="character">
+    <w:name w:val="ExtensionTok"/>
+    <w:basedOn w:val="VerbatimChar"/>
+    <w:rPr/>
+  </w:style>
+  <w:style w:customStyle="1" w:styleId="PreprocessorTok" w:type="character">
+    <w:name w:val="PreprocessorTok"/>
+    <w:basedOn w:val="VerbatimChar"/>
+    <w:rPr>
+      <w:color w:val="bc7a00"/>
+    </w:rPr>
+  </w:style>
+  <w:style w:customStyle="1" w:styleId="AttributeTok" w:type="character">
+    <w:name w:val="AttributeTok"/>
+    <w:basedOn w:val="VerbatimChar"/>
+    <w:rPr>
+      <w:color w:val="7d9029"/>
+    </w:rPr>
+  </w:style>
+  <w:style w:customStyle="1" w:styleId="RegionMarkerTok" w:type="character">
+    <w:name w:val="RegionMarkerTok"/>
+    <w:basedOn w:val="VerbatimChar"/>
+    <w:rPr/>
+  </w:style>
+  <w:style w:customStyle="1" w:styleId="InformationTok" w:type="character">
+    <w:name w:val="InformationTok"/>
+    <w:basedOn w:val="VerbatimChar"/>
+    <w:rPr>
+      <w:b/>
+      <w:i/>
+      <w:color w:val="60a0b0"/>
+    </w:rPr>
+  </w:style>
+  <w:style w:customStyle="1" w:styleId="WarningTok" w:type="character">
+    <w:name w:val="WarningTok"/>
+    <w:basedOn w:val="VerbatimChar"/>
+    <w:rPr>
+      <w:b/>
+      <w:i/>
+      <w:color w:val="60a0b0"/>
+    </w:rPr>
+  </w:style>
+  <w:style w:customStyle="1" w:styleId="AlertTok" w:type="character">
+    <w:name w:val="AlertTok"/>
+    <w:basedOn w:val="VerbatimChar"/>
+    <w:rPr>
+      <w:b/>
+      <w:color w:val="ff0000"/>
+    </w:rPr>
+  </w:style>
+  <w:style w:customStyle="1" w:styleId="ErrorTok" w:type="character">
+    <w:name w:val="ErrorTok"/>
+    <w:basedOn w:val="VerbatimChar"/>
+    <w:rPr>
+      <w:b/>
+      <w:color w:val="ff0000"/>
+    </w:rPr>
+  </w:style>
+  <w:style w:customStyle="1" w:styleId="NormalTok" w:type="character">
+    <w:name w:val="NormalTok"/>
+    <w:basedOn w:val="VerbatimChar"/>
+    <w:rPr/>
   </w:style>
   <w:style w:customStyle="1" w:styleId="SourceCode" w:type="paragraph">
     <w:name w:val="Source Code"/>

--- a/docs/deliverables/Validation_Report.docx
+++ b/docs/deliverables/Validation_Report.docx
@@ -28,7 +28,7 @@
         </w:p>
       </w:sdtContent>
     </w:sdt>
-    <w:bookmarkStart w:id="27" w:name="skace-time-data-validation-report"/>
+    <w:bookmarkStart w:id="28" w:name="skace-time-data-validation-report"/>
     <w:p>
       <w:pPr>
         <w:pStyle w:val="Heading1"/>
@@ -648,7 +648,1819 @@
       </w:r>
     </w:p>
     <w:bookmarkEnd w:id="16"/>
-    <w:bookmarkStart w:id="17" w:name="feature-validity-and-effect-sizes"/>
+    <w:bookmarkStart w:id="17" w:name="auditable-evidence"/>
+    <w:p>
+      <w:pPr>
+        <w:pStyle w:val="Heading2"/>
+      </w:pPr>
+      <w:r>
+        <w:t xml:space="preserve">0.1 Auditable evidence</w:t>
+      </w:r>
+    </w:p>
+    <w:p>
+      <w:pPr>
+        <w:pStyle w:val="FirstParagraph"/>
+      </w:pPr>
+      <w:r>
+        <w:rPr>
+          <w:b/>
+          <w:bCs/>
+        </w:rPr>
+        <w:t xml:space="preserve">Validated state.</w:t>
+      </w:r>
+      <w:r>
+        <w:t xml:space="preserve"> </w:t>
+      </w:r>
+      <w:r>
+        <w:t xml:space="preserve">Tag</w:t>
+      </w:r>
+      <w:r>
+        <w:t xml:space="preserve"> </w:t>
+      </w:r>
+      <w:r>
+        <w:rPr>
+          <w:rStyle w:val="VerbatimChar"/>
+        </w:rPr>
+        <w:t xml:space="preserve">v-validation-complete</w:t>
+      </w:r>
+      <w:r>
+        <w:t xml:space="preserve">. The exact commit it resolves</w:t>
+      </w:r>
+      <w:r>
+        <w:t xml:space="preserve"> </w:t>
+      </w:r>
+      <w:r>
+        <w:t xml:space="preserve">to is verifiable with:</w:t>
+      </w:r>
+    </w:p>
+    <w:p>
+      <w:pPr>
+        <w:pStyle w:val="SourceCode"/>
+      </w:pPr>
+      <w:r>
+        <w:rPr>
+          <w:rStyle w:val="FunctionTok"/>
+        </w:rPr>
+        <w:t xml:space="preserve">git</w:t>
+      </w:r>
+      <w:r>
+        <w:rPr>
+          <w:rStyle w:val="NormalTok"/>
+        </w:rPr>
+        <w:t xml:space="preserve"> rev-parse v-validation-complete</w:t>
+      </w:r>
+    </w:p>
+    <w:p>
+      <w:pPr>
+        <w:pStyle w:val="FirstParagraph"/>
+      </w:pPr>
+      <w:r>
+        <w:t xml:space="preserve">The tag table at the end of</w:t>
+      </w:r>
+      <w:r>
+        <w:t xml:space="preserve"> </w:t>
+      </w:r>
+      <w:r>
+        <w:rPr>
+          <w:rStyle w:val="VerbatimChar"/>
+        </w:rPr>
+        <w:t xml:space="preserve">docs/evidence_index.md</w:t>
+      </w:r>
+      <w:r>
+        <w:t xml:space="preserve"> </w:t>
+      </w:r>
+      <w:r>
+        <w:t xml:space="preserve">records the same mapping</w:t>
+      </w:r>
+      <w:r>
+        <w:t xml:space="preserve"> </w:t>
+      </w:r>
+      <w:r>
+        <w:t xml:space="preserve">and what is present in that tree.</w:t>
+      </w:r>
+    </w:p>
+    <w:p>
+      <w:pPr>
+        <w:pStyle w:val="BodyText"/>
+      </w:pPr>
+      <w:r>
+        <w:rPr>
+          <w:b/>
+          <w:bCs/>
+        </w:rPr>
+        <w:t xml:space="preserve">Test suite.</w:t>
+      </w:r>
+      <w:r>
+        <w:t xml:space="preserve"> </w:t>
+      </w:r>
+      <w:r>
+        <w:t xml:space="preserve">Command and output, run on Python 3.14.0 with pandas 3.0.1:</w:t>
+      </w:r>
+    </w:p>
+    <w:p>
+      <w:pPr>
+        <w:pStyle w:val="SourceCode"/>
+      </w:pPr>
+      <w:r>
+        <w:rPr>
+          <w:rStyle w:val="VerbatimChar"/>
+        </w:rPr>
+        <w:t xml:space="preserve">$ python -m pytest -q</w:t>
+      </w:r>
+      <w:r>
+        <w:br/>
+      </w:r>
+      <w:r>
+        <w:rPr>
+          <w:rStyle w:val="VerbatimChar"/>
+        </w:rPr>
+        <w:t xml:space="preserve">.................................                                        [100%]</w:t>
+      </w:r>
+      <w:r>
+        <w:br/>
+      </w:r>
+      <w:r>
+        <w:rPr>
+          <w:rStyle w:val="VerbatimChar"/>
+        </w:rPr>
+        <w:t xml:space="preserve">33 passed in 5.47s</w:t>
+      </w:r>
+    </w:p>
+    <w:p>
+      <w:pPr>
+        <w:pStyle w:val="FirstParagraph"/>
+      </w:pPr>
+      <w:r>
+        <w:rPr>
+          <w:b/>
+          <w:bCs/>
+        </w:rPr>
+        <w:t xml:space="preserve">Feature coverage.</w:t>
+      </w:r>
+      <w:r>
+        <w:t xml:space="preserve"> </w:t>
+      </w:r>
+      <w:r>
+        <w:rPr>
+          <w:rStyle w:val="VerbatimChar"/>
+        </w:rPr>
+        <w:t xml:space="preserve">docs/feature_coverage.md</w:t>
+      </w:r>
+      <w:r>
+        <w:t xml:space="preserve"> </w:t>
+      </w:r>
+      <w:r>
+        <w:t xml:space="preserve">tabulates all 40 catalogued</w:t>
+      </w:r>
+      <w:r>
+        <w:t xml:space="preserve"> </w:t>
+      </w:r>
+      <w:r>
+        <w:t xml:space="preserve">features across the Q, S, V and T families, showing where each is implemented,</w:t>
+      </w:r>
+      <w:r>
+        <w:t xml:space="preserve"> </w:t>
+      </w:r>
+      <w:r>
+        <w:t xml:space="preserve">whether the pipeline exported it in the recorded canonical run, and how it is</w:t>
+      </w:r>
+      <w:r>
+        <w:t xml:space="preserve"> </w:t>
+      </w:r>
+      <w:r>
+        <w:t xml:space="preserve">covered by tests. Summary: 40 of 40 implemented, 40 of 40 exported, 22 of 40</w:t>
+      </w:r>
+      <w:r>
+        <w:t xml:space="preserve"> </w:t>
+      </w:r>
+      <w:r>
+        <w:t xml:space="preserve">covered by a direct feature-naming test, 40 of 40 exercised end to end. The</w:t>
+      </w:r>
+      <w:r>
+        <w:t xml:space="preserve"> </w:t>
+      </w:r>
+      <w:r>
+        <w:t xml:space="preserve">table is regenerated by</w:t>
+      </w:r>
+      <w:r>
+        <w:t xml:space="preserve"> </w:t>
+      </w:r>
+      <w:r>
+        <w:rPr>
+          <w:rStyle w:val="VerbatimChar"/>
+        </w:rPr>
+        <w:t xml:space="preserve">python scripts/build_feature_coverage.py</w:t>
+      </w:r>
+      <w:r>
+        <w:t xml:space="preserve"> </w:t>
+      </w:r>
+      <w:r>
+        <w:t xml:space="preserve">rather than</w:t>
+      </w:r>
+      <w:r>
+        <w:t xml:space="preserve"> </w:t>
+      </w:r>
+      <w:r>
+        <w:t xml:space="preserve">maintained by hand.</w:t>
+      </w:r>
+    </w:p>
+    <w:p>
+      <w:pPr>
+        <w:pStyle w:val="BodyText"/>
+      </w:pPr>
+      <w:r>
+        <w:rPr>
+          <w:b/>
+          <w:bCs/>
+        </w:rPr>
+        <w:t xml:space="preserve">Granular outputs.</w:t>
+      </w:r>
+      <w:r>
+        <w:t xml:space="preserve"> </w:t>
+      </w:r>
+      <w:r>
+        <w:t xml:space="preserve">The question-level export carries all ten Q features, the</w:t>
+      </w:r>
+      <w:r>
+        <w:t xml:space="preserve"> </w:t>
+      </w:r>
+      <w:r>
+        <w:t xml:space="preserve">section-level export all ten S features, and the interview-level feature dataset</w:t>
+      </w:r>
+      <w:r>
+        <w:t xml:space="preserve"> </w:t>
+      </w:r>
+      <w:r>
+        <w:t xml:space="preserve">all forty, ten in each of the four families. Survey-level (V) and statistical</w:t>
+      </w:r>
+      <w:r>
+        <w:t xml:space="preserve"> </w:t>
+      </w:r>
+      <w:r>
+        <w:t xml:space="preserve">(T) outputs are complete.</w:t>
+      </w:r>
+    </w:p>
+    <w:p>
+      <w:pPr>
+        <w:pStyle w:val="BodyText"/>
+      </w:pPr>
+      <w:r>
+        <w:rPr>
+          <w:b/>
+          <w:bCs/>
+        </w:rPr>
+        <w:t xml:space="preserve">Confusion counts, per run.</w:t>
+      </w:r>
+    </w:p>
+    <w:tbl>
+      <w:tblPr>
+        <w:tblStyle w:val="Table"/>
+        <w:tblW w:type="pct" w:w="5000"/>
+        <w:tblLayout w:type="fixed"/>
+        <w:tblLook w:firstRow="1" w:lastRow="0" w:firstColumn="0" w:lastColumn="0" w:noHBand="0" w:noVBand="0" w:val="0020"/>
+      </w:tblPr>
+      <w:tblGrid>
+        <w:gridCol w:w="879"/>
+        <w:gridCol w:w="879"/>
+        <w:gridCol w:w="879"/>
+        <w:gridCol w:w="879"/>
+        <w:gridCol w:w="879"/>
+        <w:gridCol w:w="879"/>
+        <w:gridCol w:w="879"/>
+        <w:gridCol w:w="879"/>
+        <w:gridCol w:w="879"/>
+      </w:tblGrid>
+      <w:tr>
+        <w:trPr>
+          <w:tblHeader w:val="on"/>
+        </w:trPr>
+        <w:tc>
+          <w:tcPr/>
+          <w:p>
+            <w:pPr>
+              <w:pStyle w:val="Compact"/>
+            </w:pPr>
+            <w:r>
+              <w:t xml:space="preserve">Run</w:t>
+            </w:r>
+          </w:p>
+        </w:tc>
+        <w:tc>
+          <w:tcPr/>
+          <w:p>
+            <w:pPr>
+              <w:pStyle w:val="Compact"/>
+            </w:pPr>
+            <w:r>
+              <w:t xml:space="preserve">Format</w:t>
+            </w:r>
+          </w:p>
+        </w:tc>
+        <w:tc>
+          <w:tcPr/>
+          <w:p>
+            <w:pPr>
+              <w:pStyle w:val="Compact"/>
+            </w:pPr>
+            <w:r>
+              <w:t xml:space="preserve">TP</w:t>
+            </w:r>
+          </w:p>
+        </w:tc>
+        <w:tc>
+          <w:tcPr/>
+          <w:p>
+            <w:pPr>
+              <w:pStyle w:val="Compact"/>
+            </w:pPr>
+            <w:r>
+              <w:t xml:space="preserve">FN</w:t>
+            </w:r>
+          </w:p>
+        </w:tc>
+        <w:tc>
+          <w:tcPr/>
+          <w:p>
+            <w:pPr>
+              <w:pStyle w:val="Compact"/>
+            </w:pPr>
+            <w:r>
+              <w:t xml:space="preserve">FP</w:t>
+            </w:r>
+          </w:p>
+        </w:tc>
+        <w:tc>
+          <w:tcPr/>
+          <w:p>
+            <w:pPr>
+              <w:pStyle w:val="Compact"/>
+            </w:pPr>
+            <w:r>
+              <w:t xml:space="preserve">TN</w:t>
+            </w:r>
+          </w:p>
+        </w:tc>
+        <w:tc>
+          <w:tcPr/>
+          <w:p>
+            <w:pPr>
+              <w:pStyle w:val="Compact"/>
+            </w:pPr>
+            <w:r>
+              <w:t xml:space="preserve">Precision</w:t>
+            </w:r>
+          </w:p>
+        </w:tc>
+        <w:tc>
+          <w:tcPr/>
+          <w:p>
+            <w:pPr>
+              <w:pStyle w:val="Compact"/>
+            </w:pPr>
+            <w:r>
+              <w:t xml:space="preserve">Recall</w:t>
+            </w:r>
+          </w:p>
+        </w:tc>
+        <w:tc>
+          <w:tcPr/>
+          <w:p>
+            <w:pPr>
+              <w:pStyle w:val="Compact"/>
+            </w:pPr>
+            <w:r>
+              <w:t xml:space="preserve">F1</w:t>
+            </w:r>
+          </w:p>
+        </w:tc>
+      </w:tr>
+      <w:tr>
+        <w:tc>
+          <w:tcPr/>
+          <w:p>
+            <w:pPr>
+              <w:pStyle w:val="Compact"/>
+            </w:pPr>
+            <w:r>
+              <w:rPr>
+                <w:rStyle w:val="VerbatimChar"/>
+              </w:rPr>
+              <w:t xml:space="preserve">benchmark_n500_odk</w:t>
+            </w:r>
+          </w:p>
+        </w:tc>
+        <w:tc>
+          <w:tcPr/>
+          <w:p>
+            <w:pPr>
+              <w:pStyle w:val="Compact"/>
+            </w:pPr>
+            <w:r>
+              <w:t xml:space="preserve">ODK</w:t>
+            </w:r>
+          </w:p>
+        </w:tc>
+        <w:tc>
+          <w:tcPr/>
+          <w:p>
+            <w:pPr>
+              <w:pStyle w:val="Compact"/>
+            </w:pPr>
+            <w:r>
+              <w:t xml:space="preserve">100</w:t>
+            </w:r>
+          </w:p>
+        </w:tc>
+        <w:tc>
+          <w:tcPr/>
+          <w:p>
+            <w:pPr>
+              <w:pStyle w:val="Compact"/>
+            </w:pPr>
+            <w:r>
+              <w:t xml:space="preserve">0</w:t>
+            </w:r>
+          </w:p>
+        </w:tc>
+        <w:tc>
+          <w:tcPr/>
+          <w:p>
+            <w:pPr>
+              <w:pStyle w:val="Compact"/>
+            </w:pPr>
+            <w:r>
+              <w:t xml:space="preserve">0</w:t>
+            </w:r>
+          </w:p>
+        </w:tc>
+        <w:tc>
+          <w:tcPr/>
+          <w:p>
+            <w:pPr>
+              <w:pStyle w:val="Compact"/>
+            </w:pPr>
+            <w:r>
+              <w:t xml:space="preserve">400</w:t>
+            </w:r>
+          </w:p>
+        </w:tc>
+        <w:tc>
+          <w:tcPr/>
+          <w:p>
+            <w:pPr>
+              <w:pStyle w:val="Compact"/>
+            </w:pPr>
+            <w:r>
+              <w:t xml:space="preserve">1.0000</w:t>
+            </w:r>
+          </w:p>
+        </w:tc>
+        <w:tc>
+          <w:tcPr/>
+          <w:p>
+            <w:pPr>
+              <w:pStyle w:val="Compact"/>
+            </w:pPr>
+            <w:r>
+              <w:t xml:space="preserve">1.0000</w:t>
+            </w:r>
+          </w:p>
+        </w:tc>
+        <w:tc>
+          <w:tcPr/>
+          <w:p>
+            <w:pPr>
+              <w:pStyle w:val="Compact"/>
+            </w:pPr>
+            <w:r>
+              <w:t xml:space="preserve">1.0000</w:t>
+            </w:r>
+          </w:p>
+        </w:tc>
+      </w:tr>
+      <w:tr>
+        <w:tc>
+          <w:tcPr/>
+          <w:p>
+            <w:pPr>
+              <w:pStyle w:val="Compact"/>
+            </w:pPr>
+            <w:r>
+              <w:rPr>
+                <w:rStyle w:val="VerbatimChar"/>
+              </w:rPr>
+              <w:t xml:space="preserve">benchmark_n500_surveycto</w:t>
+            </w:r>
+          </w:p>
+        </w:tc>
+        <w:tc>
+          <w:tcPr/>
+          <w:p>
+            <w:pPr>
+              <w:pStyle w:val="Compact"/>
+            </w:pPr>
+            <w:r>
+              <w:t xml:space="preserve">SurveyCTO</w:t>
+            </w:r>
+          </w:p>
+        </w:tc>
+        <w:tc>
+          <w:tcPr/>
+          <w:p>
+            <w:pPr>
+              <w:pStyle w:val="Compact"/>
+            </w:pPr>
+            <w:r>
+              <w:t xml:space="preserve">100</w:t>
+            </w:r>
+          </w:p>
+        </w:tc>
+        <w:tc>
+          <w:tcPr/>
+          <w:p>
+            <w:pPr>
+              <w:pStyle w:val="Compact"/>
+            </w:pPr>
+            <w:r>
+              <w:t xml:space="preserve">0</w:t>
+            </w:r>
+          </w:p>
+        </w:tc>
+        <w:tc>
+          <w:tcPr/>
+          <w:p>
+            <w:pPr>
+              <w:pStyle w:val="Compact"/>
+            </w:pPr>
+            <w:r>
+              <w:t xml:space="preserve">0</w:t>
+            </w:r>
+          </w:p>
+        </w:tc>
+        <w:tc>
+          <w:tcPr/>
+          <w:p>
+            <w:pPr>
+              <w:pStyle w:val="Compact"/>
+            </w:pPr>
+            <w:r>
+              <w:t xml:space="preserve">400</w:t>
+            </w:r>
+          </w:p>
+        </w:tc>
+        <w:tc>
+          <w:tcPr/>
+          <w:p>
+            <w:pPr>
+              <w:pStyle w:val="Compact"/>
+            </w:pPr>
+            <w:r>
+              <w:t xml:space="preserve">1.0000</w:t>
+            </w:r>
+          </w:p>
+        </w:tc>
+        <w:tc>
+          <w:tcPr/>
+          <w:p>
+            <w:pPr>
+              <w:pStyle w:val="Compact"/>
+            </w:pPr>
+            <w:r>
+              <w:t xml:space="preserve">1.0000</w:t>
+            </w:r>
+          </w:p>
+        </w:tc>
+        <w:tc>
+          <w:tcPr/>
+          <w:p>
+            <w:pPr>
+              <w:pStyle w:val="Compact"/>
+            </w:pPr>
+            <w:r>
+              <w:t xml:space="preserve">1.0000</w:t>
+            </w:r>
+          </w:p>
+        </w:tc>
+      </w:tr>
+      <w:tr>
+        <w:tc>
+          <w:tcPr/>
+          <w:p>
+            <w:pPr>
+              <w:pStyle w:val="Compact"/>
+            </w:pPr>
+            <w:r>
+              <w:rPr>
+                <w:rStyle w:val="VerbatimChar"/>
+              </w:rPr>
+              <w:t xml:space="preserve">stress_seed7_odk</w:t>
+            </w:r>
+          </w:p>
+        </w:tc>
+        <w:tc>
+          <w:tcPr/>
+          <w:p>
+            <w:pPr>
+              <w:pStyle w:val="Compact"/>
+            </w:pPr>
+            <w:r>
+              <w:t xml:space="preserve">ODK</w:t>
+            </w:r>
+          </w:p>
+        </w:tc>
+        <w:tc>
+          <w:tcPr/>
+          <w:p>
+            <w:pPr>
+              <w:pStyle w:val="Compact"/>
+            </w:pPr>
+            <w:r>
+              <w:t xml:space="preserve">89</w:t>
+            </w:r>
+          </w:p>
+        </w:tc>
+        <w:tc>
+          <w:tcPr/>
+          <w:p>
+            <w:pPr>
+              <w:pStyle w:val="Compact"/>
+            </w:pPr>
+            <w:r>
+              <w:t xml:space="preserve">11</w:t>
+            </w:r>
+          </w:p>
+        </w:tc>
+        <w:tc>
+          <w:tcPr/>
+          <w:p>
+            <w:pPr>
+              <w:pStyle w:val="Compact"/>
+            </w:pPr>
+            <w:r>
+              <w:t xml:space="preserve">4</w:t>
+            </w:r>
+          </w:p>
+        </w:tc>
+        <w:tc>
+          <w:tcPr/>
+          <w:p>
+            <w:pPr>
+              <w:pStyle w:val="Compact"/>
+            </w:pPr>
+            <w:r>
+              <w:t xml:space="preserve">396</w:t>
+            </w:r>
+          </w:p>
+        </w:tc>
+        <w:tc>
+          <w:tcPr/>
+          <w:p>
+            <w:pPr>
+              <w:pStyle w:val="Compact"/>
+            </w:pPr>
+            <w:r>
+              <w:t xml:space="preserve">0.9570</w:t>
+            </w:r>
+          </w:p>
+        </w:tc>
+        <w:tc>
+          <w:tcPr/>
+          <w:p>
+            <w:pPr>
+              <w:pStyle w:val="Compact"/>
+            </w:pPr>
+            <w:r>
+              <w:t xml:space="preserve">0.8900</w:t>
+            </w:r>
+          </w:p>
+        </w:tc>
+        <w:tc>
+          <w:tcPr/>
+          <w:p>
+            <w:pPr>
+              <w:pStyle w:val="Compact"/>
+            </w:pPr>
+            <w:r>
+              <w:t xml:space="preserve">0.9223</w:t>
+            </w:r>
+          </w:p>
+        </w:tc>
+      </w:tr>
+      <w:tr>
+        <w:tc>
+          <w:tcPr/>
+          <w:p>
+            <w:pPr>
+              <w:pStyle w:val="Compact"/>
+            </w:pPr>
+            <w:r>
+              <w:rPr>
+                <w:rStyle w:val="VerbatimChar"/>
+              </w:rPr>
+              <w:t xml:space="preserve">stress_seed7_surveycto</w:t>
+            </w:r>
+          </w:p>
+        </w:tc>
+        <w:tc>
+          <w:tcPr/>
+          <w:p>
+            <w:pPr>
+              <w:pStyle w:val="Compact"/>
+            </w:pPr>
+            <w:r>
+              <w:t xml:space="preserve">SurveyCTO</w:t>
+            </w:r>
+          </w:p>
+        </w:tc>
+        <w:tc>
+          <w:tcPr/>
+          <w:p>
+            <w:pPr>
+              <w:pStyle w:val="Compact"/>
+            </w:pPr>
+            <w:r>
+              <w:t xml:space="preserve">85</w:t>
+            </w:r>
+          </w:p>
+        </w:tc>
+        <w:tc>
+          <w:tcPr/>
+          <w:p>
+            <w:pPr>
+              <w:pStyle w:val="Compact"/>
+            </w:pPr>
+            <w:r>
+              <w:t xml:space="preserve">15</w:t>
+            </w:r>
+          </w:p>
+        </w:tc>
+        <w:tc>
+          <w:tcPr/>
+          <w:p>
+            <w:pPr>
+              <w:pStyle w:val="Compact"/>
+            </w:pPr>
+            <w:r>
+              <w:t xml:space="preserve">2</w:t>
+            </w:r>
+          </w:p>
+        </w:tc>
+        <w:tc>
+          <w:tcPr/>
+          <w:p>
+            <w:pPr>
+              <w:pStyle w:val="Compact"/>
+            </w:pPr>
+            <w:r>
+              <w:t xml:space="preserve">398</w:t>
+            </w:r>
+          </w:p>
+        </w:tc>
+        <w:tc>
+          <w:tcPr/>
+          <w:p>
+            <w:pPr>
+              <w:pStyle w:val="Compact"/>
+            </w:pPr>
+            <w:r>
+              <w:t xml:space="preserve">0.9770</w:t>
+            </w:r>
+          </w:p>
+        </w:tc>
+        <w:tc>
+          <w:tcPr/>
+          <w:p>
+            <w:pPr>
+              <w:pStyle w:val="Compact"/>
+            </w:pPr>
+            <w:r>
+              <w:t xml:space="preserve">0.8500</w:t>
+            </w:r>
+          </w:p>
+        </w:tc>
+        <w:tc>
+          <w:tcPr/>
+          <w:p>
+            <w:pPr>
+              <w:pStyle w:val="Compact"/>
+            </w:pPr>
+            <w:r>
+              <w:t xml:space="preserve">0.9091</w:t>
+            </w:r>
+          </w:p>
+        </w:tc>
+      </w:tr>
+      <w:tr>
+        <w:tc>
+          <w:tcPr/>
+          <w:p>
+            <w:pPr>
+              <w:pStyle w:val="Compact"/>
+            </w:pPr>
+            <w:r>
+              <w:rPr>
+                <w:rStyle w:val="VerbatimChar"/>
+              </w:rPr>
+              <w:t xml:space="preserve">stress_seed99_odk</w:t>
+            </w:r>
+          </w:p>
+        </w:tc>
+        <w:tc>
+          <w:tcPr/>
+          <w:p>
+            <w:pPr>
+              <w:pStyle w:val="Compact"/>
+            </w:pPr>
+            <w:r>
+              <w:t xml:space="preserve">ODK</w:t>
+            </w:r>
+          </w:p>
+        </w:tc>
+        <w:tc>
+          <w:tcPr/>
+          <w:p>
+            <w:pPr>
+              <w:pStyle w:val="Compact"/>
+            </w:pPr>
+            <w:r>
+              <w:t xml:space="preserve">84</w:t>
+            </w:r>
+          </w:p>
+        </w:tc>
+        <w:tc>
+          <w:tcPr/>
+          <w:p>
+            <w:pPr>
+              <w:pStyle w:val="Compact"/>
+            </w:pPr>
+            <w:r>
+              <w:t xml:space="preserve">16</w:t>
+            </w:r>
+          </w:p>
+        </w:tc>
+        <w:tc>
+          <w:tcPr/>
+          <w:p>
+            <w:pPr>
+              <w:pStyle w:val="Compact"/>
+            </w:pPr>
+            <w:r>
+              <w:t xml:space="preserve">0</w:t>
+            </w:r>
+          </w:p>
+        </w:tc>
+        <w:tc>
+          <w:tcPr/>
+          <w:p>
+            <w:pPr>
+              <w:pStyle w:val="Compact"/>
+            </w:pPr>
+            <w:r>
+              <w:t xml:space="preserve">400</w:t>
+            </w:r>
+          </w:p>
+        </w:tc>
+        <w:tc>
+          <w:tcPr/>
+          <w:p>
+            <w:pPr>
+              <w:pStyle w:val="Compact"/>
+            </w:pPr>
+            <w:r>
+              <w:t xml:space="preserve">1.0000</w:t>
+            </w:r>
+          </w:p>
+        </w:tc>
+        <w:tc>
+          <w:tcPr/>
+          <w:p>
+            <w:pPr>
+              <w:pStyle w:val="Compact"/>
+            </w:pPr>
+            <w:r>
+              <w:t xml:space="preserve">0.8400</w:t>
+            </w:r>
+          </w:p>
+        </w:tc>
+        <w:tc>
+          <w:tcPr/>
+          <w:p>
+            <w:pPr>
+              <w:pStyle w:val="Compact"/>
+            </w:pPr>
+            <w:r>
+              <w:t xml:space="preserve">0.9130</w:t>
+            </w:r>
+          </w:p>
+        </w:tc>
+      </w:tr>
+      <w:tr>
+        <w:tc>
+          <w:tcPr/>
+          <w:p>
+            <w:pPr>
+              <w:pStyle w:val="Compact"/>
+            </w:pPr>
+            <w:r>
+              <w:rPr>
+                <w:rStyle w:val="VerbatimChar"/>
+              </w:rPr>
+              <w:t xml:space="preserve">stress_seed99_surveycto</w:t>
+            </w:r>
+          </w:p>
+        </w:tc>
+        <w:tc>
+          <w:tcPr/>
+          <w:p>
+            <w:pPr>
+              <w:pStyle w:val="Compact"/>
+            </w:pPr>
+            <w:r>
+              <w:t xml:space="preserve">SurveyCTO</w:t>
+            </w:r>
+          </w:p>
+        </w:tc>
+        <w:tc>
+          <w:tcPr/>
+          <w:p>
+            <w:pPr>
+              <w:pStyle w:val="Compact"/>
+            </w:pPr>
+            <w:r>
+              <w:t xml:space="preserve">88</w:t>
+            </w:r>
+          </w:p>
+        </w:tc>
+        <w:tc>
+          <w:tcPr/>
+          <w:p>
+            <w:pPr>
+              <w:pStyle w:val="Compact"/>
+            </w:pPr>
+            <w:r>
+              <w:t xml:space="preserve">12</w:t>
+            </w:r>
+          </w:p>
+        </w:tc>
+        <w:tc>
+          <w:tcPr/>
+          <w:p>
+            <w:pPr>
+              <w:pStyle w:val="Compact"/>
+            </w:pPr>
+            <w:r>
+              <w:t xml:space="preserve">0</w:t>
+            </w:r>
+          </w:p>
+        </w:tc>
+        <w:tc>
+          <w:tcPr/>
+          <w:p>
+            <w:pPr>
+              <w:pStyle w:val="Compact"/>
+            </w:pPr>
+            <w:r>
+              <w:t xml:space="preserve">400</w:t>
+            </w:r>
+          </w:p>
+        </w:tc>
+        <w:tc>
+          <w:tcPr/>
+          <w:p>
+            <w:pPr>
+              <w:pStyle w:val="Compact"/>
+            </w:pPr>
+            <w:r>
+              <w:t xml:space="preserve">1.0000</w:t>
+            </w:r>
+          </w:p>
+        </w:tc>
+        <w:tc>
+          <w:tcPr/>
+          <w:p>
+            <w:pPr>
+              <w:pStyle w:val="Compact"/>
+            </w:pPr>
+            <w:r>
+              <w:t xml:space="preserve">0.8800</w:t>
+            </w:r>
+          </w:p>
+        </w:tc>
+        <w:tc>
+          <w:tcPr/>
+          <w:p>
+            <w:pPr>
+              <w:pStyle w:val="Compact"/>
+            </w:pPr>
+            <w:r>
+              <w:t xml:space="preserve">0.9362</w:t>
+            </w:r>
+          </w:p>
+        </w:tc>
+      </w:tr>
+      <w:tr>
+        <w:tc>
+          <w:tcPr/>
+          <w:p>
+            <w:pPr>
+              <w:pStyle w:val="Compact"/>
+            </w:pPr>
+            <w:r>
+              <w:rPr>
+                <w:rStyle w:val="VerbatimChar"/>
+              </w:rPr>
+              <w:t xml:space="preserve">sweep_r005</w:t>
+            </w:r>
+          </w:p>
+        </w:tc>
+        <w:tc>
+          <w:tcPr/>
+          <w:p>
+            <w:pPr>
+              <w:pStyle w:val="Compact"/>
+            </w:pPr>
+            <w:r>
+              <w:t xml:space="preserve">SurveyCTO</w:t>
+            </w:r>
+          </w:p>
+        </w:tc>
+        <w:tc>
+          <w:tcPr/>
+          <w:p>
+            <w:pPr>
+              <w:pStyle w:val="Compact"/>
+            </w:pPr>
+            <w:r>
+              <w:t xml:space="preserve">25</w:t>
+            </w:r>
+          </w:p>
+        </w:tc>
+        <w:tc>
+          <w:tcPr/>
+          <w:p>
+            <w:pPr>
+              <w:pStyle w:val="Compact"/>
+            </w:pPr>
+            <w:r>
+              <w:t xml:space="preserve">0</w:t>
+            </w:r>
+          </w:p>
+        </w:tc>
+        <w:tc>
+          <w:tcPr/>
+          <w:p>
+            <w:pPr>
+              <w:pStyle w:val="Compact"/>
+            </w:pPr>
+            <w:r>
+              <w:t xml:space="preserve">1</w:t>
+            </w:r>
+          </w:p>
+        </w:tc>
+        <w:tc>
+          <w:tcPr/>
+          <w:p>
+            <w:pPr>
+              <w:pStyle w:val="Compact"/>
+            </w:pPr>
+            <w:r>
+              <w:t xml:space="preserve">474</w:t>
+            </w:r>
+          </w:p>
+        </w:tc>
+        <w:tc>
+          <w:tcPr/>
+          <w:p>
+            <w:pPr>
+              <w:pStyle w:val="Compact"/>
+            </w:pPr>
+            <w:r>
+              <w:t xml:space="preserve">0.9615</w:t>
+            </w:r>
+          </w:p>
+        </w:tc>
+        <w:tc>
+          <w:tcPr/>
+          <w:p>
+            <w:pPr>
+              <w:pStyle w:val="Compact"/>
+            </w:pPr>
+            <w:r>
+              <w:t xml:space="preserve">1.0000</w:t>
+            </w:r>
+          </w:p>
+        </w:tc>
+        <w:tc>
+          <w:tcPr/>
+          <w:p>
+            <w:pPr>
+              <w:pStyle w:val="Compact"/>
+            </w:pPr>
+            <w:r>
+              <w:t xml:space="preserve">0.9804</w:t>
+            </w:r>
+          </w:p>
+        </w:tc>
+      </w:tr>
+      <w:tr>
+        <w:tc>
+          <w:tcPr/>
+          <w:p>
+            <w:pPr>
+              <w:pStyle w:val="Compact"/>
+            </w:pPr>
+            <w:r>
+              <w:rPr>
+                <w:rStyle w:val="VerbatimChar"/>
+              </w:rPr>
+              <w:t xml:space="preserve">sweep_r010</w:t>
+            </w:r>
+          </w:p>
+        </w:tc>
+        <w:tc>
+          <w:tcPr/>
+          <w:p>
+            <w:pPr>
+              <w:pStyle w:val="Compact"/>
+            </w:pPr>
+            <w:r>
+              <w:t xml:space="preserve">SurveyCTO</w:t>
+            </w:r>
+          </w:p>
+        </w:tc>
+        <w:tc>
+          <w:tcPr/>
+          <w:p>
+            <w:pPr>
+              <w:pStyle w:val="Compact"/>
+            </w:pPr>
+            <w:r>
+              <w:t xml:space="preserve">50</w:t>
+            </w:r>
+          </w:p>
+        </w:tc>
+        <w:tc>
+          <w:tcPr/>
+          <w:p>
+            <w:pPr>
+              <w:pStyle w:val="Compact"/>
+            </w:pPr>
+            <w:r>
+              <w:t xml:space="preserve">0</w:t>
+            </w:r>
+          </w:p>
+        </w:tc>
+        <w:tc>
+          <w:tcPr/>
+          <w:p>
+            <w:pPr>
+              <w:pStyle w:val="Compact"/>
+            </w:pPr>
+            <w:r>
+              <w:t xml:space="preserve">0</w:t>
+            </w:r>
+          </w:p>
+        </w:tc>
+        <w:tc>
+          <w:tcPr/>
+          <w:p>
+            <w:pPr>
+              <w:pStyle w:val="Compact"/>
+            </w:pPr>
+            <w:r>
+              <w:t xml:space="preserve">450</w:t>
+            </w:r>
+          </w:p>
+        </w:tc>
+        <w:tc>
+          <w:tcPr/>
+          <w:p>
+            <w:pPr>
+              <w:pStyle w:val="Compact"/>
+            </w:pPr>
+            <w:r>
+              <w:t xml:space="preserve">1.0000</w:t>
+            </w:r>
+          </w:p>
+        </w:tc>
+        <w:tc>
+          <w:tcPr/>
+          <w:p>
+            <w:pPr>
+              <w:pStyle w:val="Compact"/>
+            </w:pPr>
+            <w:r>
+              <w:t xml:space="preserve">1.0000</w:t>
+            </w:r>
+          </w:p>
+        </w:tc>
+        <w:tc>
+          <w:tcPr/>
+          <w:p>
+            <w:pPr>
+              <w:pStyle w:val="Compact"/>
+            </w:pPr>
+            <w:r>
+              <w:t xml:space="preserve">1.0000</w:t>
+            </w:r>
+          </w:p>
+        </w:tc>
+      </w:tr>
+      <w:tr>
+        <w:tc>
+          <w:tcPr/>
+          <w:p>
+            <w:pPr>
+              <w:pStyle w:val="Compact"/>
+            </w:pPr>
+            <w:r>
+              <w:rPr>
+                <w:rStyle w:val="VerbatimChar"/>
+              </w:rPr>
+              <w:t xml:space="preserve">sweep_r020</w:t>
+            </w:r>
+          </w:p>
+        </w:tc>
+        <w:tc>
+          <w:tcPr/>
+          <w:p>
+            <w:pPr>
+              <w:pStyle w:val="Compact"/>
+            </w:pPr>
+            <w:r>
+              <w:t xml:space="preserve">SurveyCTO</w:t>
+            </w:r>
+          </w:p>
+        </w:tc>
+        <w:tc>
+          <w:tcPr/>
+          <w:p>
+            <w:pPr>
+              <w:pStyle w:val="Compact"/>
+            </w:pPr>
+            <w:r>
+              <w:t xml:space="preserve">100</w:t>
+            </w:r>
+          </w:p>
+        </w:tc>
+        <w:tc>
+          <w:tcPr/>
+          <w:p>
+            <w:pPr>
+              <w:pStyle w:val="Compact"/>
+            </w:pPr>
+            <w:r>
+              <w:t xml:space="preserve">0</w:t>
+            </w:r>
+          </w:p>
+        </w:tc>
+        <w:tc>
+          <w:tcPr/>
+          <w:p>
+            <w:pPr>
+              <w:pStyle w:val="Compact"/>
+            </w:pPr>
+            <w:r>
+              <w:t xml:space="preserve">0</w:t>
+            </w:r>
+          </w:p>
+        </w:tc>
+        <w:tc>
+          <w:tcPr/>
+          <w:p>
+            <w:pPr>
+              <w:pStyle w:val="Compact"/>
+            </w:pPr>
+            <w:r>
+              <w:t xml:space="preserve">400</w:t>
+            </w:r>
+          </w:p>
+        </w:tc>
+        <w:tc>
+          <w:tcPr/>
+          <w:p>
+            <w:pPr>
+              <w:pStyle w:val="Compact"/>
+            </w:pPr>
+            <w:r>
+              <w:t xml:space="preserve">1.0000</w:t>
+            </w:r>
+          </w:p>
+        </w:tc>
+        <w:tc>
+          <w:tcPr/>
+          <w:p>
+            <w:pPr>
+              <w:pStyle w:val="Compact"/>
+            </w:pPr>
+            <w:r>
+              <w:t xml:space="preserve">1.0000</w:t>
+            </w:r>
+          </w:p>
+        </w:tc>
+        <w:tc>
+          <w:tcPr/>
+          <w:p>
+            <w:pPr>
+              <w:pStyle w:val="Compact"/>
+            </w:pPr>
+            <w:r>
+              <w:t xml:space="preserve">1.0000</w:t>
+            </w:r>
+          </w:p>
+        </w:tc>
+      </w:tr>
+      <w:tr>
+        <w:tc>
+          <w:tcPr/>
+          <w:p>
+            <w:pPr>
+              <w:pStyle w:val="Compact"/>
+            </w:pPr>
+            <w:r>
+              <w:rPr>
+                <w:rStyle w:val="VerbatimChar"/>
+              </w:rPr>
+              <w:t xml:space="preserve">sweep_r030</w:t>
+            </w:r>
+          </w:p>
+        </w:tc>
+        <w:tc>
+          <w:tcPr/>
+          <w:p>
+            <w:pPr>
+              <w:pStyle w:val="Compact"/>
+            </w:pPr>
+            <w:r>
+              <w:t xml:space="preserve">SurveyCTO</w:t>
+            </w:r>
+          </w:p>
+        </w:tc>
+        <w:tc>
+          <w:tcPr/>
+          <w:p>
+            <w:pPr>
+              <w:pStyle w:val="Compact"/>
+            </w:pPr>
+            <w:r>
+              <w:t xml:space="preserve">150</w:t>
+            </w:r>
+          </w:p>
+        </w:tc>
+        <w:tc>
+          <w:tcPr/>
+          <w:p>
+            <w:pPr>
+              <w:pStyle w:val="Compact"/>
+            </w:pPr>
+            <w:r>
+              <w:t xml:space="preserve">0</w:t>
+            </w:r>
+          </w:p>
+        </w:tc>
+        <w:tc>
+          <w:tcPr/>
+          <w:p>
+            <w:pPr>
+              <w:pStyle w:val="Compact"/>
+            </w:pPr>
+            <w:r>
+              <w:t xml:space="preserve">0</w:t>
+            </w:r>
+          </w:p>
+        </w:tc>
+        <w:tc>
+          <w:tcPr/>
+          <w:p>
+            <w:pPr>
+              <w:pStyle w:val="Compact"/>
+            </w:pPr>
+            <w:r>
+              <w:t xml:space="preserve">350</w:t>
+            </w:r>
+          </w:p>
+        </w:tc>
+        <w:tc>
+          <w:tcPr/>
+          <w:p>
+            <w:pPr>
+              <w:pStyle w:val="Compact"/>
+            </w:pPr>
+            <w:r>
+              <w:t xml:space="preserve">1.0000</w:t>
+            </w:r>
+          </w:p>
+        </w:tc>
+        <w:tc>
+          <w:tcPr/>
+          <w:p>
+            <w:pPr>
+              <w:pStyle w:val="Compact"/>
+            </w:pPr>
+            <w:r>
+              <w:t xml:space="preserve">1.0000</w:t>
+            </w:r>
+          </w:p>
+        </w:tc>
+        <w:tc>
+          <w:tcPr/>
+          <w:p>
+            <w:pPr>
+              <w:pStyle w:val="Compact"/>
+            </w:pPr>
+            <w:r>
+              <w:t xml:space="preserve">1.0000</w:t>
+            </w:r>
+          </w:p>
+        </w:tc>
+      </w:tr>
+    </w:tbl>
+    <w:p>
+      <w:pPr>
+        <w:pStyle w:val="BodyText"/>
+      </w:pPr>
+      <w:r>
+        <w:rPr>
+          <w:b/>
+          <w:bCs/>
+        </w:rPr>
+        <w:t xml:space="preserve">Confusion counts, aggregated by platform format.</w:t>
+      </w:r>
+    </w:p>
+    <w:tbl>
+      <w:tblPr>
+        <w:tblStyle w:val="Table"/>
+        <w:tblW w:type="auto" w:w="0"/>
+        <w:tblLook w:firstRow="1" w:lastRow="0" w:firstColumn="0" w:lastColumn="0" w:noHBand="0" w:noVBand="0" w:val="0020"/>
+      </w:tblPr>
+      <w:tblGrid>
+        <w:gridCol w:w="1131"/>
+        <w:gridCol w:w="1131"/>
+        <w:gridCol w:w="1131"/>
+        <w:gridCol w:w="1131"/>
+        <w:gridCol w:w="1131"/>
+        <w:gridCol w:w="1131"/>
+        <w:gridCol w:w="1131"/>
+      </w:tblGrid>
+      <w:tr>
+        <w:trPr>
+          <w:tblHeader w:val="on"/>
+        </w:trPr>
+        <w:tc>
+          <w:tcPr/>
+          <w:p>
+            <w:pPr>
+              <w:pStyle w:val="Compact"/>
+            </w:pPr>
+            <w:r>
+              <w:t xml:space="preserve">Format</w:t>
+            </w:r>
+          </w:p>
+        </w:tc>
+        <w:tc>
+          <w:tcPr/>
+          <w:p>
+            <w:pPr>
+              <w:pStyle w:val="Compact"/>
+            </w:pPr>
+            <w:r>
+              <w:t xml:space="preserve">TP</w:t>
+            </w:r>
+          </w:p>
+        </w:tc>
+        <w:tc>
+          <w:tcPr/>
+          <w:p>
+            <w:pPr>
+              <w:pStyle w:val="Compact"/>
+            </w:pPr>
+            <w:r>
+              <w:t xml:space="preserve">FN</w:t>
+            </w:r>
+          </w:p>
+        </w:tc>
+        <w:tc>
+          <w:tcPr/>
+          <w:p>
+            <w:pPr>
+              <w:pStyle w:val="Compact"/>
+            </w:pPr>
+            <w:r>
+              <w:t xml:space="preserve">FP</w:t>
+            </w:r>
+          </w:p>
+        </w:tc>
+        <w:tc>
+          <w:tcPr/>
+          <w:p>
+            <w:pPr>
+              <w:pStyle w:val="Compact"/>
+            </w:pPr>
+            <w:r>
+              <w:t xml:space="preserve">TN</w:t>
+            </w:r>
+          </w:p>
+        </w:tc>
+        <w:tc>
+          <w:tcPr/>
+          <w:p>
+            <w:pPr>
+              <w:pStyle w:val="Compact"/>
+            </w:pPr>
+            <w:r>
+              <w:t xml:space="preserve">Precision</w:t>
+            </w:r>
+          </w:p>
+        </w:tc>
+        <w:tc>
+          <w:tcPr/>
+          <w:p>
+            <w:pPr>
+              <w:pStyle w:val="Compact"/>
+            </w:pPr>
+            <w:r>
+              <w:t xml:space="preserve">Recall</w:t>
+            </w:r>
+          </w:p>
+        </w:tc>
+      </w:tr>
+      <w:tr>
+        <w:tc>
+          <w:tcPr/>
+          <w:p>
+            <w:pPr>
+              <w:pStyle w:val="Compact"/>
+            </w:pPr>
+            <w:r>
+              <w:t xml:space="preserve">ODK</w:t>
+            </w:r>
+          </w:p>
+        </w:tc>
+        <w:tc>
+          <w:tcPr/>
+          <w:p>
+            <w:pPr>
+              <w:pStyle w:val="Compact"/>
+            </w:pPr>
+            <w:r>
+              <w:t xml:space="preserve">273</w:t>
+            </w:r>
+          </w:p>
+        </w:tc>
+        <w:tc>
+          <w:tcPr/>
+          <w:p>
+            <w:pPr>
+              <w:pStyle w:val="Compact"/>
+            </w:pPr>
+            <w:r>
+              <w:t xml:space="preserve">27</w:t>
+            </w:r>
+          </w:p>
+        </w:tc>
+        <w:tc>
+          <w:tcPr/>
+          <w:p>
+            <w:pPr>
+              <w:pStyle w:val="Compact"/>
+            </w:pPr>
+            <w:r>
+              <w:t xml:space="preserve">4</w:t>
+            </w:r>
+          </w:p>
+        </w:tc>
+        <w:tc>
+          <w:tcPr/>
+          <w:p>
+            <w:pPr>
+              <w:pStyle w:val="Compact"/>
+            </w:pPr>
+            <w:r>
+              <w:t xml:space="preserve">1,196</w:t>
+            </w:r>
+          </w:p>
+        </w:tc>
+        <w:tc>
+          <w:tcPr/>
+          <w:p>
+            <w:pPr>
+              <w:pStyle w:val="Compact"/>
+            </w:pPr>
+            <w:r>
+              <w:t xml:space="preserve">0.9856</w:t>
+            </w:r>
+          </w:p>
+        </w:tc>
+        <w:tc>
+          <w:tcPr/>
+          <w:p>
+            <w:pPr>
+              <w:pStyle w:val="Compact"/>
+            </w:pPr>
+            <w:r>
+              <w:t xml:space="preserve">0.9100</w:t>
+            </w:r>
+          </w:p>
+        </w:tc>
+      </w:tr>
+      <w:tr>
+        <w:tc>
+          <w:tcPr/>
+          <w:p>
+            <w:pPr>
+              <w:pStyle w:val="Compact"/>
+            </w:pPr>
+            <w:r>
+              <w:t xml:space="preserve">SurveyCTO</w:t>
+            </w:r>
+          </w:p>
+        </w:tc>
+        <w:tc>
+          <w:tcPr/>
+          <w:p>
+            <w:pPr>
+              <w:pStyle w:val="Compact"/>
+            </w:pPr>
+            <w:r>
+              <w:t xml:space="preserve">598</w:t>
+            </w:r>
+          </w:p>
+        </w:tc>
+        <w:tc>
+          <w:tcPr/>
+          <w:p>
+            <w:pPr>
+              <w:pStyle w:val="Compact"/>
+            </w:pPr>
+            <w:r>
+              <w:t xml:space="preserve">27</w:t>
+            </w:r>
+          </w:p>
+        </w:tc>
+        <w:tc>
+          <w:tcPr/>
+          <w:p>
+            <w:pPr>
+              <w:pStyle w:val="Compact"/>
+            </w:pPr>
+            <w:r>
+              <w:t xml:space="preserve">3</w:t>
+            </w:r>
+          </w:p>
+        </w:tc>
+        <w:tc>
+          <w:tcPr/>
+          <w:p>
+            <w:pPr>
+              <w:pStyle w:val="Compact"/>
+            </w:pPr>
+            <w:r>
+              <w:t xml:space="preserve">2,872</w:t>
+            </w:r>
+          </w:p>
+        </w:tc>
+        <w:tc>
+          <w:tcPr/>
+          <w:p>
+            <w:pPr>
+              <w:pStyle w:val="Compact"/>
+            </w:pPr>
+            <w:r>
+              <w:t xml:space="preserve">0.9950</w:t>
+            </w:r>
+          </w:p>
+        </w:tc>
+        <w:tc>
+          <w:tcPr/>
+          <w:p>
+            <w:pPr>
+              <w:pStyle w:val="Compact"/>
+            </w:pPr>
+            <w:r>
+              <w:t xml:space="preserve">0.9568</w:t>
+            </w:r>
+          </w:p>
+        </w:tc>
+      </w:tr>
+    </w:tbl>
+    <w:p>
+      <w:pPr>
+        <w:pStyle w:val="BodyText"/>
+      </w:pPr>
+      <w:r>
+        <w:t xml:space="preserve">Both formats clear the proposal criteria. ODK carries all four false positives</w:t>
+      </w:r>
+      <w:r>
+        <w:t xml:space="preserve"> </w:t>
+      </w:r>
+      <w:r>
+        <w:t xml:space="preserve">across the whole round and a slightly lower recall, which is consistent with its</w:t>
+      </w:r>
+      <w:r>
+        <w:t xml:space="preserve"> </w:t>
+      </w:r>
+      <w:r>
+        <w:t xml:space="preserve">timestamps arriving as ISO strings rather than epoch milliseconds and therefore</w:t>
+      </w:r>
+      <w:r>
+        <w:t xml:space="preserve"> </w:t>
+      </w:r>
+      <w:r>
+        <w:t xml:space="preserve">passing through one more conversion step. The difference is four interviews in</w:t>
+      </w:r>
+      <w:r>
+        <w:t xml:space="preserve"> </w:t>
+      </w:r>
+      <w:r>
+        <w:t xml:space="preserve">1,500 and does not affect any verdict.</w:t>
+      </w:r>
+    </w:p>
+    <w:p>
+      <w:pPr>
+        <w:pStyle w:val="BodyText"/>
+      </w:pPr>
+      <w:r>
+        <w:rPr>
+          <w:b/>
+          <w:bCs/>
+        </w:rPr>
+        <w:t xml:space="preserve">Per-class recall by anomaly type</w:t>
+      </w:r>
+      <w:r>
+        <w:t xml:space="preserve"> </w:t>
+      </w:r>
+      <w:r>
+        <w:t xml:space="preserve">is in section 0 above, and the diagnostic</w:t>
+      </w:r>
+      <w:r>
+        <w:t xml:space="preserve"> </w:t>
+      </w:r>
+      <w:r>
+        <w:t xml:space="preserve">behind the fabricated figure is</w:t>
+      </w:r>
+      <w:r>
+        <w:t xml:space="preserve"> </w:t>
+      </w:r>
+      <w:r>
+        <w:rPr>
+          <w:rStyle w:val="VerbatimChar"/>
+        </w:rPr>
+        <w:t xml:space="preserve">docs/fabricated_detection_diagnostic.md</w:t>
+      </w:r>
+      <w:r>
+        <w:t xml:space="preserve">.</w:t>
+      </w:r>
+      <w:r>
+        <w:t xml:space="preserve"> </w:t>
+      </w:r>
+      <w:r>
+        <w:rPr>
+          <w:b/>
+          <w:bCs/>
+        </w:rPr>
+        <w:t xml:space="preserve">Baselines</w:t>
+      </w:r>
+      <w:r>
+        <w:t xml:space="preserve"> </w:t>
+      </w:r>
+      <w:r>
+        <w:t xml:space="preserve">are section 2,</w:t>
+      </w:r>
+      <w:r>
+        <w:t xml:space="preserve"> </w:t>
+      </w:r>
+      <w:r>
+        <w:rPr>
+          <w:b/>
+          <w:bCs/>
+        </w:rPr>
+        <w:t xml:space="preserve">effect sizes</w:t>
+      </w:r>
+      <w:r>
+        <w:t xml:space="preserve"> </w:t>
+      </w:r>
+      <w:r>
+        <w:t xml:space="preserve">section 1, and the</w:t>
+      </w:r>
+      <w:r>
+        <w:t xml:space="preserve"> </w:t>
+      </w:r>
+      <w:r>
+        <w:rPr>
+          <w:b/>
+          <w:bCs/>
+        </w:rPr>
+        <w:t xml:space="preserve">class-imbalance sensitivity check</w:t>
+      </w:r>
+      <w:r>
+        <w:t xml:space="preserve"> </w:t>
+      </w:r>
+      <w:r>
+        <w:t xml:space="preserve">section 4.</w:t>
+      </w:r>
+    </w:p>
+    <w:bookmarkEnd w:id="17"/>
+    <w:bookmarkStart w:id="18" w:name="feature-validity-and-effect-sizes"/>
     <w:p>
       <w:pPr>
         <w:pStyle w:val="Heading2"/>
@@ -1192,8 +3004,8 @@
         <w:t xml:space="preserve">.</w:t>
       </w:r>
     </w:p>
-    <w:bookmarkEnd w:id="17"/>
-    <w:bookmarkStart w:id="18" w:name="baseline-comparison"/>
+    <w:bookmarkEnd w:id="18"/>
+    <w:bookmarkStart w:id="19" w:name="baseline-comparison"/>
     <w:p>
       <w:pPr>
         <w:pStyle w:val="Heading2"/>
@@ -1500,8 +3312,8 @@
         <w:t xml:space="preserve">.</w:t>
       </w:r>
     </w:p>
-    <w:bookmarkEnd w:id="18"/>
-    <w:bookmarkStart w:id="19" w:name="canonical-validation-set"/>
+    <w:bookmarkEnd w:id="19"/>
+    <w:bookmarkStart w:id="20" w:name="canonical-validation-set"/>
     <w:p>
       <w:pPr>
         <w:pStyle w:val="Heading2"/>
@@ -1785,8 +3597,8 @@
         <w:t xml:space="preserve">.</w:t>
       </w:r>
     </w:p>
-    <w:bookmarkEnd w:id="19"/>
-    <w:bookmarkStart w:id="20" w:name="class-imbalance-sweep"/>
+    <w:bookmarkEnd w:id="20"/>
+    <w:bookmarkStart w:id="21" w:name="class-imbalance-sweep"/>
     <w:p>
       <w:pPr>
         <w:pStyle w:val="Heading2"/>
@@ -2107,8 +3919,8 @@
         <w:t xml:space="preserve">.</w:t>
       </w:r>
     </w:p>
-    <w:bookmarkEnd w:id="20"/>
-    <w:bookmarkStart w:id="22" w:name="held-out-stress-evaluation"/>
+    <w:bookmarkEnd w:id="21"/>
+    <w:bookmarkStart w:id="23" w:name="held-out-stress-evaluation"/>
     <w:p>
       <w:pPr>
         <w:pStyle w:val="Heading2"/>
@@ -2732,7 +4544,7 @@
         </w:tc>
       </w:tr>
     </w:tbl>
-    <w:bookmarkStart w:id="21" w:name="what-the-misses-are"/>
+    <w:bookmarkStart w:id="22" w:name="what-the-misses-are"/>
     <w:p>
       <w:pPr>
         <w:pStyle w:val="Heading3"/>
@@ -2746,7 +4558,7 @@
         <w:pStyle w:val="FirstParagraph"/>
       </w:pPr>
       <w:r>
-        <w:t xml:space="preserve">All 39 undetected fabricated interviews come from the stress generator’s mildly</w:t>
+        <w:t xml:space="preserve">All undetected fabricated interviews come from the stress generator’s mildly</w:t>
       </w:r>
       <w:r>
         <w:t xml:space="preserve"> </w:t>
@@ -2758,37 +4570,13 @@
         <w:t xml:space="preserve"> </w:t>
       </w:r>
       <w:r>
-        <w:t xml:space="preserve">two back navigations. Feature by feature these are almost indistinguishable from</w:t>
-      </w:r>
-      <w:r>
-        <w:t xml:space="preserve"> </w:t>
-      </w:r>
-      <w:r>
-        <w:t xml:space="preserve">a quick but genuine respondent. Their signature exists only in the joint pattern</w:t>
-      </w:r>
-      <w:r>
-        <w:t xml:space="preserve"> </w:t>
-      </w:r>
-      <w:r>
-        <w:t xml:space="preserve">of moderate compression, complexity-blind pacing and low navigation, which</w:t>
-      </w:r>
-      <w:r>
-        <w:t xml:space="preserve"> </w:t>
-      </w:r>
-      <w:r>
-        <w:t xml:space="preserve">univariate fences cannot capture. This is the known limitation of feature by</w:t>
-      </w:r>
-      <w:r>
-        <w:t xml:space="preserve"> </w:t>
-      </w:r>
-      <w:r>
-        <w:t xml:space="preserve">feature IQR detection acknowledged in the proposal, where multivariate methods</w:t>
-      </w:r>
-      <w:r>
-        <w:t xml:space="preserve"> </w:t>
-      </w:r>
-      <w:r>
-        <w:t xml:space="preserve">were placed out of scope.</w:t>
+        <w:t xml:space="preserve">two back navigations. The generator emits two fabricated profiles under stress</w:t>
+      </w:r>
+      <w:r>
+        <w:t xml:space="preserve"> </w:t>
+      </w:r>
+      <w:r>
+        <w:t xml:space="preserve">difficulty, and the tightly compressed one is detected without exception.</w:t>
       </w:r>
     </w:p>
     <w:p>
@@ -2796,6 +4584,187 @@
         <w:pStyle w:val="BodyText"/>
       </w:pPr>
       <w:r>
+        <w:t xml:space="preserve">A bounded diagnostic pass on these false negatives, run on development seeds 11</w:t>
+      </w:r>
+      <w:r>
+        <w:t xml:space="preserve"> </w:t>
+      </w:r>
+      <w:r>
+        <w:t xml:space="preserve">and 42 and reported in</w:t>
+      </w:r>
+      <w:r>
+        <w:t xml:space="preserve"> </w:t>
+      </w:r>
+      <w:r>
+        <w:rPr>
+          <w:rStyle w:val="VerbatimChar"/>
+        </w:rPr>
+        <w:t xml:space="preserve">docs/fabricated_detection_diagnostic.md</w:t>
+      </w:r>
+      <w:r>
+        <w:t xml:space="preserve">, established</w:t>
+      </w:r>
+      <w:r>
+        <w:t xml:space="preserve"> </w:t>
+      </w:r>
+      <w:r>
+        <w:t xml:space="preserve">that they are</w:t>
+      </w:r>
+      <w:r>
+        <w:t xml:space="preserve"> </w:t>
+      </w:r>
+      <w:r>
+        <w:rPr>
+          <w:b/>
+          <w:bCs/>
+        </w:rPr>
+        <w:t xml:space="preserve">not</w:t>
+      </w:r>
+      <w:r>
+        <w:t xml:space="preserve"> </w:t>
+      </w:r>
+      <w:r>
+        <w:t xml:space="preserve">indistinguishable from genuine interviews. Response time</w:t>
+      </w:r>
+      <w:r>
+        <w:t xml:space="preserve"> </w:t>
+      </w:r>
+      <w:r>
+        <w:t xml:space="preserve">entropy separates the two populations completely on those datasets: the highest</w:t>
+      </w:r>
+      <w:r>
+        <w:t xml:space="preserve"> </w:t>
+      </w:r>
+      <w:r>
+        <w:t xml:space="preserve">fabricated entropy observed is 1.983 and the lowest genuine entropy is 2.039,</w:t>
+      </w:r>
+      <w:r>
+        <w:t xml:space="preserve"> </w:t>
+      </w:r>
+      <w:r>
+        <w:t xml:space="preserve">with no overlap. The misses arise from how the detector reads that feature</w:t>
+      </w:r>
+      <w:r>
+        <w:t xml:space="preserve"> </w:t>
+      </w:r>
+      <w:r>
+        <w:t xml:space="preserve">rather than from an absence of signal in it. Two mechanisms are responsible.</w:t>
+      </w:r>
+      <w:r>
+        <w:t xml:space="preserve"> </w:t>
+      </w:r>
+      <w:r>
+        <w:t xml:space="preserve">The behavioural entropy rule uses an absolute constant of 0.5, which is</w:t>
+      </w:r>
+      <w:r>
+        <w:t xml:space="preserve"> </w:t>
+      </w:r>
+      <w:r>
+        <w:t xml:space="preserve">calibrated to the tightly compressed profile and cannot fire for the mildly</w:t>
+      </w:r>
+      <w:r>
+        <w:t xml:space="preserve"> </w:t>
+      </w:r>
+      <w:r>
+        <w:t xml:space="preserve">compressed one. The entropy IQR fence is computed on a dataset containing 20</w:t>
+      </w:r>
+      <w:r>
+        <w:t xml:space="preserve"> </w:t>
+      </w:r>
+      <w:r>
+        <w:t xml:space="preserve">percent injected anomalies, which pulls the lower quartile down and the fence</w:t>
+      </w:r>
+      <w:r>
+        <w:t xml:space="preserve"> </w:t>
+      </w:r>
+      <w:r>
+        <w:t xml:space="preserve">with it, so it fires for a minority of the misses where a fence estimated from</w:t>
+      </w:r>
+      <w:r>
+        <w:t xml:space="preserve"> </w:t>
+      </w:r>
+      <w:r>
+        <w:t xml:space="preserve">genuine interviews alone would separate all of them.</w:t>
+      </w:r>
+    </w:p>
+    <w:p>
+      <w:pPr>
+        <w:pStyle w:val="BodyText"/>
+      </w:pPr>
+      <w:r>
+        <w:t xml:space="preserve">A related structural point applies to the other statistical features. For</w:t>
+      </w:r>
+      <w:r>
+        <w:t xml:space="preserve"> </w:t>
+      </w:r>
+      <w:r>
+        <w:t xml:space="preserve">strongly right-skewed non-negative quantities such as response time variance and</w:t>
+      </w:r>
+      <w:r>
+        <w:t xml:space="preserve"> </w:t>
+      </w:r>
+      <w:r>
+        <w:t xml:space="preserve">IQR, the Tukey lower fence</w:t>
+      </w:r>
+      <w:r>
+        <w:t xml:space="preserve"> </w:t>
+      </w:r>
+      <w:r>
+        <w:rPr>
+          <w:rStyle w:val="VerbatimChar"/>
+        </w:rPr>
+        <w:t xml:space="preserve">Q1 - 1.5 x IQR</w:t>
+      </w:r>
+      <w:r>
+        <w:t xml:space="preserve"> </w:t>
+      </w:r>
+      <w:r>
+        <w:t xml:space="preserve">falls below zero and is therefore</w:t>
+      </w:r>
+      <w:r>
+        <w:t xml:space="preserve"> </w:t>
+      </w:r>
+      <w:r>
+        <w:t xml:space="preserve">unreachable, so no low-side outlier can be detected on those features at all.</w:t>
+      </w:r>
+      <w:r>
+        <w:t xml:space="preserve"> </w:t>
+      </w:r>
+      <w:r>
+        <w:t xml:space="preserve">Entropy is the exception because it is bounded and roughly symmetric.</w:t>
+      </w:r>
+    </w:p>
+    <w:p>
+      <w:pPr>
+        <w:pStyle w:val="BodyText"/>
+      </w:pPr>
+      <w:r>
+        <w:t xml:space="preserve">This corrects an earlier explanation in this document, which attributed the</w:t>
+      </w:r>
+      <w:r>
+        <w:t xml:space="preserve"> </w:t>
+      </w:r>
+      <w:r>
+        <w:t xml:space="preserve">misses to a joint pattern that univariate methods cannot capture. The data does</w:t>
+      </w:r>
+      <w:r>
+        <w:t xml:space="preserve"> </w:t>
+      </w:r>
+      <w:r>
+        <w:t xml:space="preserve">not support that reading. No threshold was changed in producing the diagnostic</w:t>
+      </w:r>
+      <w:r>
+        <w:t xml:space="preserve"> </w:t>
+      </w:r>
+      <w:r>
+        <w:t xml:space="preserve">and the results reported above stand unaltered.</w:t>
+      </w:r>
+    </w:p>
+    <w:p>
+      <w:pPr>
+        <w:pStyle w:val="BodyText"/>
+      </w:pPr>
+      <w:r>
         <w:t xml:space="preserve">Source:</w:t>
       </w:r>
       <w:r>
@@ -2826,9 +4795,9 @@
         <w:t xml:space="preserve">.</w:t>
       </w:r>
     </w:p>
-    <w:bookmarkEnd w:id="21"/>
     <w:bookmarkEnd w:id="22"/>
-    <w:bookmarkStart w:id="23" w:name="earlier-stress-sweep-seeds-11-and-42"/>
+    <w:bookmarkEnd w:id="23"/>
+    <w:bookmarkStart w:id="24" w:name="earlier-stress-sweep-seeds-11-and-42"/>
     <w:p>
       <w:pPr>
         <w:pStyle w:val="Heading2"/>
@@ -2992,8 +4961,8 @@
         <w:t xml:space="preserve">.</w:t>
       </w:r>
     </w:p>
-    <w:bookmarkEnd w:id="23"/>
-    <w:bookmarkStart w:id="24" w:name="larger-benchmark-packs-and-scale"/>
+    <w:bookmarkEnd w:id="24"/>
+    <w:bookmarkStart w:id="25" w:name="larger-benchmark-packs-and-scale"/>
     <w:p>
       <w:pPr>
         <w:pStyle w:val="Heading2"/>
@@ -3239,8 +5208,8 @@
         <w:t xml:space="preserve">.</w:t>
       </w:r>
     </w:p>
-    <w:bookmarkEnd w:id="24"/>
-    <w:bookmarkStart w:id="25" w:name="production-readiness-sweep"/>
+    <w:bookmarkEnd w:id="25"/>
+    <w:bookmarkStart w:id="26" w:name="production-readiness-sweep"/>
     <w:p>
       <w:pPr>
         <w:pStyle w:val="Heading2"/>
@@ -3348,8 +5317,8 @@
         <w:t xml:space="preserve">.</w:t>
       </w:r>
     </w:p>
-    <w:bookmarkEnd w:id="25"/>
-    <w:bookmarkStart w:id="26" w:name="reproducibility"/>
+    <w:bookmarkEnd w:id="26"/>
+    <w:bookmarkStart w:id="27" w:name="reproducibility"/>
     <w:p>
       <w:pPr>
         <w:pStyle w:val="Heading2"/>
@@ -3501,8 +5470,8 @@
         <w:t xml:space="preserve"> pytest</w:t>
       </w:r>
     </w:p>
-    <w:bookmarkEnd w:id="26"/>
     <w:bookmarkEnd w:id="27"/>
+    <w:bookmarkEnd w:id="28"/>
     <w:sectPr>
       <w:footerReference r:id="rId7" w:type="default"/>
       <w:pgSz w:h="16838" w:orient="portrait" w:w="11906"/>
@@ -3938,6 +5907,240 @@
       <w:sz w:val="20"/>
       <w:szCs w:val="20"/>
     </w:rPr>
+  </w:style>
+  <w:style w:customStyle="1" w:styleId="SourceCode" w:type="paragraph">
+    <w:name w:val="Source Code"/>
+    <w:basedOn w:val="Normal"/>
+    <w:link w:val="VerbatimChar"/>
+    <w:pPr>
+      <w:wordWrap w:val="off"/>
+    </w:pPr>
+  </w:style>
+  <w:style w:customStyle="1" w:styleId="KeywordTok" w:type="character">
+    <w:name w:val="KeywordTok"/>
+    <w:basedOn w:val="VerbatimChar"/>
+    <w:rPr>
+      <w:b/>
+      <w:color w:val="007020"/>
+    </w:rPr>
+  </w:style>
+  <w:style w:customStyle="1" w:styleId="DataTypeTok" w:type="character">
+    <w:name w:val="DataTypeTok"/>
+    <w:basedOn w:val="VerbatimChar"/>
+    <w:rPr>
+      <w:color w:val="902000"/>
+    </w:rPr>
+  </w:style>
+  <w:style w:customStyle="1" w:styleId="DecValTok" w:type="character">
+    <w:name w:val="DecValTok"/>
+    <w:basedOn w:val="VerbatimChar"/>
+    <w:rPr>
+      <w:color w:val="40a070"/>
+    </w:rPr>
+  </w:style>
+  <w:style w:customStyle="1" w:styleId="BaseNTok" w:type="character">
+    <w:name w:val="BaseNTok"/>
+    <w:basedOn w:val="VerbatimChar"/>
+    <w:rPr>
+      <w:color w:val="40a070"/>
+    </w:rPr>
+  </w:style>
+  <w:style w:customStyle="1" w:styleId="FloatTok" w:type="character">
+    <w:name w:val="FloatTok"/>
+    <w:basedOn w:val="VerbatimChar"/>
+    <w:rPr>
+      <w:color w:val="40a070"/>
+    </w:rPr>
+  </w:style>
+  <w:style w:customStyle="1" w:styleId="ConstantTok" w:type="character">
+    <w:name w:val="ConstantTok"/>
+    <w:basedOn w:val="VerbatimChar"/>
+    <w:rPr>
+      <w:color w:val="880000"/>
+    </w:rPr>
+  </w:style>
+  <w:style w:customStyle="1" w:styleId="CharTok" w:type="character">
+    <w:name w:val="CharTok"/>
+    <w:basedOn w:val="VerbatimChar"/>
+    <w:rPr>
+      <w:color w:val="4070a0"/>
+    </w:rPr>
+  </w:style>
+  <w:style w:customStyle="1" w:styleId="SpecialCharTok" w:type="character">
+    <w:name w:val="SpecialCharTok"/>
+    <w:basedOn w:val="VerbatimChar"/>
+    <w:rPr>
+      <w:color w:val="4070a0"/>
+    </w:rPr>
+  </w:style>
+  <w:style w:customStyle="1" w:styleId="StringTok" w:type="character">
+    <w:name w:val="StringTok"/>
+    <w:basedOn w:val="VerbatimChar"/>
+    <w:rPr>
+      <w:color w:val="4070a0"/>
+    </w:rPr>
+  </w:style>
+  <w:style w:customStyle="1" w:styleId="VerbatimStringTok" w:type="character">
+    <w:name w:val="VerbatimStringTok"/>
+    <w:basedOn w:val="VerbatimChar"/>
+    <w:rPr>
+      <w:color w:val="4070a0"/>
+    </w:rPr>
+  </w:style>
+  <w:style w:customStyle="1" w:styleId="SpecialStringTok" w:type="character">
+    <w:name w:val="SpecialStringTok"/>
+    <w:basedOn w:val="VerbatimChar"/>
+    <w:rPr>
+      <w:color w:val="bb6688"/>
+    </w:rPr>
+  </w:style>
+  <w:style w:customStyle="1" w:styleId="ImportTok" w:type="character">
+    <w:name w:val="ImportTok"/>
+    <w:basedOn w:val="VerbatimChar"/>
+    <w:rPr>
+      <w:b/>
+      <w:color w:val="008000"/>
+    </w:rPr>
+  </w:style>
+  <w:style w:customStyle="1" w:styleId="CommentTok" w:type="character">
+    <w:name w:val="CommentTok"/>
+    <w:basedOn w:val="VerbatimChar"/>
+    <w:rPr>
+      <w:i/>
+      <w:color w:val="60a0b0"/>
+    </w:rPr>
+  </w:style>
+  <w:style w:customStyle="1" w:styleId="DocumentationTok" w:type="character">
+    <w:name w:val="DocumentationTok"/>
+    <w:basedOn w:val="VerbatimChar"/>
+    <w:rPr>
+      <w:i/>
+      <w:color w:val="ba2121"/>
+    </w:rPr>
+  </w:style>
+  <w:style w:customStyle="1" w:styleId="AnnotationTok" w:type="character">
+    <w:name w:val="AnnotationTok"/>
+    <w:basedOn w:val="VerbatimChar"/>
+    <w:rPr>
+      <w:b/>
+      <w:i/>
+      <w:color w:val="60a0b0"/>
+    </w:rPr>
+  </w:style>
+  <w:style w:customStyle="1" w:styleId="CommentVarTok" w:type="character">
+    <w:name w:val="CommentVarTok"/>
+    <w:basedOn w:val="VerbatimChar"/>
+    <w:rPr>
+      <w:b/>
+      <w:i/>
+      <w:color w:val="60a0b0"/>
+    </w:rPr>
+  </w:style>
+  <w:style w:customStyle="1" w:styleId="OtherTok" w:type="character">
+    <w:name w:val="OtherTok"/>
+    <w:basedOn w:val="VerbatimChar"/>
+    <w:rPr>
+      <w:color w:val="007020"/>
+    </w:rPr>
+  </w:style>
+  <w:style w:customStyle="1" w:styleId="FunctionTok" w:type="character">
+    <w:name w:val="FunctionTok"/>
+    <w:basedOn w:val="VerbatimChar"/>
+    <w:rPr>
+      <w:color w:val="06287e"/>
+    </w:rPr>
+  </w:style>
+  <w:style w:customStyle="1" w:styleId="VariableTok" w:type="character">
+    <w:name w:val="VariableTok"/>
+    <w:basedOn w:val="VerbatimChar"/>
+    <w:rPr>
+      <w:color w:val="19177c"/>
+    </w:rPr>
+  </w:style>
+  <w:style w:customStyle="1" w:styleId="ControlFlowTok" w:type="character">
+    <w:name w:val="ControlFlowTok"/>
+    <w:basedOn w:val="VerbatimChar"/>
+    <w:rPr>
+      <w:b/>
+      <w:color w:val="007020"/>
+    </w:rPr>
+  </w:style>
+  <w:style w:customStyle="1" w:styleId="OperatorTok" w:type="character">
+    <w:name w:val="OperatorTok"/>
+    <w:basedOn w:val="VerbatimChar"/>
+    <w:rPr>
+      <w:color w:val="666666"/>
+    </w:rPr>
+  </w:style>
+  <w:style w:customStyle="1" w:styleId="BuiltInTok" w:type="character">
+    <w:name w:val="BuiltInTok"/>
+    <w:basedOn w:val="VerbatimChar"/>
+    <w:rPr>
+      <w:color w:val="008000"/>
+    </w:rPr>
+  </w:style>
+  <w:style w:customStyle="1" w:styleId="ExtensionTok" w:type="character">
+    <w:name w:val="ExtensionTok"/>
+    <w:basedOn w:val="VerbatimChar"/>
+    <w:rPr/>
+  </w:style>
+  <w:style w:customStyle="1" w:styleId="PreprocessorTok" w:type="character">
+    <w:name w:val="PreprocessorTok"/>
+    <w:basedOn w:val="VerbatimChar"/>
+    <w:rPr>
+      <w:color w:val="bc7a00"/>
+    </w:rPr>
+  </w:style>
+  <w:style w:customStyle="1" w:styleId="AttributeTok" w:type="character">
+    <w:name w:val="AttributeTok"/>
+    <w:basedOn w:val="VerbatimChar"/>
+    <w:rPr>
+      <w:color w:val="7d9029"/>
+    </w:rPr>
+  </w:style>
+  <w:style w:customStyle="1" w:styleId="RegionMarkerTok" w:type="character">
+    <w:name w:val="RegionMarkerTok"/>
+    <w:basedOn w:val="VerbatimChar"/>
+    <w:rPr/>
+  </w:style>
+  <w:style w:customStyle="1" w:styleId="InformationTok" w:type="character">
+    <w:name w:val="InformationTok"/>
+    <w:basedOn w:val="VerbatimChar"/>
+    <w:rPr>
+      <w:b/>
+      <w:i/>
+      <w:color w:val="60a0b0"/>
+    </w:rPr>
+  </w:style>
+  <w:style w:customStyle="1" w:styleId="WarningTok" w:type="character">
+    <w:name w:val="WarningTok"/>
+    <w:basedOn w:val="VerbatimChar"/>
+    <w:rPr>
+      <w:b/>
+      <w:i/>
+      <w:color w:val="60a0b0"/>
+    </w:rPr>
+  </w:style>
+  <w:style w:customStyle="1" w:styleId="AlertTok" w:type="character">
+    <w:name w:val="AlertTok"/>
+    <w:basedOn w:val="VerbatimChar"/>
+    <w:rPr>
+      <w:b/>
+      <w:color w:val="ff0000"/>
+    </w:rPr>
+  </w:style>
+  <w:style w:customStyle="1" w:styleId="ErrorTok" w:type="character">
+    <w:name w:val="ErrorTok"/>
+    <w:basedOn w:val="VerbatimChar"/>
+    <w:rPr>
+      <w:b/>
+      <w:color w:val="ff0000"/>
+    </w:rPr>
+  </w:style>
+  <w:style w:customStyle="1" w:styleId="NormalTok" w:type="character">
+    <w:name w:val="NormalTok"/>
+    <w:basedOn w:val="VerbatimChar"/>
+    <w:rPr/>
   </w:style>
   <w:style w:customStyle="1" w:styleId="SourceCode" w:type="paragraph">
     <w:name w:val="Source Code"/>

--- a/docs/deliverables/Validation_Report.docx
+++ b/docs/deliverables/Validation_Report.docx
@@ -774,7 +774,7 @@
         <w:rPr>
           <w:rStyle w:val="VerbatimChar"/>
         </w:rPr>
-        <w:t xml:space="preserve">.................................                                        [100%]</w:t>
+        <w:t xml:space="preserve">.....................................                                    [100%]</w:t>
       </w:r>
       <w:r>
         <w:br/>
@@ -783,7 +783,7 @@
         <w:rPr>
           <w:rStyle w:val="VerbatimChar"/>
         </w:rPr>
-        <w:t xml:space="preserve">33 passed in 5.47s</w:t>
+        <w:t xml:space="preserve">37 passed in 5.99s</w:t>
       </w:r>
     </w:p>
     <w:p>
@@ -828,13 +828,13 @@
         <w:t xml:space="preserve"> </w:t>
       </w:r>
       <w:r>
-        <w:t xml:space="preserve">covered by tests. Summary: 40 of 40 implemented, 40 of 40 exported, 22 of 40</w:t>
-      </w:r>
-      <w:r>
-        <w:t xml:space="preserve"> </w:t>
-      </w:r>
-      <w:r>
-        <w:t xml:space="preserve">covered by a direct feature-naming test, 40 of 40 exercised end to end. The</w:t>
+        <w:t xml:space="preserve">covered by tests. Summary: 40 of 40 implemented, 40 of 40 exported, 34 of 40</w:t>
+      </w:r>
+      <w:r>
+        <w:t xml:space="preserve"> </w:t>
+      </w:r>
+      <w:r>
+        <w:t xml:space="preserve">covered by a direct feature-naming test, 40 of 40 exercised end to end. Every one of the 30 features the validity analysis found significant now has a direct test; the six without one are constant across the synthetic corpus. The</w:t>
       </w:r>
       <w:r>
         <w:t xml:space="preserve"> </w:t>
@@ -5438,7 +5438,7 @@
         <w:pStyle w:val="BodyText"/>
       </w:pPr>
       <w:r>
-        <w:t xml:space="preserve">Test suite: 33 tests, all passing, verified on Python 3.14.0 with pandas 3.0.1.</w:t>
+        <w:t xml:space="preserve">Test suite: 37 tests, all passing, verified on Python 3.14.0 with pandas 3.0.1.</w:t>
       </w:r>
     </w:p>
     <w:p>
@@ -5907,6 +5907,240 @@
       <w:sz w:val="20"/>
       <w:szCs w:val="20"/>
     </w:rPr>
+  </w:style>
+  <w:style w:customStyle="1" w:styleId="SourceCode" w:type="paragraph">
+    <w:name w:val="Source Code"/>
+    <w:basedOn w:val="Normal"/>
+    <w:link w:val="VerbatimChar"/>
+    <w:pPr>
+      <w:wordWrap w:val="off"/>
+    </w:pPr>
+  </w:style>
+  <w:style w:customStyle="1" w:styleId="KeywordTok" w:type="character">
+    <w:name w:val="KeywordTok"/>
+    <w:basedOn w:val="VerbatimChar"/>
+    <w:rPr>
+      <w:b/>
+      <w:color w:val="007020"/>
+    </w:rPr>
+  </w:style>
+  <w:style w:customStyle="1" w:styleId="DataTypeTok" w:type="character">
+    <w:name w:val="DataTypeTok"/>
+    <w:basedOn w:val="VerbatimChar"/>
+    <w:rPr>
+      <w:color w:val="902000"/>
+    </w:rPr>
+  </w:style>
+  <w:style w:customStyle="1" w:styleId="DecValTok" w:type="character">
+    <w:name w:val="DecValTok"/>
+    <w:basedOn w:val="VerbatimChar"/>
+    <w:rPr>
+      <w:color w:val="40a070"/>
+    </w:rPr>
+  </w:style>
+  <w:style w:customStyle="1" w:styleId="BaseNTok" w:type="character">
+    <w:name w:val="BaseNTok"/>
+    <w:basedOn w:val="VerbatimChar"/>
+    <w:rPr>
+      <w:color w:val="40a070"/>
+    </w:rPr>
+  </w:style>
+  <w:style w:customStyle="1" w:styleId="FloatTok" w:type="character">
+    <w:name w:val="FloatTok"/>
+    <w:basedOn w:val="VerbatimChar"/>
+    <w:rPr>
+      <w:color w:val="40a070"/>
+    </w:rPr>
+  </w:style>
+  <w:style w:customStyle="1" w:styleId="ConstantTok" w:type="character">
+    <w:name w:val="ConstantTok"/>
+    <w:basedOn w:val="VerbatimChar"/>
+    <w:rPr>
+      <w:color w:val="880000"/>
+    </w:rPr>
+  </w:style>
+  <w:style w:customStyle="1" w:styleId="CharTok" w:type="character">
+    <w:name w:val="CharTok"/>
+    <w:basedOn w:val="VerbatimChar"/>
+    <w:rPr>
+      <w:color w:val="4070a0"/>
+    </w:rPr>
+  </w:style>
+  <w:style w:customStyle="1" w:styleId="SpecialCharTok" w:type="character">
+    <w:name w:val="SpecialCharTok"/>
+    <w:basedOn w:val="VerbatimChar"/>
+    <w:rPr>
+      <w:color w:val="4070a0"/>
+    </w:rPr>
+  </w:style>
+  <w:style w:customStyle="1" w:styleId="StringTok" w:type="character">
+    <w:name w:val="StringTok"/>
+    <w:basedOn w:val="VerbatimChar"/>
+    <w:rPr>
+      <w:color w:val="4070a0"/>
+    </w:rPr>
+  </w:style>
+  <w:style w:customStyle="1" w:styleId="VerbatimStringTok" w:type="character">
+    <w:name w:val="VerbatimStringTok"/>
+    <w:basedOn w:val="VerbatimChar"/>
+    <w:rPr>
+      <w:color w:val="4070a0"/>
+    </w:rPr>
+  </w:style>
+  <w:style w:customStyle="1" w:styleId="SpecialStringTok" w:type="character">
+    <w:name w:val="SpecialStringTok"/>
+    <w:basedOn w:val="VerbatimChar"/>
+    <w:rPr>
+      <w:color w:val="bb6688"/>
+    </w:rPr>
+  </w:style>
+  <w:style w:customStyle="1" w:styleId="ImportTok" w:type="character">
+    <w:name w:val="ImportTok"/>
+    <w:basedOn w:val="VerbatimChar"/>
+    <w:rPr>
+      <w:b/>
+      <w:color w:val="008000"/>
+    </w:rPr>
+  </w:style>
+  <w:style w:customStyle="1" w:styleId="CommentTok" w:type="character">
+    <w:name w:val="CommentTok"/>
+    <w:basedOn w:val="VerbatimChar"/>
+    <w:rPr>
+      <w:i/>
+      <w:color w:val="60a0b0"/>
+    </w:rPr>
+  </w:style>
+  <w:style w:customStyle="1" w:styleId="DocumentationTok" w:type="character">
+    <w:name w:val="DocumentationTok"/>
+    <w:basedOn w:val="VerbatimChar"/>
+    <w:rPr>
+      <w:i/>
+      <w:color w:val="ba2121"/>
+    </w:rPr>
+  </w:style>
+  <w:style w:customStyle="1" w:styleId="AnnotationTok" w:type="character">
+    <w:name w:val="AnnotationTok"/>
+    <w:basedOn w:val="VerbatimChar"/>
+    <w:rPr>
+      <w:b/>
+      <w:i/>
+      <w:color w:val="60a0b0"/>
+    </w:rPr>
+  </w:style>
+  <w:style w:customStyle="1" w:styleId="CommentVarTok" w:type="character">
+    <w:name w:val="CommentVarTok"/>
+    <w:basedOn w:val="VerbatimChar"/>
+    <w:rPr>
+      <w:b/>
+      <w:i/>
+      <w:color w:val="60a0b0"/>
+    </w:rPr>
+  </w:style>
+  <w:style w:customStyle="1" w:styleId="OtherTok" w:type="character">
+    <w:name w:val="OtherTok"/>
+    <w:basedOn w:val="VerbatimChar"/>
+    <w:rPr>
+      <w:color w:val="007020"/>
+    </w:rPr>
+  </w:style>
+  <w:style w:customStyle="1" w:styleId="FunctionTok" w:type="character">
+    <w:name w:val="FunctionTok"/>
+    <w:basedOn w:val="VerbatimChar"/>
+    <w:rPr>
+      <w:color w:val="06287e"/>
+    </w:rPr>
+  </w:style>
+  <w:style w:customStyle="1" w:styleId="VariableTok" w:type="character">
+    <w:name w:val="VariableTok"/>
+    <w:basedOn w:val="VerbatimChar"/>
+    <w:rPr>
+      <w:color w:val="19177c"/>
+    </w:rPr>
+  </w:style>
+  <w:style w:customStyle="1" w:styleId="ControlFlowTok" w:type="character">
+    <w:name w:val="ControlFlowTok"/>
+    <w:basedOn w:val="VerbatimChar"/>
+    <w:rPr>
+      <w:b/>
+      <w:color w:val="007020"/>
+    </w:rPr>
+  </w:style>
+  <w:style w:customStyle="1" w:styleId="OperatorTok" w:type="character">
+    <w:name w:val="OperatorTok"/>
+    <w:basedOn w:val="VerbatimChar"/>
+    <w:rPr>
+      <w:color w:val="666666"/>
+    </w:rPr>
+  </w:style>
+  <w:style w:customStyle="1" w:styleId="BuiltInTok" w:type="character">
+    <w:name w:val="BuiltInTok"/>
+    <w:basedOn w:val="VerbatimChar"/>
+    <w:rPr>
+      <w:color w:val="008000"/>
+    </w:rPr>
+  </w:style>
+  <w:style w:customStyle="1" w:styleId="ExtensionTok" w:type="character">
+    <w:name w:val="ExtensionTok"/>
+    <w:basedOn w:val="VerbatimChar"/>
+    <w:rPr/>
+  </w:style>
+  <w:style w:customStyle="1" w:styleId="PreprocessorTok" w:type="character">
+    <w:name w:val="PreprocessorTok"/>
+    <w:basedOn w:val="VerbatimChar"/>
+    <w:rPr>
+      <w:color w:val="bc7a00"/>
+    </w:rPr>
+  </w:style>
+  <w:style w:customStyle="1" w:styleId="AttributeTok" w:type="character">
+    <w:name w:val="AttributeTok"/>
+    <w:basedOn w:val="VerbatimChar"/>
+    <w:rPr>
+      <w:color w:val="7d9029"/>
+    </w:rPr>
+  </w:style>
+  <w:style w:customStyle="1" w:styleId="RegionMarkerTok" w:type="character">
+    <w:name w:val="RegionMarkerTok"/>
+    <w:basedOn w:val="VerbatimChar"/>
+    <w:rPr/>
+  </w:style>
+  <w:style w:customStyle="1" w:styleId="InformationTok" w:type="character">
+    <w:name w:val="InformationTok"/>
+    <w:basedOn w:val="VerbatimChar"/>
+    <w:rPr>
+      <w:b/>
+      <w:i/>
+      <w:color w:val="60a0b0"/>
+    </w:rPr>
+  </w:style>
+  <w:style w:customStyle="1" w:styleId="WarningTok" w:type="character">
+    <w:name w:val="WarningTok"/>
+    <w:basedOn w:val="VerbatimChar"/>
+    <w:rPr>
+      <w:b/>
+      <w:i/>
+      <w:color w:val="60a0b0"/>
+    </w:rPr>
+  </w:style>
+  <w:style w:customStyle="1" w:styleId="AlertTok" w:type="character">
+    <w:name w:val="AlertTok"/>
+    <w:basedOn w:val="VerbatimChar"/>
+    <w:rPr>
+      <w:b/>
+      <w:color w:val="ff0000"/>
+    </w:rPr>
+  </w:style>
+  <w:style w:customStyle="1" w:styleId="ErrorTok" w:type="character">
+    <w:name w:val="ErrorTok"/>
+    <w:basedOn w:val="VerbatimChar"/>
+    <w:rPr>
+      <w:b/>
+      <w:color w:val="ff0000"/>
+    </w:rPr>
+  </w:style>
+  <w:style w:customStyle="1" w:styleId="NormalTok" w:type="character">
+    <w:name w:val="NormalTok"/>
+    <w:basedOn w:val="VerbatimChar"/>
+    <w:rPr/>
   </w:style>
   <w:style w:customStyle="1" w:styleId="SourceCode" w:type="paragraph">
     <w:name w:val="Source Code"/>

--- a/docs/deliverables/Validation_Report.docx
+++ b/docs/deliverables/Validation_Report.docx
@@ -28,7 +28,7 @@
         </w:p>
       </w:sdtContent>
     </w:sdt>
-    <w:bookmarkStart w:id="28" w:name="skace-time-data-validation-report"/>
+    <w:bookmarkStart w:id="30" w:name="skace-time-data-validation-report"/>
     <w:p>
       <w:pPr>
         <w:pStyle w:val="Heading1"/>
@@ -3313,13 +3313,13 @@
       </w:r>
     </w:p>
     <w:bookmarkEnd w:id="19"/>
-    <w:bookmarkStart w:id="20" w:name="canonical-validation-set"/>
+    <w:bookmarkStart w:id="21" w:name="contribution-of-each-detection-component"/>
     <w:p>
       <w:pPr>
         <w:pStyle w:val="Heading2"/>
       </w:pPr>
       <w:r>
-        <w:t xml:space="preserve">3. Canonical validation set</w:t>
+        <w:t xml:space="preserve">2.1 Contribution of each detection component</w:t>
       </w:r>
     </w:p>
     <w:p>
@@ -3327,171 +3327,174 @@
         <w:pStyle w:val="FirstParagraph"/>
       </w:pPr>
       <w:r>
-        <w:t xml:space="preserve">The canonical labelled run is the contract test. It uses clean, reproducible</w:t>
-      </w:r>
-      <w:r>
-        <w:t xml:space="preserve"> </w:t>
-      </w:r>
-      <w:r>
-        <w:t xml:space="preserve">profiles and is deliberately easy, so it verifies the intended mapping between</w:t>
-      </w:r>
-      <w:r>
-        <w:t xml:space="preserve"> </w:t>
-      </w:r>
-      <w:r>
-        <w:t xml:space="preserve">profile and category rather than proving field performance.</w:t>
-      </w:r>
-    </w:p>
-    <w:p>
-      <w:pPr>
-        <w:pStyle w:val="SourceCode"/>
-      </w:pPr>
-      <w:r>
-        <w:rPr>
-          <w:rStyle w:val="ExtensionTok"/>
-        </w:rPr>
-        <w:t xml:space="preserve">python</w:t>
-      </w:r>
-      <w:r>
-        <w:rPr>
-          <w:rStyle w:val="NormalTok"/>
-        </w:rPr>
-        <w:t xml:space="preserve"> run_pipeline.py </w:t>
-      </w:r>
-      <w:r>
-        <w:rPr>
-          <w:rStyle w:val="DataTypeTok"/>
-        </w:rPr>
-        <w:t xml:space="preserve">\</w:t>
-      </w:r>
-      <w:r>
-        <w:br/>
-      </w:r>
-      <w:r>
-        <w:rPr>
-          <w:rStyle w:val="NormalTok"/>
-        </w:rPr>
-        <w:t xml:space="preserve">  </w:t>
-      </w:r>
-      <w:r>
-        <w:rPr>
-          <w:rStyle w:val="AttributeTok"/>
-        </w:rPr>
-        <w:t xml:space="preserve">--inputs</w:t>
-      </w:r>
-      <w:r>
-        <w:rPr>
-          <w:rStyle w:val="NormalTok"/>
-        </w:rPr>
-        <w:t xml:space="preserve"> data/workflow_validation/canonical_validation/odk.csv data/workflow_validation/canonical_validation/surveycto.csv </w:t>
-      </w:r>
-      <w:r>
-        <w:rPr>
-          <w:rStyle w:val="DataTypeTok"/>
-        </w:rPr>
-        <w:t xml:space="preserve">\</w:t>
-      </w:r>
-      <w:r>
-        <w:br/>
-      </w:r>
-      <w:r>
-        <w:rPr>
-          <w:rStyle w:val="NormalTok"/>
-        </w:rPr>
-        <w:t xml:space="preserve">  </w:t>
-      </w:r>
-      <w:r>
-        <w:rPr>
-          <w:rStyle w:val="AttributeTok"/>
-        </w:rPr>
-        <w:t xml:space="preserve">--parser</w:t>
-      </w:r>
-      <w:r>
-        <w:rPr>
-          <w:rStyle w:val="NormalTok"/>
-        </w:rPr>
-        <w:t xml:space="preserve"> auto </w:t>
-      </w:r>
-      <w:r>
-        <w:rPr>
-          <w:rStyle w:val="DataTypeTok"/>
-        </w:rPr>
-        <w:t xml:space="preserve">\</w:t>
-      </w:r>
-      <w:r>
-        <w:br/>
-      </w:r>
-      <w:r>
-        <w:rPr>
-          <w:rStyle w:val="NormalTok"/>
-        </w:rPr>
-        <w:t xml:space="preserve">  </w:t>
-      </w:r>
-      <w:r>
-        <w:rPr>
-          <w:rStyle w:val="AttributeTok"/>
-        </w:rPr>
-        <w:t xml:space="preserve">--output-dir</w:t>
-      </w:r>
-      <w:r>
-        <w:rPr>
-          <w:rStyle w:val="NormalTok"/>
-        </w:rPr>
-        <w:t xml:space="preserve"> output </w:t>
-      </w:r>
-      <w:r>
-        <w:rPr>
-          <w:rStyle w:val="DataTypeTok"/>
-        </w:rPr>
-        <w:t xml:space="preserve">\</w:t>
-      </w:r>
-      <w:r>
-        <w:br/>
-      </w:r>
-      <w:r>
-        <w:rPr>
-          <w:rStyle w:val="NormalTok"/>
-        </w:rPr>
-        <w:t xml:space="preserve">  </w:t>
-      </w:r>
-      <w:r>
-        <w:rPr>
-          <w:rStyle w:val="AttributeTok"/>
-        </w:rPr>
-        <w:t xml:space="preserve">--label</w:t>
-      </w:r>
-      <w:r>
-        <w:rPr>
-          <w:rStyle w:val="NormalTok"/>
-        </w:rPr>
-        <w:t xml:space="preserve"> canonical_validation </w:t>
-      </w:r>
-      <w:r>
-        <w:rPr>
-          <w:rStyle w:val="DataTypeTok"/>
-        </w:rPr>
-        <w:t xml:space="preserve">\</w:t>
-      </w:r>
-      <w:r>
-        <w:br/>
-      </w:r>
-      <w:r>
-        <w:rPr>
-          <w:rStyle w:val="NormalTok"/>
-        </w:rPr>
-        <w:t xml:space="preserve">  </w:t>
-      </w:r>
-      <w:r>
-        <w:rPr>
-          <w:rStyle w:val="AttributeTok"/>
-        </w:rPr>
-        <w:t xml:space="preserve">--ground-truth</w:t>
-      </w:r>
-      <w:r>
-        <w:rPr>
-          <w:rStyle w:val="NormalTok"/>
-        </w:rPr>
-        <w:t xml:space="preserve"> data/workflow_validation/canonical_validation/ground_truth_labels.csv</w:t>
+        <w:t xml:space="preserve">The proposal requires separate performance breakdowns for the IQR-based</w:t>
+      </w:r>
+      <w:r>
+        <w:t xml:space="preserve"> </w:t>
+      </w:r>
+      <w:r>
+        <w:t xml:space="preserve">statistical component and the rule-based component, so that the contribution of</w:t>
+      </w:r>
+      <w:r>
+        <w:t xml:space="preserve"> </w:t>
+      </w:r>
+      <w:r>
+        <w:t xml:space="preserve">each can be assessed rather than only their combined effect.</w:t>
+      </w:r>
+    </w:p>
+    <w:p>
+      <w:pPr>
+        <w:pStyle w:val="BodyText"/>
+      </w:pPr>
+      <w:r>
+        <w:t xml:space="preserve">The combined detector flags an interview when</w:t>
+      </w:r>
+      <w:r>
+        <w:t xml:space="preserve"> </w:t>
+      </w:r>
+      <w:r>
+        <w:rPr>
+          <w:rStyle w:val="VerbatimChar"/>
+        </w:rPr>
+        <w:t xml:space="preserve">anomaly_score</w:t>
+      </w:r>
+      <w:r>
+        <w:t xml:space="preserve"> </w:t>
+      </w:r>
+      <w:r>
+        <w:t xml:space="preserve">reaches the</w:t>
+      </w:r>
+      <w:r>
+        <w:t xml:space="preserve"> </w:t>
+      </w:r>
+      <w:r>
+        <w:t xml:space="preserve">behaviour threshold of 2, where</w:t>
+      </w:r>
+      <w:r>
+        <w:t xml:space="preserve"> </w:t>
+      </w:r>
+      <w:r>
+        <w:rPr>
+          <w:rStyle w:val="VerbatimChar"/>
+        </w:rPr>
+        <w:t xml:space="preserve">anomaly_score = min(iqr_flags, 1) + rule_flags</w:t>
+      </w:r>
+      <w:r>
+        <w:t xml:space="preserve">.</w:t>
+      </w:r>
+      <w:r>
+        <w:t xml:space="preserve"> </w:t>
+      </w:r>
+      <w:r>
+        <w:t xml:space="preserve">The IQR contribution is capped at one on purpose, so that several correlated</w:t>
+      </w:r>
+      <w:r>
+        <w:t xml:space="preserve"> </w:t>
+      </w:r>
+      <w:r>
+        <w:t xml:space="preserve">duration, mean and variance outliers arising from the same underlying timing</w:t>
+      </w:r>
+      <w:r>
+        <w:t xml:space="preserve"> </w:t>
+      </w:r>
+      <w:r>
+        <w:t xml:space="preserve">pattern are not counted repeatedly. That cap makes the threshold of 2 unreachable</w:t>
+      </w:r>
+      <w:r>
+        <w:t xml:space="preserve"> </w:t>
+      </w:r>
+      <w:r>
+        <w:t xml:space="preserve">for the IQR component alone, so each component is isolated as follows:</w:t>
+      </w:r>
+    </w:p>
+    <w:p>
+      <w:pPr>
+        <w:pStyle w:val="Compact"/>
+        <w:numPr>
+          <w:ilvl w:val="0"/>
+          <w:numId w:val="1001"/>
+        </w:numPr>
+      </w:pPr>
+      <w:r>
+        <w:rPr>
+          <w:b/>
+          <w:bCs/>
+        </w:rPr>
+        <w:t xml:space="preserve">IQR only:</w:t>
+      </w:r>
+      <w:r>
+        <w:t xml:space="preserve"> </w:t>
+      </w:r>
+      <w:r>
+        <w:t xml:space="preserve">any IQR fence fired,</w:t>
+      </w:r>
+      <w:r>
+        <w:t xml:space="preserve"> </w:t>
+      </w:r>
+      <w:r>
+        <w:rPr>
+          <w:rStyle w:val="VerbatimChar"/>
+        </w:rPr>
+        <w:t xml:space="preserve">iqr_flags &gt;= 1</w:t>
+      </w:r>
+      <w:r>
+        <w:t xml:space="preserve">.</w:t>
+      </w:r>
+    </w:p>
+    <w:p>
+      <w:pPr>
+        <w:pStyle w:val="Compact"/>
+        <w:numPr>
+          <w:ilvl w:val="0"/>
+          <w:numId w:val="1001"/>
+        </w:numPr>
+      </w:pPr>
+      <w:r>
+        <w:rPr>
+          <w:b/>
+          <w:bCs/>
+        </w:rPr>
+        <w:t xml:space="preserve">Rules only:</w:t>
+      </w:r>
+      <w:r>
+        <w:t xml:space="preserve"> </w:t>
+      </w:r>
+      <w:r>
+        <w:rPr>
+          <w:rStyle w:val="VerbatimChar"/>
+        </w:rPr>
+        <w:t xml:space="preserve">rule_flags &gt;= 2</w:t>
+      </w:r>
+      <w:r>
+        <w:t xml:space="preserve">, the same threshold the combined detector</w:t>
+      </w:r>
+      <w:r>
+        <w:t xml:space="preserve"> </w:t>
+      </w:r>
+      <w:r>
+        <w:t xml:space="preserve">applies, with the IQR contribution removed.</w:t>
+      </w:r>
+    </w:p>
+    <w:p>
+      <w:pPr>
+        <w:pStyle w:val="Compact"/>
+        <w:numPr>
+          <w:ilvl w:val="0"/>
+          <w:numId w:val="1001"/>
+        </w:numPr>
+      </w:pPr>
+      <w:r>
+        <w:rPr>
+          <w:b/>
+          <w:bCs/>
+        </w:rPr>
+        <w:t xml:space="preserve">Combined:</w:t>
+      </w:r>
+      <w:r>
+        <w:t xml:space="preserve"> </w:t>
+      </w:r>
+      <w:r>
+        <w:t xml:space="preserve">the shipped detector, unchanged.</w:t>
       </w:r>
     </w:p>
     <w:p>
@@ -3499,126 +3502,7 @@
         <w:pStyle w:val="FirstParagraph"/>
       </w:pPr>
       <w:r>
-        <w:t xml:space="preserve">Verified result: precision 1.0000, recall 1.0000, F1 1.0000.</w:t>
-      </w:r>
-    </w:p>
-    <w:p>
-      <w:pPr>
-        <w:pStyle w:val="BodyText"/>
-      </w:pPr>
-      <w:r>
-        <w:t xml:space="preserve">The run writes</w:t>
-      </w:r>
-      <w:r>
-        <w:t xml:space="preserve"> </w:t>
-      </w:r>
-      <w:r>
-        <w:rPr>
-          <w:rStyle w:val="VerbatimChar"/>
-        </w:rPr>
-        <w:t xml:space="preserve">output/question_features_canonical_validation.csv</w:t>
-      </w:r>
-      <w:r>
-        <w:t xml:space="preserve">,</w:t>
-      </w:r>
-      <w:r>
-        <w:t xml:space="preserve"> </w:t>
-      </w:r>
-      <w:r>
-        <w:rPr>
-          <w:rStyle w:val="VerbatimChar"/>
-        </w:rPr>
-        <w:t xml:space="preserve">output/section_features_canonical_validation.csv</w:t>
-      </w:r>
-      <w:r>
-        <w:t xml:space="preserve">,</w:t>
-      </w:r>
-      <w:r>
-        <w:t xml:space="preserve"> </w:t>
-      </w:r>
-      <w:r>
-        <w:rPr>
-          <w:rStyle w:val="VerbatimChar"/>
-        </w:rPr>
-        <w:t xml:space="preserve">output/feature_dataset_canonical_validation.csv</w:t>
-      </w:r>
-      <w:r>
-        <w:t xml:space="preserve">,</w:t>
-      </w:r>
-      <w:r>
-        <w:t xml:space="preserve"> </w:t>
-      </w:r>
-      <w:r>
-        <w:rPr>
-          <w:rStyle w:val="VerbatimChar"/>
-        </w:rPr>
-        <w:t xml:space="preserve">output/anomaly_report_canonical_validation.csv</w:t>
-      </w:r>
-      <w:r>
-        <w:t xml:space="preserve">,</w:t>
-      </w:r>
-      <w:r>
-        <w:t xml:space="preserve"> </w:t>
-      </w:r>
-      <w:r>
-        <w:rPr>
-          <w:rStyle w:val="VerbatimChar"/>
-        </w:rPr>
-        <w:t xml:space="preserve">output/pipeline_output_canonical_validation.csv</w:t>
-      </w:r>
-      <w:r>
-        <w:t xml:space="preserve">,</w:t>
-      </w:r>
-      <w:r>
-        <w:t xml:space="preserve"> </w:t>
-      </w:r>
-      <w:r>
-        <w:rPr>
-          <w:rStyle w:val="VerbatimChar"/>
-        </w:rPr>
-        <w:t xml:space="preserve">output/predictions_canonical_validation.csv</w:t>
-      </w:r>
-      <w:r>
-        <w:t xml:space="preserve"> </w:t>
-      </w:r>
-      <w:r>
-        <w:t xml:space="preserve">and</w:t>
-      </w:r>
-      <w:r>
-        <w:t xml:space="preserve"> </w:t>
-      </w:r>
-      <w:r>
-        <w:rPr>
-          <w:rStyle w:val="VerbatimChar"/>
-        </w:rPr>
-        <w:t xml:space="preserve">output/metrics_canonical_validation.{csv,json,md}</w:t>
-      </w:r>
-      <w:r>
-        <w:t xml:space="preserve">.</w:t>
-      </w:r>
-    </w:p>
-    <w:bookmarkEnd w:id="20"/>
-    <w:bookmarkStart w:id="21" w:name="class-imbalance-sweep"/>
-    <w:p>
-      <w:pPr>
-        <w:pStyle w:val="Heading2"/>
-      </w:pPr>
-      <w:r>
-        <w:t xml:space="preserve">4. Class imbalance sweep</w:t>
-      </w:r>
-    </w:p>
-    <w:p>
-      <w:pPr>
-        <w:pStyle w:val="FirstParagraph"/>
-      </w:pPr>
-      <w:r>
-        <w:t xml:space="preserve">Held-out seed 7, canonical difficulty, SurveyCTO, 500 interviews, with the</w:t>
-      </w:r>
-      <w:r>
-        <w:t xml:space="preserve"> </w:t>
-      </w:r>
-      <w:r>
-        <w:t xml:space="preserve">proportion of anomalies varied.</w:t>
+        <w:t xml:space="preserve">Aggregated over all ten runs of the robustness round:</w:t>
       </w:r>
     </w:p>
     <w:tbl>
@@ -3628,10 +3512,13 @@
         <w:tblLook w:firstRow="1" w:lastRow="0" w:firstColumn="0" w:lastColumn="0" w:noHBand="0" w:noVBand="0" w:val="0020"/>
       </w:tblPr>
       <w:tblGrid>
-        <w:gridCol w:w="1980"/>
-        <w:gridCol w:w="1980"/>
-        <w:gridCol w:w="1980"/>
-        <w:gridCol w:w="1980"/>
+        <w:gridCol w:w="1131"/>
+        <w:gridCol w:w="1131"/>
+        <w:gridCol w:w="1131"/>
+        <w:gridCol w:w="1131"/>
+        <w:gridCol w:w="1131"/>
+        <w:gridCol w:w="1131"/>
+        <w:gridCol w:w="1131"/>
       </w:tblGrid>
       <w:tr>
         <w:trPr>
@@ -3644,7 +3531,7 @@
               <w:pStyle w:val="Compact"/>
             </w:pPr>
             <w:r>
-              <w:t xml:space="preserve">Anomaly prevalence</w:t>
+              <w:t xml:space="preserve">Component</w:t>
             </w:r>
           </w:p>
         </w:tc>
@@ -3678,6 +3565,39 @@
             </w:pPr>
             <w:r>
               <w:t xml:space="preserve">F1</w:t>
+            </w:r>
+          </w:p>
+        </w:tc>
+        <w:tc>
+          <w:tcPr/>
+          <w:p>
+            <w:pPr>
+              <w:pStyle w:val="Compact"/>
+            </w:pPr>
+            <w:r>
+              <w:t xml:space="preserve">TP</w:t>
+            </w:r>
+          </w:p>
+        </w:tc>
+        <w:tc>
+          <w:tcPr/>
+          <w:p>
+            <w:pPr>
+              <w:pStyle w:val="Compact"/>
+            </w:pPr>
+            <w:r>
+              <w:t xml:space="preserve">FP</w:t>
+            </w:r>
+          </w:p>
+        </w:tc>
+        <w:tc>
+          <w:tcPr/>
+          <w:p>
+            <w:pPr>
+              <w:pStyle w:val="Compact"/>
+            </w:pPr>
+            <w:r>
+              <w:t xml:space="preserve">FN</w:t>
             </w:r>
           </w:p>
         </w:tc>
@@ -3690,40 +3610,73 @@
               <w:pStyle w:val="Compact"/>
             </w:pPr>
             <w:r>
-              <w:t xml:space="preserve">5 percent</w:t>
-            </w:r>
-          </w:p>
-        </w:tc>
-        <w:tc>
-          <w:tcPr/>
-          <w:p>
-            <w:pPr>
-              <w:pStyle w:val="Compact"/>
-            </w:pPr>
-            <w:r>
-              <w:t xml:space="preserve">0.9615</w:t>
-            </w:r>
-          </w:p>
-        </w:tc>
-        <w:tc>
-          <w:tcPr/>
-          <w:p>
-            <w:pPr>
-              <w:pStyle w:val="Compact"/>
-            </w:pPr>
-            <w:r>
-              <w:t xml:space="preserve">1.0000</w:t>
-            </w:r>
-          </w:p>
-        </w:tc>
-        <w:tc>
-          <w:tcPr/>
-          <w:p>
-            <w:pPr>
-              <w:pStyle w:val="Compact"/>
-            </w:pPr>
-            <w:r>
-              <w:t xml:space="preserve">0.9804</w:t>
+              <w:t xml:space="preserve">Combined</w:t>
+            </w:r>
+          </w:p>
+        </w:tc>
+        <w:tc>
+          <w:tcPr/>
+          <w:p>
+            <w:pPr>
+              <w:pStyle w:val="Compact"/>
+            </w:pPr>
+            <w:r>
+              <w:t xml:space="preserve">0.9920</w:t>
+            </w:r>
+          </w:p>
+        </w:tc>
+        <w:tc>
+          <w:tcPr/>
+          <w:p>
+            <w:pPr>
+              <w:pStyle w:val="Compact"/>
+            </w:pPr>
+            <w:r>
+              <w:t xml:space="preserve">0.9416</w:t>
+            </w:r>
+          </w:p>
+        </w:tc>
+        <w:tc>
+          <w:tcPr/>
+          <w:p>
+            <w:pPr>
+              <w:pStyle w:val="Compact"/>
+            </w:pPr>
+            <w:r>
+              <w:t xml:space="preserve">0.9662</w:t>
+            </w:r>
+          </w:p>
+        </w:tc>
+        <w:tc>
+          <w:tcPr/>
+          <w:p>
+            <w:pPr>
+              <w:pStyle w:val="Compact"/>
+            </w:pPr>
+            <w:r>
+              <w:t xml:space="preserve">871</w:t>
+            </w:r>
+          </w:p>
+        </w:tc>
+        <w:tc>
+          <w:tcPr/>
+          <w:p>
+            <w:pPr>
+              <w:pStyle w:val="Compact"/>
+            </w:pPr>
+            <w:r>
+              <w:t xml:space="preserve">7</w:t>
+            </w:r>
+          </w:p>
+        </w:tc>
+        <w:tc>
+          <w:tcPr/>
+          <w:p>
+            <w:pPr>
+              <w:pStyle w:val="Compact"/>
+            </w:pPr>
+            <w:r>
+              <w:t xml:space="preserve">54</w:t>
             </w:r>
           </w:p>
         </w:tc>
@@ -3736,40 +3689,73 @@
               <w:pStyle w:val="Compact"/>
             </w:pPr>
             <w:r>
-              <w:t xml:space="preserve">10 percent</w:t>
-            </w:r>
-          </w:p>
-        </w:tc>
-        <w:tc>
-          <w:tcPr/>
-          <w:p>
-            <w:pPr>
-              <w:pStyle w:val="Compact"/>
-            </w:pPr>
-            <w:r>
-              <w:t xml:space="preserve">1.0000</w:t>
-            </w:r>
-          </w:p>
-        </w:tc>
-        <w:tc>
-          <w:tcPr/>
-          <w:p>
-            <w:pPr>
-              <w:pStyle w:val="Compact"/>
-            </w:pPr>
-            <w:r>
-              <w:t xml:space="preserve">1.0000</w:t>
-            </w:r>
-          </w:p>
-        </w:tc>
-        <w:tc>
-          <w:tcPr/>
-          <w:p>
-            <w:pPr>
-              <w:pStyle w:val="Compact"/>
-            </w:pPr>
-            <w:r>
-              <w:t xml:space="preserve">1.0000</w:t>
+              <w:t xml:space="preserve">Rules only</w:t>
+            </w:r>
+          </w:p>
+        </w:tc>
+        <w:tc>
+          <w:tcPr/>
+          <w:p>
+            <w:pPr>
+              <w:pStyle w:val="Compact"/>
+            </w:pPr>
+            <w:r>
+              <w:t xml:space="preserve">0.9988</w:t>
+            </w:r>
+          </w:p>
+        </w:tc>
+        <w:tc>
+          <w:tcPr/>
+          <w:p>
+            <w:pPr>
+              <w:pStyle w:val="Compact"/>
+            </w:pPr>
+            <w:r>
+              <w:t xml:space="preserve">0.9319</w:t>
+            </w:r>
+          </w:p>
+        </w:tc>
+        <w:tc>
+          <w:tcPr/>
+          <w:p>
+            <w:pPr>
+              <w:pStyle w:val="Compact"/>
+            </w:pPr>
+            <w:r>
+              <w:t xml:space="preserve">0.9642</w:t>
+            </w:r>
+          </w:p>
+        </w:tc>
+        <w:tc>
+          <w:tcPr/>
+          <w:p>
+            <w:pPr>
+              <w:pStyle w:val="Compact"/>
+            </w:pPr>
+            <w:r>
+              <w:t xml:space="preserve">862</w:t>
+            </w:r>
+          </w:p>
+        </w:tc>
+        <w:tc>
+          <w:tcPr/>
+          <w:p>
+            <w:pPr>
+              <w:pStyle w:val="Compact"/>
+            </w:pPr>
+            <w:r>
+              <w:t xml:space="preserve">1</w:t>
+            </w:r>
+          </w:p>
+        </w:tc>
+        <w:tc>
+          <w:tcPr/>
+          <w:p>
+            <w:pPr>
+              <w:pStyle w:val="Compact"/>
+            </w:pPr>
+            <w:r>
+              <w:t xml:space="preserve">63</w:t>
             </w:r>
           </w:p>
         </w:tc>
@@ -3782,86 +3768,73 @@
               <w:pStyle w:val="Compact"/>
             </w:pPr>
             <w:r>
-              <w:t xml:space="preserve">20 percent</w:t>
-            </w:r>
-          </w:p>
-        </w:tc>
-        <w:tc>
-          <w:tcPr/>
-          <w:p>
-            <w:pPr>
-              <w:pStyle w:val="Compact"/>
-            </w:pPr>
-            <w:r>
-              <w:t xml:space="preserve">1.0000</w:t>
-            </w:r>
-          </w:p>
-        </w:tc>
-        <w:tc>
-          <w:tcPr/>
-          <w:p>
-            <w:pPr>
-              <w:pStyle w:val="Compact"/>
-            </w:pPr>
-            <w:r>
-              <w:t xml:space="preserve">1.0000</w:t>
-            </w:r>
-          </w:p>
-        </w:tc>
-        <w:tc>
-          <w:tcPr/>
-          <w:p>
-            <w:pPr>
-              <w:pStyle w:val="Compact"/>
-            </w:pPr>
-            <w:r>
-              <w:t xml:space="preserve">1.0000</w:t>
-            </w:r>
-          </w:p>
-        </w:tc>
-      </w:tr>
-      <w:tr>
-        <w:tc>
-          <w:tcPr/>
-          <w:p>
-            <w:pPr>
-              <w:pStyle w:val="Compact"/>
-            </w:pPr>
-            <w:r>
-              <w:t xml:space="preserve">30 percent</w:t>
-            </w:r>
-          </w:p>
-        </w:tc>
-        <w:tc>
-          <w:tcPr/>
-          <w:p>
-            <w:pPr>
-              <w:pStyle w:val="Compact"/>
-            </w:pPr>
-            <w:r>
-              <w:t xml:space="preserve">1.0000</w:t>
-            </w:r>
-          </w:p>
-        </w:tc>
-        <w:tc>
-          <w:tcPr/>
-          <w:p>
-            <w:pPr>
-              <w:pStyle w:val="Compact"/>
-            </w:pPr>
-            <w:r>
-              <w:t xml:space="preserve">1.0000</w:t>
-            </w:r>
-          </w:p>
-        </w:tc>
-        <w:tc>
-          <w:tcPr/>
-          <w:p>
-            <w:pPr>
-              <w:pStyle w:val="Compact"/>
-            </w:pPr>
-            <w:r>
-              <w:t xml:space="preserve">1.0000</w:t>
+              <w:t xml:space="preserve">IQR only</w:t>
+            </w:r>
+          </w:p>
+        </w:tc>
+        <w:tc>
+          <w:tcPr/>
+          <w:p>
+            <w:pPr>
+              <w:pStyle w:val="Compact"/>
+            </w:pPr>
+            <w:r>
+              <w:t xml:space="preserve">0.6628</w:t>
+            </w:r>
+          </w:p>
+        </w:tc>
+        <w:tc>
+          <w:tcPr/>
+          <w:p>
+            <w:pPr>
+              <w:pStyle w:val="Compact"/>
+            </w:pPr>
+            <w:r>
+              <w:t xml:space="preserve">0.6162</w:t>
+            </w:r>
+          </w:p>
+        </w:tc>
+        <w:tc>
+          <w:tcPr/>
+          <w:p>
+            <w:pPr>
+              <w:pStyle w:val="Compact"/>
+            </w:pPr>
+            <w:r>
+              <w:t xml:space="preserve">0.6387</w:t>
+            </w:r>
+          </w:p>
+        </w:tc>
+        <w:tc>
+          <w:tcPr/>
+          <w:p>
+            <w:pPr>
+              <w:pStyle w:val="Compact"/>
+            </w:pPr>
+            <w:r>
+              <w:t xml:space="preserve">570</w:t>
+            </w:r>
+          </w:p>
+        </w:tc>
+        <w:tc>
+          <w:tcPr/>
+          <w:p>
+            <w:pPr>
+              <w:pStyle w:val="Compact"/>
+            </w:pPr>
+            <w:r>
+              <w:t xml:space="preserve">290</w:t>
+            </w:r>
+          </w:p>
+        </w:tc>
+        <w:tc>
+          <w:tcPr/>
+          <w:p>
+            <w:pPr>
+              <w:pStyle w:val="Compact"/>
+            </w:pPr>
+            <w:r>
+              <w:t xml:space="preserve">355</w:t>
             </w:r>
           </w:p>
         </w:tc>
@@ -3872,367 +3845,7 @@
         <w:pStyle w:val="BodyText"/>
       </w:pPr>
       <w:r>
-        <w:t xml:space="preserve">Recall holds at 1.00 throughout. Precision falls only at 5 percent prevalence,</w:t>
-      </w:r>
-      <w:r>
-        <w:t xml:space="preserve"> </w:t>
-      </w:r>
-      <w:r>
-        <w:t xml:space="preserve">where a single false positive among few true anomalies costs almost four points.</w:t>
-      </w:r>
-      <w:r>
-        <w:t xml:space="preserve"> </w:t>
-      </w:r>
-      <w:r>
-        <w:t xml:space="preserve">This is a property of the metric rather than of the detector, but it matters</w:t>
-      </w:r>
-      <w:r>
-        <w:t xml:space="preserve"> </w:t>
-      </w:r>
-      <w:r>
-        <w:t xml:space="preserve">operationally, because real fabrication rates are usually low and the figure</w:t>
-      </w:r>
-      <w:r>
-        <w:t xml:space="preserve"> </w:t>
-      </w:r>
-      <w:r>
-        <w:t xml:space="preserve">quantifies the review burden a deployment should expect.</w:t>
-      </w:r>
-    </w:p>
-    <w:p>
-      <w:pPr>
-        <w:pStyle w:val="BodyText"/>
-      </w:pPr>
-      <w:r>
-        <w:t xml:space="preserve">Source:</w:t>
-      </w:r>
-      <w:r>
-        <w:t xml:space="preserve"> </w:t>
-      </w:r>
-      <w:r>
-        <w:rPr>
-          <w:rStyle w:val="VerbatimChar"/>
-        </w:rPr>
-        <w:t xml:space="preserve">output/robustness_validation/metrics_sweep_r*.csv</w:t>
-      </w:r>
-      <w:r>
-        <w:t xml:space="preserve">.</w:t>
-      </w:r>
-    </w:p>
-    <w:bookmarkEnd w:id="21"/>
-    <w:bookmarkStart w:id="23" w:name="held-out-stress-evaluation"/>
-    <w:p>
-      <w:pPr>
-        <w:pStyle w:val="Heading2"/>
-      </w:pPr>
-      <w:r>
-        <w:t xml:space="preserve">5. Held-out stress evaluation</w:t>
-      </w:r>
-    </w:p>
-    <w:p>
-      <w:pPr>
-        <w:pStyle w:val="FirstParagraph"/>
-      </w:pPr>
-      <w:r>
-        <w:t xml:space="preserve">The stress generator overlaps the profiles on purpose. Some genuine respondents</w:t>
-      </w:r>
-      <w:r>
-        <w:t xml:space="preserve"> </w:t>
-      </w:r>
-      <w:r>
-        <w:t xml:space="preserve">are fast with no back navigation, and some fabricated interviews are only mildly</w:t>
-      </w:r>
-      <w:r>
-        <w:t xml:space="preserve"> </w:t>
-      </w:r>
-      <w:r>
-        <w:t xml:space="preserve">compressed. Seeds 7 and 99 were never used to develop or calibrate anything.</w:t>
-      </w:r>
-    </w:p>
-    <w:tbl>
-      <w:tblPr>
-        <w:tblStyle w:val="Table"/>
-        <w:tblW w:type="auto" w:w="0"/>
-        <w:tblLook w:firstRow="1" w:lastRow="0" w:firstColumn="0" w:lastColumn="0" w:noHBand="0" w:noVBand="0" w:val="0020"/>
-      </w:tblPr>
-      <w:tblGrid>
-        <w:gridCol w:w="1980"/>
-        <w:gridCol w:w="1980"/>
-        <w:gridCol w:w="1980"/>
-        <w:gridCol w:w="1980"/>
-      </w:tblGrid>
-      <w:tr>
-        <w:trPr>
-          <w:tblHeader w:val="on"/>
-        </w:trPr>
-        <w:tc>
-          <w:tcPr/>
-          <w:p>
-            <w:pPr>
-              <w:pStyle w:val="Compact"/>
-            </w:pPr>
-            <w:r>
-              <w:t xml:space="preserve">Dataset</w:t>
-            </w:r>
-          </w:p>
-        </w:tc>
-        <w:tc>
-          <w:tcPr/>
-          <w:p>
-            <w:pPr>
-              <w:pStyle w:val="Compact"/>
-            </w:pPr>
-            <w:r>
-              <w:t xml:space="preserve">Precision</w:t>
-            </w:r>
-          </w:p>
-        </w:tc>
-        <w:tc>
-          <w:tcPr/>
-          <w:p>
-            <w:pPr>
-              <w:pStyle w:val="Compact"/>
-            </w:pPr>
-            <w:r>
-              <w:t xml:space="preserve">Recall</w:t>
-            </w:r>
-          </w:p>
-        </w:tc>
-        <w:tc>
-          <w:tcPr/>
-          <w:p>
-            <w:pPr>
-              <w:pStyle w:val="Compact"/>
-            </w:pPr>
-            <w:r>
-              <w:t xml:space="preserve">F1</w:t>
-            </w:r>
-          </w:p>
-        </w:tc>
-      </w:tr>
-      <w:tr>
-        <w:tc>
-          <w:tcPr/>
-          <w:p>
-            <w:pPr>
-              <w:pStyle w:val="Compact"/>
-            </w:pPr>
-            <w:r>
-              <w:t xml:space="preserve">Seed 7, SurveyCTO</w:t>
-            </w:r>
-          </w:p>
-        </w:tc>
-        <w:tc>
-          <w:tcPr/>
-          <w:p>
-            <w:pPr>
-              <w:pStyle w:val="Compact"/>
-            </w:pPr>
-            <w:r>
-              <w:t xml:space="preserve">0.9770</w:t>
-            </w:r>
-          </w:p>
-        </w:tc>
-        <w:tc>
-          <w:tcPr/>
-          <w:p>
-            <w:pPr>
-              <w:pStyle w:val="Compact"/>
-            </w:pPr>
-            <w:r>
-              <w:t xml:space="preserve">0.8500</w:t>
-            </w:r>
-          </w:p>
-        </w:tc>
-        <w:tc>
-          <w:tcPr/>
-          <w:p>
-            <w:pPr>
-              <w:pStyle w:val="Compact"/>
-            </w:pPr>
-            <w:r>
-              <w:t xml:space="preserve">0.9091</w:t>
-            </w:r>
-          </w:p>
-        </w:tc>
-      </w:tr>
-      <w:tr>
-        <w:tc>
-          <w:tcPr/>
-          <w:p>
-            <w:pPr>
-              <w:pStyle w:val="Compact"/>
-            </w:pPr>
-            <w:r>
-              <w:t xml:space="preserve">Seed 7, ODK</w:t>
-            </w:r>
-          </w:p>
-        </w:tc>
-        <w:tc>
-          <w:tcPr/>
-          <w:p>
-            <w:pPr>
-              <w:pStyle w:val="Compact"/>
-            </w:pPr>
-            <w:r>
-              <w:t xml:space="preserve">0.9570</w:t>
-            </w:r>
-          </w:p>
-        </w:tc>
-        <w:tc>
-          <w:tcPr/>
-          <w:p>
-            <w:pPr>
-              <w:pStyle w:val="Compact"/>
-            </w:pPr>
-            <w:r>
-              <w:t xml:space="preserve">0.8900</w:t>
-            </w:r>
-          </w:p>
-        </w:tc>
-        <w:tc>
-          <w:tcPr/>
-          <w:p>
-            <w:pPr>
-              <w:pStyle w:val="Compact"/>
-            </w:pPr>
-            <w:r>
-              <w:t xml:space="preserve">0.9223</w:t>
-            </w:r>
-          </w:p>
-        </w:tc>
-      </w:tr>
-      <w:tr>
-        <w:tc>
-          <w:tcPr/>
-          <w:p>
-            <w:pPr>
-              <w:pStyle w:val="Compact"/>
-            </w:pPr>
-            <w:r>
-              <w:t xml:space="preserve">Seed 99, SurveyCTO</w:t>
-            </w:r>
-          </w:p>
-        </w:tc>
-        <w:tc>
-          <w:tcPr/>
-          <w:p>
-            <w:pPr>
-              <w:pStyle w:val="Compact"/>
-            </w:pPr>
-            <w:r>
-              <w:t xml:space="preserve">1.0000</w:t>
-            </w:r>
-          </w:p>
-        </w:tc>
-        <w:tc>
-          <w:tcPr/>
-          <w:p>
-            <w:pPr>
-              <w:pStyle w:val="Compact"/>
-            </w:pPr>
-            <w:r>
-              <w:t xml:space="preserve">0.8800</w:t>
-            </w:r>
-          </w:p>
-        </w:tc>
-        <w:tc>
-          <w:tcPr/>
-          <w:p>
-            <w:pPr>
-              <w:pStyle w:val="Compact"/>
-            </w:pPr>
-            <w:r>
-              <w:t xml:space="preserve">0.9362</w:t>
-            </w:r>
-          </w:p>
-        </w:tc>
-      </w:tr>
-      <w:tr>
-        <w:tc>
-          <w:tcPr/>
-          <w:p>
-            <w:pPr>
-              <w:pStyle w:val="Compact"/>
-            </w:pPr>
-            <w:r>
-              <w:t xml:space="preserve">Seed 99, ODK</w:t>
-            </w:r>
-          </w:p>
-        </w:tc>
-        <w:tc>
-          <w:tcPr/>
-          <w:p>
-            <w:pPr>
-              <w:pStyle w:val="Compact"/>
-            </w:pPr>
-            <w:r>
-              <w:t xml:space="preserve">1.0000</w:t>
-            </w:r>
-          </w:p>
-        </w:tc>
-        <w:tc>
-          <w:tcPr/>
-          <w:p>
-            <w:pPr>
-              <w:pStyle w:val="Compact"/>
-            </w:pPr>
-            <w:r>
-              <w:t xml:space="preserve">0.8400</w:t>
-            </w:r>
-          </w:p>
-        </w:tc>
-        <w:tc>
-          <w:tcPr/>
-          <w:p>
-            <w:pPr>
-              <w:pStyle w:val="Compact"/>
-            </w:pPr>
-            <w:r>
-              <w:t xml:space="preserve">0.9130</w:t>
-            </w:r>
-          </w:p>
-        </w:tc>
-      </w:tr>
-    </w:tbl>
-    <w:p>
-      <w:pPr>
-        <w:pStyle w:val="BodyText"/>
-      </w:pPr>
-      <w:r>
-        <w:t xml:space="preserve">All four runs clear both success criteria, and performance is consistent across</w:t>
-      </w:r>
-      <w:r>
-        <w:t xml:space="preserve"> </w:t>
-      </w:r>
-      <w:r>
-        <w:t xml:space="preserve">the two platform formats. That consistency is itself a result: the same detector,</w:t>
-      </w:r>
-      <w:r>
-        <w:t xml:space="preserve"> </w:t>
-      </w:r>
-      <w:r>
-        <w:t xml:space="preserve">unmodified, performs equivalently on structurally different inputs, which is what</w:t>
-      </w:r>
-      <w:r>
-        <w:t xml:space="preserve"> </w:t>
-      </w:r>
-      <w:r>
-        <w:t xml:space="preserve">the common intermediate representation was designed to achieve.</w:t>
-      </w:r>
-    </w:p>
-    <w:p>
-      <w:pPr>
-        <w:pStyle w:val="BodyText"/>
-      </w:pPr>
-      <w:r>
-        <w:t xml:space="preserve">Per-class recall by anomaly type, all four runs. Each cell is the count of that</w:t>
-      </w:r>
-      <w:r>
-        <w:t xml:space="preserve"> </w:t>
-      </w:r>
-      <w:r>
-        <w:t xml:space="preserve">injected class the detector flagged, over the count present:</w:t>
+        <w:t xml:space="preserve">Per run:</w:t>
       </w:r>
     </w:p>
     <w:tbl>
@@ -4270,6 +3883,1669 @@
               <w:pStyle w:val="Compact"/>
             </w:pPr>
             <w:r>
+              <w:t xml:space="preserve">Combined P / R</w:t>
+            </w:r>
+          </w:p>
+        </w:tc>
+        <w:tc>
+          <w:tcPr/>
+          <w:p>
+            <w:pPr>
+              <w:pStyle w:val="Compact"/>
+            </w:pPr>
+            <w:r>
+              <w:t xml:space="preserve">Rules only P / R</w:t>
+            </w:r>
+          </w:p>
+        </w:tc>
+        <w:tc>
+          <w:tcPr/>
+          <w:p>
+            <w:pPr>
+              <w:pStyle w:val="Compact"/>
+            </w:pPr>
+            <w:r>
+              <w:t xml:space="preserve">IQR only P / R</w:t>
+            </w:r>
+          </w:p>
+        </w:tc>
+      </w:tr>
+      <w:tr>
+        <w:tc>
+          <w:tcPr/>
+          <w:p>
+            <w:pPr>
+              <w:pStyle w:val="Compact"/>
+            </w:pPr>
+            <w:r>
+              <w:rPr>
+                <w:rStyle w:val="VerbatimChar"/>
+              </w:rPr>
+              <w:t xml:space="preserve">benchmark_n500_odk</w:t>
+            </w:r>
+          </w:p>
+        </w:tc>
+        <w:tc>
+          <w:tcPr/>
+          <w:p>
+            <w:pPr>
+              <w:pStyle w:val="Compact"/>
+            </w:pPr>
+            <w:r>
+              <w:t xml:space="preserve">1.0000 / 1.0000</w:t>
+            </w:r>
+          </w:p>
+        </w:tc>
+        <w:tc>
+          <w:tcPr/>
+          <w:p>
+            <w:pPr>
+              <w:pStyle w:val="Compact"/>
+            </w:pPr>
+            <w:r>
+              <w:t xml:space="preserve">1.0000 / 1.0000</w:t>
+            </w:r>
+          </w:p>
+        </w:tc>
+        <w:tc>
+          <w:tcPr/>
+          <w:p>
+            <w:pPr>
+              <w:pStyle w:val="Compact"/>
+            </w:pPr>
+            <w:r>
+              <w:t xml:space="preserve">0.8547 / 1.0000</w:t>
+            </w:r>
+          </w:p>
+        </w:tc>
+      </w:tr>
+      <w:tr>
+        <w:tc>
+          <w:tcPr/>
+          <w:p>
+            <w:pPr>
+              <w:pStyle w:val="Compact"/>
+            </w:pPr>
+            <w:r>
+              <w:rPr>
+                <w:rStyle w:val="VerbatimChar"/>
+              </w:rPr>
+              <w:t xml:space="preserve">benchmark_n500_surveycto</w:t>
+            </w:r>
+          </w:p>
+        </w:tc>
+        <w:tc>
+          <w:tcPr/>
+          <w:p>
+            <w:pPr>
+              <w:pStyle w:val="Compact"/>
+            </w:pPr>
+            <w:r>
+              <w:t xml:space="preserve">1.0000 / 1.0000</w:t>
+            </w:r>
+          </w:p>
+        </w:tc>
+        <w:tc>
+          <w:tcPr/>
+          <w:p>
+            <w:pPr>
+              <w:pStyle w:val="Compact"/>
+            </w:pPr>
+            <w:r>
+              <w:t xml:space="preserve">1.0000 / 1.0000</w:t>
+            </w:r>
+          </w:p>
+        </w:tc>
+        <w:tc>
+          <w:tcPr/>
+          <w:p>
+            <w:pPr>
+              <w:pStyle w:val="Compact"/>
+            </w:pPr>
+            <w:r>
+              <w:t xml:space="preserve">0.8929 / 1.0000</w:t>
+            </w:r>
+          </w:p>
+        </w:tc>
+      </w:tr>
+      <w:tr>
+        <w:tc>
+          <w:tcPr/>
+          <w:p>
+            <w:pPr>
+              <w:pStyle w:val="Compact"/>
+            </w:pPr>
+            <w:r>
+              <w:rPr>
+                <w:rStyle w:val="VerbatimChar"/>
+              </w:rPr>
+              <w:t xml:space="preserve">stress_seed7_odk</w:t>
+            </w:r>
+          </w:p>
+        </w:tc>
+        <w:tc>
+          <w:tcPr/>
+          <w:p>
+            <w:pPr>
+              <w:pStyle w:val="Compact"/>
+            </w:pPr>
+            <w:r>
+              <w:t xml:space="preserve">0.9570 / 0.8900</w:t>
+            </w:r>
+          </w:p>
+        </w:tc>
+        <w:tc>
+          <w:tcPr/>
+          <w:p>
+            <w:pPr>
+              <w:pStyle w:val="Compact"/>
+            </w:pPr>
+            <w:r>
+              <w:t xml:space="preserve">0.9884 / 0.8500</w:t>
+            </w:r>
+          </w:p>
+        </w:tc>
+        <w:tc>
+          <w:tcPr/>
+          <w:p>
+            <w:pPr>
+              <w:pStyle w:val="Compact"/>
+            </w:pPr>
+            <w:r>
+              <w:t xml:space="preserve">0.3784 / 0.2800</w:t>
+            </w:r>
+          </w:p>
+        </w:tc>
+      </w:tr>
+      <w:tr>
+        <w:tc>
+          <w:tcPr/>
+          <w:p>
+            <w:pPr>
+              <w:pStyle w:val="Compact"/>
+            </w:pPr>
+            <w:r>
+              <w:rPr>
+                <w:rStyle w:val="VerbatimChar"/>
+              </w:rPr>
+              <w:t xml:space="preserve">stress_seed7_surveycto</w:t>
+            </w:r>
+          </w:p>
+        </w:tc>
+        <w:tc>
+          <w:tcPr/>
+          <w:p>
+            <w:pPr>
+              <w:pStyle w:val="Compact"/>
+            </w:pPr>
+            <w:r>
+              <w:t xml:space="preserve">0.9770 / 0.8500</w:t>
+            </w:r>
+          </w:p>
+        </w:tc>
+        <w:tc>
+          <w:tcPr/>
+          <w:p>
+            <w:pPr>
+              <w:pStyle w:val="Compact"/>
+            </w:pPr>
+            <w:r>
+              <w:t xml:space="preserve">1.0000 / 0.8100</w:t>
+            </w:r>
+          </w:p>
+        </w:tc>
+        <w:tc>
+          <w:tcPr/>
+          <w:p>
+            <w:pPr>
+              <w:pStyle w:val="Compact"/>
+            </w:pPr>
+            <w:r>
+              <w:t xml:space="preserve">0.3158 / 0.2400</w:t>
+            </w:r>
+          </w:p>
+        </w:tc>
+      </w:tr>
+      <w:tr>
+        <w:tc>
+          <w:tcPr/>
+          <w:p>
+            <w:pPr>
+              <w:pStyle w:val="Compact"/>
+            </w:pPr>
+            <w:r>
+              <w:rPr>
+                <w:rStyle w:val="VerbatimChar"/>
+              </w:rPr>
+              <w:t xml:space="preserve">stress_seed99_odk</w:t>
+            </w:r>
+          </w:p>
+        </w:tc>
+        <w:tc>
+          <w:tcPr/>
+          <w:p>
+            <w:pPr>
+              <w:pStyle w:val="Compact"/>
+            </w:pPr>
+            <w:r>
+              <w:t xml:space="preserve">1.0000 / 0.8400</w:t>
+            </w:r>
+          </w:p>
+        </w:tc>
+        <w:tc>
+          <w:tcPr/>
+          <w:p>
+            <w:pPr>
+              <w:pStyle w:val="Compact"/>
+            </w:pPr>
+            <w:r>
+              <w:t xml:space="preserve">1.0000 / 0.8300</w:t>
+            </w:r>
+          </w:p>
+        </w:tc>
+        <w:tc>
+          <w:tcPr/>
+          <w:p>
+            <w:pPr>
+              <w:pStyle w:val="Compact"/>
+            </w:pPr>
+            <w:r>
+              <w:t xml:space="preserve">0.3167 / 0.1900</w:t>
+            </w:r>
+          </w:p>
+        </w:tc>
+      </w:tr>
+      <w:tr>
+        <w:tc>
+          <w:tcPr/>
+          <w:p>
+            <w:pPr>
+              <w:pStyle w:val="Compact"/>
+            </w:pPr>
+            <w:r>
+              <w:rPr>
+                <w:rStyle w:val="VerbatimChar"/>
+              </w:rPr>
+              <w:t xml:space="preserve">stress_seed99_surveycto</w:t>
+            </w:r>
+          </w:p>
+        </w:tc>
+        <w:tc>
+          <w:tcPr/>
+          <w:p>
+            <w:pPr>
+              <w:pStyle w:val="Compact"/>
+            </w:pPr>
+            <w:r>
+              <w:t xml:space="preserve">1.0000 / 0.8800</w:t>
+            </w:r>
+          </w:p>
+        </w:tc>
+        <w:tc>
+          <w:tcPr/>
+          <w:p>
+            <w:pPr>
+              <w:pStyle w:val="Compact"/>
+            </w:pPr>
+            <w:r>
+              <w:t xml:space="preserve">1.0000 / 0.8800</w:t>
+            </w:r>
+          </w:p>
+        </w:tc>
+        <w:tc>
+          <w:tcPr/>
+          <w:p>
+            <w:pPr>
+              <w:pStyle w:val="Compact"/>
+            </w:pPr>
+            <w:r>
+              <w:t xml:space="preserve">0.3200 / 0.2400</w:t>
+            </w:r>
+          </w:p>
+        </w:tc>
+      </w:tr>
+      <w:tr>
+        <w:tc>
+          <w:tcPr/>
+          <w:p>
+            <w:pPr>
+              <w:pStyle w:val="Compact"/>
+            </w:pPr>
+            <w:r>
+              <w:rPr>
+                <w:rStyle w:val="VerbatimChar"/>
+              </w:rPr>
+              <w:t xml:space="preserve">sweep_r005</w:t>
+            </w:r>
+          </w:p>
+        </w:tc>
+        <w:tc>
+          <w:tcPr/>
+          <w:p>
+            <w:pPr>
+              <w:pStyle w:val="Compact"/>
+            </w:pPr>
+            <w:r>
+              <w:t xml:space="preserve">0.9615 / 1.0000</w:t>
+            </w:r>
+          </w:p>
+        </w:tc>
+        <w:tc>
+          <w:tcPr/>
+          <w:p>
+            <w:pPr>
+              <w:pStyle w:val="Compact"/>
+            </w:pPr>
+            <w:r>
+              <w:t xml:space="preserve">1.0000 / 1.0000</w:t>
+            </w:r>
+          </w:p>
+        </w:tc>
+        <w:tc>
+          <w:tcPr/>
+          <w:p>
+            <w:pPr>
+              <w:pStyle w:val="Compact"/>
+            </w:pPr>
+            <w:r>
+              <w:t xml:space="preserve">0.4717 / 1.0000</w:t>
+            </w:r>
+          </w:p>
+        </w:tc>
+      </w:tr>
+      <w:tr>
+        <w:tc>
+          <w:tcPr/>
+          <w:p>
+            <w:pPr>
+              <w:pStyle w:val="Compact"/>
+            </w:pPr>
+            <w:r>
+              <w:rPr>
+                <w:rStyle w:val="VerbatimChar"/>
+              </w:rPr>
+              <w:t xml:space="preserve">sweep_r010</w:t>
+            </w:r>
+          </w:p>
+        </w:tc>
+        <w:tc>
+          <w:tcPr/>
+          <w:p>
+            <w:pPr>
+              <w:pStyle w:val="Compact"/>
+            </w:pPr>
+            <w:r>
+              <w:t xml:space="preserve">1.0000 / 1.0000</w:t>
+            </w:r>
+          </w:p>
+        </w:tc>
+        <w:tc>
+          <w:tcPr/>
+          <w:p>
+            <w:pPr>
+              <w:pStyle w:val="Compact"/>
+            </w:pPr>
+            <w:r>
+              <w:t xml:space="preserve">1.0000 / 1.0000</w:t>
+            </w:r>
+          </w:p>
+        </w:tc>
+        <w:tc>
+          <w:tcPr/>
+          <w:p>
+            <w:pPr>
+              <w:pStyle w:val="Compact"/>
+            </w:pPr>
+            <w:r>
+              <w:t xml:space="preserve">0.6667 / 1.0000</w:t>
+            </w:r>
+          </w:p>
+        </w:tc>
+      </w:tr>
+      <w:tr>
+        <w:tc>
+          <w:tcPr/>
+          <w:p>
+            <w:pPr>
+              <w:pStyle w:val="Compact"/>
+            </w:pPr>
+            <w:r>
+              <w:rPr>
+                <w:rStyle w:val="VerbatimChar"/>
+              </w:rPr>
+              <w:t xml:space="preserve">sweep_r020</w:t>
+            </w:r>
+          </w:p>
+        </w:tc>
+        <w:tc>
+          <w:tcPr/>
+          <w:p>
+            <w:pPr>
+              <w:pStyle w:val="Compact"/>
+            </w:pPr>
+            <w:r>
+              <w:t xml:space="preserve">1.0000 / 1.0000</w:t>
+            </w:r>
+          </w:p>
+        </w:tc>
+        <w:tc>
+          <w:tcPr/>
+          <w:p>
+            <w:pPr>
+              <w:pStyle w:val="Compact"/>
+            </w:pPr>
+            <w:r>
+              <w:t xml:space="preserve">1.0000 / 1.0000</w:t>
+            </w:r>
+          </w:p>
+        </w:tc>
+        <w:tc>
+          <w:tcPr/>
+          <w:p>
+            <w:pPr>
+              <w:pStyle w:val="Compact"/>
+            </w:pPr>
+            <w:r>
+              <w:t xml:space="preserve">0.9174 / 1.0000</w:t>
+            </w:r>
+          </w:p>
+        </w:tc>
+      </w:tr>
+      <w:tr>
+        <w:tc>
+          <w:tcPr/>
+          <w:p>
+            <w:pPr>
+              <w:pStyle w:val="Compact"/>
+            </w:pPr>
+            <w:r>
+              <w:rPr>
+                <w:rStyle w:val="VerbatimChar"/>
+              </w:rPr>
+              <w:t xml:space="preserve">sweep_r030</w:t>
+            </w:r>
+          </w:p>
+        </w:tc>
+        <w:tc>
+          <w:tcPr/>
+          <w:p>
+            <w:pPr>
+              <w:pStyle w:val="Compact"/>
+            </w:pPr>
+            <w:r>
+              <w:t xml:space="preserve">1.0000 / 1.0000</w:t>
+            </w:r>
+          </w:p>
+        </w:tc>
+        <w:tc>
+          <w:tcPr/>
+          <w:p>
+            <w:pPr>
+              <w:pStyle w:val="Compact"/>
+            </w:pPr>
+            <w:r>
+              <w:t xml:space="preserve">1.0000 / 1.0000</w:t>
+            </w:r>
+          </w:p>
+        </w:tc>
+        <w:tc>
+          <w:tcPr/>
+          <w:p>
+            <w:pPr>
+              <w:pStyle w:val="Compact"/>
+            </w:pPr>
+            <w:r>
+              <w:t xml:space="preserve">0.9174 / 0.6667</w:t>
+            </w:r>
+          </w:p>
+        </w:tc>
+      </w:tr>
+    </w:tbl>
+    <w:bookmarkStart w:id="20" w:name="what-the-breakdown-shows"/>
+    <w:p>
+      <w:pPr>
+        <w:pStyle w:val="Heading3"/>
+      </w:pPr>
+      <w:r>
+        <w:t xml:space="preserve">What the breakdown shows</w:t>
+      </w:r>
+    </w:p>
+    <w:p>
+      <w:pPr>
+        <w:pStyle w:val="FirstParagraph"/>
+      </w:pPr>
+      <w:r>
+        <w:t xml:space="preserve">The rule layer carries the detection. On its own it reaches precision 0.9988 and</w:t>
+      </w:r>
+      <w:r>
+        <w:t xml:space="preserve"> </w:t>
+      </w:r>
+      <w:r>
+        <w:t xml:space="preserve">recall 0.9319, which is within a point of the combined detector on both measures.</w:t>
+      </w:r>
+      <w:r>
+        <w:t xml:space="preserve"> </w:t>
+      </w:r>
+      <w:r>
+        <w:t xml:space="preserve">The IQR layer on its own reaches precision 0.6628 and recall 0.6162, and under</w:t>
+      </w:r>
+      <w:r>
+        <w:t xml:space="preserve"> </w:t>
+      </w:r>
+      <w:r>
+        <w:t xml:space="preserve">the stress condition its recall falls to between 0.19 and 0.28.</w:t>
+      </w:r>
+    </w:p>
+    <w:p>
+      <w:pPr>
+        <w:pStyle w:val="BodyText"/>
+      </w:pPr>
+      <w:r>
+        <w:t xml:space="preserve">Combining the two is nonetheless worth doing, but the margin is small and should</w:t>
+      </w:r>
+      <w:r>
+        <w:t xml:space="preserve"> </w:t>
+      </w:r>
+      <w:r>
+        <w:t xml:space="preserve">be stated as such: the combination recovers nine true positives that the rules</w:t>
+      </w:r>
+      <w:r>
+        <w:t xml:space="preserve"> </w:t>
+      </w:r>
+      <w:r>
+        <w:t xml:space="preserve">miss, lifting recall from 0.9319 to 0.9416, and costs six additional false</w:t>
+      </w:r>
+      <w:r>
+        <w:t xml:space="preserve"> </w:t>
+      </w:r>
+      <w:r>
+        <w:t xml:space="preserve">positives, moving precision from 0.9988 to 0.9920. That is the entire measured</w:t>
+      </w:r>
+      <w:r>
+        <w:t xml:space="preserve"> </w:t>
+      </w:r>
+      <w:r>
+        <w:t xml:space="preserve">contribution of the IQR component in the shipped configuration.</w:t>
+      </w:r>
+    </w:p>
+    <w:p>
+      <w:pPr>
+        <w:pStyle w:val="BodyText"/>
+      </w:pPr>
+      <w:r>
+        <w:t xml:space="preserve">The IQR component also degrades in a specific and instructive way. Across the</w:t>
+      </w:r>
+      <w:r>
+        <w:t xml:space="preserve"> </w:t>
+      </w:r>
+      <w:r>
+        <w:t xml:space="preserve">class imbalance sweep its recall holds at 1.00 while anomalies make up 5, 10 and</w:t>
+      </w:r>
+      <w:r>
+        <w:t xml:space="preserve"> </w:t>
+      </w:r>
+      <w:r>
+        <w:t xml:space="preserve">20 percent of the sample, then falls to 0.6667 at 30 percent. This is masking:</w:t>
+      </w:r>
+      <w:r>
+        <w:t xml:space="preserve"> </w:t>
+      </w:r>
+      <w:r>
+        <w:t xml:space="preserve">the fences are estimated from a sample that contains the outliers they are meant</w:t>
+      </w:r>
+      <w:r>
+        <w:t xml:space="preserve"> </w:t>
+      </w:r>
+      <w:r>
+        <w:t xml:space="preserve">to isolate, so as contamination rises the quartiles move with it and the fences</w:t>
+      </w:r>
+      <w:r>
+        <w:t xml:space="preserve"> </w:t>
+      </w:r>
+      <w:r>
+        <w:t xml:space="preserve">stop reaching the anomalies. The same mechanism accounts for part of the</w:t>
+      </w:r>
+      <w:r>
+        <w:t xml:space="preserve"> </w:t>
+      </w:r>
+      <w:r>
+        <w:t xml:space="preserve">fabricated recall shortfall analysed in</w:t>
+      </w:r>
+      <w:r>
+        <w:t xml:space="preserve"> </w:t>
+      </w:r>
+      <w:r>
+        <w:rPr>
+          <w:rStyle w:val="VerbatimChar"/>
+        </w:rPr>
+        <w:t xml:space="preserve">docs/fabricated_detection_diagnostic.md</w:t>
+      </w:r>
+      <w:r>
+        <w:t xml:space="preserve">, and it is a property of applying</w:t>
+      </w:r>
+      <w:r>
+        <w:t xml:space="preserve"> </w:t>
+      </w:r>
+      <w:r>
+        <w:t xml:space="preserve">unsupervised fences to contaminated data rather than a defect in the</w:t>
+      </w:r>
+      <w:r>
+        <w:t xml:space="preserve"> </w:t>
+      </w:r>
+      <w:r>
+        <w:t xml:space="preserve">implementation.</w:t>
+      </w:r>
+    </w:p>
+    <w:p>
+      <w:pPr>
+        <w:pStyle w:val="BodyText"/>
+      </w:pPr>
+      <w:r>
+        <w:t xml:space="preserve">This breakdown is regenerated from the recorded predictions, not from a fresh</w:t>
+      </w:r>
+      <w:r>
+        <w:t xml:space="preserve"> </w:t>
+      </w:r>
+      <w:r>
+        <w:t xml:space="preserve">run, with:</w:t>
+      </w:r>
+    </w:p>
+    <w:p>
+      <w:pPr>
+        <w:pStyle w:val="SourceCode"/>
+      </w:pPr>
+      <w:r>
+        <w:rPr>
+          <w:rStyle w:val="ExtensionTok"/>
+        </w:rPr>
+        <w:t xml:space="preserve">python</w:t>
+      </w:r>
+      <w:r>
+        <w:rPr>
+          <w:rStyle w:val="NormalTok"/>
+        </w:rPr>
+        <w:t xml:space="preserve"> scripts/component_breakdown.py</w:t>
+      </w:r>
+    </w:p>
+    <w:p>
+      <w:pPr>
+        <w:pStyle w:val="FirstParagraph"/>
+      </w:pPr>
+      <w:r>
+        <w:t xml:space="preserve">Full per-run values including confusion counts:</w:t>
+      </w:r>
+      <w:r>
+        <w:t xml:space="preserve"> </w:t>
+      </w:r>
+      <w:r>
+        <w:rPr>
+          <w:rStyle w:val="VerbatimChar"/>
+        </w:rPr>
+        <w:t xml:space="preserve">output/robustness_validation/component_breakdown.csv</w:t>
+      </w:r>
+      <w:r>
+        <w:t xml:space="preserve">.</w:t>
+      </w:r>
+    </w:p>
+    <w:bookmarkEnd w:id="20"/>
+    <w:bookmarkEnd w:id="21"/>
+    <w:bookmarkStart w:id="22" w:name="canonical-validation-set"/>
+    <w:p>
+      <w:pPr>
+        <w:pStyle w:val="Heading2"/>
+      </w:pPr>
+      <w:r>
+        <w:t xml:space="preserve">3. Canonical validation set</w:t>
+      </w:r>
+    </w:p>
+    <w:p>
+      <w:pPr>
+        <w:pStyle w:val="FirstParagraph"/>
+      </w:pPr>
+      <w:r>
+        <w:t xml:space="preserve">The canonical labelled run is the contract test. It uses clean, reproducible</w:t>
+      </w:r>
+      <w:r>
+        <w:t xml:space="preserve"> </w:t>
+      </w:r>
+      <w:r>
+        <w:t xml:space="preserve">profiles and is deliberately easy, so it verifies the intended mapping between</w:t>
+      </w:r>
+      <w:r>
+        <w:t xml:space="preserve"> </w:t>
+      </w:r>
+      <w:r>
+        <w:t xml:space="preserve">profile and category rather than proving field performance.</w:t>
+      </w:r>
+    </w:p>
+    <w:p>
+      <w:pPr>
+        <w:pStyle w:val="SourceCode"/>
+      </w:pPr>
+      <w:r>
+        <w:rPr>
+          <w:rStyle w:val="ExtensionTok"/>
+        </w:rPr>
+        <w:t xml:space="preserve">python</w:t>
+      </w:r>
+      <w:r>
+        <w:rPr>
+          <w:rStyle w:val="NormalTok"/>
+        </w:rPr>
+        <w:t xml:space="preserve"> run_pipeline.py </w:t>
+      </w:r>
+      <w:r>
+        <w:rPr>
+          <w:rStyle w:val="DataTypeTok"/>
+        </w:rPr>
+        <w:t xml:space="preserve">\</w:t>
+      </w:r>
+      <w:r>
+        <w:br/>
+      </w:r>
+      <w:r>
+        <w:rPr>
+          <w:rStyle w:val="NormalTok"/>
+        </w:rPr>
+        <w:t xml:space="preserve">  </w:t>
+      </w:r>
+      <w:r>
+        <w:rPr>
+          <w:rStyle w:val="AttributeTok"/>
+        </w:rPr>
+        <w:t xml:space="preserve">--inputs</w:t>
+      </w:r>
+      <w:r>
+        <w:rPr>
+          <w:rStyle w:val="NormalTok"/>
+        </w:rPr>
+        <w:t xml:space="preserve"> data/workflow_validation/canonical_validation/odk.csv data/workflow_validation/canonical_validation/surveycto.csv </w:t>
+      </w:r>
+      <w:r>
+        <w:rPr>
+          <w:rStyle w:val="DataTypeTok"/>
+        </w:rPr>
+        <w:t xml:space="preserve">\</w:t>
+      </w:r>
+      <w:r>
+        <w:br/>
+      </w:r>
+      <w:r>
+        <w:rPr>
+          <w:rStyle w:val="NormalTok"/>
+        </w:rPr>
+        <w:t xml:space="preserve">  </w:t>
+      </w:r>
+      <w:r>
+        <w:rPr>
+          <w:rStyle w:val="AttributeTok"/>
+        </w:rPr>
+        <w:t xml:space="preserve">--parser</w:t>
+      </w:r>
+      <w:r>
+        <w:rPr>
+          <w:rStyle w:val="NormalTok"/>
+        </w:rPr>
+        <w:t xml:space="preserve"> auto </w:t>
+      </w:r>
+      <w:r>
+        <w:rPr>
+          <w:rStyle w:val="DataTypeTok"/>
+        </w:rPr>
+        <w:t xml:space="preserve">\</w:t>
+      </w:r>
+      <w:r>
+        <w:br/>
+      </w:r>
+      <w:r>
+        <w:rPr>
+          <w:rStyle w:val="NormalTok"/>
+        </w:rPr>
+        <w:t xml:space="preserve">  </w:t>
+      </w:r>
+      <w:r>
+        <w:rPr>
+          <w:rStyle w:val="AttributeTok"/>
+        </w:rPr>
+        <w:t xml:space="preserve">--output-dir</w:t>
+      </w:r>
+      <w:r>
+        <w:rPr>
+          <w:rStyle w:val="NormalTok"/>
+        </w:rPr>
+        <w:t xml:space="preserve"> output </w:t>
+      </w:r>
+      <w:r>
+        <w:rPr>
+          <w:rStyle w:val="DataTypeTok"/>
+        </w:rPr>
+        <w:t xml:space="preserve">\</w:t>
+      </w:r>
+      <w:r>
+        <w:br/>
+      </w:r>
+      <w:r>
+        <w:rPr>
+          <w:rStyle w:val="NormalTok"/>
+        </w:rPr>
+        <w:t xml:space="preserve">  </w:t>
+      </w:r>
+      <w:r>
+        <w:rPr>
+          <w:rStyle w:val="AttributeTok"/>
+        </w:rPr>
+        <w:t xml:space="preserve">--label</w:t>
+      </w:r>
+      <w:r>
+        <w:rPr>
+          <w:rStyle w:val="NormalTok"/>
+        </w:rPr>
+        <w:t xml:space="preserve"> canonical_validation </w:t>
+      </w:r>
+      <w:r>
+        <w:rPr>
+          <w:rStyle w:val="DataTypeTok"/>
+        </w:rPr>
+        <w:t xml:space="preserve">\</w:t>
+      </w:r>
+      <w:r>
+        <w:br/>
+      </w:r>
+      <w:r>
+        <w:rPr>
+          <w:rStyle w:val="NormalTok"/>
+        </w:rPr>
+        <w:t xml:space="preserve">  </w:t>
+      </w:r>
+      <w:r>
+        <w:rPr>
+          <w:rStyle w:val="AttributeTok"/>
+        </w:rPr>
+        <w:t xml:space="preserve">--ground-truth</w:t>
+      </w:r>
+      <w:r>
+        <w:rPr>
+          <w:rStyle w:val="NormalTok"/>
+        </w:rPr>
+        <w:t xml:space="preserve"> data/workflow_validation/canonical_validation/ground_truth_labels.csv</w:t>
+      </w:r>
+    </w:p>
+    <w:p>
+      <w:pPr>
+        <w:pStyle w:val="FirstParagraph"/>
+      </w:pPr>
+      <w:r>
+        <w:t xml:space="preserve">Verified result: precision 1.0000, recall 1.0000, F1 1.0000.</w:t>
+      </w:r>
+    </w:p>
+    <w:p>
+      <w:pPr>
+        <w:pStyle w:val="BodyText"/>
+      </w:pPr>
+      <w:r>
+        <w:t xml:space="preserve">The run writes</w:t>
+      </w:r>
+      <w:r>
+        <w:t xml:space="preserve"> </w:t>
+      </w:r>
+      <w:r>
+        <w:rPr>
+          <w:rStyle w:val="VerbatimChar"/>
+        </w:rPr>
+        <w:t xml:space="preserve">output/question_features_canonical_validation.csv</w:t>
+      </w:r>
+      <w:r>
+        <w:t xml:space="preserve">,</w:t>
+      </w:r>
+      <w:r>
+        <w:t xml:space="preserve"> </w:t>
+      </w:r>
+      <w:r>
+        <w:rPr>
+          <w:rStyle w:val="VerbatimChar"/>
+        </w:rPr>
+        <w:t xml:space="preserve">output/section_features_canonical_validation.csv</w:t>
+      </w:r>
+      <w:r>
+        <w:t xml:space="preserve">,</w:t>
+      </w:r>
+      <w:r>
+        <w:t xml:space="preserve"> </w:t>
+      </w:r>
+      <w:r>
+        <w:rPr>
+          <w:rStyle w:val="VerbatimChar"/>
+        </w:rPr>
+        <w:t xml:space="preserve">output/feature_dataset_canonical_validation.csv</w:t>
+      </w:r>
+      <w:r>
+        <w:t xml:space="preserve">,</w:t>
+      </w:r>
+      <w:r>
+        <w:t xml:space="preserve"> </w:t>
+      </w:r>
+      <w:r>
+        <w:rPr>
+          <w:rStyle w:val="VerbatimChar"/>
+        </w:rPr>
+        <w:t xml:space="preserve">output/anomaly_report_canonical_validation.csv</w:t>
+      </w:r>
+      <w:r>
+        <w:t xml:space="preserve">,</w:t>
+      </w:r>
+      <w:r>
+        <w:t xml:space="preserve"> </w:t>
+      </w:r>
+      <w:r>
+        <w:rPr>
+          <w:rStyle w:val="VerbatimChar"/>
+        </w:rPr>
+        <w:t xml:space="preserve">output/pipeline_output_canonical_validation.csv</w:t>
+      </w:r>
+      <w:r>
+        <w:t xml:space="preserve">,</w:t>
+      </w:r>
+      <w:r>
+        <w:t xml:space="preserve"> </w:t>
+      </w:r>
+      <w:r>
+        <w:rPr>
+          <w:rStyle w:val="VerbatimChar"/>
+        </w:rPr>
+        <w:t xml:space="preserve">output/predictions_canonical_validation.csv</w:t>
+      </w:r>
+      <w:r>
+        <w:t xml:space="preserve"> </w:t>
+      </w:r>
+      <w:r>
+        <w:t xml:space="preserve">and</w:t>
+      </w:r>
+      <w:r>
+        <w:t xml:space="preserve"> </w:t>
+      </w:r>
+      <w:r>
+        <w:rPr>
+          <w:rStyle w:val="VerbatimChar"/>
+        </w:rPr>
+        <w:t xml:space="preserve">output/metrics_canonical_validation.{csv,json,md}</w:t>
+      </w:r>
+      <w:r>
+        <w:t xml:space="preserve">.</w:t>
+      </w:r>
+    </w:p>
+    <w:bookmarkEnd w:id="22"/>
+    <w:bookmarkStart w:id="23" w:name="class-imbalance-sweep"/>
+    <w:p>
+      <w:pPr>
+        <w:pStyle w:val="Heading2"/>
+      </w:pPr>
+      <w:r>
+        <w:t xml:space="preserve">4. Class imbalance sweep</w:t>
+      </w:r>
+    </w:p>
+    <w:p>
+      <w:pPr>
+        <w:pStyle w:val="FirstParagraph"/>
+      </w:pPr>
+      <w:r>
+        <w:t xml:space="preserve">Held-out seed 7, canonical difficulty, SurveyCTO, 500 interviews, with the</w:t>
+      </w:r>
+      <w:r>
+        <w:t xml:space="preserve"> </w:t>
+      </w:r>
+      <w:r>
+        <w:t xml:space="preserve">proportion of anomalies varied.</w:t>
+      </w:r>
+    </w:p>
+    <w:tbl>
+      <w:tblPr>
+        <w:tblStyle w:val="Table"/>
+        <w:tblW w:type="auto" w:w="0"/>
+        <w:tblLook w:firstRow="1" w:lastRow="0" w:firstColumn="0" w:lastColumn="0" w:noHBand="0" w:noVBand="0" w:val="0020"/>
+      </w:tblPr>
+      <w:tblGrid>
+        <w:gridCol w:w="1980"/>
+        <w:gridCol w:w="1980"/>
+        <w:gridCol w:w="1980"/>
+        <w:gridCol w:w="1980"/>
+      </w:tblGrid>
+      <w:tr>
+        <w:trPr>
+          <w:tblHeader w:val="on"/>
+        </w:trPr>
+        <w:tc>
+          <w:tcPr/>
+          <w:p>
+            <w:pPr>
+              <w:pStyle w:val="Compact"/>
+            </w:pPr>
+            <w:r>
+              <w:t xml:space="preserve">Anomaly prevalence</w:t>
+            </w:r>
+          </w:p>
+        </w:tc>
+        <w:tc>
+          <w:tcPr/>
+          <w:p>
+            <w:pPr>
+              <w:pStyle w:val="Compact"/>
+            </w:pPr>
+            <w:r>
+              <w:t xml:space="preserve">Precision</w:t>
+            </w:r>
+          </w:p>
+        </w:tc>
+        <w:tc>
+          <w:tcPr/>
+          <w:p>
+            <w:pPr>
+              <w:pStyle w:val="Compact"/>
+            </w:pPr>
+            <w:r>
+              <w:t xml:space="preserve">Recall</w:t>
+            </w:r>
+          </w:p>
+        </w:tc>
+        <w:tc>
+          <w:tcPr/>
+          <w:p>
+            <w:pPr>
+              <w:pStyle w:val="Compact"/>
+            </w:pPr>
+            <w:r>
+              <w:t xml:space="preserve">F1</w:t>
+            </w:r>
+          </w:p>
+        </w:tc>
+      </w:tr>
+      <w:tr>
+        <w:tc>
+          <w:tcPr/>
+          <w:p>
+            <w:pPr>
+              <w:pStyle w:val="Compact"/>
+            </w:pPr>
+            <w:r>
+              <w:t xml:space="preserve">5 percent</w:t>
+            </w:r>
+          </w:p>
+        </w:tc>
+        <w:tc>
+          <w:tcPr/>
+          <w:p>
+            <w:pPr>
+              <w:pStyle w:val="Compact"/>
+            </w:pPr>
+            <w:r>
+              <w:t xml:space="preserve">0.9615</w:t>
+            </w:r>
+          </w:p>
+        </w:tc>
+        <w:tc>
+          <w:tcPr/>
+          <w:p>
+            <w:pPr>
+              <w:pStyle w:val="Compact"/>
+            </w:pPr>
+            <w:r>
+              <w:t xml:space="preserve">1.0000</w:t>
+            </w:r>
+          </w:p>
+        </w:tc>
+        <w:tc>
+          <w:tcPr/>
+          <w:p>
+            <w:pPr>
+              <w:pStyle w:val="Compact"/>
+            </w:pPr>
+            <w:r>
+              <w:t xml:space="preserve">0.9804</w:t>
+            </w:r>
+          </w:p>
+        </w:tc>
+      </w:tr>
+      <w:tr>
+        <w:tc>
+          <w:tcPr/>
+          <w:p>
+            <w:pPr>
+              <w:pStyle w:val="Compact"/>
+            </w:pPr>
+            <w:r>
+              <w:t xml:space="preserve">10 percent</w:t>
+            </w:r>
+          </w:p>
+        </w:tc>
+        <w:tc>
+          <w:tcPr/>
+          <w:p>
+            <w:pPr>
+              <w:pStyle w:val="Compact"/>
+            </w:pPr>
+            <w:r>
+              <w:t xml:space="preserve">1.0000</w:t>
+            </w:r>
+          </w:p>
+        </w:tc>
+        <w:tc>
+          <w:tcPr/>
+          <w:p>
+            <w:pPr>
+              <w:pStyle w:val="Compact"/>
+            </w:pPr>
+            <w:r>
+              <w:t xml:space="preserve">1.0000</w:t>
+            </w:r>
+          </w:p>
+        </w:tc>
+        <w:tc>
+          <w:tcPr/>
+          <w:p>
+            <w:pPr>
+              <w:pStyle w:val="Compact"/>
+            </w:pPr>
+            <w:r>
+              <w:t xml:space="preserve">1.0000</w:t>
+            </w:r>
+          </w:p>
+        </w:tc>
+      </w:tr>
+      <w:tr>
+        <w:tc>
+          <w:tcPr/>
+          <w:p>
+            <w:pPr>
+              <w:pStyle w:val="Compact"/>
+            </w:pPr>
+            <w:r>
+              <w:t xml:space="preserve">20 percent</w:t>
+            </w:r>
+          </w:p>
+        </w:tc>
+        <w:tc>
+          <w:tcPr/>
+          <w:p>
+            <w:pPr>
+              <w:pStyle w:val="Compact"/>
+            </w:pPr>
+            <w:r>
+              <w:t xml:space="preserve">1.0000</w:t>
+            </w:r>
+          </w:p>
+        </w:tc>
+        <w:tc>
+          <w:tcPr/>
+          <w:p>
+            <w:pPr>
+              <w:pStyle w:val="Compact"/>
+            </w:pPr>
+            <w:r>
+              <w:t xml:space="preserve">1.0000</w:t>
+            </w:r>
+          </w:p>
+        </w:tc>
+        <w:tc>
+          <w:tcPr/>
+          <w:p>
+            <w:pPr>
+              <w:pStyle w:val="Compact"/>
+            </w:pPr>
+            <w:r>
+              <w:t xml:space="preserve">1.0000</w:t>
+            </w:r>
+          </w:p>
+        </w:tc>
+      </w:tr>
+      <w:tr>
+        <w:tc>
+          <w:tcPr/>
+          <w:p>
+            <w:pPr>
+              <w:pStyle w:val="Compact"/>
+            </w:pPr>
+            <w:r>
+              <w:t xml:space="preserve">30 percent</w:t>
+            </w:r>
+          </w:p>
+        </w:tc>
+        <w:tc>
+          <w:tcPr/>
+          <w:p>
+            <w:pPr>
+              <w:pStyle w:val="Compact"/>
+            </w:pPr>
+            <w:r>
+              <w:t xml:space="preserve">1.0000</w:t>
+            </w:r>
+          </w:p>
+        </w:tc>
+        <w:tc>
+          <w:tcPr/>
+          <w:p>
+            <w:pPr>
+              <w:pStyle w:val="Compact"/>
+            </w:pPr>
+            <w:r>
+              <w:t xml:space="preserve">1.0000</w:t>
+            </w:r>
+          </w:p>
+        </w:tc>
+        <w:tc>
+          <w:tcPr/>
+          <w:p>
+            <w:pPr>
+              <w:pStyle w:val="Compact"/>
+            </w:pPr>
+            <w:r>
+              <w:t xml:space="preserve">1.0000</w:t>
+            </w:r>
+          </w:p>
+        </w:tc>
+      </w:tr>
+    </w:tbl>
+    <w:p>
+      <w:pPr>
+        <w:pStyle w:val="BodyText"/>
+      </w:pPr>
+      <w:r>
+        <w:t xml:space="preserve">Recall holds at 1.00 throughout. Precision falls only at 5 percent prevalence,</w:t>
+      </w:r>
+      <w:r>
+        <w:t xml:space="preserve"> </w:t>
+      </w:r>
+      <w:r>
+        <w:t xml:space="preserve">where a single false positive among few true anomalies costs almost four points.</w:t>
+      </w:r>
+      <w:r>
+        <w:t xml:space="preserve"> </w:t>
+      </w:r>
+      <w:r>
+        <w:t xml:space="preserve">This is a property of the metric rather than of the detector, but it matters</w:t>
+      </w:r>
+      <w:r>
+        <w:t xml:space="preserve"> </w:t>
+      </w:r>
+      <w:r>
+        <w:t xml:space="preserve">operationally, because real fabrication rates are usually low and the figure</w:t>
+      </w:r>
+      <w:r>
+        <w:t xml:space="preserve"> </w:t>
+      </w:r>
+      <w:r>
+        <w:t xml:space="preserve">quantifies the review burden a deployment should expect.</w:t>
+      </w:r>
+    </w:p>
+    <w:p>
+      <w:pPr>
+        <w:pStyle w:val="BodyText"/>
+      </w:pPr>
+      <w:r>
+        <w:t xml:space="preserve">Source:</w:t>
+      </w:r>
+      <w:r>
+        <w:t xml:space="preserve"> </w:t>
+      </w:r>
+      <w:r>
+        <w:rPr>
+          <w:rStyle w:val="VerbatimChar"/>
+        </w:rPr>
+        <w:t xml:space="preserve">output/robustness_validation/metrics_sweep_r*.csv</w:t>
+      </w:r>
+      <w:r>
+        <w:t xml:space="preserve">.</w:t>
+      </w:r>
+    </w:p>
+    <w:bookmarkEnd w:id="23"/>
+    <w:bookmarkStart w:id="25" w:name="held-out-stress-evaluation"/>
+    <w:p>
+      <w:pPr>
+        <w:pStyle w:val="Heading2"/>
+      </w:pPr>
+      <w:r>
+        <w:t xml:space="preserve">5. Held-out stress evaluation</w:t>
+      </w:r>
+    </w:p>
+    <w:p>
+      <w:pPr>
+        <w:pStyle w:val="FirstParagraph"/>
+      </w:pPr>
+      <w:r>
+        <w:t xml:space="preserve">The stress generator overlaps the profiles on purpose. Some genuine respondents</w:t>
+      </w:r>
+      <w:r>
+        <w:t xml:space="preserve"> </w:t>
+      </w:r>
+      <w:r>
+        <w:t xml:space="preserve">are fast with no back navigation, and some fabricated interviews are only mildly</w:t>
+      </w:r>
+      <w:r>
+        <w:t xml:space="preserve"> </w:t>
+      </w:r>
+      <w:r>
+        <w:t xml:space="preserve">compressed. Seeds 7 and 99 were never used to develop or calibrate anything.</w:t>
+      </w:r>
+    </w:p>
+    <w:tbl>
+      <w:tblPr>
+        <w:tblStyle w:val="Table"/>
+        <w:tblW w:type="auto" w:w="0"/>
+        <w:tblLook w:firstRow="1" w:lastRow="0" w:firstColumn="0" w:lastColumn="0" w:noHBand="0" w:noVBand="0" w:val="0020"/>
+      </w:tblPr>
+      <w:tblGrid>
+        <w:gridCol w:w="1980"/>
+        <w:gridCol w:w="1980"/>
+        <w:gridCol w:w="1980"/>
+        <w:gridCol w:w="1980"/>
+      </w:tblGrid>
+      <w:tr>
+        <w:trPr>
+          <w:tblHeader w:val="on"/>
+        </w:trPr>
+        <w:tc>
+          <w:tcPr/>
+          <w:p>
+            <w:pPr>
+              <w:pStyle w:val="Compact"/>
+            </w:pPr>
+            <w:r>
+              <w:t xml:space="preserve">Dataset</w:t>
+            </w:r>
+          </w:p>
+        </w:tc>
+        <w:tc>
+          <w:tcPr/>
+          <w:p>
+            <w:pPr>
+              <w:pStyle w:val="Compact"/>
+            </w:pPr>
+            <w:r>
+              <w:t xml:space="preserve">Precision</w:t>
+            </w:r>
+          </w:p>
+        </w:tc>
+        <w:tc>
+          <w:tcPr/>
+          <w:p>
+            <w:pPr>
+              <w:pStyle w:val="Compact"/>
+            </w:pPr>
+            <w:r>
+              <w:t xml:space="preserve">Recall</w:t>
+            </w:r>
+          </w:p>
+        </w:tc>
+        <w:tc>
+          <w:tcPr/>
+          <w:p>
+            <w:pPr>
+              <w:pStyle w:val="Compact"/>
+            </w:pPr>
+            <w:r>
+              <w:t xml:space="preserve">F1</w:t>
+            </w:r>
+          </w:p>
+        </w:tc>
+      </w:tr>
+      <w:tr>
+        <w:tc>
+          <w:tcPr/>
+          <w:p>
+            <w:pPr>
+              <w:pStyle w:val="Compact"/>
+            </w:pPr>
+            <w:r>
+              <w:t xml:space="preserve">Seed 7, SurveyCTO</w:t>
+            </w:r>
+          </w:p>
+        </w:tc>
+        <w:tc>
+          <w:tcPr/>
+          <w:p>
+            <w:pPr>
+              <w:pStyle w:val="Compact"/>
+            </w:pPr>
+            <w:r>
+              <w:t xml:space="preserve">0.9770</w:t>
+            </w:r>
+          </w:p>
+        </w:tc>
+        <w:tc>
+          <w:tcPr/>
+          <w:p>
+            <w:pPr>
+              <w:pStyle w:val="Compact"/>
+            </w:pPr>
+            <w:r>
+              <w:t xml:space="preserve">0.8500</w:t>
+            </w:r>
+          </w:p>
+        </w:tc>
+        <w:tc>
+          <w:tcPr/>
+          <w:p>
+            <w:pPr>
+              <w:pStyle w:val="Compact"/>
+            </w:pPr>
+            <w:r>
+              <w:t xml:space="preserve">0.9091</w:t>
+            </w:r>
+          </w:p>
+        </w:tc>
+      </w:tr>
+      <w:tr>
+        <w:tc>
+          <w:tcPr/>
+          <w:p>
+            <w:pPr>
+              <w:pStyle w:val="Compact"/>
+            </w:pPr>
+            <w:r>
+              <w:t xml:space="preserve">Seed 7, ODK</w:t>
+            </w:r>
+          </w:p>
+        </w:tc>
+        <w:tc>
+          <w:tcPr/>
+          <w:p>
+            <w:pPr>
+              <w:pStyle w:val="Compact"/>
+            </w:pPr>
+            <w:r>
+              <w:t xml:space="preserve">0.9570</w:t>
+            </w:r>
+          </w:p>
+        </w:tc>
+        <w:tc>
+          <w:tcPr/>
+          <w:p>
+            <w:pPr>
+              <w:pStyle w:val="Compact"/>
+            </w:pPr>
+            <w:r>
+              <w:t xml:space="preserve">0.8900</w:t>
+            </w:r>
+          </w:p>
+        </w:tc>
+        <w:tc>
+          <w:tcPr/>
+          <w:p>
+            <w:pPr>
+              <w:pStyle w:val="Compact"/>
+            </w:pPr>
+            <w:r>
+              <w:t xml:space="preserve">0.9223</w:t>
+            </w:r>
+          </w:p>
+        </w:tc>
+      </w:tr>
+      <w:tr>
+        <w:tc>
+          <w:tcPr/>
+          <w:p>
+            <w:pPr>
+              <w:pStyle w:val="Compact"/>
+            </w:pPr>
+            <w:r>
+              <w:t xml:space="preserve">Seed 99, SurveyCTO</w:t>
+            </w:r>
+          </w:p>
+        </w:tc>
+        <w:tc>
+          <w:tcPr/>
+          <w:p>
+            <w:pPr>
+              <w:pStyle w:val="Compact"/>
+            </w:pPr>
+            <w:r>
+              <w:t xml:space="preserve">1.0000</w:t>
+            </w:r>
+          </w:p>
+        </w:tc>
+        <w:tc>
+          <w:tcPr/>
+          <w:p>
+            <w:pPr>
+              <w:pStyle w:val="Compact"/>
+            </w:pPr>
+            <w:r>
+              <w:t xml:space="preserve">0.8800</w:t>
+            </w:r>
+          </w:p>
+        </w:tc>
+        <w:tc>
+          <w:tcPr/>
+          <w:p>
+            <w:pPr>
+              <w:pStyle w:val="Compact"/>
+            </w:pPr>
+            <w:r>
+              <w:t xml:space="preserve">0.9362</w:t>
+            </w:r>
+          </w:p>
+        </w:tc>
+      </w:tr>
+      <w:tr>
+        <w:tc>
+          <w:tcPr/>
+          <w:p>
+            <w:pPr>
+              <w:pStyle w:val="Compact"/>
+            </w:pPr>
+            <w:r>
+              <w:t xml:space="preserve">Seed 99, ODK</w:t>
+            </w:r>
+          </w:p>
+        </w:tc>
+        <w:tc>
+          <w:tcPr/>
+          <w:p>
+            <w:pPr>
+              <w:pStyle w:val="Compact"/>
+            </w:pPr>
+            <w:r>
+              <w:t xml:space="preserve">1.0000</w:t>
+            </w:r>
+          </w:p>
+        </w:tc>
+        <w:tc>
+          <w:tcPr/>
+          <w:p>
+            <w:pPr>
+              <w:pStyle w:val="Compact"/>
+            </w:pPr>
+            <w:r>
+              <w:t xml:space="preserve">0.8400</w:t>
+            </w:r>
+          </w:p>
+        </w:tc>
+        <w:tc>
+          <w:tcPr/>
+          <w:p>
+            <w:pPr>
+              <w:pStyle w:val="Compact"/>
+            </w:pPr>
+            <w:r>
+              <w:t xml:space="preserve">0.9130</w:t>
+            </w:r>
+          </w:p>
+        </w:tc>
+      </w:tr>
+    </w:tbl>
+    <w:p>
+      <w:pPr>
+        <w:pStyle w:val="BodyText"/>
+      </w:pPr>
+      <w:r>
+        <w:t xml:space="preserve">All four runs clear both success criteria, and performance is consistent across</w:t>
+      </w:r>
+      <w:r>
+        <w:t xml:space="preserve"> </w:t>
+      </w:r>
+      <w:r>
+        <w:t xml:space="preserve">the two platform formats. That consistency is itself a result: the same detector,</w:t>
+      </w:r>
+      <w:r>
+        <w:t xml:space="preserve"> </w:t>
+      </w:r>
+      <w:r>
+        <w:t xml:space="preserve">unmodified, performs equivalently on structurally different inputs, which is what</w:t>
+      </w:r>
+      <w:r>
+        <w:t xml:space="preserve"> </w:t>
+      </w:r>
+      <w:r>
+        <w:t xml:space="preserve">the common intermediate representation was designed to achieve.</w:t>
+      </w:r>
+    </w:p>
+    <w:p>
+      <w:pPr>
+        <w:pStyle w:val="BodyText"/>
+      </w:pPr>
+      <w:r>
+        <w:t xml:space="preserve">Per-class recall by anomaly type, all four runs. Each cell is the count of that</w:t>
+      </w:r>
+      <w:r>
+        <w:t xml:space="preserve"> </w:t>
+      </w:r>
+      <w:r>
+        <w:t xml:space="preserve">injected class the detector flagged, over the count present:</w:t>
+      </w:r>
+    </w:p>
+    <w:tbl>
+      <w:tblPr>
+        <w:tblStyle w:val="Table"/>
+        <w:tblW w:type="pct" w:w="5000"/>
+        <w:tblLayout w:type="fixed"/>
+        <w:tblLook w:firstRow="1" w:lastRow="0" w:firstColumn="0" w:lastColumn="0" w:noHBand="0" w:noVBand="0" w:val="0020"/>
+      </w:tblPr>
+      <w:tblGrid>
+        <w:gridCol w:w="1980"/>
+        <w:gridCol w:w="1980"/>
+        <w:gridCol w:w="1980"/>
+        <w:gridCol w:w="1980"/>
+      </w:tblGrid>
+      <w:tr>
+        <w:trPr>
+          <w:tblHeader w:val="on"/>
+        </w:trPr>
+        <w:tc>
+          <w:tcPr/>
+          <w:p>
+            <w:pPr>
+              <w:pStyle w:val="Compact"/>
+            </w:pPr>
+            <w:r>
+              <w:t xml:space="preserve">Run</w:t>
+            </w:r>
+          </w:p>
+        </w:tc>
+        <w:tc>
+          <w:tcPr/>
+          <w:p>
+            <w:pPr>
+              <w:pStyle w:val="Compact"/>
+            </w:pPr>
+            <w:r>
               <w:t xml:space="preserve">Speeding</w:t>
             </w:r>
           </w:p>
@@ -4544,7 +5820,7 @@
         </w:tc>
       </w:tr>
     </w:tbl>
-    <w:bookmarkStart w:id="22" w:name="what-the-misses-are"/>
+    <w:bookmarkStart w:id="24" w:name="what-the-misses-are"/>
     <w:p>
       <w:pPr>
         <w:pStyle w:val="Heading3"/>
@@ -4795,9 +6071,9 @@
         <w:t xml:space="preserve">.</w:t>
       </w:r>
     </w:p>
-    <w:bookmarkEnd w:id="22"/>
-    <w:bookmarkEnd w:id="23"/>
-    <w:bookmarkStart w:id="24" w:name="earlier-stress-sweep-seeds-11-and-42"/>
+    <w:bookmarkEnd w:id="24"/>
+    <w:bookmarkEnd w:id="25"/>
+    <w:bookmarkStart w:id="26" w:name="earlier-stress-sweep-seeds-11-and-42"/>
     <w:p>
       <w:pPr>
         <w:pStyle w:val="Heading2"/>
@@ -4961,8 +6237,8 @@
         <w:t xml:space="preserve">.</w:t>
       </w:r>
     </w:p>
-    <w:bookmarkEnd w:id="24"/>
-    <w:bookmarkStart w:id="25" w:name="larger-benchmark-packs-and-scale"/>
+    <w:bookmarkEnd w:id="26"/>
+    <w:bookmarkStart w:id="27" w:name="larger-benchmark-packs-and-scale"/>
     <w:p>
       <w:pPr>
         <w:pStyle w:val="Heading2"/>
@@ -5208,8 +6484,8 @@
         <w:t xml:space="preserve">.</w:t>
       </w:r>
     </w:p>
-    <w:bookmarkEnd w:id="25"/>
-    <w:bookmarkStart w:id="26" w:name="production-readiness-sweep"/>
+    <w:bookmarkEnd w:id="27"/>
+    <w:bookmarkStart w:id="28" w:name="production-readiness-sweep"/>
     <w:p>
       <w:pPr>
         <w:pStyle w:val="Heading2"/>
@@ -5317,8 +6593,8 @@
         <w:t xml:space="preserve">.</w:t>
       </w:r>
     </w:p>
-    <w:bookmarkEnd w:id="26"/>
-    <w:bookmarkStart w:id="27" w:name="reproducibility"/>
+    <w:bookmarkEnd w:id="28"/>
+    <w:bookmarkStart w:id="29" w:name="reproducibility"/>
     <w:p>
       <w:pPr>
         <w:pStyle w:val="Heading2"/>
@@ -5470,8 +6746,8 @@
         <w:t xml:space="preserve"> pytest</w:t>
       </w:r>
     </w:p>
-    <w:bookmarkEnd w:id="27"/>
-    <w:bookmarkEnd w:id="28"/>
+    <w:bookmarkEnd w:id="29"/>
+    <w:bookmarkEnd w:id="30"/>
     <w:sectPr>
       <w:footerReference r:id="rId7" w:type="default"/>
       <w:pgSz w:h="16838" w:orient="portrait" w:w="11906"/>
@@ -5695,6 +6971,109 @@
       </w:pPr>
     </w:lvl>
   </w:abstractNum>
+  <w:abstractNum w:abstractNumId="991">
+    <w:nsid w:val="0000A991"/>
+    <w:multiLevelType w:val="multilevel"/>
+    <w:lvl w:ilvl="0">
+      <w:numFmt w:val="bullet"/>
+      <w:lvlText w:val=""/>
+      <w:lvlJc w:val="left"/>
+      <w:pPr>
+        <w:ind w:left="720" w:hanging="360"/>
+      </w:pPr>
+      <w:rPr>
+        <w:rFonts w:ascii="Symbol" w:hAnsi="Symbol" w:cs="Symbol" w:hint="default"/>
+      </w:rPr>
+    </w:lvl>
+    <w:lvl w:ilvl="1">
+      <w:numFmt w:val="bullet"/>
+      <w:lvlText w:val="o"/>
+      <w:lvlJc w:val="left"/>
+      <w:pPr>
+        <w:ind w:left="1440" w:hanging="360"/>
+      </w:pPr>
+      <w:rPr>
+        <w:rFonts w:ascii="Courier New" w:hAnsi="Courier New" w:cs="Courier New" w:hint="default"/>
+      </w:rPr>
+    </w:lvl>
+    <w:lvl w:ilvl="2">
+      <w:numFmt w:val="bullet"/>
+      <w:lvlText w:val=""/>
+      <w:lvlJc w:val="left"/>
+      <w:pPr>
+        <w:ind w:left="2160" w:hanging="360"/>
+      </w:pPr>
+      <w:rPr>
+        <w:rFonts w:ascii="Wingdings" w:hAnsi="Wingdings" w:cs="Wingdings" w:hint="default"/>
+      </w:rPr>
+    </w:lvl>
+    <w:lvl w:ilvl="3">
+      <w:numFmt w:val="bullet"/>
+      <w:lvlText w:val=""/>
+      <w:lvlJc w:val="left"/>
+      <w:pPr>
+        <w:ind w:left="2880" w:hanging="360"/>
+      </w:pPr>
+      <w:rPr>
+        <w:rFonts w:ascii="Symbol" w:hAnsi="Symbol" w:cs="Symbol" w:hint="default"/>
+      </w:rPr>
+    </w:lvl>
+    <w:lvl w:ilvl="4">
+      <w:numFmt w:val="bullet"/>
+      <w:lvlText w:val="o"/>
+      <w:lvlJc w:val="left"/>
+      <w:pPr>
+        <w:ind w:left="3600" w:hanging="360"/>
+      </w:pPr>
+      <w:rPr>
+        <w:rFonts w:ascii="Courier New" w:hAnsi="Courier New" w:cs="Courier New" w:hint="default"/>
+      </w:rPr>
+    </w:lvl>
+    <w:lvl w:ilvl="5">
+      <w:numFmt w:val="bullet"/>
+      <w:lvlText w:val=""/>
+      <w:lvlJc w:val="left"/>
+      <w:pPr>
+        <w:ind w:left="4320" w:hanging="360"/>
+      </w:pPr>
+      <w:rPr>
+        <w:rFonts w:ascii="Wingdings" w:hAnsi="Wingdings" w:cs="Wingdings" w:hint="default"/>
+      </w:rPr>
+    </w:lvl>
+    <w:lvl w:ilvl="6">
+      <w:numFmt w:val="bullet"/>
+      <w:lvlText w:val=""/>
+      <w:lvlJc w:val="left"/>
+      <w:pPr>
+        <w:ind w:left="5040" w:hanging="360"/>
+      </w:pPr>
+      <w:rPr>
+        <w:rFonts w:ascii="Symbol" w:hAnsi="Symbol" w:cs="Symbol" w:hint="default"/>
+      </w:rPr>
+    </w:lvl>
+    <w:lvl w:ilvl="7">
+      <w:numFmt w:val="bullet"/>
+      <w:lvlText w:val="o"/>
+      <w:lvlJc w:val="left"/>
+      <w:pPr>
+        <w:ind w:left="5760" w:hanging="360"/>
+      </w:pPr>
+      <w:rPr>
+        <w:rFonts w:ascii="Courier New" w:hAnsi="Courier New" w:cs="Courier New" w:hint="default"/>
+      </w:rPr>
+    </w:lvl>
+    <w:lvl w:ilvl="8">
+      <w:numFmt w:val="bullet"/>
+      <w:lvlText w:val=""/>
+      <w:lvlJc w:val="left"/>
+      <w:pPr>
+        <w:ind w:left="6480" w:hanging="360"/>
+      </w:pPr>
+      <w:rPr>
+        <w:rFonts w:ascii="Wingdings" w:hAnsi="Wingdings" w:cs="Wingdings" w:hint="default"/>
+      </w:rPr>
+    </w:lvl>
+  </w:abstractNum>
   <w:num w:numId="1">
     <w:abstractNumId w:val="1"/>
     <w:lvlOverride w:ilvl="0">
@@ -5703,6 +7082,9 @@
   </w:num>
   <w:num w:numId="1000">
     <w:abstractNumId w:val="990"/>
+  </w:num>
+  <w:num w:numId="1001">
+    <w:abstractNumId w:val="991"/>
   </w:num>
 </w:numbering>
 </file>
@@ -5907,6 +7289,240 @@
       <w:sz w:val="20"/>
       <w:szCs w:val="20"/>
     </w:rPr>
+  </w:style>
+  <w:style w:customStyle="1" w:styleId="SourceCode" w:type="paragraph">
+    <w:name w:val="Source Code"/>
+    <w:basedOn w:val="Normal"/>
+    <w:link w:val="VerbatimChar"/>
+    <w:pPr>
+      <w:wordWrap w:val="off"/>
+    </w:pPr>
+  </w:style>
+  <w:style w:customStyle="1" w:styleId="KeywordTok" w:type="character">
+    <w:name w:val="KeywordTok"/>
+    <w:basedOn w:val="VerbatimChar"/>
+    <w:rPr>
+      <w:b/>
+      <w:color w:val="007020"/>
+    </w:rPr>
+  </w:style>
+  <w:style w:customStyle="1" w:styleId="DataTypeTok" w:type="character">
+    <w:name w:val="DataTypeTok"/>
+    <w:basedOn w:val="VerbatimChar"/>
+    <w:rPr>
+      <w:color w:val="902000"/>
+    </w:rPr>
+  </w:style>
+  <w:style w:customStyle="1" w:styleId="DecValTok" w:type="character">
+    <w:name w:val="DecValTok"/>
+    <w:basedOn w:val="VerbatimChar"/>
+    <w:rPr>
+      <w:color w:val="40a070"/>
+    </w:rPr>
+  </w:style>
+  <w:style w:customStyle="1" w:styleId="BaseNTok" w:type="character">
+    <w:name w:val="BaseNTok"/>
+    <w:basedOn w:val="VerbatimChar"/>
+    <w:rPr>
+      <w:color w:val="40a070"/>
+    </w:rPr>
+  </w:style>
+  <w:style w:customStyle="1" w:styleId="FloatTok" w:type="character">
+    <w:name w:val="FloatTok"/>
+    <w:basedOn w:val="VerbatimChar"/>
+    <w:rPr>
+      <w:color w:val="40a070"/>
+    </w:rPr>
+  </w:style>
+  <w:style w:customStyle="1" w:styleId="ConstantTok" w:type="character">
+    <w:name w:val="ConstantTok"/>
+    <w:basedOn w:val="VerbatimChar"/>
+    <w:rPr>
+      <w:color w:val="880000"/>
+    </w:rPr>
+  </w:style>
+  <w:style w:customStyle="1" w:styleId="CharTok" w:type="character">
+    <w:name w:val="CharTok"/>
+    <w:basedOn w:val="VerbatimChar"/>
+    <w:rPr>
+      <w:color w:val="4070a0"/>
+    </w:rPr>
+  </w:style>
+  <w:style w:customStyle="1" w:styleId="SpecialCharTok" w:type="character">
+    <w:name w:val="SpecialCharTok"/>
+    <w:basedOn w:val="VerbatimChar"/>
+    <w:rPr>
+      <w:color w:val="4070a0"/>
+    </w:rPr>
+  </w:style>
+  <w:style w:customStyle="1" w:styleId="StringTok" w:type="character">
+    <w:name w:val="StringTok"/>
+    <w:basedOn w:val="VerbatimChar"/>
+    <w:rPr>
+      <w:color w:val="4070a0"/>
+    </w:rPr>
+  </w:style>
+  <w:style w:customStyle="1" w:styleId="VerbatimStringTok" w:type="character">
+    <w:name w:val="VerbatimStringTok"/>
+    <w:basedOn w:val="VerbatimChar"/>
+    <w:rPr>
+      <w:color w:val="4070a0"/>
+    </w:rPr>
+  </w:style>
+  <w:style w:customStyle="1" w:styleId="SpecialStringTok" w:type="character">
+    <w:name w:val="SpecialStringTok"/>
+    <w:basedOn w:val="VerbatimChar"/>
+    <w:rPr>
+      <w:color w:val="bb6688"/>
+    </w:rPr>
+  </w:style>
+  <w:style w:customStyle="1" w:styleId="ImportTok" w:type="character">
+    <w:name w:val="ImportTok"/>
+    <w:basedOn w:val="VerbatimChar"/>
+    <w:rPr>
+      <w:b/>
+      <w:color w:val="008000"/>
+    </w:rPr>
+  </w:style>
+  <w:style w:customStyle="1" w:styleId="CommentTok" w:type="character">
+    <w:name w:val="CommentTok"/>
+    <w:basedOn w:val="VerbatimChar"/>
+    <w:rPr>
+      <w:i/>
+      <w:color w:val="60a0b0"/>
+    </w:rPr>
+  </w:style>
+  <w:style w:customStyle="1" w:styleId="DocumentationTok" w:type="character">
+    <w:name w:val="DocumentationTok"/>
+    <w:basedOn w:val="VerbatimChar"/>
+    <w:rPr>
+      <w:i/>
+      <w:color w:val="ba2121"/>
+    </w:rPr>
+  </w:style>
+  <w:style w:customStyle="1" w:styleId="AnnotationTok" w:type="character">
+    <w:name w:val="AnnotationTok"/>
+    <w:basedOn w:val="VerbatimChar"/>
+    <w:rPr>
+      <w:b/>
+      <w:i/>
+      <w:color w:val="60a0b0"/>
+    </w:rPr>
+  </w:style>
+  <w:style w:customStyle="1" w:styleId="CommentVarTok" w:type="character">
+    <w:name w:val="CommentVarTok"/>
+    <w:basedOn w:val="VerbatimChar"/>
+    <w:rPr>
+      <w:b/>
+      <w:i/>
+      <w:color w:val="60a0b0"/>
+    </w:rPr>
+  </w:style>
+  <w:style w:customStyle="1" w:styleId="OtherTok" w:type="character">
+    <w:name w:val="OtherTok"/>
+    <w:basedOn w:val="VerbatimChar"/>
+    <w:rPr>
+      <w:color w:val="007020"/>
+    </w:rPr>
+  </w:style>
+  <w:style w:customStyle="1" w:styleId="FunctionTok" w:type="character">
+    <w:name w:val="FunctionTok"/>
+    <w:basedOn w:val="VerbatimChar"/>
+    <w:rPr>
+      <w:color w:val="06287e"/>
+    </w:rPr>
+  </w:style>
+  <w:style w:customStyle="1" w:styleId="VariableTok" w:type="character">
+    <w:name w:val="VariableTok"/>
+    <w:basedOn w:val="VerbatimChar"/>
+    <w:rPr>
+      <w:color w:val="19177c"/>
+    </w:rPr>
+  </w:style>
+  <w:style w:customStyle="1" w:styleId="ControlFlowTok" w:type="character">
+    <w:name w:val="ControlFlowTok"/>
+    <w:basedOn w:val="VerbatimChar"/>
+    <w:rPr>
+      <w:b/>
+      <w:color w:val="007020"/>
+    </w:rPr>
+  </w:style>
+  <w:style w:customStyle="1" w:styleId="OperatorTok" w:type="character">
+    <w:name w:val="OperatorTok"/>
+    <w:basedOn w:val="VerbatimChar"/>
+    <w:rPr>
+      <w:color w:val="666666"/>
+    </w:rPr>
+  </w:style>
+  <w:style w:customStyle="1" w:styleId="BuiltInTok" w:type="character">
+    <w:name w:val="BuiltInTok"/>
+    <w:basedOn w:val="VerbatimChar"/>
+    <w:rPr>
+      <w:color w:val="008000"/>
+    </w:rPr>
+  </w:style>
+  <w:style w:customStyle="1" w:styleId="ExtensionTok" w:type="character">
+    <w:name w:val="ExtensionTok"/>
+    <w:basedOn w:val="VerbatimChar"/>
+    <w:rPr/>
+  </w:style>
+  <w:style w:customStyle="1" w:styleId="PreprocessorTok" w:type="character">
+    <w:name w:val="PreprocessorTok"/>
+    <w:basedOn w:val="VerbatimChar"/>
+    <w:rPr>
+      <w:color w:val="bc7a00"/>
+    </w:rPr>
+  </w:style>
+  <w:style w:customStyle="1" w:styleId="AttributeTok" w:type="character">
+    <w:name w:val="AttributeTok"/>
+    <w:basedOn w:val="VerbatimChar"/>
+    <w:rPr>
+      <w:color w:val="7d9029"/>
+    </w:rPr>
+  </w:style>
+  <w:style w:customStyle="1" w:styleId="RegionMarkerTok" w:type="character">
+    <w:name w:val="RegionMarkerTok"/>
+    <w:basedOn w:val="VerbatimChar"/>
+    <w:rPr/>
+  </w:style>
+  <w:style w:customStyle="1" w:styleId="InformationTok" w:type="character">
+    <w:name w:val="InformationTok"/>
+    <w:basedOn w:val="VerbatimChar"/>
+    <w:rPr>
+      <w:b/>
+      <w:i/>
+      <w:color w:val="60a0b0"/>
+    </w:rPr>
+  </w:style>
+  <w:style w:customStyle="1" w:styleId="WarningTok" w:type="character">
+    <w:name w:val="WarningTok"/>
+    <w:basedOn w:val="VerbatimChar"/>
+    <w:rPr>
+      <w:b/>
+      <w:i/>
+      <w:color w:val="60a0b0"/>
+    </w:rPr>
+  </w:style>
+  <w:style w:customStyle="1" w:styleId="AlertTok" w:type="character">
+    <w:name w:val="AlertTok"/>
+    <w:basedOn w:val="VerbatimChar"/>
+    <w:rPr>
+      <w:b/>
+      <w:color w:val="ff0000"/>
+    </w:rPr>
+  </w:style>
+  <w:style w:customStyle="1" w:styleId="ErrorTok" w:type="character">
+    <w:name w:val="ErrorTok"/>
+    <w:basedOn w:val="VerbatimChar"/>
+    <w:rPr>
+      <w:b/>
+      <w:color w:val="ff0000"/>
+    </w:rPr>
+  </w:style>
+  <w:style w:customStyle="1" w:styleId="NormalTok" w:type="character">
+    <w:name w:val="NormalTok"/>
+    <w:basedOn w:val="VerbatimChar"/>
+    <w:rPr/>
   </w:style>
   <w:style w:customStyle="1" w:styleId="SourceCode" w:type="paragraph">
     <w:name w:val="Source Code"/>

--- a/docs/deliverables/Validation_Report.docx
+++ b/docs/deliverables/Validation_Report.docx
@@ -97,7 +97,7 @@
           <w:sz w:val="36"/>
           <w:szCs w:val="36"/>
         </w:rPr>
-        <w:t>SCHOOL OF NATURAL SCIENCE</w:t>
+        <w:t>SCHOOL OF NATURAL AND APPLIED SCIENCES</w:t>
       </w:r>
     </w:p>
     <w:p xmlns:w14="http://schemas.microsoft.com/office/word/2010/wordml">
@@ -113,7 +113,7 @@
           <w:sz w:val="32"/>
           <w:szCs w:val="32"/>
         </w:rPr>
-        <w:t>DEPARTMENT OF COMPUTER SCIENCE</w:t>
+        <w:t>DEPARTMENT OF COMPUTING AND INFORMATICS</w:t>
       </w:r>
     </w:p>
     <w:p xmlns:w14="http://schemas.microsoft.com/office/word/2010/wordml">
@@ -528,18 +528,21 @@
         <w:tblLook w:firstRow="1" w:lastRow="0" w:firstColumn="0" w:lastColumn="0" w:noHBand="0" w:noVBand="0" w:val="0020"/>
       </w:tblPr>
       <w:tblGrid>
-        <w:gridCol w:w="3960"/>
-        <w:gridCol w:w="3960"/>
+        <w:gridCol w:w="1170"/>
+        <w:gridCol w:w="8190"/>
       </w:tblGrid>
       <w:tr>
         <w:trPr>
           <w:tblHeader w:val="on"/>
         </w:trPr>
         <w:tc>
-          <w:tcPr/>
-          <w:p>
-            <w:pPr>
-              <w:pStyle w:val="Compact"/>
+          <w:tcPr>
+            <w:tcW w:type="dxa" w:w="1170"/>
+          </w:tcPr>
+          <w:p>
+            <w:pPr>
+              <w:pStyle w:val="Compact"/>
+              <w:jc w:val="left"/>
             </w:pPr>
             <w:r>
               <w:t xml:space="preserve">Section</w:t>
@@ -547,10 +550,13 @@
           </w:p>
         </w:tc>
         <w:tc>
-          <w:tcPr/>
-          <w:p>
-            <w:pPr>
-              <w:pStyle w:val="Compact"/>
+          <w:tcPr>
+            <w:tcW w:type="dxa" w:w="8190"/>
+          </w:tcPr>
+          <w:p>
+            <w:pPr>
+              <w:pStyle w:val="Compact"/>
+              <w:jc w:val="left"/>
             </w:pPr>
             <w:r>
               <w:t xml:space="preserve">Subject</w:t>
@@ -560,10 +566,13 @@
       </w:tr>
       <w:tr>
         <w:tc>
-          <w:tcPr/>
-          <w:p>
-            <w:pPr>
-              <w:pStyle w:val="Compact"/>
+          <w:tcPr>
+            <w:tcW w:type="dxa" w:w="1170"/>
+          </w:tcPr>
+          <w:p>
+            <w:pPr>
+              <w:pStyle w:val="Compact"/>
+              <w:jc w:val="left"/>
             </w:pPr>
             <w:hyperlink w:anchor="X40e4beb1e392779a3438d3a44b9334c1996e4cb">
               <w:r>
@@ -576,10 +585,13 @@
           </w:p>
         </w:tc>
         <w:tc>
-          <w:tcPr/>
-          <w:p>
-            <w:pPr>
-              <w:pStyle w:val="Compact"/>
+          <w:tcPr>
+            <w:tcW w:type="dxa" w:w="8190"/>
+          </w:tcPr>
+          <w:p>
+            <w:pPr>
+              <w:pStyle w:val="Compact"/>
+              <w:jc w:val="left"/>
             </w:pPr>
             <w:r>
               <w:t xml:space="preserve">Headline results and per-class recall</w:t>
@@ -589,10 +601,13 @@
       </w:tr>
       <w:tr>
         <w:tc>
-          <w:tcPr/>
-          <w:p>
-            <w:pPr>
-              <w:pStyle w:val="Compact"/>
+          <w:tcPr>
+            <w:tcW w:type="dxa" w:w="1170"/>
+          </w:tcPr>
+          <w:p>
+            <w:pPr>
+              <w:pStyle w:val="Compact"/>
+              <w:jc w:val="left"/>
             </w:pPr>
             <w:hyperlink w:anchor="Xa94385a4547a248a8b4722aefe78d7c2b8f201d">
               <w:r>
@@ -605,10 +620,13 @@
           </w:p>
         </w:tc>
         <w:tc>
-          <w:tcPr/>
-          <w:p>
-            <w:pPr>
-              <w:pStyle w:val="Compact"/>
+          <w:tcPr>
+            <w:tcW w:type="dxa" w:w="8190"/>
+          </w:tcPr>
+          <w:p>
+            <w:pPr>
+              <w:pStyle w:val="Compact"/>
+              <w:jc w:val="left"/>
             </w:pPr>
             <w:r>
               <w:t xml:space="preserve">Auditable evidence: tags, tests, coverage, confusion counts</w:t>
@@ -618,10 +636,13 @@
       </w:tr>
       <w:tr>
         <w:tc>
-          <w:tcPr/>
-          <w:p>
-            <w:pPr>
-              <w:pStyle w:val="Compact"/>
+          <w:tcPr>
+            <w:tcW w:type="dxa" w:w="1170"/>
+          </w:tcPr>
+          <w:p>
+            <w:pPr>
+              <w:pStyle w:val="Compact"/>
+              <w:jc w:val="left"/>
             </w:pPr>
             <w:hyperlink w:anchor="X02b40ef51e40d4c8fa54badb73430e39da7ebb2">
               <w:r>
@@ -634,10 +655,13 @@
           </w:p>
         </w:tc>
         <w:tc>
-          <w:tcPr/>
-          <w:p>
-            <w:pPr>
-              <w:pStyle w:val="Compact"/>
+          <w:tcPr>
+            <w:tcW w:type="dxa" w:w="8190"/>
+          </w:tcPr>
+          <w:p>
+            <w:pPr>
+              <w:pStyle w:val="Compact"/>
+              <w:jc w:val="left"/>
             </w:pPr>
             <w:r>
               <w:t xml:space="preserve">Feature validity and effect sizes</w:t>
@@ -647,10 +671,13 @@
       </w:tr>
       <w:tr>
         <w:tc>
-          <w:tcPr/>
-          <w:p>
-            <w:pPr>
-              <w:pStyle w:val="Compact"/>
+          <w:tcPr>
+            <w:tcW w:type="dxa" w:w="1170"/>
+          </w:tcPr>
+          <w:p>
+            <w:pPr>
+              <w:pStyle w:val="Compact"/>
+              <w:jc w:val="left"/>
             </w:pPr>
             <w:hyperlink w:anchor="Xd83c076dcc8b78b21f281e078745f624b93fcfe">
               <w:r>
@@ -663,10 +690,13 @@
           </w:p>
         </w:tc>
         <w:tc>
-          <w:tcPr/>
-          <w:p>
-            <w:pPr>
-              <w:pStyle w:val="Compact"/>
+          <w:tcPr>
+            <w:tcW w:type="dxa" w:w="8190"/>
+          </w:tcPr>
+          <w:p>
+            <w:pPr>
+              <w:pStyle w:val="Compact"/>
+              <w:jc w:val="left"/>
             </w:pPr>
             <w:r>
               <w:t xml:space="preserve">Baseline comparison</w:t>
@@ -676,10 +706,13 @@
       </w:tr>
       <w:tr>
         <w:tc>
-          <w:tcPr/>
-          <w:p>
-            <w:pPr>
-              <w:pStyle w:val="Compact"/>
+          <w:tcPr>
+            <w:tcW w:type="dxa" w:w="1170"/>
+          </w:tcPr>
+          <w:p>
+            <w:pPr>
+              <w:pStyle w:val="Compact"/>
+              <w:jc w:val="left"/>
             </w:pPr>
             <w:hyperlink w:anchor="Xfdba29a10d4d14140122b17b605e26d3614fca8">
               <w:r>
@@ -692,10 +725,13 @@
           </w:p>
         </w:tc>
         <w:tc>
-          <w:tcPr/>
-          <w:p>
-            <w:pPr>
-              <w:pStyle w:val="Compact"/>
+          <w:tcPr>
+            <w:tcW w:type="dxa" w:w="8190"/>
+          </w:tcPr>
+          <w:p>
+            <w:pPr>
+              <w:pStyle w:val="Compact"/>
+              <w:jc w:val="left"/>
             </w:pPr>
             <w:r>
               <w:t xml:space="preserve">Contribution of each detection component</w:t>
@@ -705,10 +741,13 @@
       </w:tr>
       <w:tr>
         <w:tc>
-          <w:tcPr/>
-          <w:p>
-            <w:pPr>
-              <w:pStyle w:val="Compact"/>
+          <w:tcPr>
+            <w:tcW w:type="dxa" w:w="1170"/>
+          </w:tcPr>
+          <w:p>
+            <w:pPr>
+              <w:pStyle w:val="Compact"/>
+              <w:jc w:val="left"/>
             </w:pPr>
             <w:hyperlink w:anchor="Xac683f10a9aea438027552fa752da57d4153da7">
               <w:r>
@@ -721,10 +760,13 @@
           </w:p>
         </w:tc>
         <w:tc>
-          <w:tcPr/>
-          <w:p>
-            <w:pPr>
-              <w:pStyle w:val="Compact"/>
+          <w:tcPr>
+            <w:tcW w:type="dxa" w:w="8190"/>
+          </w:tcPr>
+          <w:p>
+            <w:pPr>
+              <w:pStyle w:val="Compact"/>
+              <w:jc w:val="left"/>
             </w:pPr>
             <w:r>
               <w:t xml:space="preserve">Canonical validation set</w:t>
@@ -734,10 +776,13 @@
       </w:tr>
       <w:tr>
         <w:tc>
-          <w:tcPr/>
-          <w:p>
-            <w:pPr>
-              <w:pStyle w:val="Compact"/>
+          <w:tcPr>
+            <w:tcW w:type="dxa" w:w="1170"/>
+          </w:tcPr>
+          <w:p>
+            <w:pPr>
+              <w:pStyle w:val="Compact"/>
+              <w:jc w:val="left"/>
             </w:pPr>
             <w:hyperlink w:anchor="X48fec738b569fc3445197ebe5a1467c52522de3">
               <w:r>
@@ -750,10 +795,13 @@
           </w:p>
         </w:tc>
         <w:tc>
-          <w:tcPr/>
-          <w:p>
-            <w:pPr>
-              <w:pStyle w:val="Compact"/>
+          <w:tcPr>
+            <w:tcW w:type="dxa" w:w="8190"/>
+          </w:tcPr>
+          <w:p>
+            <w:pPr>
+              <w:pStyle w:val="Compact"/>
+              <w:jc w:val="left"/>
             </w:pPr>
             <w:r>
               <w:t xml:space="preserve">Class imbalance sweep</w:t>
@@ -763,10 +811,13 @@
       </w:tr>
       <w:tr>
         <w:tc>
-          <w:tcPr/>
-          <w:p>
-            <w:pPr>
-              <w:pStyle w:val="Compact"/>
+          <w:tcPr>
+            <w:tcW w:type="dxa" w:w="1170"/>
+          </w:tcPr>
+          <w:p>
+            <w:pPr>
+              <w:pStyle w:val="Compact"/>
+              <w:jc w:val="left"/>
             </w:pPr>
             <w:hyperlink w:anchor="Xedc76bcc7a84154fe6ba30816b44c28e781cfcc">
               <w:r>
@@ -779,10 +830,13 @@
           </w:p>
         </w:tc>
         <w:tc>
-          <w:tcPr/>
-          <w:p>
-            <w:pPr>
-              <w:pStyle w:val="Compact"/>
+          <w:tcPr>
+            <w:tcW w:type="dxa" w:w="8190"/>
+          </w:tcPr>
+          <w:p>
+            <w:pPr>
+              <w:pStyle w:val="Compact"/>
+              <w:jc w:val="left"/>
             </w:pPr>
             <w:r>
               <w:t xml:space="preserve">Held-out stress evaluation and the fabrication shortfall</w:t>
@@ -792,10 +846,13 @@
       </w:tr>
       <w:tr>
         <w:tc>
-          <w:tcPr/>
-          <w:p>
-            <w:pPr>
-              <w:pStyle w:val="Compact"/>
+          <w:tcPr>
+            <w:tcW w:type="dxa" w:w="1170"/>
+          </w:tcPr>
+          <w:p>
+            <w:pPr>
+              <w:pStyle w:val="Compact"/>
+              <w:jc w:val="left"/>
             </w:pPr>
             <w:hyperlink w:anchor="X4500e8ab286cdc4c22e13383f7925d02de3f99b">
               <w:r>
@@ -808,10 +865,13 @@
           </w:p>
         </w:tc>
         <w:tc>
-          <w:tcPr/>
-          <w:p>
-            <w:pPr>
-              <w:pStyle w:val="Compact"/>
+          <w:tcPr>
+            <w:tcW w:type="dxa" w:w="8190"/>
+          </w:tcPr>
+          <w:p>
+            <w:pPr>
+              <w:pStyle w:val="Compact"/>
+              <w:jc w:val="left"/>
             </w:pPr>
             <w:r>
               <w:t xml:space="preserve">Earlier stress sweep, retained for continuity</w:t>
@@ -821,10 +881,13 @@
       </w:tr>
       <w:tr>
         <w:tc>
-          <w:tcPr/>
-          <w:p>
-            <w:pPr>
-              <w:pStyle w:val="Compact"/>
+          <w:tcPr>
+            <w:tcW w:type="dxa" w:w="1170"/>
+          </w:tcPr>
+          <w:p>
+            <w:pPr>
+              <w:pStyle w:val="Compact"/>
+              <w:jc w:val="left"/>
             </w:pPr>
             <w:hyperlink w:anchor="Xfbc0a233099321ba17390d7b95e81b095093625">
               <w:r>
@@ -837,10 +900,13 @@
           </w:p>
         </w:tc>
         <w:tc>
-          <w:tcPr/>
-          <w:p>
-            <w:pPr>
-              <w:pStyle w:val="Compact"/>
+          <w:tcPr>
+            <w:tcW w:type="dxa" w:w="8190"/>
+          </w:tcPr>
+          <w:p>
+            <w:pPr>
+              <w:pStyle w:val="Compact"/>
+              <w:jc w:val="left"/>
             </w:pPr>
             <w:r>
               <w:t xml:space="preserve">Larger benchmark packs and scale</w:t>
@@ -850,10 +916,13 @@
       </w:tr>
       <w:tr>
         <w:tc>
-          <w:tcPr/>
-          <w:p>
-            <w:pPr>
-              <w:pStyle w:val="Compact"/>
+          <w:tcPr>
+            <w:tcW w:type="dxa" w:w="1170"/>
+          </w:tcPr>
+          <w:p>
+            <w:pPr>
+              <w:pStyle w:val="Compact"/>
+              <w:jc w:val="left"/>
             </w:pPr>
             <w:hyperlink w:anchor="Xbf1c48ba3bf1713a8b25413230b45e51e1c07a9">
               <w:r>
@@ -866,10 +935,13 @@
           </w:p>
         </w:tc>
         <w:tc>
-          <w:tcPr/>
-          <w:p>
-            <w:pPr>
-              <w:pStyle w:val="Compact"/>
+          <w:tcPr>
+            <w:tcW w:type="dxa" w:w="8190"/>
+          </w:tcPr>
+          <w:p>
+            <w:pPr>
+              <w:pStyle w:val="Compact"/>
+              <w:jc w:val="left"/>
             </w:pPr>
             <w:r>
               <w:t xml:space="preserve">Production readiness sweep</w:t>
@@ -879,10 +951,13 @@
       </w:tr>
       <w:tr>
         <w:tc>
-          <w:tcPr/>
-          <w:p>
-            <w:pPr>
-              <w:pStyle w:val="Compact"/>
+          <w:tcPr>
+            <w:tcW w:type="dxa" w:w="1170"/>
+          </w:tcPr>
+          <w:p>
+            <w:pPr>
+              <w:pStyle w:val="Compact"/>
+              <w:jc w:val="left"/>
             </w:pPr>
             <w:hyperlink w:anchor="X98a89c106ed9f2638afb1b26bc83e6508224fe9">
               <w:r>
@@ -895,10 +970,13 @@
           </w:p>
         </w:tc>
         <w:tc>
-          <w:tcPr/>
-          <w:p>
-            <w:pPr>
-              <w:pStyle w:val="Compact"/>
+          <w:tcPr>
+            <w:tcW w:type="dxa" w:w="8190"/>
+          </w:tcPr>
+          <w:p>
+            <w:pPr>
+              <w:pStyle w:val="Compact"/>
+              <w:jc w:val="left"/>
             </w:pPr>
             <w:r>
               <w:t xml:space="preserve">Reproducibility</w:t>
@@ -950,19 +1028,22 @@
         <w:tblLook w:firstRow="1" w:lastRow="0" w:firstColumn="0" w:lastColumn="0" w:noHBand="0" w:noVBand="0" w:val="0020"/>
       </w:tblPr>
       <w:tblGrid>
-        <w:gridCol w:w="2640"/>
-        <w:gridCol w:w="2640"/>
-        <w:gridCol w:w="2640"/>
+        <w:gridCol w:w="4345"/>
+        <w:gridCol w:w="2005"/>
+        <w:gridCol w:w="3008"/>
       </w:tblGrid>
       <w:tr>
         <w:trPr>
           <w:tblHeader w:val="on"/>
         </w:trPr>
         <w:tc>
-          <w:tcPr/>
-          <w:p>
-            <w:pPr>
-              <w:pStyle w:val="Compact"/>
+          <w:tcPr>
+            <w:tcW w:type="dxa" w:w="4345"/>
+          </w:tcPr>
+          <w:p>
+            <w:pPr>
+              <w:pStyle w:val="Compact"/>
+              <w:jc w:val="left"/>
             </w:pPr>
             <w:r>
               <w:t xml:space="preserve">Measure</w:t>
@@ -970,10 +1051,13 @@
           </w:p>
         </w:tc>
         <w:tc>
-          <w:tcPr/>
-          <w:p>
-            <w:pPr>
-              <w:pStyle w:val="Compact"/>
+          <w:tcPr>
+            <w:tcW w:type="dxa" w:w="2005"/>
+          </w:tcPr>
+          <w:p>
+            <w:pPr>
+              <w:pStyle w:val="Compact"/>
+              <w:jc w:val="left"/>
             </w:pPr>
             <w:r>
               <w:t xml:space="preserve">Result</w:t>
@@ -981,10 +1065,13 @@
           </w:p>
         </w:tc>
         <w:tc>
-          <w:tcPr/>
-          <w:p>
-            <w:pPr>
-              <w:pStyle w:val="Compact"/>
+          <w:tcPr>
+            <w:tcW w:type="dxa" w:w="3008"/>
+          </w:tcPr>
+          <w:p>
+            <w:pPr>
+              <w:pStyle w:val="Compact"/>
+              <w:jc w:val="left"/>
             </w:pPr>
             <w:r>
               <w:t xml:space="preserve">Proposal threshold</w:t>
@@ -994,10 +1081,13 @@
       </w:tr>
       <w:tr>
         <w:tc>
-          <w:tcPr/>
-          <w:p>
-            <w:pPr>
-              <w:pStyle w:val="Compact"/>
+          <w:tcPr>
+            <w:tcW w:type="dxa" w:w="4345"/>
+          </w:tcPr>
+          <w:p>
+            <w:pPr>
+              <w:pStyle w:val="Compact"/>
+              <w:jc w:val="left"/>
             </w:pPr>
             <w:r>
               <w:t xml:space="preserve">Precision, across all runs</w:t>
@@ -1005,10 +1095,13 @@
           </w:p>
         </w:tc>
         <w:tc>
-          <w:tcPr/>
-          <w:p>
-            <w:pPr>
-              <w:pStyle w:val="Compact"/>
+          <w:tcPr>
+            <w:tcW w:type="dxa" w:w="2005"/>
+          </w:tcPr>
+          <w:p>
+            <w:pPr>
+              <w:pStyle w:val="Compact"/>
+              <w:jc w:val="left"/>
             </w:pPr>
             <w:r>
               <w:t xml:space="preserve">0.96 to 1.00</w:t>
@@ -1016,10 +1109,13 @@
           </w:p>
         </w:tc>
         <w:tc>
-          <w:tcPr/>
-          <w:p>
-            <w:pPr>
-              <w:pStyle w:val="Compact"/>
+          <w:tcPr>
+            <w:tcW w:type="dxa" w:w="3008"/>
+          </w:tcPr>
+          <w:p>
+            <w:pPr>
+              <w:pStyle w:val="Compact"/>
+              <w:jc w:val="left"/>
             </w:pPr>
             <w:r>
               <w:t xml:space="preserve">0.80</w:t>
@@ -1029,10 +1125,13 @@
       </w:tr>
       <w:tr>
         <w:tc>
-          <w:tcPr/>
-          <w:p>
-            <w:pPr>
-              <w:pStyle w:val="Compact"/>
+          <w:tcPr>
+            <w:tcW w:type="dxa" w:w="4345"/>
+          </w:tcPr>
+          <w:p>
+            <w:pPr>
+              <w:pStyle w:val="Compact"/>
+              <w:jc w:val="left"/>
             </w:pPr>
             <w:r>
               <w:t xml:space="preserve">Recall, across all runs</w:t>
@@ -1040,10 +1139,13 @@
           </w:p>
         </w:tc>
         <w:tc>
-          <w:tcPr/>
-          <w:p>
-            <w:pPr>
-              <w:pStyle w:val="Compact"/>
+          <w:tcPr>
+            <w:tcW w:type="dxa" w:w="2005"/>
+          </w:tcPr>
+          <w:p>
+            <w:pPr>
+              <w:pStyle w:val="Compact"/>
+              <w:jc w:val="left"/>
             </w:pPr>
             <w:r>
               <w:t xml:space="preserve">0.84 to 1.00</w:t>
@@ -1051,10 +1153,13 @@
           </w:p>
         </w:tc>
         <w:tc>
-          <w:tcPr/>
-          <w:p>
-            <w:pPr>
-              <w:pStyle w:val="Compact"/>
+          <w:tcPr>
+            <w:tcW w:type="dxa" w:w="3008"/>
+          </w:tcPr>
+          <w:p>
+            <w:pPr>
+              <w:pStyle w:val="Compact"/>
+              <w:jc w:val="left"/>
             </w:pPr>
             <w:r>
               <w:t xml:space="preserve">0.75</w:t>
@@ -1116,20 +1221,23 @@
         <w:tblLook w:firstRow="1" w:lastRow="0" w:firstColumn="0" w:lastColumn="0" w:noHBand="0" w:noVBand="0" w:val="0020"/>
       </w:tblPr>
       <w:tblGrid>
-        <w:gridCol w:w="1980"/>
-        <w:gridCol w:w="1980"/>
-        <w:gridCol w:w="1980"/>
-        <w:gridCol w:w="1980"/>
+        <w:gridCol w:w="2202"/>
+        <w:gridCol w:w="1835"/>
+        <w:gridCol w:w="2936"/>
+        <w:gridCol w:w="2385"/>
       </w:tblGrid>
       <w:tr>
         <w:trPr>
           <w:tblHeader w:val="on"/>
         </w:trPr>
         <w:tc>
-          <w:tcPr/>
-          <w:p>
-            <w:pPr>
-              <w:pStyle w:val="Compact"/>
+          <w:tcPr>
+            <w:tcW w:type="dxa" w:w="2202"/>
+          </w:tcPr>
+          <w:p>
+            <w:pPr>
+              <w:pStyle w:val="Compact"/>
+              <w:jc w:val="left"/>
             </w:pPr>
             <w:r>
               <w:t xml:space="preserve">Anomaly type</w:t>
@@ -1137,10 +1245,13 @@
           </w:p>
         </w:tc>
         <w:tc>
-          <w:tcPr/>
-          <w:p>
-            <w:pPr>
-              <w:pStyle w:val="Compact"/>
+          <w:tcPr>
+            <w:tcW w:type="dxa" w:w="1835"/>
+          </w:tcPr>
+          <w:p>
+            <w:pPr>
+              <w:pStyle w:val="Compact"/>
+              <w:jc w:val="left"/>
             </w:pPr>
             <w:r>
               <w:t xml:space="preserve">Detected</w:t>
@@ -1148,10 +1259,13 @@
           </w:p>
         </w:tc>
         <w:tc>
-          <w:tcPr/>
-          <w:p>
-            <w:pPr>
-              <w:pStyle w:val="Compact"/>
+          <w:tcPr>
+            <w:tcW w:type="dxa" w:w="2936"/>
+          </w:tcPr>
+          <w:p>
+            <w:pPr>
+              <w:pStyle w:val="Compact"/>
+              <w:jc w:val="left"/>
             </w:pPr>
             <w:r>
               <w:t xml:space="preserve">Per-class recall</w:t>
@@ -1159,10 +1273,13 @@
           </w:p>
         </w:tc>
         <w:tc>
-          <w:tcPr/>
-          <w:p>
-            <w:pPr>
-              <w:pStyle w:val="Compact"/>
+          <w:tcPr>
+            <w:tcW w:type="dxa" w:w="2385"/>
+          </w:tcPr>
+          <w:p>
+            <w:pPr>
+              <w:pStyle w:val="Compact"/>
+              <w:jc w:val="left"/>
             </w:pPr>
             <w:r>
               <w:t xml:space="preserve">Per-run range</w:t>
@@ -1172,10 +1289,13 @@
       </w:tr>
       <w:tr>
         <w:tc>
-          <w:tcPr/>
-          <w:p>
-            <w:pPr>
-              <w:pStyle w:val="Compact"/>
+          <w:tcPr>
+            <w:tcW w:type="dxa" w:w="2202"/>
+          </w:tcPr>
+          <w:p>
+            <w:pPr>
+              <w:pStyle w:val="Compact"/>
+              <w:jc w:val="left"/>
             </w:pPr>
             <w:r>
               <w:t xml:space="preserve">Speeding</w:t>
@@ -1183,10 +1303,13 @@
           </w:p>
         </w:tc>
         <w:tc>
-          <w:tcPr/>
-          <w:p>
-            <w:pPr>
-              <w:pStyle w:val="Compact"/>
+          <w:tcPr>
+            <w:tcW w:type="dxa" w:w="1835"/>
+          </w:tcPr>
+          <w:p>
+            <w:pPr>
+              <w:pStyle w:val="Compact"/>
+              <w:jc w:val="left"/>
             </w:pPr>
             <w:r>
               <w:t xml:space="preserve">132 of 132</w:t>
@@ -1194,10 +1317,13 @@
           </w:p>
         </w:tc>
         <w:tc>
-          <w:tcPr/>
-          <w:p>
-            <w:pPr>
-              <w:pStyle w:val="Compact"/>
+          <w:tcPr>
+            <w:tcW w:type="dxa" w:w="2936"/>
+          </w:tcPr>
+          <w:p>
+            <w:pPr>
+              <w:pStyle w:val="Compact"/>
+              <w:jc w:val="left"/>
             </w:pPr>
             <w:r>
               <w:t xml:space="preserve">1.00</w:t>
@@ -1205,10 +1331,13 @@
           </w:p>
         </w:tc>
         <w:tc>
-          <w:tcPr/>
-          <w:p>
-            <w:pPr>
-              <w:pStyle w:val="Compact"/>
+          <w:tcPr>
+            <w:tcW w:type="dxa" w:w="2385"/>
+          </w:tcPr>
+          <w:p>
+            <w:pPr>
+              <w:pStyle w:val="Compact"/>
+              <w:jc w:val="left"/>
             </w:pPr>
             <w:r>
               <w:t xml:space="preserve">1.00 to 1.00</w:t>
@@ -1218,10 +1347,13 @@
       </w:tr>
       <w:tr>
         <w:tc>
-          <w:tcPr/>
-          <w:p>
-            <w:pPr>
-              <w:pStyle w:val="Compact"/>
+          <w:tcPr>
+            <w:tcW w:type="dxa" w:w="2202"/>
+          </w:tcPr>
+          <w:p>
+            <w:pPr>
+              <w:pStyle w:val="Compact"/>
+              <w:jc w:val="left"/>
             </w:pPr>
             <w:r>
               <w:t xml:space="preserve">Disengaged</w:t>
@@ -1229,10 +1361,13 @@
           </w:p>
         </w:tc>
         <w:tc>
-          <w:tcPr/>
-          <w:p>
-            <w:pPr>
-              <w:pStyle w:val="Compact"/>
+          <w:tcPr>
+            <w:tcW w:type="dxa" w:w="1835"/>
+          </w:tcPr>
+          <w:p>
+            <w:pPr>
+              <w:pStyle w:val="Compact"/>
+              <w:jc w:val="left"/>
             </w:pPr>
             <w:r>
               <w:t xml:space="preserve">121 of 136</w:t>
@@ -1240,10 +1375,13 @@
           </w:p>
         </w:tc>
         <w:tc>
-          <w:tcPr/>
-          <w:p>
-            <w:pPr>
-              <w:pStyle w:val="Compact"/>
+          <w:tcPr>
+            <w:tcW w:type="dxa" w:w="2936"/>
+          </w:tcPr>
+          <w:p>
+            <w:pPr>
+              <w:pStyle w:val="Compact"/>
+              <w:jc w:val="left"/>
             </w:pPr>
             <w:r>
               <w:t xml:space="preserve">0.89</w:t>
@@ -1251,10 +1389,13 @@
           </w:p>
         </w:tc>
         <w:tc>
-          <w:tcPr/>
-          <w:p>
-            <w:pPr>
-              <w:pStyle w:val="Compact"/>
+          <w:tcPr>
+            <w:tcW w:type="dxa" w:w="2385"/>
+          </w:tcPr>
+          <w:p>
+            <w:pPr>
+              <w:pStyle w:val="Compact"/>
+              <w:jc w:val="left"/>
             </w:pPr>
             <w:r>
               <w:t xml:space="preserve">0.82 to 0.94</w:t>
@@ -1264,10 +1405,13 @@
       </w:tr>
       <w:tr>
         <w:tc>
-          <w:tcPr/>
-          <w:p>
-            <w:pPr>
-              <w:pStyle w:val="Compact"/>
+          <w:tcPr>
+            <w:tcW w:type="dxa" w:w="2202"/>
+          </w:tcPr>
+          <w:p>
+            <w:pPr>
+              <w:pStyle w:val="Compact"/>
+              <w:jc w:val="left"/>
             </w:pPr>
             <w:r>
               <w:t xml:space="preserve">Fabricated</w:t>
@@ -1275,10 +1419,13 @@
           </w:p>
         </w:tc>
         <w:tc>
-          <w:tcPr/>
-          <w:p>
-            <w:pPr>
-              <w:pStyle w:val="Compact"/>
+          <w:tcPr>
+            <w:tcW w:type="dxa" w:w="1835"/>
+          </w:tcPr>
+          <w:p>
+            <w:pPr>
+              <w:pStyle w:val="Compact"/>
+              <w:jc w:val="left"/>
             </w:pPr>
             <w:r>
               <w:t xml:space="preserve">93 of 132</w:t>
@@ -1286,10 +1433,13 @@
           </w:p>
         </w:tc>
         <w:tc>
-          <w:tcPr/>
-          <w:p>
-            <w:pPr>
-              <w:pStyle w:val="Compact"/>
+          <w:tcPr>
+            <w:tcW w:type="dxa" w:w="2936"/>
+          </w:tcPr>
+          <w:p>
+            <w:pPr>
+              <w:pStyle w:val="Compact"/>
+              <w:jc w:val="left"/>
             </w:pPr>
             <w:r>
               <w:t xml:space="preserve">0.70</w:t>
@@ -1297,10 +1447,13 @@
           </w:p>
         </w:tc>
         <w:tc>
-          <w:tcPr/>
-          <w:p>
-            <w:pPr>
-              <w:pStyle w:val="Compact"/>
+          <w:tcPr>
+            <w:tcW w:type="dxa" w:w="2385"/>
+          </w:tcPr>
+          <w:p>
+            <w:pPr>
+              <w:pStyle w:val="Compact"/>
+              <w:jc w:val="left"/>
             </w:pPr>
             <w:r>
               <w:t xml:space="preserve">0.61 to 0.76</w:t>
@@ -1438,16 +1591,16 @@
         <w:rPr>
           <w:rStyle w:val="VerbatimChar"/>
         </w:rPr>
-        <w:t xml:space="preserve">v-validation-complete</w:t>
-      </w:r>
-      <w:r>
-        <w:t xml:space="preserve">. The exact commit it resolves</w:t>
-      </w:r>
-      <w:r>
-        <w:t xml:space="preserve"> </w:t>
-      </w:r>
-      <w:r>
-        <w:t xml:space="preserve">to is verifiable with:</w:t>
+        <w:t xml:space="preserve">v-resubmission</w:t>
+      </w:r>
+      <w:r>
+        <w:t xml:space="preserve">. The exact commit it resolves to is</w:t>
+      </w:r>
+      <w:r>
+        <w:t xml:space="preserve"> </w:t>
+      </w:r>
+      <w:r>
+        <w:t xml:space="preserve">verifiable with:</w:t>
       </w:r>
     </w:p>
     <w:p>
@@ -1464,7 +1617,7 @@
         <w:rPr>
           <w:rStyle w:val="NormalTok"/>
         </w:rPr>
-        <w:t xml:space="preserve"> rev-parse v-validation-complete</w:t>
+        <w:t xml:space="preserve"> rev-parse v-resubmission</w:t>
       </w:r>
     </w:p>
     <w:p>
@@ -1511,7 +1664,7 @@
         <w:t xml:space="preserve"> </w:t>
       </w:r>
       <w:r>
-        <w:t xml:space="preserve">Command and output, run on Python 3.14.0 with pandas 3.0.1:</w:t>
+        <w:t xml:space="preserve">Command and output, run on Python 3.14.0:</w:t>
       </w:r>
     </w:p>
     <w:p>
@@ -1531,7 +1684,7 @@
         <w:rPr>
           <w:rStyle w:val="VerbatimChar"/>
         </w:rPr>
-        <w:t xml:space="preserve">.....................................                                    [100%]</w:t>
+        <w:t xml:space="preserve">...........................................                              [100%]</w:t>
       </w:r>
       <w:r>
         <w:br/>
@@ -1540,7 +1693,7 @@
         <w:rPr>
           <w:rStyle w:val="VerbatimChar"/>
         </w:rPr>
-        <w:t xml:space="preserve">37 passed in 5.99s</w:t>
+        <w:t xml:space="preserve">43 passed in 6.39s</w:t>
       </w:r>
     </w:p>
     <w:p>
@@ -1676,115 +1829,169 @@
         <w:tblLook w:firstRow="1" w:lastRow="0" w:firstColumn="0" w:lastColumn="0" w:noHBand="0" w:noVBand="0" w:val="0020"/>
       </w:tblPr>
       <w:tblGrid>
-        <w:gridCol w:w="880"/>
-        <w:gridCol w:w="880"/>
-        <w:gridCol w:w="880"/>
-        <w:gridCol w:w="880"/>
-        <w:gridCol w:w="880"/>
-        <w:gridCol w:w="880"/>
-        <w:gridCol w:w="880"/>
-        <w:gridCol w:w="880"/>
-        <w:gridCol w:w="880"/>
+        <w:gridCol w:w="2106"/>
+        <w:gridCol w:w="1287"/>
+        <w:gridCol w:w="702"/>
+        <w:gridCol w:w="702"/>
+        <w:gridCol w:w="702"/>
+        <w:gridCol w:w="702"/>
+        <w:gridCol w:w="1287"/>
+        <w:gridCol w:w="936"/>
+        <w:gridCol w:w="936"/>
       </w:tblGrid>
       <w:tr>
         <w:trPr>
           <w:tblHeader w:val="on"/>
         </w:trPr>
         <w:tc>
-          <w:tcPr/>
-          <w:p>
-            <w:pPr>
-              <w:pStyle w:val="Compact"/>
-            </w:pPr>
-            <w:r>
+          <w:tcPr>
+            <w:tcW w:type="dxa" w:w="2106"/>
+          </w:tcPr>
+          <w:p>
+            <w:pPr>
+              <w:pStyle w:val="Compact"/>
+              <w:jc w:val="left"/>
+            </w:pPr>
+            <w:r>
+              <w:rPr>
+                <w:sz w:val="19"/>
+              </w:rPr>
               <w:t xml:space="preserve">Run</w:t>
             </w:r>
           </w:p>
         </w:tc>
         <w:tc>
-          <w:tcPr/>
-          <w:p>
-            <w:pPr>
-              <w:pStyle w:val="Compact"/>
-            </w:pPr>
-            <w:r>
+          <w:tcPr>
+            <w:tcW w:type="dxa" w:w="1287"/>
+          </w:tcPr>
+          <w:p>
+            <w:pPr>
+              <w:pStyle w:val="Compact"/>
+              <w:jc w:val="left"/>
+            </w:pPr>
+            <w:r>
+              <w:rPr>
+                <w:sz w:val="19"/>
+              </w:rPr>
               <w:t xml:space="preserve">Format</w:t>
             </w:r>
           </w:p>
         </w:tc>
         <w:tc>
-          <w:tcPr/>
-          <w:p>
-            <w:pPr>
-              <w:pStyle w:val="Compact"/>
-            </w:pPr>
-            <w:r>
+          <w:tcPr>
+            <w:tcW w:type="dxa" w:w="702"/>
+          </w:tcPr>
+          <w:p>
+            <w:pPr>
+              <w:pStyle w:val="Compact"/>
+              <w:jc w:val="left"/>
+            </w:pPr>
+            <w:r>
+              <w:rPr>
+                <w:sz w:val="19"/>
+              </w:rPr>
               <w:t xml:space="preserve">TP</w:t>
             </w:r>
           </w:p>
         </w:tc>
         <w:tc>
-          <w:tcPr/>
-          <w:p>
-            <w:pPr>
-              <w:pStyle w:val="Compact"/>
-            </w:pPr>
-            <w:r>
+          <w:tcPr>
+            <w:tcW w:type="dxa" w:w="702"/>
+          </w:tcPr>
+          <w:p>
+            <w:pPr>
+              <w:pStyle w:val="Compact"/>
+              <w:jc w:val="left"/>
+            </w:pPr>
+            <w:r>
+              <w:rPr>
+                <w:sz w:val="19"/>
+              </w:rPr>
               <w:t xml:space="preserve">FN</w:t>
             </w:r>
           </w:p>
         </w:tc>
         <w:tc>
-          <w:tcPr/>
-          <w:p>
-            <w:pPr>
-              <w:pStyle w:val="Compact"/>
-            </w:pPr>
-            <w:r>
+          <w:tcPr>
+            <w:tcW w:type="dxa" w:w="702"/>
+          </w:tcPr>
+          <w:p>
+            <w:pPr>
+              <w:pStyle w:val="Compact"/>
+              <w:jc w:val="left"/>
+            </w:pPr>
+            <w:r>
+              <w:rPr>
+                <w:sz w:val="19"/>
+              </w:rPr>
               <w:t xml:space="preserve">FP</w:t>
             </w:r>
           </w:p>
         </w:tc>
         <w:tc>
-          <w:tcPr/>
-          <w:p>
-            <w:pPr>
-              <w:pStyle w:val="Compact"/>
-            </w:pPr>
-            <w:r>
+          <w:tcPr>
+            <w:tcW w:type="dxa" w:w="702"/>
+          </w:tcPr>
+          <w:p>
+            <w:pPr>
+              <w:pStyle w:val="Compact"/>
+              <w:jc w:val="left"/>
+            </w:pPr>
+            <w:r>
+              <w:rPr>
+                <w:sz w:val="19"/>
+              </w:rPr>
               <w:t xml:space="preserve">TN</w:t>
             </w:r>
           </w:p>
         </w:tc>
         <w:tc>
-          <w:tcPr/>
-          <w:p>
-            <w:pPr>
-              <w:pStyle w:val="Compact"/>
-            </w:pPr>
-            <w:r>
+          <w:tcPr>
+            <w:tcW w:type="dxa" w:w="1287"/>
+          </w:tcPr>
+          <w:p>
+            <w:pPr>
+              <w:pStyle w:val="Compact"/>
+              <w:jc w:val="left"/>
+            </w:pPr>
+            <w:r>
+              <w:rPr>
+                <w:sz w:val="19"/>
+              </w:rPr>
               <w:t xml:space="preserve">Precision</w:t>
             </w:r>
           </w:p>
         </w:tc>
         <w:tc>
-          <w:tcPr/>
-          <w:p>
-            <w:pPr>
-              <w:pStyle w:val="Compact"/>
-            </w:pPr>
-            <w:r>
+          <w:tcPr>
+            <w:tcW w:type="dxa" w:w="936"/>
+          </w:tcPr>
+          <w:p>
+            <w:pPr>
+              <w:pStyle w:val="Compact"/>
+              <w:jc w:val="left"/>
+            </w:pPr>
+            <w:r>
+              <w:rPr>
+                <w:sz w:val="19"/>
+              </w:rPr>
               <w:t xml:space="preserve">Recall</w:t>
             </w:r>
           </w:p>
         </w:tc>
         <w:tc>
-          <w:tcPr/>
-          <w:p>
-            <w:pPr>
-              <w:pStyle w:val="Compact"/>
-            </w:pPr>
-            <w:r>
+          <w:tcPr>
+            <w:tcW w:type="dxa" w:w="936"/>
+          </w:tcPr>
+          <w:p>
+            <w:pPr>
+              <w:pStyle w:val="Compact"/>
+              <w:jc w:val="left"/>
+            </w:pPr>
+            <w:r>
+              <w:rPr>
+                <w:sz w:val="19"/>
+              </w:rPr>
               <w:t xml:space="preserve">F1</w:t>
             </w:r>
           </w:p>
@@ -1792,103 +1999,155 @@
       </w:tr>
       <w:tr>
         <w:tc>
-          <w:tcPr/>
-          <w:p>
-            <w:pPr>
-              <w:pStyle w:val="Compact"/>
+          <w:tcPr>
+            <w:tcW w:type="dxa" w:w="2106"/>
+          </w:tcPr>
+          <w:p>
+            <w:pPr>
+              <w:pStyle w:val="Compact"/>
+              <w:jc w:val="left"/>
             </w:pPr>
             <w:r>
               <w:rPr>
                 <w:rStyle w:val="VerbatimChar"/>
+                <w:sz w:val="19"/>
               </w:rPr>
               <w:t xml:space="preserve">benchmark_n500_odk</w:t>
             </w:r>
           </w:p>
         </w:tc>
         <w:tc>
-          <w:tcPr/>
-          <w:p>
-            <w:pPr>
-              <w:pStyle w:val="Compact"/>
-            </w:pPr>
-            <w:r>
+          <w:tcPr>
+            <w:tcW w:type="dxa" w:w="1287"/>
+          </w:tcPr>
+          <w:p>
+            <w:pPr>
+              <w:pStyle w:val="Compact"/>
+              <w:jc w:val="left"/>
+            </w:pPr>
+            <w:r>
+              <w:rPr>
+                <w:sz w:val="19"/>
+              </w:rPr>
               <w:t xml:space="preserve">ODK</w:t>
             </w:r>
           </w:p>
         </w:tc>
         <w:tc>
-          <w:tcPr/>
-          <w:p>
-            <w:pPr>
-              <w:pStyle w:val="Compact"/>
-            </w:pPr>
-            <w:r>
+          <w:tcPr>
+            <w:tcW w:type="dxa" w:w="702"/>
+          </w:tcPr>
+          <w:p>
+            <w:pPr>
+              <w:pStyle w:val="Compact"/>
+              <w:jc w:val="left"/>
+            </w:pPr>
+            <w:r>
+              <w:rPr>
+                <w:sz w:val="19"/>
+              </w:rPr>
               <w:t xml:space="preserve">100</w:t>
             </w:r>
           </w:p>
         </w:tc>
         <w:tc>
-          <w:tcPr/>
-          <w:p>
-            <w:pPr>
-              <w:pStyle w:val="Compact"/>
-            </w:pPr>
-            <w:r>
+          <w:tcPr>
+            <w:tcW w:type="dxa" w:w="702"/>
+          </w:tcPr>
+          <w:p>
+            <w:pPr>
+              <w:pStyle w:val="Compact"/>
+              <w:jc w:val="left"/>
+            </w:pPr>
+            <w:r>
+              <w:rPr>
+                <w:sz w:val="19"/>
+              </w:rPr>
               <w:t xml:space="preserve">0</w:t>
             </w:r>
           </w:p>
         </w:tc>
         <w:tc>
-          <w:tcPr/>
-          <w:p>
-            <w:pPr>
-              <w:pStyle w:val="Compact"/>
-            </w:pPr>
-            <w:r>
+          <w:tcPr>
+            <w:tcW w:type="dxa" w:w="702"/>
+          </w:tcPr>
+          <w:p>
+            <w:pPr>
+              <w:pStyle w:val="Compact"/>
+              <w:jc w:val="left"/>
+            </w:pPr>
+            <w:r>
+              <w:rPr>
+                <w:sz w:val="19"/>
+              </w:rPr>
               <w:t xml:space="preserve">0</w:t>
             </w:r>
           </w:p>
         </w:tc>
         <w:tc>
-          <w:tcPr/>
-          <w:p>
-            <w:pPr>
-              <w:pStyle w:val="Compact"/>
-            </w:pPr>
-            <w:r>
+          <w:tcPr>
+            <w:tcW w:type="dxa" w:w="702"/>
+          </w:tcPr>
+          <w:p>
+            <w:pPr>
+              <w:pStyle w:val="Compact"/>
+              <w:jc w:val="left"/>
+            </w:pPr>
+            <w:r>
+              <w:rPr>
+                <w:sz w:val="19"/>
+              </w:rPr>
               <w:t xml:space="preserve">400</w:t>
             </w:r>
           </w:p>
         </w:tc>
         <w:tc>
-          <w:tcPr/>
-          <w:p>
-            <w:pPr>
-              <w:pStyle w:val="Compact"/>
-            </w:pPr>
-            <w:r>
+          <w:tcPr>
+            <w:tcW w:type="dxa" w:w="1287"/>
+          </w:tcPr>
+          <w:p>
+            <w:pPr>
+              <w:pStyle w:val="Compact"/>
+              <w:jc w:val="left"/>
+            </w:pPr>
+            <w:r>
+              <w:rPr>
+                <w:sz w:val="19"/>
+              </w:rPr>
               <w:t xml:space="preserve">1.0000</w:t>
             </w:r>
           </w:p>
         </w:tc>
         <w:tc>
-          <w:tcPr/>
-          <w:p>
-            <w:pPr>
-              <w:pStyle w:val="Compact"/>
-            </w:pPr>
-            <w:r>
+          <w:tcPr>
+            <w:tcW w:type="dxa" w:w="936"/>
+          </w:tcPr>
+          <w:p>
+            <w:pPr>
+              <w:pStyle w:val="Compact"/>
+              <w:jc w:val="left"/>
+            </w:pPr>
+            <w:r>
+              <w:rPr>
+                <w:sz w:val="19"/>
+              </w:rPr>
               <w:t xml:space="preserve">1.0000</w:t>
             </w:r>
           </w:p>
         </w:tc>
         <w:tc>
-          <w:tcPr/>
-          <w:p>
-            <w:pPr>
-              <w:pStyle w:val="Compact"/>
-            </w:pPr>
-            <w:r>
+          <w:tcPr>
+            <w:tcW w:type="dxa" w:w="936"/>
+          </w:tcPr>
+          <w:p>
+            <w:pPr>
+              <w:pStyle w:val="Compact"/>
+              <w:jc w:val="left"/>
+            </w:pPr>
+            <w:r>
+              <w:rPr>
+                <w:sz w:val="19"/>
+              </w:rPr>
               <w:t xml:space="preserve">1.0000</w:t>
             </w:r>
           </w:p>
@@ -1896,103 +2155,155 @@
       </w:tr>
       <w:tr>
         <w:tc>
-          <w:tcPr/>
-          <w:p>
-            <w:pPr>
-              <w:pStyle w:val="Compact"/>
+          <w:tcPr>
+            <w:tcW w:type="dxa" w:w="2106"/>
+          </w:tcPr>
+          <w:p>
+            <w:pPr>
+              <w:pStyle w:val="Compact"/>
+              <w:jc w:val="left"/>
             </w:pPr>
             <w:r>
               <w:rPr>
                 <w:rStyle w:val="VerbatimChar"/>
+                <w:sz w:val="19"/>
               </w:rPr>
               <w:t xml:space="preserve">benchmark_n500_surveycto</w:t>
             </w:r>
           </w:p>
         </w:tc>
         <w:tc>
-          <w:tcPr/>
-          <w:p>
-            <w:pPr>
-              <w:pStyle w:val="Compact"/>
-            </w:pPr>
-            <w:r>
+          <w:tcPr>
+            <w:tcW w:type="dxa" w:w="1287"/>
+          </w:tcPr>
+          <w:p>
+            <w:pPr>
+              <w:pStyle w:val="Compact"/>
+              <w:jc w:val="left"/>
+            </w:pPr>
+            <w:r>
+              <w:rPr>
+                <w:sz w:val="19"/>
+              </w:rPr>
               <w:t xml:space="preserve">SurveyCTO</w:t>
             </w:r>
           </w:p>
         </w:tc>
         <w:tc>
-          <w:tcPr/>
-          <w:p>
-            <w:pPr>
-              <w:pStyle w:val="Compact"/>
-            </w:pPr>
-            <w:r>
+          <w:tcPr>
+            <w:tcW w:type="dxa" w:w="702"/>
+          </w:tcPr>
+          <w:p>
+            <w:pPr>
+              <w:pStyle w:val="Compact"/>
+              <w:jc w:val="left"/>
+            </w:pPr>
+            <w:r>
+              <w:rPr>
+                <w:sz w:val="19"/>
+              </w:rPr>
               <w:t xml:space="preserve">100</w:t>
             </w:r>
           </w:p>
         </w:tc>
         <w:tc>
-          <w:tcPr/>
-          <w:p>
-            <w:pPr>
-              <w:pStyle w:val="Compact"/>
-            </w:pPr>
-            <w:r>
+          <w:tcPr>
+            <w:tcW w:type="dxa" w:w="702"/>
+          </w:tcPr>
+          <w:p>
+            <w:pPr>
+              <w:pStyle w:val="Compact"/>
+              <w:jc w:val="left"/>
+            </w:pPr>
+            <w:r>
+              <w:rPr>
+                <w:sz w:val="19"/>
+              </w:rPr>
               <w:t xml:space="preserve">0</w:t>
             </w:r>
           </w:p>
         </w:tc>
         <w:tc>
-          <w:tcPr/>
-          <w:p>
-            <w:pPr>
-              <w:pStyle w:val="Compact"/>
-            </w:pPr>
-            <w:r>
+          <w:tcPr>
+            <w:tcW w:type="dxa" w:w="702"/>
+          </w:tcPr>
+          <w:p>
+            <w:pPr>
+              <w:pStyle w:val="Compact"/>
+              <w:jc w:val="left"/>
+            </w:pPr>
+            <w:r>
+              <w:rPr>
+                <w:sz w:val="19"/>
+              </w:rPr>
               <w:t xml:space="preserve">0</w:t>
             </w:r>
           </w:p>
         </w:tc>
         <w:tc>
-          <w:tcPr/>
-          <w:p>
-            <w:pPr>
-              <w:pStyle w:val="Compact"/>
-            </w:pPr>
-            <w:r>
+          <w:tcPr>
+            <w:tcW w:type="dxa" w:w="702"/>
+          </w:tcPr>
+          <w:p>
+            <w:pPr>
+              <w:pStyle w:val="Compact"/>
+              <w:jc w:val="left"/>
+            </w:pPr>
+            <w:r>
+              <w:rPr>
+                <w:sz w:val="19"/>
+              </w:rPr>
               <w:t xml:space="preserve">400</w:t>
             </w:r>
           </w:p>
         </w:tc>
         <w:tc>
-          <w:tcPr/>
-          <w:p>
-            <w:pPr>
-              <w:pStyle w:val="Compact"/>
-            </w:pPr>
-            <w:r>
+          <w:tcPr>
+            <w:tcW w:type="dxa" w:w="1287"/>
+          </w:tcPr>
+          <w:p>
+            <w:pPr>
+              <w:pStyle w:val="Compact"/>
+              <w:jc w:val="left"/>
+            </w:pPr>
+            <w:r>
+              <w:rPr>
+                <w:sz w:val="19"/>
+              </w:rPr>
               <w:t xml:space="preserve">1.0000</w:t>
             </w:r>
           </w:p>
         </w:tc>
         <w:tc>
-          <w:tcPr/>
-          <w:p>
-            <w:pPr>
-              <w:pStyle w:val="Compact"/>
-            </w:pPr>
-            <w:r>
+          <w:tcPr>
+            <w:tcW w:type="dxa" w:w="936"/>
+          </w:tcPr>
+          <w:p>
+            <w:pPr>
+              <w:pStyle w:val="Compact"/>
+              <w:jc w:val="left"/>
+            </w:pPr>
+            <w:r>
+              <w:rPr>
+                <w:sz w:val="19"/>
+              </w:rPr>
               <w:t xml:space="preserve">1.0000</w:t>
             </w:r>
           </w:p>
         </w:tc>
         <w:tc>
-          <w:tcPr/>
-          <w:p>
-            <w:pPr>
-              <w:pStyle w:val="Compact"/>
-            </w:pPr>
-            <w:r>
+          <w:tcPr>
+            <w:tcW w:type="dxa" w:w="936"/>
+          </w:tcPr>
+          <w:p>
+            <w:pPr>
+              <w:pStyle w:val="Compact"/>
+              <w:jc w:val="left"/>
+            </w:pPr>
+            <w:r>
+              <w:rPr>
+                <w:sz w:val="19"/>
+              </w:rPr>
               <w:t xml:space="preserve">1.0000</w:t>
             </w:r>
           </w:p>
@@ -2000,103 +2311,155 @@
       </w:tr>
       <w:tr>
         <w:tc>
-          <w:tcPr/>
-          <w:p>
-            <w:pPr>
-              <w:pStyle w:val="Compact"/>
+          <w:tcPr>
+            <w:tcW w:type="dxa" w:w="2106"/>
+          </w:tcPr>
+          <w:p>
+            <w:pPr>
+              <w:pStyle w:val="Compact"/>
+              <w:jc w:val="left"/>
             </w:pPr>
             <w:r>
               <w:rPr>
                 <w:rStyle w:val="VerbatimChar"/>
+                <w:sz w:val="19"/>
               </w:rPr>
               <w:t xml:space="preserve">stress_seed7_odk</w:t>
             </w:r>
           </w:p>
         </w:tc>
         <w:tc>
-          <w:tcPr/>
-          <w:p>
-            <w:pPr>
-              <w:pStyle w:val="Compact"/>
-            </w:pPr>
-            <w:r>
+          <w:tcPr>
+            <w:tcW w:type="dxa" w:w="1287"/>
+          </w:tcPr>
+          <w:p>
+            <w:pPr>
+              <w:pStyle w:val="Compact"/>
+              <w:jc w:val="left"/>
+            </w:pPr>
+            <w:r>
+              <w:rPr>
+                <w:sz w:val="19"/>
+              </w:rPr>
               <w:t xml:space="preserve">ODK</w:t>
             </w:r>
           </w:p>
         </w:tc>
         <w:tc>
-          <w:tcPr/>
-          <w:p>
-            <w:pPr>
-              <w:pStyle w:val="Compact"/>
-            </w:pPr>
-            <w:r>
+          <w:tcPr>
+            <w:tcW w:type="dxa" w:w="702"/>
+          </w:tcPr>
+          <w:p>
+            <w:pPr>
+              <w:pStyle w:val="Compact"/>
+              <w:jc w:val="left"/>
+            </w:pPr>
+            <w:r>
+              <w:rPr>
+                <w:sz w:val="19"/>
+              </w:rPr>
               <w:t xml:space="preserve">89</w:t>
             </w:r>
           </w:p>
         </w:tc>
         <w:tc>
-          <w:tcPr/>
-          <w:p>
-            <w:pPr>
-              <w:pStyle w:val="Compact"/>
-            </w:pPr>
-            <w:r>
+          <w:tcPr>
+            <w:tcW w:type="dxa" w:w="702"/>
+          </w:tcPr>
+          <w:p>
+            <w:pPr>
+              <w:pStyle w:val="Compact"/>
+              <w:jc w:val="left"/>
+            </w:pPr>
+            <w:r>
+              <w:rPr>
+                <w:sz w:val="19"/>
+              </w:rPr>
               <w:t xml:space="preserve">11</w:t>
             </w:r>
           </w:p>
         </w:tc>
         <w:tc>
-          <w:tcPr/>
-          <w:p>
-            <w:pPr>
-              <w:pStyle w:val="Compact"/>
-            </w:pPr>
-            <w:r>
+          <w:tcPr>
+            <w:tcW w:type="dxa" w:w="702"/>
+          </w:tcPr>
+          <w:p>
+            <w:pPr>
+              <w:pStyle w:val="Compact"/>
+              <w:jc w:val="left"/>
+            </w:pPr>
+            <w:r>
+              <w:rPr>
+                <w:sz w:val="19"/>
+              </w:rPr>
               <w:t xml:space="preserve">4</w:t>
             </w:r>
           </w:p>
         </w:tc>
         <w:tc>
-          <w:tcPr/>
-          <w:p>
-            <w:pPr>
-              <w:pStyle w:val="Compact"/>
-            </w:pPr>
-            <w:r>
+          <w:tcPr>
+            <w:tcW w:type="dxa" w:w="702"/>
+          </w:tcPr>
+          <w:p>
+            <w:pPr>
+              <w:pStyle w:val="Compact"/>
+              <w:jc w:val="left"/>
+            </w:pPr>
+            <w:r>
+              <w:rPr>
+                <w:sz w:val="19"/>
+              </w:rPr>
               <w:t xml:space="preserve">396</w:t>
             </w:r>
           </w:p>
         </w:tc>
         <w:tc>
-          <w:tcPr/>
-          <w:p>
-            <w:pPr>
-              <w:pStyle w:val="Compact"/>
-            </w:pPr>
-            <w:r>
+          <w:tcPr>
+            <w:tcW w:type="dxa" w:w="1287"/>
+          </w:tcPr>
+          <w:p>
+            <w:pPr>
+              <w:pStyle w:val="Compact"/>
+              <w:jc w:val="left"/>
+            </w:pPr>
+            <w:r>
+              <w:rPr>
+                <w:sz w:val="19"/>
+              </w:rPr>
               <w:t xml:space="preserve">0.9570</w:t>
             </w:r>
           </w:p>
         </w:tc>
         <w:tc>
-          <w:tcPr/>
-          <w:p>
-            <w:pPr>
-              <w:pStyle w:val="Compact"/>
-            </w:pPr>
-            <w:r>
+          <w:tcPr>
+            <w:tcW w:type="dxa" w:w="936"/>
+          </w:tcPr>
+          <w:p>
+            <w:pPr>
+              <w:pStyle w:val="Compact"/>
+              <w:jc w:val="left"/>
+            </w:pPr>
+            <w:r>
+              <w:rPr>
+                <w:sz w:val="19"/>
+              </w:rPr>
               <w:t xml:space="preserve">0.8900</w:t>
             </w:r>
           </w:p>
         </w:tc>
         <w:tc>
-          <w:tcPr/>
-          <w:p>
-            <w:pPr>
-              <w:pStyle w:val="Compact"/>
-            </w:pPr>
-            <w:r>
+          <w:tcPr>
+            <w:tcW w:type="dxa" w:w="936"/>
+          </w:tcPr>
+          <w:p>
+            <w:pPr>
+              <w:pStyle w:val="Compact"/>
+              <w:jc w:val="left"/>
+            </w:pPr>
+            <w:r>
+              <w:rPr>
+                <w:sz w:val="19"/>
+              </w:rPr>
               <w:t xml:space="preserve">0.9223</w:t>
             </w:r>
           </w:p>
@@ -2104,103 +2467,155 @@
       </w:tr>
       <w:tr>
         <w:tc>
-          <w:tcPr/>
-          <w:p>
-            <w:pPr>
-              <w:pStyle w:val="Compact"/>
+          <w:tcPr>
+            <w:tcW w:type="dxa" w:w="2106"/>
+          </w:tcPr>
+          <w:p>
+            <w:pPr>
+              <w:pStyle w:val="Compact"/>
+              <w:jc w:val="left"/>
             </w:pPr>
             <w:r>
               <w:rPr>
                 <w:rStyle w:val="VerbatimChar"/>
+                <w:sz w:val="19"/>
               </w:rPr>
               <w:t xml:space="preserve">stress_seed7_surveycto</w:t>
             </w:r>
           </w:p>
         </w:tc>
         <w:tc>
-          <w:tcPr/>
-          <w:p>
-            <w:pPr>
-              <w:pStyle w:val="Compact"/>
-            </w:pPr>
-            <w:r>
+          <w:tcPr>
+            <w:tcW w:type="dxa" w:w="1287"/>
+          </w:tcPr>
+          <w:p>
+            <w:pPr>
+              <w:pStyle w:val="Compact"/>
+              <w:jc w:val="left"/>
+            </w:pPr>
+            <w:r>
+              <w:rPr>
+                <w:sz w:val="19"/>
+              </w:rPr>
               <w:t xml:space="preserve">SurveyCTO</w:t>
             </w:r>
           </w:p>
         </w:tc>
         <w:tc>
-          <w:tcPr/>
-          <w:p>
-            <w:pPr>
-              <w:pStyle w:val="Compact"/>
-            </w:pPr>
-            <w:r>
+          <w:tcPr>
+            <w:tcW w:type="dxa" w:w="702"/>
+          </w:tcPr>
+          <w:p>
+            <w:pPr>
+              <w:pStyle w:val="Compact"/>
+              <w:jc w:val="left"/>
+            </w:pPr>
+            <w:r>
+              <w:rPr>
+                <w:sz w:val="19"/>
+              </w:rPr>
               <w:t xml:space="preserve">85</w:t>
             </w:r>
           </w:p>
         </w:tc>
         <w:tc>
-          <w:tcPr/>
-          <w:p>
-            <w:pPr>
-              <w:pStyle w:val="Compact"/>
-            </w:pPr>
-            <w:r>
+          <w:tcPr>
+            <w:tcW w:type="dxa" w:w="702"/>
+          </w:tcPr>
+          <w:p>
+            <w:pPr>
+              <w:pStyle w:val="Compact"/>
+              <w:jc w:val="left"/>
+            </w:pPr>
+            <w:r>
+              <w:rPr>
+                <w:sz w:val="19"/>
+              </w:rPr>
               <w:t xml:space="preserve">15</w:t>
             </w:r>
           </w:p>
         </w:tc>
         <w:tc>
-          <w:tcPr/>
-          <w:p>
-            <w:pPr>
-              <w:pStyle w:val="Compact"/>
-            </w:pPr>
-            <w:r>
+          <w:tcPr>
+            <w:tcW w:type="dxa" w:w="702"/>
+          </w:tcPr>
+          <w:p>
+            <w:pPr>
+              <w:pStyle w:val="Compact"/>
+              <w:jc w:val="left"/>
+            </w:pPr>
+            <w:r>
+              <w:rPr>
+                <w:sz w:val="19"/>
+              </w:rPr>
               <w:t xml:space="preserve">2</w:t>
             </w:r>
           </w:p>
         </w:tc>
         <w:tc>
-          <w:tcPr/>
-          <w:p>
-            <w:pPr>
-              <w:pStyle w:val="Compact"/>
-            </w:pPr>
-            <w:r>
+          <w:tcPr>
+            <w:tcW w:type="dxa" w:w="702"/>
+          </w:tcPr>
+          <w:p>
+            <w:pPr>
+              <w:pStyle w:val="Compact"/>
+              <w:jc w:val="left"/>
+            </w:pPr>
+            <w:r>
+              <w:rPr>
+                <w:sz w:val="19"/>
+              </w:rPr>
               <w:t xml:space="preserve">398</w:t>
             </w:r>
           </w:p>
         </w:tc>
         <w:tc>
-          <w:tcPr/>
-          <w:p>
-            <w:pPr>
-              <w:pStyle w:val="Compact"/>
-            </w:pPr>
-            <w:r>
+          <w:tcPr>
+            <w:tcW w:type="dxa" w:w="1287"/>
+          </w:tcPr>
+          <w:p>
+            <w:pPr>
+              <w:pStyle w:val="Compact"/>
+              <w:jc w:val="left"/>
+            </w:pPr>
+            <w:r>
+              <w:rPr>
+                <w:sz w:val="19"/>
+              </w:rPr>
               <w:t xml:space="preserve">0.9770</w:t>
             </w:r>
           </w:p>
         </w:tc>
         <w:tc>
-          <w:tcPr/>
-          <w:p>
-            <w:pPr>
-              <w:pStyle w:val="Compact"/>
-            </w:pPr>
-            <w:r>
+          <w:tcPr>
+            <w:tcW w:type="dxa" w:w="936"/>
+          </w:tcPr>
+          <w:p>
+            <w:pPr>
+              <w:pStyle w:val="Compact"/>
+              <w:jc w:val="left"/>
+            </w:pPr>
+            <w:r>
+              <w:rPr>
+                <w:sz w:val="19"/>
+              </w:rPr>
               <w:t xml:space="preserve">0.8500</w:t>
             </w:r>
           </w:p>
         </w:tc>
         <w:tc>
-          <w:tcPr/>
-          <w:p>
-            <w:pPr>
-              <w:pStyle w:val="Compact"/>
-            </w:pPr>
-            <w:r>
+          <w:tcPr>
+            <w:tcW w:type="dxa" w:w="936"/>
+          </w:tcPr>
+          <w:p>
+            <w:pPr>
+              <w:pStyle w:val="Compact"/>
+              <w:jc w:val="left"/>
+            </w:pPr>
+            <w:r>
+              <w:rPr>
+                <w:sz w:val="19"/>
+              </w:rPr>
               <w:t xml:space="preserve">0.9091</w:t>
             </w:r>
           </w:p>
@@ -2208,103 +2623,155 @@
       </w:tr>
       <w:tr>
         <w:tc>
-          <w:tcPr/>
-          <w:p>
-            <w:pPr>
-              <w:pStyle w:val="Compact"/>
+          <w:tcPr>
+            <w:tcW w:type="dxa" w:w="2106"/>
+          </w:tcPr>
+          <w:p>
+            <w:pPr>
+              <w:pStyle w:val="Compact"/>
+              <w:jc w:val="left"/>
             </w:pPr>
             <w:r>
               <w:rPr>
                 <w:rStyle w:val="VerbatimChar"/>
+                <w:sz w:val="19"/>
               </w:rPr>
               <w:t xml:space="preserve">stress_seed99_odk</w:t>
             </w:r>
           </w:p>
         </w:tc>
         <w:tc>
-          <w:tcPr/>
-          <w:p>
-            <w:pPr>
-              <w:pStyle w:val="Compact"/>
-            </w:pPr>
-            <w:r>
+          <w:tcPr>
+            <w:tcW w:type="dxa" w:w="1287"/>
+          </w:tcPr>
+          <w:p>
+            <w:pPr>
+              <w:pStyle w:val="Compact"/>
+              <w:jc w:val="left"/>
+            </w:pPr>
+            <w:r>
+              <w:rPr>
+                <w:sz w:val="19"/>
+              </w:rPr>
               <w:t xml:space="preserve">ODK</w:t>
             </w:r>
           </w:p>
         </w:tc>
         <w:tc>
-          <w:tcPr/>
-          <w:p>
-            <w:pPr>
-              <w:pStyle w:val="Compact"/>
-            </w:pPr>
-            <w:r>
+          <w:tcPr>
+            <w:tcW w:type="dxa" w:w="702"/>
+          </w:tcPr>
+          <w:p>
+            <w:pPr>
+              <w:pStyle w:val="Compact"/>
+              <w:jc w:val="left"/>
+            </w:pPr>
+            <w:r>
+              <w:rPr>
+                <w:sz w:val="19"/>
+              </w:rPr>
               <w:t xml:space="preserve">84</w:t>
             </w:r>
           </w:p>
         </w:tc>
         <w:tc>
-          <w:tcPr/>
-          <w:p>
-            <w:pPr>
-              <w:pStyle w:val="Compact"/>
-            </w:pPr>
-            <w:r>
+          <w:tcPr>
+            <w:tcW w:type="dxa" w:w="702"/>
+          </w:tcPr>
+          <w:p>
+            <w:pPr>
+              <w:pStyle w:val="Compact"/>
+              <w:jc w:val="left"/>
+            </w:pPr>
+            <w:r>
+              <w:rPr>
+                <w:sz w:val="19"/>
+              </w:rPr>
               <w:t xml:space="preserve">16</w:t>
             </w:r>
           </w:p>
         </w:tc>
         <w:tc>
-          <w:tcPr/>
-          <w:p>
-            <w:pPr>
-              <w:pStyle w:val="Compact"/>
-            </w:pPr>
-            <w:r>
+          <w:tcPr>
+            <w:tcW w:type="dxa" w:w="702"/>
+          </w:tcPr>
+          <w:p>
+            <w:pPr>
+              <w:pStyle w:val="Compact"/>
+              <w:jc w:val="left"/>
+            </w:pPr>
+            <w:r>
+              <w:rPr>
+                <w:sz w:val="19"/>
+              </w:rPr>
               <w:t xml:space="preserve">0</w:t>
             </w:r>
           </w:p>
         </w:tc>
         <w:tc>
-          <w:tcPr/>
-          <w:p>
-            <w:pPr>
-              <w:pStyle w:val="Compact"/>
-            </w:pPr>
-            <w:r>
+          <w:tcPr>
+            <w:tcW w:type="dxa" w:w="702"/>
+          </w:tcPr>
+          <w:p>
+            <w:pPr>
+              <w:pStyle w:val="Compact"/>
+              <w:jc w:val="left"/>
+            </w:pPr>
+            <w:r>
+              <w:rPr>
+                <w:sz w:val="19"/>
+              </w:rPr>
               <w:t xml:space="preserve">400</w:t>
             </w:r>
           </w:p>
         </w:tc>
         <w:tc>
-          <w:tcPr/>
-          <w:p>
-            <w:pPr>
-              <w:pStyle w:val="Compact"/>
-            </w:pPr>
-            <w:r>
+          <w:tcPr>
+            <w:tcW w:type="dxa" w:w="1287"/>
+          </w:tcPr>
+          <w:p>
+            <w:pPr>
+              <w:pStyle w:val="Compact"/>
+              <w:jc w:val="left"/>
+            </w:pPr>
+            <w:r>
+              <w:rPr>
+                <w:sz w:val="19"/>
+              </w:rPr>
               <w:t xml:space="preserve">1.0000</w:t>
             </w:r>
           </w:p>
         </w:tc>
         <w:tc>
-          <w:tcPr/>
-          <w:p>
-            <w:pPr>
-              <w:pStyle w:val="Compact"/>
-            </w:pPr>
-            <w:r>
+          <w:tcPr>
+            <w:tcW w:type="dxa" w:w="936"/>
+          </w:tcPr>
+          <w:p>
+            <w:pPr>
+              <w:pStyle w:val="Compact"/>
+              <w:jc w:val="left"/>
+            </w:pPr>
+            <w:r>
+              <w:rPr>
+                <w:sz w:val="19"/>
+              </w:rPr>
               <w:t xml:space="preserve">0.8400</w:t>
             </w:r>
           </w:p>
         </w:tc>
         <w:tc>
-          <w:tcPr/>
-          <w:p>
-            <w:pPr>
-              <w:pStyle w:val="Compact"/>
-            </w:pPr>
-            <w:r>
+          <w:tcPr>
+            <w:tcW w:type="dxa" w:w="936"/>
+          </w:tcPr>
+          <w:p>
+            <w:pPr>
+              <w:pStyle w:val="Compact"/>
+              <w:jc w:val="left"/>
+            </w:pPr>
+            <w:r>
+              <w:rPr>
+                <w:sz w:val="19"/>
+              </w:rPr>
               <w:t xml:space="preserve">0.9130</w:t>
             </w:r>
           </w:p>
@@ -2312,103 +2779,155 @@
       </w:tr>
       <w:tr>
         <w:tc>
-          <w:tcPr/>
-          <w:p>
-            <w:pPr>
-              <w:pStyle w:val="Compact"/>
+          <w:tcPr>
+            <w:tcW w:type="dxa" w:w="2106"/>
+          </w:tcPr>
+          <w:p>
+            <w:pPr>
+              <w:pStyle w:val="Compact"/>
+              <w:jc w:val="left"/>
             </w:pPr>
             <w:r>
               <w:rPr>
                 <w:rStyle w:val="VerbatimChar"/>
+                <w:sz w:val="19"/>
               </w:rPr>
               <w:t xml:space="preserve">stress_seed99_surveycto</w:t>
             </w:r>
           </w:p>
         </w:tc>
         <w:tc>
-          <w:tcPr/>
-          <w:p>
-            <w:pPr>
-              <w:pStyle w:val="Compact"/>
-            </w:pPr>
-            <w:r>
+          <w:tcPr>
+            <w:tcW w:type="dxa" w:w="1287"/>
+          </w:tcPr>
+          <w:p>
+            <w:pPr>
+              <w:pStyle w:val="Compact"/>
+              <w:jc w:val="left"/>
+            </w:pPr>
+            <w:r>
+              <w:rPr>
+                <w:sz w:val="19"/>
+              </w:rPr>
               <w:t xml:space="preserve">SurveyCTO</w:t>
             </w:r>
           </w:p>
         </w:tc>
         <w:tc>
-          <w:tcPr/>
-          <w:p>
-            <w:pPr>
-              <w:pStyle w:val="Compact"/>
-            </w:pPr>
-            <w:r>
+          <w:tcPr>
+            <w:tcW w:type="dxa" w:w="702"/>
+          </w:tcPr>
+          <w:p>
+            <w:pPr>
+              <w:pStyle w:val="Compact"/>
+              <w:jc w:val="left"/>
+            </w:pPr>
+            <w:r>
+              <w:rPr>
+                <w:sz w:val="19"/>
+              </w:rPr>
               <w:t xml:space="preserve">88</w:t>
             </w:r>
           </w:p>
         </w:tc>
         <w:tc>
-          <w:tcPr/>
-          <w:p>
-            <w:pPr>
-              <w:pStyle w:val="Compact"/>
-            </w:pPr>
-            <w:r>
+          <w:tcPr>
+            <w:tcW w:type="dxa" w:w="702"/>
+          </w:tcPr>
+          <w:p>
+            <w:pPr>
+              <w:pStyle w:val="Compact"/>
+              <w:jc w:val="left"/>
+            </w:pPr>
+            <w:r>
+              <w:rPr>
+                <w:sz w:val="19"/>
+              </w:rPr>
               <w:t xml:space="preserve">12</w:t>
             </w:r>
           </w:p>
         </w:tc>
         <w:tc>
-          <w:tcPr/>
-          <w:p>
-            <w:pPr>
-              <w:pStyle w:val="Compact"/>
-            </w:pPr>
-            <w:r>
+          <w:tcPr>
+            <w:tcW w:type="dxa" w:w="702"/>
+          </w:tcPr>
+          <w:p>
+            <w:pPr>
+              <w:pStyle w:val="Compact"/>
+              <w:jc w:val="left"/>
+            </w:pPr>
+            <w:r>
+              <w:rPr>
+                <w:sz w:val="19"/>
+              </w:rPr>
               <w:t xml:space="preserve">0</w:t>
             </w:r>
           </w:p>
         </w:tc>
         <w:tc>
-          <w:tcPr/>
-          <w:p>
-            <w:pPr>
-              <w:pStyle w:val="Compact"/>
-            </w:pPr>
-            <w:r>
+          <w:tcPr>
+            <w:tcW w:type="dxa" w:w="702"/>
+          </w:tcPr>
+          <w:p>
+            <w:pPr>
+              <w:pStyle w:val="Compact"/>
+              <w:jc w:val="left"/>
+            </w:pPr>
+            <w:r>
+              <w:rPr>
+                <w:sz w:val="19"/>
+              </w:rPr>
               <w:t xml:space="preserve">400</w:t>
             </w:r>
           </w:p>
         </w:tc>
         <w:tc>
-          <w:tcPr/>
-          <w:p>
-            <w:pPr>
-              <w:pStyle w:val="Compact"/>
-            </w:pPr>
-            <w:r>
+          <w:tcPr>
+            <w:tcW w:type="dxa" w:w="1287"/>
+          </w:tcPr>
+          <w:p>
+            <w:pPr>
+              <w:pStyle w:val="Compact"/>
+              <w:jc w:val="left"/>
+            </w:pPr>
+            <w:r>
+              <w:rPr>
+                <w:sz w:val="19"/>
+              </w:rPr>
               <w:t xml:space="preserve">1.0000</w:t>
             </w:r>
           </w:p>
         </w:tc>
         <w:tc>
-          <w:tcPr/>
-          <w:p>
-            <w:pPr>
-              <w:pStyle w:val="Compact"/>
-            </w:pPr>
-            <w:r>
+          <w:tcPr>
+            <w:tcW w:type="dxa" w:w="936"/>
+          </w:tcPr>
+          <w:p>
+            <w:pPr>
+              <w:pStyle w:val="Compact"/>
+              <w:jc w:val="left"/>
+            </w:pPr>
+            <w:r>
+              <w:rPr>
+                <w:sz w:val="19"/>
+              </w:rPr>
               <w:t xml:space="preserve">0.8800</w:t>
             </w:r>
           </w:p>
         </w:tc>
         <w:tc>
-          <w:tcPr/>
-          <w:p>
-            <w:pPr>
-              <w:pStyle w:val="Compact"/>
-            </w:pPr>
-            <w:r>
+          <w:tcPr>
+            <w:tcW w:type="dxa" w:w="936"/>
+          </w:tcPr>
+          <w:p>
+            <w:pPr>
+              <w:pStyle w:val="Compact"/>
+              <w:jc w:val="left"/>
+            </w:pPr>
+            <w:r>
+              <w:rPr>
+                <w:sz w:val="19"/>
+              </w:rPr>
               <w:t xml:space="preserve">0.9362</w:t>
             </w:r>
           </w:p>
@@ -2416,103 +2935,155 @@
       </w:tr>
       <w:tr>
         <w:tc>
-          <w:tcPr/>
-          <w:p>
-            <w:pPr>
-              <w:pStyle w:val="Compact"/>
+          <w:tcPr>
+            <w:tcW w:type="dxa" w:w="2106"/>
+          </w:tcPr>
+          <w:p>
+            <w:pPr>
+              <w:pStyle w:val="Compact"/>
+              <w:jc w:val="left"/>
             </w:pPr>
             <w:r>
               <w:rPr>
                 <w:rStyle w:val="VerbatimChar"/>
+                <w:sz w:val="19"/>
               </w:rPr>
               <w:t xml:space="preserve">sweep_r005</w:t>
             </w:r>
           </w:p>
         </w:tc>
         <w:tc>
-          <w:tcPr/>
-          <w:p>
-            <w:pPr>
-              <w:pStyle w:val="Compact"/>
-            </w:pPr>
-            <w:r>
+          <w:tcPr>
+            <w:tcW w:type="dxa" w:w="1287"/>
+          </w:tcPr>
+          <w:p>
+            <w:pPr>
+              <w:pStyle w:val="Compact"/>
+              <w:jc w:val="left"/>
+            </w:pPr>
+            <w:r>
+              <w:rPr>
+                <w:sz w:val="19"/>
+              </w:rPr>
               <w:t xml:space="preserve">SurveyCTO</w:t>
             </w:r>
           </w:p>
         </w:tc>
         <w:tc>
-          <w:tcPr/>
-          <w:p>
-            <w:pPr>
-              <w:pStyle w:val="Compact"/>
-            </w:pPr>
-            <w:r>
+          <w:tcPr>
+            <w:tcW w:type="dxa" w:w="702"/>
+          </w:tcPr>
+          <w:p>
+            <w:pPr>
+              <w:pStyle w:val="Compact"/>
+              <w:jc w:val="left"/>
+            </w:pPr>
+            <w:r>
+              <w:rPr>
+                <w:sz w:val="19"/>
+              </w:rPr>
               <w:t xml:space="preserve">25</w:t>
             </w:r>
           </w:p>
         </w:tc>
         <w:tc>
-          <w:tcPr/>
-          <w:p>
-            <w:pPr>
-              <w:pStyle w:val="Compact"/>
-            </w:pPr>
-            <w:r>
+          <w:tcPr>
+            <w:tcW w:type="dxa" w:w="702"/>
+          </w:tcPr>
+          <w:p>
+            <w:pPr>
+              <w:pStyle w:val="Compact"/>
+              <w:jc w:val="left"/>
+            </w:pPr>
+            <w:r>
+              <w:rPr>
+                <w:sz w:val="19"/>
+              </w:rPr>
               <w:t xml:space="preserve">0</w:t>
             </w:r>
           </w:p>
         </w:tc>
         <w:tc>
-          <w:tcPr/>
-          <w:p>
-            <w:pPr>
-              <w:pStyle w:val="Compact"/>
-            </w:pPr>
-            <w:r>
+          <w:tcPr>
+            <w:tcW w:type="dxa" w:w="702"/>
+          </w:tcPr>
+          <w:p>
+            <w:pPr>
+              <w:pStyle w:val="Compact"/>
+              <w:jc w:val="left"/>
+            </w:pPr>
+            <w:r>
+              <w:rPr>
+                <w:sz w:val="19"/>
+              </w:rPr>
               <w:t xml:space="preserve">1</w:t>
             </w:r>
           </w:p>
         </w:tc>
         <w:tc>
-          <w:tcPr/>
-          <w:p>
-            <w:pPr>
-              <w:pStyle w:val="Compact"/>
-            </w:pPr>
-            <w:r>
+          <w:tcPr>
+            <w:tcW w:type="dxa" w:w="702"/>
+          </w:tcPr>
+          <w:p>
+            <w:pPr>
+              <w:pStyle w:val="Compact"/>
+              <w:jc w:val="left"/>
+            </w:pPr>
+            <w:r>
+              <w:rPr>
+                <w:sz w:val="19"/>
+              </w:rPr>
               <w:t xml:space="preserve">474</w:t>
             </w:r>
           </w:p>
         </w:tc>
         <w:tc>
-          <w:tcPr/>
-          <w:p>
-            <w:pPr>
-              <w:pStyle w:val="Compact"/>
-            </w:pPr>
-            <w:r>
+          <w:tcPr>
+            <w:tcW w:type="dxa" w:w="1287"/>
+          </w:tcPr>
+          <w:p>
+            <w:pPr>
+              <w:pStyle w:val="Compact"/>
+              <w:jc w:val="left"/>
+            </w:pPr>
+            <w:r>
+              <w:rPr>
+                <w:sz w:val="19"/>
+              </w:rPr>
               <w:t xml:space="preserve">0.9615</w:t>
             </w:r>
           </w:p>
         </w:tc>
         <w:tc>
-          <w:tcPr/>
-          <w:p>
-            <w:pPr>
-              <w:pStyle w:val="Compact"/>
-            </w:pPr>
-            <w:r>
+          <w:tcPr>
+            <w:tcW w:type="dxa" w:w="936"/>
+          </w:tcPr>
+          <w:p>
+            <w:pPr>
+              <w:pStyle w:val="Compact"/>
+              <w:jc w:val="left"/>
+            </w:pPr>
+            <w:r>
+              <w:rPr>
+                <w:sz w:val="19"/>
+              </w:rPr>
               <w:t xml:space="preserve">1.0000</w:t>
             </w:r>
           </w:p>
         </w:tc>
         <w:tc>
-          <w:tcPr/>
-          <w:p>
-            <w:pPr>
-              <w:pStyle w:val="Compact"/>
-            </w:pPr>
-            <w:r>
+          <w:tcPr>
+            <w:tcW w:type="dxa" w:w="936"/>
+          </w:tcPr>
+          <w:p>
+            <w:pPr>
+              <w:pStyle w:val="Compact"/>
+              <w:jc w:val="left"/>
+            </w:pPr>
+            <w:r>
+              <w:rPr>
+                <w:sz w:val="19"/>
+              </w:rPr>
               <w:t xml:space="preserve">0.9804</w:t>
             </w:r>
           </w:p>
@@ -2520,103 +3091,155 @@
       </w:tr>
       <w:tr>
         <w:tc>
-          <w:tcPr/>
-          <w:p>
-            <w:pPr>
-              <w:pStyle w:val="Compact"/>
+          <w:tcPr>
+            <w:tcW w:type="dxa" w:w="2106"/>
+          </w:tcPr>
+          <w:p>
+            <w:pPr>
+              <w:pStyle w:val="Compact"/>
+              <w:jc w:val="left"/>
             </w:pPr>
             <w:r>
               <w:rPr>
                 <w:rStyle w:val="VerbatimChar"/>
+                <w:sz w:val="19"/>
               </w:rPr>
               <w:t xml:space="preserve">sweep_r010</w:t>
             </w:r>
           </w:p>
         </w:tc>
         <w:tc>
-          <w:tcPr/>
-          <w:p>
-            <w:pPr>
-              <w:pStyle w:val="Compact"/>
-            </w:pPr>
-            <w:r>
+          <w:tcPr>
+            <w:tcW w:type="dxa" w:w="1287"/>
+          </w:tcPr>
+          <w:p>
+            <w:pPr>
+              <w:pStyle w:val="Compact"/>
+              <w:jc w:val="left"/>
+            </w:pPr>
+            <w:r>
+              <w:rPr>
+                <w:sz w:val="19"/>
+              </w:rPr>
               <w:t xml:space="preserve">SurveyCTO</w:t>
             </w:r>
           </w:p>
         </w:tc>
         <w:tc>
-          <w:tcPr/>
-          <w:p>
-            <w:pPr>
-              <w:pStyle w:val="Compact"/>
-            </w:pPr>
-            <w:r>
+          <w:tcPr>
+            <w:tcW w:type="dxa" w:w="702"/>
+          </w:tcPr>
+          <w:p>
+            <w:pPr>
+              <w:pStyle w:val="Compact"/>
+              <w:jc w:val="left"/>
+            </w:pPr>
+            <w:r>
+              <w:rPr>
+                <w:sz w:val="19"/>
+              </w:rPr>
               <w:t xml:space="preserve">50</w:t>
             </w:r>
           </w:p>
         </w:tc>
         <w:tc>
-          <w:tcPr/>
-          <w:p>
-            <w:pPr>
-              <w:pStyle w:val="Compact"/>
-            </w:pPr>
-            <w:r>
+          <w:tcPr>
+            <w:tcW w:type="dxa" w:w="702"/>
+          </w:tcPr>
+          <w:p>
+            <w:pPr>
+              <w:pStyle w:val="Compact"/>
+              <w:jc w:val="left"/>
+            </w:pPr>
+            <w:r>
+              <w:rPr>
+                <w:sz w:val="19"/>
+              </w:rPr>
               <w:t xml:space="preserve">0</w:t>
             </w:r>
           </w:p>
         </w:tc>
         <w:tc>
-          <w:tcPr/>
-          <w:p>
-            <w:pPr>
-              <w:pStyle w:val="Compact"/>
-            </w:pPr>
-            <w:r>
+          <w:tcPr>
+            <w:tcW w:type="dxa" w:w="702"/>
+          </w:tcPr>
+          <w:p>
+            <w:pPr>
+              <w:pStyle w:val="Compact"/>
+              <w:jc w:val="left"/>
+            </w:pPr>
+            <w:r>
+              <w:rPr>
+                <w:sz w:val="19"/>
+              </w:rPr>
               <w:t xml:space="preserve">0</w:t>
             </w:r>
           </w:p>
         </w:tc>
         <w:tc>
-          <w:tcPr/>
-          <w:p>
-            <w:pPr>
-              <w:pStyle w:val="Compact"/>
-            </w:pPr>
-            <w:r>
+          <w:tcPr>
+            <w:tcW w:type="dxa" w:w="702"/>
+          </w:tcPr>
+          <w:p>
+            <w:pPr>
+              <w:pStyle w:val="Compact"/>
+              <w:jc w:val="left"/>
+            </w:pPr>
+            <w:r>
+              <w:rPr>
+                <w:sz w:val="19"/>
+              </w:rPr>
               <w:t xml:space="preserve">450</w:t>
             </w:r>
           </w:p>
         </w:tc>
         <w:tc>
-          <w:tcPr/>
-          <w:p>
-            <w:pPr>
-              <w:pStyle w:val="Compact"/>
-            </w:pPr>
-            <w:r>
+          <w:tcPr>
+            <w:tcW w:type="dxa" w:w="1287"/>
+          </w:tcPr>
+          <w:p>
+            <w:pPr>
+              <w:pStyle w:val="Compact"/>
+              <w:jc w:val="left"/>
+            </w:pPr>
+            <w:r>
+              <w:rPr>
+                <w:sz w:val="19"/>
+              </w:rPr>
               <w:t xml:space="preserve">1.0000</w:t>
             </w:r>
           </w:p>
         </w:tc>
         <w:tc>
-          <w:tcPr/>
-          <w:p>
-            <w:pPr>
-              <w:pStyle w:val="Compact"/>
-            </w:pPr>
-            <w:r>
+          <w:tcPr>
+            <w:tcW w:type="dxa" w:w="936"/>
+          </w:tcPr>
+          <w:p>
+            <w:pPr>
+              <w:pStyle w:val="Compact"/>
+              <w:jc w:val="left"/>
+            </w:pPr>
+            <w:r>
+              <w:rPr>
+                <w:sz w:val="19"/>
+              </w:rPr>
               <w:t xml:space="preserve">1.0000</w:t>
             </w:r>
           </w:p>
         </w:tc>
         <w:tc>
-          <w:tcPr/>
-          <w:p>
-            <w:pPr>
-              <w:pStyle w:val="Compact"/>
-            </w:pPr>
-            <w:r>
+          <w:tcPr>
+            <w:tcW w:type="dxa" w:w="936"/>
+          </w:tcPr>
+          <w:p>
+            <w:pPr>
+              <w:pStyle w:val="Compact"/>
+              <w:jc w:val="left"/>
+            </w:pPr>
+            <w:r>
+              <w:rPr>
+                <w:sz w:val="19"/>
+              </w:rPr>
               <w:t xml:space="preserve">1.0000</w:t>
             </w:r>
           </w:p>
@@ -2624,103 +3247,155 @@
       </w:tr>
       <w:tr>
         <w:tc>
-          <w:tcPr/>
-          <w:p>
-            <w:pPr>
-              <w:pStyle w:val="Compact"/>
+          <w:tcPr>
+            <w:tcW w:type="dxa" w:w="2106"/>
+          </w:tcPr>
+          <w:p>
+            <w:pPr>
+              <w:pStyle w:val="Compact"/>
+              <w:jc w:val="left"/>
             </w:pPr>
             <w:r>
               <w:rPr>
                 <w:rStyle w:val="VerbatimChar"/>
+                <w:sz w:val="19"/>
               </w:rPr>
               <w:t xml:space="preserve">sweep_r020</w:t>
             </w:r>
           </w:p>
         </w:tc>
         <w:tc>
-          <w:tcPr/>
-          <w:p>
-            <w:pPr>
-              <w:pStyle w:val="Compact"/>
-            </w:pPr>
-            <w:r>
+          <w:tcPr>
+            <w:tcW w:type="dxa" w:w="1287"/>
+          </w:tcPr>
+          <w:p>
+            <w:pPr>
+              <w:pStyle w:val="Compact"/>
+              <w:jc w:val="left"/>
+            </w:pPr>
+            <w:r>
+              <w:rPr>
+                <w:sz w:val="19"/>
+              </w:rPr>
               <w:t xml:space="preserve">SurveyCTO</w:t>
             </w:r>
           </w:p>
         </w:tc>
         <w:tc>
-          <w:tcPr/>
-          <w:p>
-            <w:pPr>
-              <w:pStyle w:val="Compact"/>
-            </w:pPr>
-            <w:r>
+          <w:tcPr>
+            <w:tcW w:type="dxa" w:w="702"/>
+          </w:tcPr>
+          <w:p>
+            <w:pPr>
+              <w:pStyle w:val="Compact"/>
+              <w:jc w:val="left"/>
+            </w:pPr>
+            <w:r>
+              <w:rPr>
+                <w:sz w:val="19"/>
+              </w:rPr>
               <w:t xml:space="preserve">100</w:t>
             </w:r>
           </w:p>
         </w:tc>
         <w:tc>
-          <w:tcPr/>
-          <w:p>
-            <w:pPr>
-              <w:pStyle w:val="Compact"/>
-            </w:pPr>
-            <w:r>
+          <w:tcPr>
+            <w:tcW w:type="dxa" w:w="702"/>
+          </w:tcPr>
+          <w:p>
+            <w:pPr>
+              <w:pStyle w:val="Compact"/>
+              <w:jc w:val="left"/>
+            </w:pPr>
+            <w:r>
+              <w:rPr>
+                <w:sz w:val="19"/>
+              </w:rPr>
               <w:t xml:space="preserve">0</w:t>
             </w:r>
           </w:p>
         </w:tc>
         <w:tc>
-          <w:tcPr/>
-          <w:p>
-            <w:pPr>
-              <w:pStyle w:val="Compact"/>
-            </w:pPr>
-            <w:r>
+          <w:tcPr>
+            <w:tcW w:type="dxa" w:w="702"/>
+          </w:tcPr>
+          <w:p>
+            <w:pPr>
+              <w:pStyle w:val="Compact"/>
+              <w:jc w:val="left"/>
+            </w:pPr>
+            <w:r>
+              <w:rPr>
+                <w:sz w:val="19"/>
+              </w:rPr>
               <w:t xml:space="preserve">0</w:t>
             </w:r>
           </w:p>
         </w:tc>
         <w:tc>
-          <w:tcPr/>
-          <w:p>
-            <w:pPr>
-              <w:pStyle w:val="Compact"/>
-            </w:pPr>
-            <w:r>
+          <w:tcPr>
+            <w:tcW w:type="dxa" w:w="702"/>
+          </w:tcPr>
+          <w:p>
+            <w:pPr>
+              <w:pStyle w:val="Compact"/>
+              <w:jc w:val="left"/>
+            </w:pPr>
+            <w:r>
+              <w:rPr>
+                <w:sz w:val="19"/>
+              </w:rPr>
               <w:t xml:space="preserve">400</w:t>
             </w:r>
           </w:p>
         </w:tc>
         <w:tc>
-          <w:tcPr/>
-          <w:p>
-            <w:pPr>
-              <w:pStyle w:val="Compact"/>
-            </w:pPr>
-            <w:r>
+          <w:tcPr>
+            <w:tcW w:type="dxa" w:w="1287"/>
+          </w:tcPr>
+          <w:p>
+            <w:pPr>
+              <w:pStyle w:val="Compact"/>
+              <w:jc w:val="left"/>
+            </w:pPr>
+            <w:r>
+              <w:rPr>
+                <w:sz w:val="19"/>
+              </w:rPr>
               <w:t xml:space="preserve">1.0000</w:t>
             </w:r>
           </w:p>
         </w:tc>
         <w:tc>
-          <w:tcPr/>
-          <w:p>
-            <w:pPr>
-              <w:pStyle w:val="Compact"/>
-            </w:pPr>
-            <w:r>
+          <w:tcPr>
+            <w:tcW w:type="dxa" w:w="936"/>
+          </w:tcPr>
+          <w:p>
+            <w:pPr>
+              <w:pStyle w:val="Compact"/>
+              <w:jc w:val="left"/>
+            </w:pPr>
+            <w:r>
+              <w:rPr>
+                <w:sz w:val="19"/>
+              </w:rPr>
               <w:t xml:space="preserve">1.0000</w:t>
             </w:r>
           </w:p>
         </w:tc>
         <w:tc>
-          <w:tcPr/>
-          <w:p>
-            <w:pPr>
-              <w:pStyle w:val="Compact"/>
-            </w:pPr>
-            <w:r>
+          <w:tcPr>
+            <w:tcW w:type="dxa" w:w="936"/>
+          </w:tcPr>
+          <w:p>
+            <w:pPr>
+              <w:pStyle w:val="Compact"/>
+              <w:jc w:val="left"/>
+            </w:pPr>
+            <w:r>
+              <w:rPr>
+                <w:sz w:val="19"/>
+              </w:rPr>
               <w:t xml:space="preserve">1.0000</w:t>
             </w:r>
           </w:p>
@@ -2728,103 +3403,155 @@
       </w:tr>
       <w:tr>
         <w:tc>
-          <w:tcPr/>
-          <w:p>
-            <w:pPr>
-              <w:pStyle w:val="Compact"/>
+          <w:tcPr>
+            <w:tcW w:type="dxa" w:w="2106"/>
+          </w:tcPr>
+          <w:p>
+            <w:pPr>
+              <w:pStyle w:val="Compact"/>
+              <w:jc w:val="left"/>
             </w:pPr>
             <w:r>
               <w:rPr>
                 <w:rStyle w:val="VerbatimChar"/>
+                <w:sz w:val="19"/>
               </w:rPr>
               <w:t xml:space="preserve">sweep_r030</w:t>
             </w:r>
           </w:p>
         </w:tc>
         <w:tc>
-          <w:tcPr/>
-          <w:p>
-            <w:pPr>
-              <w:pStyle w:val="Compact"/>
-            </w:pPr>
-            <w:r>
+          <w:tcPr>
+            <w:tcW w:type="dxa" w:w="1287"/>
+          </w:tcPr>
+          <w:p>
+            <w:pPr>
+              <w:pStyle w:val="Compact"/>
+              <w:jc w:val="left"/>
+            </w:pPr>
+            <w:r>
+              <w:rPr>
+                <w:sz w:val="19"/>
+              </w:rPr>
               <w:t xml:space="preserve">SurveyCTO</w:t>
             </w:r>
           </w:p>
         </w:tc>
         <w:tc>
-          <w:tcPr/>
-          <w:p>
-            <w:pPr>
-              <w:pStyle w:val="Compact"/>
-            </w:pPr>
-            <w:r>
+          <w:tcPr>
+            <w:tcW w:type="dxa" w:w="702"/>
+          </w:tcPr>
+          <w:p>
+            <w:pPr>
+              <w:pStyle w:val="Compact"/>
+              <w:jc w:val="left"/>
+            </w:pPr>
+            <w:r>
+              <w:rPr>
+                <w:sz w:val="19"/>
+              </w:rPr>
               <w:t xml:space="preserve">150</w:t>
             </w:r>
           </w:p>
         </w:tc>
         <w:tc>
-          <w:tcPr/>
-          <w:p>
-            <w:pPr>
-              <w:pStyle w:val="Compact"/>
-            </w:pPr>
-            <w:r>
+          <w:tcPr>
+            <w:tcW w:type="dxa" w:w="702"/>
+          </w:tcPr>
+          <w:p>
+            <w:pPr>
+              <w:pStyle w:val="Compact"/>
+              <w:jc w:val="left"/>
+            </w:pPr>
+            <w:r>
+              <w:rPr>
+                <w:sz w:val="19"/>
+              </w:rPr>
               <w:t xml:space="preserve">0</w:t>
             </w:r>
           </w:p>
         </w:tc>
         <w:tc>
-          <w:tcPr/>
-          <w:p>
-            <w:pPr>
-              <w:pStyle w:val="Compact"/>
-            </w:pPr>
-            <w:r>
+          <w:tcPr>
+            <w:tcW w:type="dxa" w:w="702"/>
+          </w:tcPr>
+          <w:p>
+            <w:pPr>
+              <w:pStyle w:val="Compact"/>
+              <w:jc w:val="left"/>
+            </w:pPr>
+            <w:r>
+              <w:rPr>
+                <w:sz w:val="19"/>
+              </w:rPr>
               <w:t xml:space="preserve">0</w:t>
             </w:r>
           </w:p>
         </w:tc>
         <w:tc>
-          <w:tcPr/>
-          <w:p>
-            <w:pPr>
-              <w:pStyle w:val="Compact"/>
-            </w:pPr>
-            <w:r>
+          <w:tcPr>
+            <w:tcW w:type="dxa" w:w="702"/>
+          </w:tcPr>
+          <w:p>
+            <w:pPr>
+              <w:pStyle w:val="Compact"/>
+              <w:jc w:val="left"/>
+            </w:pPr>
+            <w:r>
+              <w:rPr>
+                <w:sz w:val="19"/>
+              </w:rPr>
               <w:t xml:space="preserve">350</w:t>
             </w:r>
           </w:p>
         </w:tc>
         <w:tc>
-          <w:tcPr/>
-          <w:p>
-            <w:pPr>
-              <w:pStyle w:val="Compact"/>
-            </w:pPr>
-            <w:r>
+          <w:tcPr>
+            <w:tcW w:type="dxa" w:w="1287"/>
+          </w:tcPr>
+          <w:p>
+            <w:pPr>
+              <w:pStyle w:val="Compact"/>
+              <w:jc w:val="left"/>
+            </w:pPr>
+            <w:r>
+              <w:rPr>
+                <w:sz w:val="19"/>
+              </w:rPr>
               <w:t xml:space="preserve">1.0000</w:t>
             </w:r>
           </w:p>
         </w:tc>
         <w:tc>
-          <w:tcPr/>
-          <w:p>
-            <w:pPr>
-              <w:pStyle w:val="Compact"/>
-            </w:pPr>
-            <w:r>
+          <w:tcPr>
+            <w:tcW w:type="dxa" w:w="936"/>
+          </w:tcPr>
+          <w:p>
+            <w:pPr>
+              <w:pStyle w:val="Compact"/>
+              <w:jc w:val="left"/>
+            </w:pPr>
+            <w:r>
+              <w:rPr>
+                <w:sz w:val="19"/>
+              </w:rPr>
               <w:t xml:space="preserve">1.0000</w:t>
             </w:r>
           </w:p>
         </w:tc>
         <w:tc>
-          <w:tcPr/>
-          <w:p>
-            <w:pPr>
-              <w:pStyle w:val="Compact"/>
-            </w:pPr>
-            <w:r>
+          <w:tcPr>
+            <w:tcW w:type="dxa" w:w="936"/>
+          </w:tcPr>
+          <w:p>
+            <w:pPr>
+              <w:pStyle w:val="Compact"/>
+              <w:jc w:val="left"/>
+            </w:pPr>
+            <w:r>
+              <w:rPr>
+                <w:sz w:val="19"/>
+              </w:rPr>
               <w:t xml:space="preserve">1.0000</w:t>
             </w:r>
           </w:p>
@@ -2850,23 +3577,26 @@
         <w:tblLook w:firstRow="1" w:lastRow="0" w:firstColumn="0" w:lastColumn="0" w:noHBand="0" w:noVBand="0" w:val="0020"/>
       </w:tblPr>
       <w:tblGrid>
-        <w:gridCol w:w="1131"/>
-        <w:gridCol w:w="1131"/>
-        <w:gridCol w:w="1131"/>
-        <w:gridCol w:w="1131"/>
-        <w:gridCol w:w="1131"/>
-        <w:gridCol w:w="1131"/>
-        <w:gridCol w:w="1131"/>
+        <w:gridCol w:w="2340"/>
+        <w:gridCol w:w="780"/>
+        <w:gridCol w:w="780"/>
+        <w:gridCol w:w="780"/>
+        <w:gridCol w:w="1300"/>
+        <w:gridCol w:w="1820"/>
+        <w:gridCol w:w="1560"/>
       </w:tblGrid>
       <w:tr>
         <w:trPr>
           <w:tblHeader w:val="on"/>
         </w:trPr>
         <w:tc>
-          <w:tcPr/>
-          <w:p>
-            <w:pPr>
-              <w:pStyle w:val="Compact"/>
+          <w:tcPr>
+            <w:tcW w:type="dxa" w:w="2340"/>
+          </w:tcPr>
+          <w:p>
+            <w:pPr>
+              <w:pStyle w:val="Compact"/>
+              <w:jc w:val="left"/>
             </w:pPr>
             <w:r>
               <w:t xml:space="preserve">Format</w:t>
@@ -2874,10 +3604,13 @@
           </w:p>
         </w:tc>
         <w:tc>
-          <w:tcPr/>
-          <w:p>
-            <w:pPr>
-              <w:pStyle w:val="Compact"/>
+          <w:tcPr>
+            <w:tcW w:type="dxa" w:w="780"/>
+          </w:tcPr>
+          <w:p>
+            <w:pPr>
+              <w:pStyle w:val="Compact"/>
+              <w:jc w:val="left"/>
             </w:pPr>
             <w:r>
               <w:t xml:space="preserve">TP</w:t>
@@ -2885,10 +3618,13 @@
           </w:p>
         </w:tc>
         <w:tc>
-          <w:tcPr/>
-          <w:p>
-            <w:pPr>
-              <w:pStyle w:val="Compact"/>
+          <w:tcPr>
+            <w:tcW w:type="dxa" w:w="780"/>
+          </w:tcPr>
+          <w:p>
+            <w:pPr>
+              <w:pStyle w:val="Compact"/>
+              <w:jc w:val="left"/>
             </w:pPr>
             <w:r>
               <w:t xml:space="preserve">FN</w:t>
@@ -2896,10 +3632,13 @@
           </w:p>
         </w:tc>
         <w:tc>
-          <w:tcPr/>
-          <w:p>
-            <w:pPr>
-              <w:pStyle w:val="Compact"/>
+          <w:tcPr>
+            <w:tcW w:type="dxa" w:w="780"/>
+          </w:tcPr>
+          <w:p>
+            <w:pPr>
+              <w:pStyle w:val="Compact"/>
+              <w:jc w:val="left"/>
             </w:pPr>
             <w:r>
               <w:t xml:space="preserve">FP</w:t>
@@ -2907,10 +3646,13 @@
           </w:p>
         </w:tc>
         <w:tc>
-          <w:tcPr/>
-          <w:p>
-            <w:pPr>
-              <w:pStyle w:val="Compact"/>
+          <w:tcPr>
+            <w:tcW w:type="dxa" w:w="1300"/>
+          </w:tcPr>
+          <w:p>
+            <w:pPr>
+              <w:pStyle w:val="Compact"/>
+              <w:jc w:val="left"/>
             </w:pPr>
             <w:r>
               <w:t xml:space="preserve">TN</w:t>
@@ -2918,10 +3660,13 @@
           </w:p>
         </w:tc>
         <w:tc>
-          <w:tcPr/>
-          <w:p>
-            <w:pPr>
-              <w:pStyle w:val="Compact"/>
+          <w:tcPr>
+            <w:tcW w:type="dxa" w:w="1820"/>
+          </w:tcPr>
+          <w:p>
+            <w:pPr>
+              <w:pStyle w:val="Compact"/>
+              <w:jc w:val="left"/>
             </w:pPr>
             <w:r>
               <w:t xml:space="preserve">Precision</w:t>
@@ -2929,10 +3674,13 @@
           </w:p>
         </w:tc>
         <w:tc>
-          <w:tcPr/>
-          <w:p>
-            <w:pPr>
-              <w:pStyle w:val="Compact"/>
+          <w:tcPr>
+            <w:tcW w:type="dxa" w:w="1560"/>
+          </w:tcPr>
+          <w:p>
+            <w:pPr>
+              <w:pStyle w:val="Compact"/>
+              <w:jc w:val="left"/>
             </w:pPr>
             <w:r>
               <w:t xml:space="preserve">Recall</w:t>
@@ -2942,10 +3690,13 @@
       </w:tr>
       <w:tr>
         <w:tc>
-          <w:tcPr/>
-          <w:p>
-            <w:pPr>
-              <w:pStyle w:val="Compact"/>
+          <w:tcPr>
+            <w:tcW w:type="dxa" w:w="2340"/>
+          </w:tcPr>
+          <w:p>
+            <w:pPr>
+              <w:pStyle w:val="Compact"/>
+              <w:jc w:val="left"/>
             </w:pPr>
             <w:r>
               <w:t xml:space="preserve">ODK</w:t>
@@ -2953,10 +3704,13 @@
           </w:p>
         </w:tc>
         <w:tc>
-          <w:tcPr/>
-          <w:p>
-            <w:pPr>
-              <w:pStyle w:val="Compact"/>
+          <w:tcPr>
+            <w:tcW w:type="dxa" w:w="780"/>
+          </w:tcPr>
+          <w:p>
+            <w:pPr>
+              <w:pStyle w:val="Compact"/>
+              <w:jc w:val="left"/>
             </w:pPr>
             <w:r>
               <w:t xml:space="preserve">273</w:t>
@@ -2964,10 +3718,13 @@
           </w:p>
         </w:tc>
         <w:tc>
-          <w:tcPr/>
-          <w:p>
-            <w:pPr>
-              <w:pStyle w:val="Compact"/>
+          <w:tcPr>
+            <w:tcW w:type="dxa" w:w="780"/>
+          </w:tcPr>
+          <w:p>
+            <w:pPr>
+              <w:pStyle w:val="Compact"/>
+              <w:jc w:val="left"/>
             </w:pPr>
             <w:r>
               <w:t xml:space="preserve">27</w:t>
@@ -2975,10 +3732,13 @@
           </w:p>
         </w:tc>
         <w:tc>
-          <w:tcPr/>
-          <w:p>
-            <w:pPr>
-              <w:pStyle w:val="Compact"/>
+          <w:tcPr>
+            <w:tcW w:type="dxa" w:w="780"/>
+          </w:tcPr>
+          <w:p>
+            <w:pPr>
+              <w:pStyle w:val="Compact"/>
+              <w:jc w:val="left"/>
             </w:pPr>
             <w:r>
               <w:t xml:space="preserve">4</w:t>
@@ -2986,10 +3746,13 @@
           </w:p>
         </w:tc>
         <w:tc>
-          <w:tcPr/>
-          <w:p>
-            <w:pPr>
-              <w:pStyle w:val="Compact"/>
+          <w:tcPr>
+            <w:tcW w:type="dxa" w:w="1300"/>
+          </w:tcPr>
+          <w:p>
+            <w:pPr>
+              <w:pStyle w:val="Compact"/>
+              <w:jc w:val="left"/>
             </w:pPr>
             <w:r>
               <w:t xml:space="preserve">1,196</w:t>
@@ -2997,10 +3760,13 @@
           </w:p>
         </w:tc>
         <w:tc>
-          <w:tcPr/>
-          <w:p>
-            <w:pPr>
-              <w:pStyle w:val="Compact"/>
+          <w:tcPr>
+            <w:tcW w:type="dxa" w:w="1820"/>
+          </w:tcPr>
+          <w:p>
+            <w:pPr>
+              <w:pStyle w:val="Compact"/>
+              <w:jc w:val="left"/>
             </w:pPr>
             <w:r>
               <w:t xml:space="preserve">0.9856</w:t>
@@ -3008,10 +3774,13 @@
           </w:p>
         </w:tc>
         <w:tc>
-          <w:tcPr/>
-          <w:p>
-            <w:pPr>
-              <w:pStyle w:val="Compact"/>
+          <w:tcPr>
+            <w:tcW w:type="dxa" w:w="1560"/>
+          </w:tcPr>
+          <w:p>
+            <w:pPr>
+              <w:pStyle w:val="Compact"/>
+              <w:jc w:val="left"/>
             </w:pPr>
             <w:r>
               <w:t xml:space="preserve">0.9100</w:t>
@@ -3021,10 +3790,13 @@
       </w:tr>
       <w:tr>
         <w:tc>
-          <w:tcPr/>
-          <w:p>
-            <w:pPr>
-              <w:pStyle w:val="Compact"/>
+          <w:tcPr>
+            <w:tcW w:type="dxa" w:w="2340"/>
+          </w:tcPr>
+          <w:p>
+            <w:pPr>
+              <w:pStyle w:val="Compact"/>
+              <w:jc w:val="left"/>
             </w:pPr>
             <w:r>
               <w:t xml:space="preserve">SurveyCTO</w:t>
@@ -3032,10 +3804,13 @@
           </w:p>
         </w:tc>
         <w:tc>
-          <w:tcPr/>
-          <w:p>
-            <w:pPr>
-              <w:pStyle w:val="Compact"/>
+          <w:tcPr>
+            <w:tcW w:type="dxa" w:w="780"/>
+          </w:tcPr>
+          <w:p>
+            <w:pPr>
+              <w:pStyle w:val="Compact"/>
+              <w:jc w:val="left"/>
             </w:pPr>
             <w:r>
               <w:t xml:space="preserve">598</w:t>
@@ -3043,10 +3818,13 @@
           </w:p>
         </w:tc>
         <w:tc>
-          <w:tcPr/>
-          <w:p>
-            <w:pPr>
-              <w:pStyle w:val="Compact"/>
+          <w:tcPr>
+            <w:tcW w:type="dxa" w:w="780"/>
+          </w:tcPr>
+          <w:p>
+            <w:pPr>
+              <w:pStyle w:val="Compact"/>
+              <w:jc w:val="left"/>
             </w:pPr>
             <w:r>
               <w:t xml:space="preserve">27</w:t>
@@ -3054,10 +3832,13 @@
           </w:p>
         </w:tc>
         <w:tc>
-          <w:tcPr/>
-          <w:p>
-            <w:pPr>
-              <w:pStyle w:val="Compact"/>
+          <w:tcPr>
+            <w:tcW w:type="dxa" w:w="780"/>
+          </w:tcPr>
+          <w:p>
+            <w:pPr>
+              <w:pStyle w:val="Compact"/>
+              <w:jc w:val="left"/>
             </w:pPr>
             <w:r>
               <w:t xml:space="preserve">3</w:t>
@@ -3065,10 +3846,13 @@
           </w:p>
         </w:tc>
         <w:tc>
-          <w:tcPr/>
-          <w:p>
-            <w:pPr>
-              <w:pStyle w:val="Compact"/>
+          <w:tcPr>
+            <w:tcW w:type="dxa" w:w="1300"/>
+          </w:tcPr>
+          <w:p>
+            <w:pPr>
+              <w:pStyle w:val="Compact"/>
+              <w:jc w:val="left"/>
             </w:pPr>
             <w:r>
               <w:t xml:space="preserve">2,872</w:t>
@@ -3076,10 +3860,13 @@
           </w:p>
         </w:tc>
         <w:tc>
-          <w:tcPr/>
-          <w:p>
-            <w:pPr>
-              <w:pStyle w:val="Compact"/>
+          <w:tcPr>
+            <w:tcW w:type="dxa" w:w="1820"/>
+          </w:tcPr>
+          <w:p>
+            <w:pPr>
+              <w:pStyle w:val="Compact"/>
+              <w:jc w:val="left"/>
             </w:pPr>
             <w:r>
               <w:t xml:space="preserve">0.9950</w:t>
@@ -3087,10 +3874,13 @@
           </w:p>
         </w:tc>
         <w:tc>
-          <w:tcPr/>
-          <w:p>
-            <w:pPr>
-              <w:pStyle w:val="Compact"/>
+          <w:tcPr>
+            <w:tcW w:type="dxa" w:w="1560"/>
+          </w:tcPr>
+          <w:p>
+            <w:pPr>
+              <w:pStyle w:val="Compact"/>
+              <w:jc w:val="left"/>
             </w:pPr>
             <w:r>
               <w:t xml:space="preserve">0.9568</w:t>
@@ -3104,31 +3894,82 @@
         <w:pStyle w:val="BodyText"/>
       </w:pPr>
       <w:r>
-        <w:t xml:space="preserve">Both formats clear the proposal criteria. ODK carries all four false positives</w:t>
-      </w:r>
-      <w:r>
-        <w:t xml:space="preserve"> </w:t>
-      </w:r>
-      <w:r>
-        <w:t xml:space="preserve">across the whole round and a slightly lower recall, which is consistent with its</w:t>
-      </w:r>
-      <w:r>
-        <w:t xml:space="preserve"> </w:t>
-      </w:r>
-      <w:r>
-        <w:t xml:space="preserve">timestamps arriving as ISO strings rather than epoch milliseconds and therefore</w:t>
-      </w:r>
-      <w:r>
-        <w:t xml:space="preserve"> </w:t>
-      </w:r>
-      <w:r>
-        <w:t xml:space="preserve">passing through one more conversion step. The difference is four interviews in</w:t>
-      </w:r>
-      <w:r>
-        <w:t xml:space="preserve"> </w:t>
-      </w:r>
-      <w:r>
-        <w:t xml:space="preserve">1,500 and does not affect any verdict.</w:t>
+        <w:t xml:space="preserve">Both formats clear the proposal criteria. The round raised seven false positives,</w:t>
+      </w:r>
+      <w:r>
+        <w:t xml:space="preserve"> </w:t>
+      </w:r>
+      <w:r>
+        <w:t xml:space="preserve">four on ODK inputs and three on SurveyCTO inputs. The two rows are not a</w:t>
+      </w:r>
+      <w:r>
+        <w:t xml:space="preserve"> </w:t>
+      </w:r>
+      <w:r>
+        <w:t xml:space="preserve">like-for-like comparison: each format's files hold different generated</w:t>
+      </w:r>
+      <w:r>
+        <w:t xml:space="preserve"> </w:t>
+      </w:r>
+      <w:r>
+        <w:t xml:space="preserve">interviews, and the prevalence sweep was run in SurveyCTO format only. When one</w:t>
+      </w:r>
+      <w:r>
+        <w:t xml:space="preserve"> </w:t>
+      </w:r>
+      <w:r>
+        <w:t xml:space="preserve">generated history is written into both formats, the two parsers give identical</w:t>
+      </w:r>
+      <w:r>
+        <w:t xml:space="preserve"> </w:t>
+      </w:r>
+      <w:r>
+        <w:t xml:space="preserve">features, scores and categories for all 1,500 interviews</w:t>
+      </w:r>
+      <w:r>
+        <w:t xml:space="preserve"> </w:t>
+      </w:r>
+      <w:r>
+        <w:t xml:space="preserve">(</w:t>
+      </w:r>
+      <w:r>
+        <w:rPr>
+          <w:rStyle w:val="VerbatimChar"/>
+        </w:rPr>
+        <w:t xml:space="preserve">scripts/run_platform_parity.py</w:t>
+      </w:r>
+      <w:r>
+        <w:t xml:space="preserve">,</w:t>
+      </w:r>
+      <w:r>
+        <w:t xml:space="preserve"> </w:t>
+      </w:r>
+      <w:r>
+        <w:rPr>
+          <w:rStyle w:val="VerbatimChar"/>
+        </w:rPr>
+        <w:t xml:space="preserve">output/platform_parity/</w:t>
+      </w:r>
+      <w:r>
+        <w:t xml:space="preserve">), so the difference</w:t>
+      </w:r>
+      <w:r>
+        <w:t xml:space="preserve"> </w:t>
+      </w:r>
+      <w:r>
+        <w:t xml:space="preserve">above reflects the sampled interviews, not the parsers. An earlier version of</w:t>
+      </w:r>
+      <w:r>
+        <w:t xml:space="preserve"> </w:t>
+      </w:r>
+      <w:r>
+        <w:t xml:space="preserve">this document attributed it to ISO timestamp conversion; that explanation is</w:t>
+      </w:r>
+      <w:r>
+        <w:t xml:space="preserve"> </w:t>
+      </w:r>
+      <w:r>
+        <w:t xml:space="preserve">withdrawn.</w:t>
       </w:r>
     </w:p>
     <w:p>
@@ -3288,19 +4129,22 @@
         <w:tblLook w:firstRow="1" w:lastRow="0" w:firstColumn="0" w:lastColumn="0" w:noHBand="0" w:noVBand="0" w:val="0020"/>
       </w:tblPr>
       <w:tblGrid>
-        <w:gridCol w:w="2640"/>
-        <w:gridCol w:w="2640"/>
-        <w:gridCol w:w="2640"/>
+        <w:gridCol w:w="6293"/>
+        <w:gridCol w:w="1452"/>
+        <w:gridCol w:w="1613"/>
       </w:tblGrid>
       <w:tr>
         <w:trPr>
           <w:tblHeader w:val="on"/>
         </w:trPr>
         <w:tc>
-          <w:tcPr/>
-          <w:p>
-            <w:pPr>
-              <w:pStyle w:val="Compact"/>
+          <w:tcPr>
+            <w:tcW w:type="dxa" w:w="6293"/>
+          </w:tcPr>
+          <w:p>
+            <w:pPr>
+              <w:pStyle w:val="Compact"/>
+              <w:jc w:val="left"/>
             </w:pPr>
             <w:r>
               <w:t xml:space="preserve">Feature</w:t>
@@ -3308,10 +4152,13 @@
           </w:p>
         </w:tc>
         <w:tc>
-          <w:tcPr/>
-          <w:p>
-            <w:pPr>
-              <w:pStyle w:val="Compact"/>
+          <w:tcPr>
+            <w:tcW w:type="dxa" w:w="1452"/>
+          </w:tcPr>
+          <w:p>
+            <w:pPr>
+              <w:pStyle w:val="Compact"/>
+              <w:jc w:val="left"/>
             </w:pPr>
             <w:r>
               <w:t xml:space="preserve">Cohen's d</w:t>
@@ -3319,10 +4166,13 @@
           </w:p>
         </w:tc>
         <w:tc>
-          <w:tcPr/>
-          <w:p>
-            <w:pPr>
-              <w:pStyle w:val="Compact"/>
+          <w:tcPr>
+            <w:tcW w:type="dxa" w:w="1613"/>
+          </w:tcPr>
+          <w:p>
+            <w:pPr>
+              <w:pStyle w:val="Compact"/>
+              <w:jc w:val="left"/>
             </w:pPr>
             <w:r>
               <w:t xml:space="preserve">Adjusted p</w:t>
@@ -3332,10 +4182,13 @@
       </w:tr>
       <w:tr>
         <w:tc>
-          <w:tcPr/>
-          <w:p>
-            <w:pPr>
-              <w:pStyle w:val="Compact"/>
+          <w:tcPr>
+            <w:tcW w:type="dxa" w:w="6293"/>
+          </w:tcPr>
+          <w:p>
+            <w:pPr>
+              <w:pStyle w:val="Compact"/>
+              <w:jc w:val="left"/>
             </w:pPr>
             <w:r>
               <w:t xml:space="preserve">T-03 response time entropy</w:t>
@@ -3343,10 +4196,13 @@
           </w:p>
         </w:tc>
         <w:tc>
-          <w:tcPr/>
-          <w:p>
-            <w:pPr>
-              <w:pStyle w:val="Compact"/>
+          <w:tcPr>
+            <w:tcW w:type="dxa" w:w="1452"/>
+          </w:tcPr>
+          <w:p>
+            <w:pPr>
+              <w:pStyle w:val="Compact"/>
+              <w:jc w:val="left"/>
             </w:pPr>
             <w:r>
               <w:t xml:space="preserve">-10.57</w:t>
@@ -3354,10 +4210,13 @@
           </w:p>
         </w:tc>
         <w:tc>
-          <w:tcPr/>
-          <w:p>
-            <w:pPr>
-              <w:pStyle w:val="Compact"/>
+          <w:tcPr>
+            <w:tcW w:type="dxa" w:w="1613"/>
+          </w:tcPr>
+          <w:p>
+            <w:pPr>
+              <w:pStyle w:val="Compact"/>
+              <w:jc w:val="left"/>
             </w:pPr>
             <w:r>
               <w:t xml:space="preserve">1.6e-52</w:t>
@@ -3367,10 +4226,13 @@
       </w:tr>
       <w:tr>
         <w:tc>
-          <w:tcPr/>
-          <w:p>
-            <w:pPr>
-              <w:pStyle w:val="Compact"/>
+          <w:tcPr>
+            <w:tcW w:type="dxa" w:w="6293"/>
+          </w:tcPr>
+          <w:p>
+            <w:pPr>
+              <w:pStyle w:val="Compact"/>
+              <w:jc w:val="left"/>
             </w:pPr>
             <w:r>
               <w:t xml:space="preserve">Q-10 first to last interaction duration</w:t>
@@ -3378,10 +4240,13 @@
           </w:p>
         </w:tc>
         <w:tc>
-          <w:tcPr/>
-          <w:p>
-            <w:pPr>
-              <w:pStyle w:val="Compact"/>
+          <w:tcPr>
+            <w:tcW w:type="dxa" w:w="1452"/>
+          </w:tcPr>
+          <w:p>
+            <w:pPr>
+              <w:pStyle w:val="Compact"/>
+              <w:jc w:val="left"/>
             </w:pPr>
             <w:r>
               <w:t xml:space="preserve">-4.14</w:t>
@@ -3389,10 +4254,13 @@
           </w:p>
         </w:tc>
         <w:tc>
-          <w:tcPr/>
-          <w:p>
-            <w:pPr>
-              <w:pStyle w:val="Compact"/>
+          <w:tcPr>
+            <w:tcW w:type="dxa" w:w="1613"/>
+          </w:tcPr>
+          <w:p>
+            <w:pPr>
+              <w:pStyle w:val="Compact"/>
+              <w:jc w:val="left"/>
             </w:pPr>
             <w:r>
               <w:t xml:space="preserve">3.0e-52</w:t>
@@ -3402,10 +4270,13 @@
       </w:tr>
       <w:tr>
         <w:tc>
-          <w:tcPr/>
-          <w:p>
-            <w:pPr>
-              <w:pStyle w:val="Compact"/>
+          <w:tcPr>
+            <w:tcW w:type="dxa" w:w="6293"/>
+          </w:tcPr>
+          <w:p>
+            <w:pPr>
+              <w:pStyle w:val="Compact"/>
+              <w:jc w:val="left"/>
             </w:pPr>
             <w:r>
               <w:t xml:space="preserve">T-06 response time mean</w:t>
@@ -3413,10 +4284,13 @@
           </w:p>
         </w:tc>
         <w:tc>
-          <w:tcPr/>
-          <w:p>
-            <w:pPr>
-              <w:pStyle w:val="Compact"/>
+          <w:tcPr>
+            <w:tcW w:type="dxa" w:w="1452"/>
+          </w:tcPr>
+          <w:p>
+            <w:pPr>
+              <w:pStyle w:val="Compact"/>
+              <w:jc w:val="left"/>
             </w:pPr>
             <w:r>
               <w:t xml:space="preserve">-4.14</w:t>
@@ -3424,10 +4298,13 @@
           </w:p>
         </w:tc>
         <w:tc>
-          <w:tcPr/>
-          <w:p>
-            <w:pPr>
-              <w:pStyle w:val="Compact"/>
+          <w:tcPr>
+            <w:tcW w:type="dxa" w:w="1613"/>
+          </w:tcPr>
+          <w:p>
+            <w:pPr>
+              <w:pStyle w:val="Compact"/>
+              <w:jc w:val="left"/>
             </w:pPr>
             <w:r>
               <w:t xml:space="preserve">3.0e-52</w:t>
@@ -3437,10 +4314,13 @@
       </w:tr>
       <w:tr>
         <w:tc>
-          <w:tcPr/>
-          <w:p>
-            <w:pPr>
-              <w:pStyle w:val="Compact"/>
+          <w:tcPr>
+            <w:tcW w:type="dxa" w:w="6293"/>
+          </w:tcPr>
+          <w:p>
+            <w:pPr>
+              <w:pStyle w:val="Compact"/>
+              <w:jc w:val="left"/>
             </w:pPr>
             <w:r>
               <w:t xml:space="preserve">S-01 mean section pace</w:t>
@@ -3448,10 +4328,13 @@
           </w:p>
         </w:tc>
         <w:tc>
-          <w:tcPr/>
-          <w:p>
-            <w:pPr>
-              <w:pStyle w:val="Compact"/>
+          <w:tcPr>
+            <w:tcW w:type="dxa" w:w="1452"/>
+          </w:tcPr>
+          <w:p>
+            <w:pPr>
+              <w:pStyle w:val="Compact"/>
+              <w:jc w:val="left"/>
             </w:pPr>
             <w:r>
               <w:t xml:space="preserve">-4.14</w:t>
@@ -3459,10 +4342,13 @@
           </w:p>
         </w:tc>
         <w:tc>
-          <w:tcPr/>
-          <w:p>
-            <w:pPr>
-              <w:pStyle w:val="Compact"/>
+          <w:tcPr>
+            <w:tcW w:type="dxa" w:w="1613"/>
+          </w:tcPr>
+          <w:p>
+            <w:pPr>
+              <w:pStyle w:val="Compact"/>
+              <w:jc w:val="left"/>
             </w:pPr>
             <w:r>
               <w:t xml:space="preserve">3.0e-52</w:t>
@@ -3472,10 +4358,13 @@
       </w:tr>
       <w:tr>
         <w:tc>
-          <w:tcPr/>
-          <w:p>
-            <w:pPr>
-              <w:pStyle w:val="Compact"/>
+          <w:tcPr>
+            <w:tcW w:type="dxa" w:w="6293"/>
+          </w:tcPr>
+          <w:p>
+            <w:pPr>
+              <w:pStyle w:val="Compact"/>
+              <w:jc w:val="left"/>
             </w:pPr>
             <w:r>
               <w:t xml:space="preserve">Q-01 response time</w:t>
@@ -3483,10 +4372,13 @@
           </w:p>
         </w:tc>
         <w:tc>
-          <w:tcPr/>
-          <w:p>
-            <w:pPr>
-              <w:pStyle w:val="Compact"/>
+          <w:tcPr>
+            <w:tcW w:type="dxa" w:w="1452"/>
+          </w:tcPr>
+          <w:p>
+            <w:pPr>
+              <w:pStyle w:val="Compact"/>
+              <w:jc w:val="left"/>
             </w:pPr>
             <w:r>
               <w:t xml:space="preserve">-4.14</w:t>
@@ -3494,10 +4386,13 @@
           </w:p>
         </w:tc>
         <w:tc>
-          <w:tcPr/>
-          <w:p>
-            <w:pPr>
-              <w:pStyle w:val="Compact"/>
+          <w:tcPr>
+            <w:tcW w:type="dxa" w:w="1613"/>
+          </w:tcPr>
+          <w:p>
+            <w:pPr>
+              <w:pStyle w:val="Compact"/>
+              <w:jc w:val="left"/>
             </w:pPr>
             <w:r>
               <w:t xml:space="preserve">3.0e-52</w:t>
@@ -3507,10 +4402,13 @@
       </w:tr>
       <w:tr>
         <w:tc>
-          <w:tcPr/>
-          <w:p>
-            <w:pPr>
-              <w:pStyle w:val="Compact"/>
+          <w:tcPr>
+            <w:tcW w:type="dxa" w:w="6293"/>
+          </w:tcPr>
+          <w:p>
+            <w:pPr>
+              <w:pStyle w:val="Compact"/>
+              <w:jc w:val="left"/>
             </w:pPr>
             <w:r>
               <w:t xml:space="preserve">S-02 section duration</w:t>
@@ -3518,10 +4416,13 @@
           </w:p>
         </w:tc>
         <w:tc>
-          <w:tcPr/>
-          <w:p>
-            <w:pPr>
-              <w:pStyle w:val="Compact"/>
+          <w:tcPr>
+            <w:tcW w:type="dxa" w:w="1452"/>
+          </w:tcPr>
+          <w:p>
+            <w:pPr>
+              <w:pStyle w:val="Compact"/>
+              <w:jc w:val="left"/>
             </w:pPr>
             <w:r>
               <w:t xml:space="preserve">-3.80</w:t>
@@ -3529,10 +4430,13 @@
           </w:p>
         </w:tc>
         <w:tc>
-          <w:tcPr/>
-          <w:p>
-            <w:pPr>
-              <w:pStyle w:val="Compact"/>
+          <w:tcPr>
+            <w:tcW w:type="dxa" w:w="1613"/>
+          </w:tcPr>
+          <w:p>
+            <w:pPr>
+              <w:pStyle w:val="Compact"/>
+              <w:jc w:val="left"/>
             </w:pPr>
             <w:r>
               <w:t xml:space="preserve">8.2e-52</w:t>
@@ -3542,10 +4446,13 @@
       </w:tr>
       <w:tr>
         <w:tc>
-          <w:tcPr/>
-          <w:p>
-            <w:pPr>
-              <w:pStyle w:val="Compact"/>
+          <w:tcPr>
+            <w:tcW w:type="dxa" w:w="6293"/>
+          </w:tcPr>
+          <w:p>
+            <w:pPr>
+              <w:pStyle w:val="Compact"/>
+              <w:jc w:val="left"/>
             </w:pPr>
             <w:r>
               <w:t xml:space="preserve">V-01 total interview duration</w:t>
@@ -3553,10 +4460,13 @@
           </w:p>
         </w:tc>
         <w:tc>
-          <w:tcPr/>
-          <w:p>
-            <w:pPr>
-              <w:pStyle w:val="Compact"/>
+          <w:tcPr>
+            <w:tcW w:type="dxa" w:w="1452"/>
+          </w:tcPr>
+          <w:p>
+            <w:pPr>
+              <w:pStyle w:val="Compact"/>
+              <w:jc w:val="left"/>
             </w:pPr>
             <w:r>
               <w:t xml:space="preserve">-3.79</w:t>
@@ -3564,10 +4474,13 @@
           </w:p>
         </w:tc>
         <w:tc>
-          <w:tcPr/>
-          <w:p>
-            <w:pPr>
-              <w:pStyle w:val="Compact"/>
+          <w:tcPr>
+            <w:tcW w:type="dxa" w:w="1613"/>
+          </w:tcPr>
+          <w:p>
+            <w:pPr>
+              <w:pStyle w:val="Compact"/>
+              <w:jc w:val="left"/>
             </w:pPr>
             <w:r>
               <w:t xml:space="preserve">1.1e-51</w:t>
@@ -3577,10 +4490,13 @@
       </w:tr>
       <w:tr>
         <w:tc>
-          <w:tcPr/>
-          <w:p>
-            <w:pPr>
-              <w:pStyle w:val="Compact"/>
+          <w:tcPr>
+            <w:tcW w:type="dxa" w:w="6293"/>
+          </w:tcPr>
+          <w:p>
+            <w:pPr>
+              <w:pStyle w:val="Compact"/>
+              <w:jc w:val="left"/>
             </w:pPr>
             <w:r>
               <w:t xml:space="preserve">V-09 session length vs median</w:t>
@@ -3588,10 +4504,13 @@
           </w:p>
         </w:tc>
         <w:tc>
-          <w:tcPr/>
-          <w:p>
-            <w:pPr>
-              <w:pStyle w:val="Compact"/>
+          <w:tcPr>
+            <w:tcW w:type="dxa" w:w="1452"/>
+          </w:tcPr>
+          <w:p>
+            <w:pPr>
+              <w:pStyle w:val="Compact"/>
+              <w:jc w:val="left"/>
             </w:pPr>
             <w:r>
               <w:t xml:space="preserve">-3.79</w:t>
@@ -3599,10 +4518,13 @@
           </w:p>
         </w:tc>
         <w:tc>
-          <w:tcPr/>
-          <w:p>
-            <w:pPr>
-              <w:pStyle w:val="Compact"/>
+          <w:tcPr>
+            <w:tcW w:type="dxa" w:w="1613"/>
+          </w:tcPr>
+          <w:p>
+            <w:pPr>
+              <w:pStyle w:val="Compact"/>
+              <w:jc w:val="left"/>
             </w:pPr>
             <w:r>
               <w:t xml:space="preserve">1.1e-51</w:t>
@@ -3612,10 +4534,13 @@
       </w:tr>
       <w:tr>
         <w:tc>
-          <w:tcPr/>
-          <w:p>
-            <w:pPr>
-              <w:pStyle w:val="Compact"/>
+          <w:tcPr>
+            <w:tcW w:type="dxa" w:w="6293"/>
+          </w:tcPr>
+          <w:p>
+            <w:pPr>
+              <w:pStyle w:val="Compact"/>
+              <w:jc w:val="left"/>
             </w:pPr>
             <w:r>
               <w:t xml:space="preserve">T-02 response time IQR</w:t>
@@ -3623,10 +4548,13 @@
           </w:p>
         </w:tc>
         <w:tc>
-          <w:tcPr/>
-          <w:p>
-            <w:pPr>
-              <w:pStyle w:val="Compact"/>
+          <w:tcPr>
+            <w:tcW w:type="dxa" w:w="1452"/>
+          </w:tcPr>
+          <w:p>
+            <w:pPr>
+              <w:pStyle w:val="Compact"/>
+              <w:jc w:val="left"/>
             </w:pPr>
             <w:r>
               <w:t xml:space="preserve">-3.51</w:t>
@@ -3634,10 +4562,13 @@
           </w:p>
         </w:tc>
         <w:tc>
-          <w:tcPr/>
-          <w:p>
-            <w:pPr>
-              <w:pStyle w:val="Compact"/>
+          <w:tcPr>
+            <w:tcW w:type="dxa" w:w="1613"/>
+          </w:tcPr>
+          <w:p>
+            <w:pPr>
+              <w:pStyle w:val="Compact"/>
+              <w:jc w:val="left"/>
             </w:pPr>
             <w:r>
               <w:t xml:space="preserve">2.0e-52</w:t>
@@ -3647,10 +4578,13 @@
       </w:tr>
       <w:tr>
         <w:tc>
-          <w:tcPr/>
-          <w:p>
-            <w:pPr>
-              <w:pStyle w:val="Compact"/>
+          <w:tcPr>
+            <w:tcW w:type="dxa" w:w="6293"/>
+          </w:tcPr>
+          <w:p>
+            <w:pPr>
+              <w:pStyle w:val="Compact"/>
+              <w:jc w:val="left"/>
             </w:pPr>
             <w:r>
               <w:t xml:space="preserve">T-01 response time variance</w:t>
@@ -3658,10 +4592,13 @@
           </w:p>
         </w:tc>
         <w:tc>
-          <w:tcPr/>
-          <w:p>
-            <w:pPr>
-              <w:pStyle w:val="Compact"/>
+          <w:tcPr>
+            <w:tcW w:type="dxa" w:w="1452"/>
+          </w:tcPr>
+          <w:p>
+            <w:pPr>
+              <w:pStyle w:val="Compact"/>
+              <w:jc w:val="left"/>
             </w:pPr>
             <w:r>
               <w:t xml:space="preserve">-1.87</w:t>
@@ -3669,10 +4606,13 @@
           </w:p>
         </w:tc>
         <w:tc>
-          <w:tcPr/>
-          <w:p>
-            <w:pPr>
-              <w:pStyle w:val="Compact"/>
+          <w:tcPr>
+            <w:tcW w:type="dxa" w:w="1613"/>
+          </w:tcPr>
+          <w:p>
+            <w:pPr>
+              <w:pStyle w:val="Compact"/>
+              <w:jc w:val="left"/>
             </w:pPr>
             <w:r>
               <w:t xml:space="preserve">2.0e-52</w:t>
@@ -3716,7 +4656,79 @@
         <w:t xml:space="preserve"> </w:t>
       </w:r>
       <w:r>
-        <w:t xml:space="preserve">synthetic corpus and therefore carry no signal in it. All ten are retained in</w:t>
+        <w:t xml:space="preserve">synthetic corpus, for reasons in the implementation as well as the generator:</w:t>
+      </w:r>
+      <w:r>
+        <w:t xml:space="preserve"> </w:t>
+      </w:r>
+      <w:r>
+        <w:t xml:space="preserve">S-04 averages to one when sections are of equal size, S-09 matches only</w:t>
+      </w:r>
+      <w:r>
+        <w:t xml:space="preserve"> </w:t>
+      </w:r>
+      <w:r>
+        <w:rPr>
+          <w:rStyle w:val="VerbatimChar"/>
+        </w:rPr>
+        <w:t xml:space="preserve">back</w:t>
+      </w:r>
+      <w:r>
+        <w:t xml:space="preserve"> </w:t>
+      </w:r>
+      <w:r>
+        <w:t xml:space="preserve">and</w:t>
+      </w:r>
+      <w:r>
+        <w:t xml:space="preserve"> </w:t>
+      </w:r>
+      <w:r>
+        <w:rPr>
+          <w:rStyle w:val="VerbatimChar"/>
+        </w:rPr>
+        <w:t xml:space="preserve">backward</w:t>
+      </w:r>
+      <w:r>
+        <w:t xml:space="preserve"> </w:t>
+      </w:r>
+      <w:r>
+        <w:t xml:space="preserve">while the generator emits</w:t>
+      </w:r>
+      <w:r>
+        <w:t xml:space="preserve"> </w:t>
+      </w:r>
+      <w:r>
+        <w:rPr>
+          <w:rStyle w:val="VerbatimChar"/>
+        </w:rPr>
+        <w:t xml:space="preserve">jump</w:t>
+      </w:r>
+      <w:r>
+        <w:t xml:space="preserve">, every canonical pause is under</w:t>
+      </w:r>
+      <w:r>
+        <w:t xml:space="preserve"> </w:t>
+      </w:r>
+      <w:r>
+        <w:t xml:space="preserve">1.2 s, the generator never returns to an earlier question, and every question</w:t>
+      </w:r>
+      <w:r>
+        <w:t xml:space="preserve"> </w:t>
+      </w:r>
+      <w:r>
+        <w:t xml:space="preserve">and section is always completed. The Mann-Whitney statistic for the seven fully</w:t>
+      </w:r>
+      <w:r>
+        <w:t xml:space="preserve"> </w:t>
+      </w:r>
+      <w:r>
+        <w:t xml:space="preserve">constant features is 20000.0 (400 × 100 / 2, every pair tied) with an undefined</w:t>
+      </w:r>
+      <w:r>
+        <w:t xml:space="preserve"> </w:t>
+      </w:r>
+      <w:r>
+        <w:t xml:space="preserve">p-value. All ten are retained in</w:t>
       </w:r>
       <w:r>
         <w:t xml:space="preserve"> </w:t>
@@ -3817,20 +4829,23 @@
         <w:tblLook w:firstRow="1" w:lastRow="0" w:firstColumn="0" w:lastColumn="0" w:noHBand="0" w:noVBand="0" w:val="0020"/>
       </w:tblPr>
       <w:tblGrid>
-        <w:gridCol w:w="1980"/>
-        <w:gridCol w:w="1980"/>
-        <w:gridCol w:w="1980"/>
-        <w:gridCol w:w="1980"/>
+        <w:gridCol w:w="5850"/>
+        <w:gridCol w:w="1430"/>
+        <w:gridCol w:w="1040"/>
+        <w:gridCol w:w="1040"/>
       </w:tblGrid>
       <w:tr>
         <w:trPr>
           <w:tblHeader w:val="on"/>
         </w:trPr>
         <w:tc>
-          <w:tcPr/>
-          <w:p>
-            <w:pPr>
-              <w:pStyle w:val="Compact"/>
+          <w:tcPr>
+            <w:tcW w:type="dxa" w:w="5850"/>
+          </w:tcPr>
+          <w:p>
+            <w:pPr>
+              <w:pStyle w:val="Compact"/>
+              <w:jc w:val="left"/>
             </w:pPr>
             <w:r>
               <w:t xml:space="preserve">Method</w:t>
@@ -3838,10 +4853,13 @@
           </w:p>
         </w:tc>
         <w:tc>
-          <w:tcPr/>
-          <w:p>
-            <w:pPr>
-              <w:pStyle w:val="Compact"/>
+          <w:tcPr>
+            <w:tcW w:type="dxa" w:w="1430"/>
+          </w:tcPr>
+          <w:p>
+            <w:pPr>
+              <w:pStyle w:val="Compact"/>
+              <w:jc w:val="left"/>
             </w:pPr>
             <w:r>
               <w:t xml:space="preserve">Precision</w:t>
@@ -3849,10 +4867,13 @@
           </w:p>
         </w:tc>
         <w:tc>
-          <w:tcPr/>
-          <w:p>
-            <w:pPr>
-              <w:pStyle w:val="Compact"/>
+          <w:tcPr>
+            <w:tcW w:type="dxa" w:w="1040"/>
+          </w:tcPr>
+          <w:p>
+            <w:pPr>
+              <w:pStyle w:val="Compact"/>
+              <w:jc w:val="left"/>
             </w:pPr>
             <w:r>
               <w:t xml:space="preserve">Recall</w:t>
@@ -3860,10 +4881,13 @@
           </w:p>
         </w:tc>
         <w:tc>
-          <w:tcPr/>
-          <w:p>
-            <w:pPr>
-              <w:pStyle w:val="Compact"/>
+          <w:tcPr>
+            <w:tcW w:type="dxa" w:w="1040"/>
+          </w:tcPr>
+          <w:p>
+            <w:pPr>
+              <w:pStyle w:val="Compact"/>
+              <w:jc w:val="left"/>
             </w:pPr>
             <w:r>
               <w:t xml:space="preserve">F1</w:t>
@@ -3873,10 +4897,13 @@
       </w:tr>
       <w:tr>
         <w:tc>
-          <w:tcPr/>
-          <w:p>
-            <w:pPr>
-              <w:pStyle w:val="Compact"/>
+          <w:tcPr>
+            <w:tcW w:type="dxa" w:w="5850"/>
+          </w:tcPr>
+          <w:p>
+            <w:pPr>
+              <w:pStyle w:val="Compact"/>
+              <w:jc w:val="left"/>
             </w:pPr>
             <w:r>
               <w:t xml:space="preserve">Full detector</w:t>
@@ -3884,10 +4911,13 @@
           </w:p>
         </w:tc>
         <w:tc>
-          <w:tcPr/>
-          <w:p>
-            <w:pPr>
-              <w:pStyle w:val="Compact"/>
+          <w:tcPr>
+            <w:tcW w:type="dxa" w:w="1430"/>
+          </w:tcPr>
+          <w:p>
+            <w:pPr>
+              <w:pStyle w:val="Compact"/>
+              <w:jc w:val="left"/>
             </w:pPr>
             <w:r>
               <w:t xml:space="preserve">1.0000</w:t>
@@ -3895,10 +4925,13 @@
           </w:p>
         </w:tc>
         <w:tc>
-          <w:tcPr/>
-          <w:p>
-            <w:pPr>
-              <w:pStyle w:val="Compact"/>
+          <w:tcPr>
+            <w:tcW w:type="dxa" w:w="1040"/>
+          </w:tcPr>
+          <w:p>
+            <w:pPr>
+              <w:pStyle w:val="Compact"/>
+              <w:jc w:val="left"/>
             </w:pPr>
             <w:r>
               <w:t xml:space="preserve">1.0000</w:t>
@@ -3906,10 +4939,13 @@
           </w:p>
         </w:tc>
         <w:tc>
-          <w:tcPr/>
-          <w:p>
-            <w:pPr>
-              <w:pStyle w:val="Compact"/>
+          <w:tcPr>
+            <w:tcW w:type="dxa" w:w="1040"/>
+          </w:tcPr>
+          <w:p>
+            <w:pPr>
+              <w:pStyle w:val="Compact"/>
+              <w:jc w:val="left"/>
             </w:pPr>
             <w:r>
               <w:t xml:space="preserve">1.0000</w:t>
@@ -3919,10 +4955,13 @@
       </w:tr>
       <w:tr>
         <w:tc>
-          <w:tcPr/>
-          <w:p>
-            <w:pPr>
-              <w:pStyle w:val="Compact"/>
+          <w:tcPr>
+            <w:tcW w:type="dxa" w:w="5850"/>
+          </w:tcPr>
+          <w:p>
+            <w:pPr>
+              <w:pStyle w:val="Compact"/>
+              <w:jc w:val="left"/>
             </w:pPr>
             <w:r>
               <w:t xml:space="preserve">Duration-only IQR baseline</w:t>
@@ -3930,10 +4969,13 @@
           </w:p>
         </w:tc>
         <w:tc>
-          <w:tcPr/>
-          <w:p>
-            <w:pPr>
-              <w:pStyle w:val="Compact"/>
+          <w:tcPr>
+            <w:tcW w:type="dxa" w:w="1430"/>
+          </w:tcPr>
+          <w:p>
+            <w:pPr>
+              <w:pStyle w:val="Compact"/>
+              <w:jc w:val="left"/>
             </w:pPr>
             <w:r>
               <w:t xml:space="preserve">0.9565</w:t>
@@ -3941,10 +4983,13 @@
           </w:p>
         </w:tc>
         <w:tc>
-          <w:tcPr/>
-          <w:p>
-            <w:pPr>
-              <w:pStyle w:val="Compact"/>
+          <w:tcPr>
+            <w:tcW w:type="dxa" w:w="1040"/>
+          </w:tcPr>
+          <w:p>
+            <w:pPr>
+              <w:pStyle w:val="Compact"/>
+              <w:jc w:val="left"/>
             </w:pPr>
             <w:r>
               <w:t xml:space="preserve">0.6600</w:t>
@@ -3952,10 +4997,13 @@
           </w:p>
         </w:tc>
         <w:tc>
-          <w:tcPr/>
-          <w:p>
-            <w:pPr>
-              <w:pStyle w:val="Compact"/>
+          <w:tcPr>
+            <w:tcW w:type="dxa" w:w="1040"/>
+          </w:tcPr>
+          <w:p>
+            <w:pPr>
+              <w:pStyle w:val="Compact"/>
+              <w:jc w:val="left"/>
             </w:pPr>
             <w:r>
               <w:t xml:space="preserve">0.7811</w:t>
@@ -3965,21 +5013,27 @@
       </w:tr>
       <w:tr>
         <w:tc>
-          <w:tcPr/>
-          <w:p>
-            <w:pPr>
-              <w:pStyle w:val="Compact"/>
-            </w:pPr>
-            <w:r>
-              <w:t xml:space="preserve">Zero back navigation baseline</w:t>
-            </w:r>
-          </w:p>
-        </w:tc>
-        <w:tc>
-          <w:tcPr/>
-          <w:p>
-            <w:pPr>
-              <w:pStyle w:val="Compact"/>
+          <w:tcPr>
+            <w:tcW w:type="dxa" w:w="5850"/>
+          </w:tcPr>
+          <w:p>
+            <w:pPr>
+              <w:pStyle w:val="Compact"/>
+              <w:jc w:val="left"/>
+            </w:pPr>
+            <w:r>
+              <w:t xml:space="preserve">V-10 rule (a run of 20 or more events without back-navigation)</w:t>
+            </w:r>
+          </w:p>
+        </w:tc>
+        <w:tc>
+          <w:tcPr>
+            <w:tcW w:type="dxa" w:w="1430"/>
+          </w:tcPr>
+          <w:p>
+            <w:pPr>
+              <w:pStyle w:val="Compact"/>
+              <w:jc w:val="left"/>
             </w:pPr>
             <w:r>
               <w:t xml:space="preserve">0.4648</w:t>
@@ -3987,10 +5041,13 @@
           </w:p>
         </w:tc>
         <w:tc>
-          <w:tcPr/>
-          <w:p>
-            <w:pPr>
-              <w:pStyle w:val="Compact"/>
+          <w:tcPr>
+            <w:tcW w:type="dxa" w:w="1040"/>
+          </w:tcPr>
+          <w:p>
+            <w:pPr>
+              <w:pStyle w:val="Compact"/>
+              <w:jc w:val="left"/>
             </w:pPr>
             <w:r>
               <w:t xml:space="preserve">0.6600</w:t>
@@ -3998,10 +5055,13 @@
           </w:p>
         </w:tc>
         <w:tc>
-          <w:tcPr/>
-          <w:p>
-            <w:pPr>
-              <w:pStyle w:val="Compact"/>
+          <w:tcPr>
+            <w:tcW w:type="dxa" w:w="1040"/>
+          </w:tcPr>
+          <w:p>
+            <w:pPr>
+              <w:pStyle w:val="Compact"/>
+              <w:jc w:val="left"/>
             </w:pPr>
             <w:r>
               <w:t xml:space="preserve">0.5455</w:t>
@@ -4027,13 +5087,25 @@
         <w:t xml:space="preserve"> </w:t>
       </w:r>
       <w:r>
-        <w:t xml:space="preserve">zero back navigation baseline flags 142 interviews to find the same 66, giving</w:t>
-      </w:r>
-      <w:r>
-        <w:t xml:space="preserve"> </w:t>
-      </w:r>
-      <w:r>
-        <w:t xml:space="preserve">76 false positives. Neither baseline meets the proposal's recall threshold of</w:t>
+        <w:t xml:space="preserve">V-10 baseline, which flags any interview containing a run of twenty or more</w:t>
+      </w:r>
+      <w:r>
+        <w:t xml:space="preserve"> </w:t>
+      </w:r>
+      <w:r>
+        <w:t xml:space="preserve">consecutive events without a back or jump event (earlier versions of this</w:t>
+      </w:r>
+      <w:r>
+        <w:t xml:space="preserve"> </w:t>
+      </w:r>
+      <w:r>
+        <w:t xml:space="preserve">document called it a zero back-navigation baseline, which it is not), flags 142</w:t>
+      </w:r>
+      <w:r>
+        <w:t xml:space="preserve"> </w:t>
+      </w:r>
+      <w:r>
+        <w:t xml:space="preserve">interviews to find the same 66, giving 76 false positives. Neither baseline meets the proposal's recall threshold of</w:t>
       </w:r>
       <w:r>
         <w:t xml:space="preserve"> </w:t>
@@ -4063,6 +5135,68 @@
           <w:rStyle w:val="VerbatimChar"/>
         </w:rPr>
         <w:t xml:space="preserve">output/examiner_audit/strict_examiner_audit_report.md</w:t>
+      </w:r>
+      <w:r>
+        <w:t xml:space="preserve">.</w:t>
+      </w:r>
+    </w:p>
+    <w:p>
+      <w:pPr>
+        <w:pStyle w:val="BodyText"/>
+      </w:pPr>
+      <w:r>
+        <w:t xml:space="preserve">Under the held-out stress condition the gap widens. Across the four stress runs</w:t>
+      </w:r>
+      <w:r>
+        <w:t xml:space="preserve"> </w:t>
+      </w:r>
+      <w:r>
+        <w:t xml:space="preserve">the duration-only baseline flags no anomalous interview at all (recall 0.0000 on</w:t>
+      </w:r>
+      <w:r>
+        <w:t xml:space="preserve"> </w:t>
+      </w:r>
+      <w:r>
+        <w:t xml:space="preserve">every run), and the V-10 rule reaches recall between 0.35 and 0.51 at precision</w:t>
+      </w:r>
+      <w:r>
+        <w:t xml:space="preserve"> </w:t>
+      </w:r>
+      <w:r>
+        <w:t xml:space="preserve">between 0.16 and 0.22, against the full detector's 0.9830 precision and 0.8650</w:t>
+      </w:r>
+      <w:r>
+        <w:t xml:space="preserve"> </w:t>
+      </w:r>
+      <w:r>
+        <w:t xml:space="preserve">recall in aggregate. Source:</w:t>
+      </w:r>
+      <w:r>
+        <w:t xml:space="preserve"> </w:t>
+      </w:r>
+      <w:r>
+        <w:rPr>
+          <w:rStyle w:val="VerbatimChar"/>
+        </w:rPr>
+        <w:t xml:space="preserve">output/robustness_validation/baseline_breakdown.csv</w:t>
+      </w:r>
+      <w:r>
+        <w:t xml:space="preserve">,</w:t>
+      </w:r>
+      <w:r>
+        <w:t xml:space="preserve"> </w:t>
+      </w:r>
+      <w:r>
+        <w:t xml:space="preserve">produced by</w:t>
+      </w:r>
+      <w:r>
+        <w:t xml:space="preserve"> </w:t>
+      </w:r>
+      <w:r>
+        <w:rPr>
+          <w:rStyle w:val="VerbatimChar"/>
+        </w:rPr>
+        <w:t xml:space="preserve">scripts/baseline_breakdown.py</w:t>
       </w:r>
       <w:r>
         <w:t xml:space="preserve">.</w:t>
@@ -4268,23 +5402,26 @@
         <w:tblLook w:firstRow="1" w:lastRow="0" w:firstColumn="0" w:lastColumn="0" w:noHBand="0" w:noVBand="0" w:val="0020"/>
       </w:tblPr>
       <w:tblGrid>
-        <w:gridCol w:w="1131"/>
-        <w:gridCol w:w="1131"/>
-        <w:gridCol w:w="1131"/>
-        <w:gridCol w:w="1131"/>
-        <w:gridCol w:w="1131"/>
-        <w:gridCol w:w="1131"/>
-        <w:gridCol w:w="1131"/>
+        <w:gridCol w:w="2106"/>
+        <w:gridCol w:w="2106"/>
+        <w:gridCol w:w="1404"/>
+        <w:gridCol w:w="1404"/>
+        <w:gridCol w:w="780"/>
+        <w:gridCol w:w="780"/>
+        <w:gridCol w:w="780"/>
       </w:tblGrid>
       <w:tr>
         <w:trPr>
           <w:tblHeader w:val="on"/>
         </w:trPr>
         <w:tc>
-          <w:tcPr/>
-          <w:p>
-            <w:pPr>
-              <w:pStyle w:val="Compact"/>
+          <w:tcPr>
+            <w:tcW w:type="dxa" w:w="2106"/>
+          </w:tcPr>
+          <w:p>
+            <w:pPr>
+              <w:pStyle w:val="Compact"/>
+              <w:jc w:val="left"/>
             </w:pPr>
             <w:r>
               <w:t xml:space="preserve">Component</w:t>
@@ -4292,10 +5429,13 @@
           </w:p>
         </w:tc>
         <w:tc>
-          <w:tcPr/>
-          <w:p>
-            <w:pPr>
-              <w:pStyle w:val="Compact"/>
+          <w:tcPr>
+            <w:tcW w:type="dxa" w:w="2106"/>
+          </w:tcPr>
+          <w:p>
+            <w:pPr>
+              <w:pStyle w:val="Compact"/>
+              <w:jc w:val="left"/>
             </w:pPr>
             <w:r>
               <w:t xml:space="preserve">Precision</w:t>
@@ -4303,10 +5443,13 @@
           </w:p>
         </w:tc>
         <w:tc>
-          <w:tcPr/>
-          <w:p>
-            <w:pPr>
-              <w:pStyle w:val="Compact"/>
+          <w:tcPr>
+            <w:tcW w:type="dxa" w:w="1404"/>
+          </w:tcPr>
+          <w:p>
+            <w:pPr>
+              <w:pStyle w:val="Compact"/>
+              <w:jc w:val="left"/>
             </w:pPr>
             <w:r>
               <w:t xml:space="preserve">Recall</w:t>
@@ -4314,10 +5457,13 @@
           </w:p>
         </w:tc>
         <w:tc>
-          <w:tcPr/>
-          <w:p>
-            <w:pPr>
-              <w:pStyle w:val="Compact"/>
+          <w:tcPr>
+            <w:tcW w:type="dxa" w:w="1404"/>
+          </w:tcPr>
+          <w:p>
+            <w:pPr>
+              <w:pStyle w:val="Compact"/>
+              <w:jc w:val="left"/>
             </w:pPr>
             <w:r>
               <w:t xml:space="preserve">F1</w:t>
@@ -4325,10 +5471,13 @@
           </w:p>
         </w:tc>
         <w:tc>
-          <w:tcPr/>
-          <w:p>
-            <w:pPr>
-              <w:pStyle w:val="Compact"/>
+          <w:tcPr>
+            <w:tcW w:type="dxa" w:w="780"/>
+          </w:tcPr>
+          <w:p>
+            <w:pPr>
+              <w:pStyle w:val="Compact"/>
+              <w:jc w:val="left"/>
             </w:pPr>
             <w:r>
               <w:t xml:space="preserve">TP</w:t>
@@ -4336,10 +5485,13 @@
           </w:p>
         </w:tc>
         <w:tc>
-          <w:tcPr/>
-          <w:p>
-            <w:pPr>
-              <w:pStyle w:val="Compact"/>
+          <w:tcPr>
+            <w:tcW w:type="dxa" w:w="780"/>
+          </w:tcPr>
+          <w:p>
+            <w:pPr>
+              <w:pStyle w:val="Compact"/>
+              <w:jc w:val="left"/>
             </w:pPr>
             <w:r>
               <w:t xml:space="preserve">FP</w:t>
@@ -4347,10 +5499,13 @@
           </w:p>
         </w:tc>
         <w:tc>
-          <w:tcPr/>
-          <w:p>
-            <w:pPr>
-              <w:pStyle w:val="Compact"/>
+          <w:tcPr>
+            <w:tcW w:type="dxa" w:w="780"/>
+          </w:tcPr>
+          <w:p>
+            <w:pPr>
+              <w:pStyle w:val="Compact"/>
+              <w:jc w:val="left"/>
             </w:pPr>
             <w:r>
               <w:t xml:space="preserve">FN</w:t>
@@ -4360,10 +5515,13 @@
       </w:tr>
       <w:tr>
         <w:tc>
-          <w:tcPr/>
-          <w:p>
-            <w:pPr>
-              <w:pStyle w:val="Compact"/>
+          <w:tcPr>
+            <w:tcW w:type="dxa" w:w="2106"/>
+          </w:tcPr>
+          <w:p>
+            <w:pPr>
+              <w:pStyle w:val="Compact"/>
+              <w:jc w:val="left"/>
             </w:pPr>
             <w:r>
               <w:t xml:space="preserve">Combined</w:t>
@@ -4371,10 +5529,13 @@
           </w:p>
         </w:tc>
         <w:tc>
-          <w:tcPr/>
-          <w:p>
-            <w:pPr>
-              <w:pStyle w:val="Compact"/>
+          <w:tcPr>
+            <w:tcW w:type="dxa" w:w="2106"/>
+          </w:tcPr>
+          <w:p>
+            <w:pPr>
+              <w:pStyle w:val="Compact"/>
+              <w:jc w:val="left"/>
             </w:pPr>
             <w:r>
               <w:t xml:space="preserve">0.9920</w:t>
@@ -4382,10 +5543,13 @@
           </w:p>
         </w:tc>
         <w:tc>
-          <w:tcPr/>
-          <w:p>
-            <w:pPr>
-              <w:pStyle w:val="Compact"/>
+          <w:tcPr>
+            <w:tcW w:type="dxa" w:w="1404"/>
+          </w:tcPr>
+          <w:p>
+            <w:pPr>
+              <w:pStyle w:val="Compact"/>
+              <w:jc w:val="left"/>
             </w:pPr>
             <w:r>
               <w:t xml:space="preserve">0.9416</w:t>
@@ -4393,10 +5557,13 @@
           </w:p>
         </w:tc>
         <w:tc>
-          <w:tcPr/>
-          <w:p>
-            <w:pPr>
-              <w:pStyle w:val="Compact"/>
+          <w:tcPr>
+            <w:tcW w:type="dxa" w:w="1404"/>
+          </w:tcPr>
+          <w:p>
+            <w:pPr>
+              <w:pStyle w:val="Compact"/>
+              <w:jc w:val="left"/>
             </w:pPr>
             <w:r>
               <w:t xml:space="preserve">0.9662</w:t>
@@ -4404,10 +5571,13 @@
           </w:p>
         </w:tc>
         <w:tc>
-          <w:tcPr/>
-          <w:p>
-            <w:pPr>
-              <w:pStyle w:val="Compact"/>
+          <w:tcPr>
+            <w:tcW w:type="dxa" w:w="780"/>
+          </w:tcPr>
+          <w:p>
+            <w:pPr>
+              <w:pStyle w:val="Compact"/>
+              <w:jc w:val="left"/>
             </w:pPr>
             <w:r>
               <w:t xml:space="preserve">871</w:t>
@@ -4415,10 +5585,13 @@
           </w:p>
         </w:tc>
         <w:tc>
-          <w:tcPr/>
-          <w:p>
-            <w:pPr>
-              <w:pStyle w:val="Compact"/>
+          <w:tcPr>
+            <w:tcW w:type="dxa" w:w="780"/>
+          </w:tcPr>
+          <w:p>
+            <w:pPr>
+              <w:pStyle w:val="Compact"/>
+              <w:jc w:val="left"/>
             </w:pPr>
             <w:r>
               <w:t xml:space="preserve">7</w:t>
@@ -4426,10 +5599,13 @@
           </w:p>
         </w:tc>
         <w:tc>
-          <w:tcPr/>
-          <w:p>
-            <w:pPr>
-              <w:pStyle w:val="Compact"/>
+          <w:tcPr>
+            <w:tcW w:type="dxa" w:w="780"/>
+          </w:tcPr>
+          <w:p>
+            <w:pPr>
+              <w:pStyle w:val="Compact"/>
+              <w:jc w:val="left"/>
             </w:pPr>
             <w:r>
               <w:t xml:space="preserve">54</w:t>
@@ -4439,10 +5615,13 @@
       </w:tr>
       <w:tr>
         <w:tc>
-          <w:tcPr/>
-          <w:p>
-            <w:pPr>
-              <w:pStyle w:val="Compact"/>
+          <w:tcPr>
+            <w:tcW w:type="dxa" w:w="2106"/>
+          </w:tcPr>
+          <w:p>
+            <w:pPr>
+              <w:pStyle w:val="Compact"/>
+              <w:jc w:val="left"/>
             </w:pPr>
             <w:r>
               <w:t xml:space="preserve">Rules only</w:t>
@@ -4450,10 +5629,13 @@
           </w:p>
         </w:tc>
         <w:tc>
-          <w:tcPr/>
-          <w:p>
-            <w:pPr>
-              <w:pStyle w:val="Compact"/>
+          <w:tcPr>
+            <w:tcW w:type="dxa" w:w="2106"/>
+          </w:tcPr>
+          <w:p>
+            <w:pPr>
+              <w:pStyle w:val="Compact"/>
+              <w:jc w:val="left"/>
             </w:pPr>
             <w:r>
               <w:t xml:space="preserve">0.9988</w:t>
@@ -4461,10 +5643,13 @@
           </w:p>
         </w:tc>
         <w:tc>
-          <w:tcPr/>
-          <w:p>
-            <w:pPr>
-              <w:pStyle w:val="Compact"/>
+          <w:tcPr>
+            <w:tcW w:type="dxa" w:w="1404"/>
+          </w:tcPr>
+          <w:p>
+            <w:pPr>
+              <w:pStyle w:val="Compact"/>
+              <w:jc w:val="left"/>
             </w:pPr>
             <w:r>
               <w:t xml:space="preserve">0.9319</w:t>
@@ -4472,10 +5657,13 @@
           </w:p>
         </w:tc>
         <w:tc>
-          <w:tcPr/>
-          <w:p>
-            <w:pPr>
-              <w:pStyle w:val="Compact"/>
+          <w:tcPr>
+            <w:tcW w:type="dxa" w:w="1404"/>
+          </w:tcPr>
+          <w:p>
+            <w:pPr>
+              <w:pStyle w:val="Compact"/>
+              <w:jc w:val="left"/>
             </w:pPr>
             <w:r>
               <w:t xml:space="preserve">0.9642</w:t>
@@ -4483,10 +5671,13 @@
           </w:p>
         </w:tc>
         <w:tc>
-          <w:tcPr/>
-          <w:p>
-            <w:pPr>
-              <w:pStyle w:val="Compact"/>
+          <w:tcPr>
+            <w:tcW w:type="dxa" w:w="780"/>
+          </w:tcPr>
+          <w:p>
+            <w:pPr>
+              <w:pStyle w:val="Compact"/>
+              <w:jc w:val="left"/>
             </w:pPr>
             <w:r>
               <w:t xml:space="preserve">862</w:t>
@@ -4494,10 +5685,13 @@
           </w:p>
         </w:tc>
         <w:tc>
-          <w:tcPr/>
-          <w:p>
-            <w:pPr>
-              <w:pStyle w:val="Compact"/>
+          <w:tcPr>
+            <w:tcW w:type="dxa" w:w="780"/>
+          </w:tcPr>
+          <w:p>
+            <w:pPr>
+              <w:pStyle w:val="Compact"/>
+              <w:jc w:val="left"/>
             </w:pPr>
             <w:r>
               <w:t xml:space="preserve">1</w:t>
@@ -4505,10 +5699,13 @@
           </w:p>
         </w:tc>
         <w:tc>
-          <w:tcPr/>
-          <w:p>
-            <w:pPr>
-              <w:pStyle w:val="Compact"/>
+          <w:tcPr>
+            <w:tcW w:type="dxa" w:w="780"/>
+          </w:tcPr>
+          <w:p>
+            <w:pPr>
+              <w:pStyle w:val="Compact"/>
+              <w:jc w:val="left"/>
             </w:pPr>
             <w:r>
               <w:t xml:space="preserve">63</w:t>
@@ -4518,10 +5715,13 @@
       </w:tr>
       <w:tr>
         <w:tc>
-          <w:tcPr/>
-          <w:p>
-            <w:pPr>
-              <w:pStyle w:val="Compact"/>
+          <w:tcPr>
+            <w:tcW w:type="dxa" w:w="2106"/>
+          </w:tcPr>
+          <w:p>
+            <w:pPr>
+              <w:pStyle w:val="Compact"/>
+              <w:jc w:val="left"/>
             </w:pPr>
             <w:r>
               <w:t xml:space="preserve">IQR only</w:t>
@@ -4529,10 +5729,13 @@
           </w:p>
         </w:tc>
         <w:tc>
-          <w:tcPr/>
-          <w:p>
-            <w:pPr>
-              <w:pStyle w:val="Compact"/>
+          <w:tcPr>
+            <w:tcW w:type="dxa" w:w="2106"/>
+          </w:tcPr>
+          <w:p>
+            <w:pPr>
+              <w:pStyle w:val="Compact"/>
+              <w:jc w:val="left"/>
             </w:pPr>
             <w:r>
               <w:t xml:space="preserve">0.6628</w:t>
@@ -4540,10 +5743,13 @@
           </w:p>
         </w:tc>
         <w:tc>
-          <w:tcPr/>
-          <w:p>
-            <w:pPr>
-              <w:pStyle w:val="Compact"/>
+          <w:tcPr>
+            <w:tcW w:type="dxa" w:w="1404"/>
+          </w:tcPr>
+          <w:p>
+            <w:pPr>
+              <w:pStyle w:val="Compact"/>
+              <w:jc w:val="left"/>
             </w:pPr>
             <w:r>
               <w:t xml:space="preserve">0.6162</w:t>
@@ -4551,10 +5757,13 @@
           </w:p>
         </w:tc>
         <w:tc>
-          <w:tcPr/>
-          <w:p>
-            <w:pPr>
-              <w:pStyle w:val="Compact"/>
+          <w:tcPr>
+            <w:tcW w:type="dxa" w:w="1404"/>
+          </w:tcPr>
+          <w:p>
+            <w:pPr>
+              <w:pStyle w:val="Compact"/>
+              <w:jc w:val="left"/>
             </w:pPr>
             <w:r>
               <w:t xml:space="preserve">0.6387</w:t>
@@ -4562,10 +5771,13 @@
           </w:p>
         </w:tc>
         <w:tc>
-          <w:tcPr/>
-          <w:p>
-            <w:pPr>
-              <w:pStyle w:val="Compact"/>
+          <w:tcPr>
+            <w:tcW w:type="dxa" w:w="780"/>
+          </w:tcPr>
+          <w:p>
+            <w:pPr>
+              <w:pStyle w:val="Compact"/>
+              <w:jc w:val="left"/>
             </w:pPr>
             <w:r>
               <w:t xml:space="preserve">570</w:t>
@@ -4573,10 +5785,13 @@
           </w:p>
         </w:tc>
         <w:tc>
-          <w:tcPr/>
-          <w:p>
-            <w:pPr>
-              <w:pStyle w:val="Compact"/>
+          <w:tcPr>
+            <w:tcW w:type="dxa" w:w="780"/>
+          </w:tcPr>
+          <w:p>
+            <w:pPr>
+              <w:pStyle w:val="Compact"/>
+              <w:jc w:val="left"/>
             </w:pPr>
             <w:r>
               <w:t xml:space="preserve">290</w:t>
@@ -4584,10 +5799,13 @@
           </w:p>
         </w:tc>
         <w:tc>
-          <w:tcPr/>
-          <w:p>
-            <w:pPr>
-              <w:pStyle w:val="Compact"/>
+          <w:tcPr>
+            <w:tcW w:type="dxa" w:w="780"/>
+          </w:tcPr>
+          <w:p>
+            <w:pPr>
+              <w:pStyle w:val="Compact"/>
+              <w:jc w:val="left"/>
             </w:pPr>
             <w:r>
               <w:t xml:space="preserve">355</w:t>
@@ -4611,20 +5829,23 @@
         <w:tblLook w:firstRow="1" w:lastRow="0" w:firstColumn="0" w:lastColumn="0" w:noHBand="0" w:noVBand="0" w:val="0020"/>
       </w:tblPr>
       <w:tblGrid>
-        <w:gridCol w:w="1980"/>
-        <w:gridCol w:w="1980"/>
-        <w:gridCol w:w="1980"/>
-        <w:gridCol w:w="1980"/>
+        <w:gridCol w:w="2860"/>
+        <w:gridCol w:w="2080"/>
+        <w:gridCol w:w="2340"/>
+        <w:gridCol w:w="2080"/>
       </w:tblGrid>
       <w:tr>
         <w:trPr>
           <w:tblHeader w:val="on"/>
         </w:trPr>
         <w:tc>
-          <w:tcPr/>
-          <w:p>
-            <w:pPr>
-              <w:pStyle w:val="Compact"/>
+          <w:tcPr>
+            <w:tcW w:type="dxa" w:w="2860"/>
+          </w:tcPr>
+          <w:p>
+            <w:pPr>
+              <w:pStyle w:val="Compact"/>
+              <w:jc w:val="left"/>
             </w:pPr>
             <w:r>
               <w:t xml:space="preserve">Run</w:t>
@@ -4632,10 +5853,13 @@
           </w:p>
         </w:tc>
         <w:tc>
-          <w:tcPr/>
-          <w:p>
-            <w:pPr>
-              <w:pStyle w:val="Compact"/>
+          <w:tcPr>
+            <w:tcW w:type="dxa" w:w="2080"/>
+          </w:tcPr>
+          <w:p>
+            <w:pPr>
+              <w:pStyle w:val="Compact"/>
+              <w:jc w:val="left"/>
             </w:pPr>
             <w:r>
               <w:t xml:space="preserve">Combined P / R</w:t>
@@ -4643,10 +5867,13 @@
           </w:p>
         </w:tc>
         <w:tc>
-          <w:tcPr/>
-          <w:p>
-            <w:pPr>
-              <w:pStyle w:val="Compact"/>
+          <w:tcPr>
+            <w:tcW w:type="dxa" w:w="2340"/>
+          </w:tcPr>
+          <w:p>
+            <w:pPr>
+              <w:pStyle w:val="Compact"/>
+              <w:jc w:val="left"/>
             </w:pPr>
             <w:r>
               <w:t xml:space="preserve">Rules only P / R</w:t>
@@ -4654,10 +5881,13 @@
           </w:p>
         </w:tc>
         <w:tc>
-          <w:tcPr/>
-          <w:p>
-            <w:pPr>
-              <w:pStyle w:val="Compact"/>
+          <w:tcPr>
+            <w:tcW w:type="dxa" w:w="2080"/>
+          </w:tcPr>
+          <w:p>
+            <w:pPr>
+              <w:pStyle w:val="Compact"/>
+              <w:jc w:val="left"/>
             </w:pPr>
             <w:r>
               <w:t xml:space="preserve">IQR only P / R</w:t>
@@ -4667,10 +5897,13 @@
       </w:tr>
       <w:tr>
         <w:tc>
-          <w:tcPr/>
-          <w:p>
-            <w:pPr>
-              <w:pStyle w:val="Compact"/>
+          <w:tcPr>
+            <w:tcW w:type="dxa" w:w="2860"/>
+          </w:tcPr>
+          <w:p>
+            <w:pPr>
+              <w:pStyle w:val="Compact"/>
+              <w:jc w:val="left"/>
             </w:pPr>
             <w:r>
               <w:rPr>
@@ -4681,10 +5914,13 @@
           </w:p>
         </w:tc>
         <w:tc>
-          <w:tcPr/>
-          <w:p>
-            <w:pPr>
-              <w:pStyle w:val="Compact"/>
+          <w:tcPr>
+            <w:tcW w:type="dxa" w:w="2080"/>
+          </w:tcPr>
+          <w:p>
+            <w:pPr>
+              <w:pStyle w:val="Compact"/>
+              <w:jc w:val="left"/>
             </w:pPr>
             <w:r>
               <w:t xml:space="preserve">1.0000 / 1.0000</w:t>
@@ -4692,10 +5928,13 @@
           </w:p>
         </w:tc>
         <w:tc>
-          <w:tcPr/>
-          <w:p>
-            <w:pPr>
-              <w:pStyle w:val="Compact"/>
+          <w:tcPr>
+            <w:tcW w:type="dxa" w:w="2340"/>
+          </w:tcPr>
+          <w:p>
+            <w:pPr>
+              <w:pStyle w:val="Compact"/>
+              <w:jc w:val="left"/>
             </w:pPr>
             <w:r>
               <w:t xml:space="preserve">1.0000 / 1.0000</w:t>
@@ -4703,10 +5942,13 @@
           </w:p>
         </w:tc>
         <w:tc>
-          <w:tcPr/>
-          <w:p>
-            <w:pPr>
-              <w:pStyle w:val="Compact"/>
+          <w:tcPr>
+            <w:tcW w:type="dxa" w:w="2080"/>
+          </w:tcPr>
+          <w:p>
+            <w:pPr>
+              <w:pStyle w:val="Compact"/>
+              <w:jc w:val="left"/>
             </w:pPr>
             <w:r>
               <w:t xml:space="preserve">0.8547 / 1.0000</w:t>
@@ -4716,10 +5958,13 @@
       </w:tr>
       <w:tr>
         <w:tc>
-          <w:tcPr/>
-          <w:p>
-            <w:pPr>
-              <w:pStyle w:val="Compact"/>
+          <w:tcPr>
+            <w:tcW w:type="dxa" w:w="2860"/>
+          </w:tcPr>
+          <w:p>
+            <w:pPr>
+              <w:pStyle w:val="Compact"/>
+              <w:jc w:val="left"/>
             </w:pPr>
             <w:r>
               <w:rPr>
@@ -4730,10 +5975,13 @@
           </w:p>
         </w:tc>
         <w:tc>
-          <w:tcPr/>
-          <w:p>
-            <w:pPr>
-              <w:pStyle w:val="Compact"/>
+          <w:tcPr>
+            <w:tcW w:type="dxa" w:w="2080"/>
+          </w:tcPr>
+          <w:p>
+            <w:pPr>
+              <w:pStyle w:val="Compact"/>
+              <w:jc w:val="left"/>
             </w:pPr>
             <w:r>
               <w:t xml:space="preserve">1.0000 / 1.0000</w:t>
@@ -4741,10 +5989,13 @@
           </w:p>
         </w:tc>
         <w:tc>
-          <w:tcPr/>
-          <w:p>
-            <w:pPr>
-              <w:pStyle w:val="Compact"/>
+          <w:tcPr>
+            <w:tcW w:type="dxa" w:w="2340"/>
+          </w:tcPr>
+          <w:p>
+            <w:pPr>
+              <w:pStyle w:val="Compact"/>
+              <w:jc w:val="left"/>
             </w:pPr>
             <w:r>
               <w:t xml:space="preserve">1.0000 / 1.0000</w:t>
@@ -4752,10 +6003,13 @@
           </w:p>
         </w:tc>
         <w:tc>
-          <w:tcPr/>
-          <w:p>
-            <w:pPr>
-              <w:pStyle w:val="Compact"/>
+          <w:tcPr>
+            <w:tcW w:type="dxa" w:w="2080"/>
+          </w:tcPr>
+          <w:p>
+            <w:pPr>
+              <w:pStyle w:val="Compact"/>
+              <w:jc w:val="left"/>
             </w:pPr>
             <w:r>
               <w:t xml:space="preserve">0.8929 / 1.0000</w:t>
@@ -4765,10 +6019,13 @@
       </w:tr>
       <w:tr>
         <w:tc>
-          <w:tcPr/>
-          <w:p>
-            <w:pPr>
-              <w:pStyle w:val="Compact"/>
+          <w:tcPr>
+            <w:tcW w:type="dxa" w:w="2860"/>
+          </w:tcPr>
+          <w:p>
+            <w:pPr>
+              <w:pStyle w:val="Compact"/>
+              <w:jc w:val="left"/>
             </w:pPr>
             <w:r>
               <w:rPr>
@@ -4779,10 +6036,13 @@
           </w:p>
         </w:tc>
         <w:tc>
-          <w:tcPr/>
-          <w:p>
-            <w:pPr>
-              <w:pStyle w:val="Compact"/>
+          <w:tcPr>
+            <w:tcW w:type="dxa" w:w="2080"/>
+          </w:tcPr>
+          <w:p>
+            <w:pPr>
+              <w:pStyle w:val="Compact"/>
+              <w:jc w:val="left"/>
             </w:pPr>
             <w:r>
               <w:t xml:space="preserve">0.9570 / 0.8900</w:t>
@@ -4790,10 +6050,13 @@
           </w:p>
         </w:tc>
         <w:tc>
-          <w:tcPr/>
-          <w:p>
-            <w:pPr>
-              <w:pStyle w:val="Compact"/>
+          <w:tcPr>
+            <w:tcW w:type="dxa" w:w="2340"/>
+          </w:tcPr>
+          <w:p>
+            <w:pPr>
+              <w:pStyle w:val="Compact"/>
+              <w:jc w:val="left"/>
             </w:pPr>
             <w:r>
               <w:t xml:space="preserve">0.9884 / 0.8500</w:t>
@@ -4801,10 +6064,13 @@
           </w:p>
         </w:tc>
         <w:tc>
-          <w:tcPr/>
-          <w:p>
-            <w:pPr>
-              <w:pStyle w:val="Compact"/>
+          <w:tcPr>
+            <w:tcW w:type="dxa" w:w="2080"/>
+          </w:tcPr>
+          <w:p>
+            <w:pPr>
+              <w:pStyle w:val="Compact"/>
+              <w:jc w:val="left"/>
             </w:pPr>
             <w:r>
               <w:t xml:space="preserve">0.3784 / 0.2800</w:t>
@@ -4814,10 +6080,13 @@
       </w:tr>
       <w:tr>
         <w:tc>
-          <w:tcPr/>
-          <w:p>
-            <w:pPr>
-              <w:pStyle w:val="Compact"/>
+          <w:tcPr>
+            <w:tcW w:type="dxa" w:w="2860"/>
+          </w:tcPr>
+          <w:p>
+            <w:pPr>
+              <w:pStyle w:val="Compact"/>
+              <w:jc w:val="left"/>
             </w:pPr>
             <w:r>
               <w:rPr>
@@ -4828,10 +6097,13 @@
           </w:p>
         </w:tc>
         <w:tc>
-          <w:tcPr/>
-          <w:p>
-            <w:pPr>
-              <w:pStyle w:val="Compact"/>
+          <w:tcPr>
+            <w:tcW w:type="dxa" w:w="2080"/>
+          </w:tcPr>
+          <w:p>
+            <w:pPr>
+              <w:pStyle w:val="Compact"/>
+              <w:jc w:val="left"/>
             </w:pPr>
             <w:r>
               <w:t xml:space="preserve">0.9770 / 0.8500</w:t>
@@ -4839,10 +6111,13 @@
           </w:p>
         </w:tc>
         <w:tc>
-          <w:tcPr/>
-          <w:p>
-            <w:pPr>
-              <w:pStyle w:val="Compact"/>
+          <w:tcPr>
+            <w:tcW w:type="dxa" w:w="2340"/>
+          </w:tcPr>
+          <w:p>
+            <w:pPr>
+              <w:pStyle w:val="Compact"/>
+              <w:jc w:val="left"/>
             </w:pPr>
             <w:r>
               <w:t xml:space="preserve">1.0000 / 0.8100</w:t>
@@ -4850,10 +6125,13 @@
           </w:p>
         </w:tc>
         <w:tc>
-          <w:tcPr/>
-          <w:p>
-            <w:pPr>
-              <w:pStyle w:val="Compact"/>
+          <w:tcPr>
+            <w:tcW w:type="dxa" w:w="2080"/>
+          </w:tcPr>
+          <w:p>
+            <w:pPr>
+              <w:pStyle w:val="Compact"/>
+              <w:jc w:val="left"/>
             </w:pPr>
             <w:r>
               <w:t xml:space="preserve">0.3158 / 0.2400</w:t>
@@ -4863,10 +6141,13 @@
       </w:tr>
       <w:tr>
         <w:tc>
-          <w:tcPr/>
-          <w:p>
-            <w:pPr>
-              <w:pStyle w:val="Compact"/>
+          <w:tcPr>
+            <w:tcW w:type="dxa" w:w="2860"/>
+          </w:tcPr>
+          <w:p>
+            <w:pPr>
+              <w:pStyle w:val="Compact"/>
+              <w:jc w:val="left"/>
             </w:pPr>
             <w:r>
               <w:rPr>
@@ -4877,10 +6158,13 @@
           </w:p>
         </w:tc>
         <w:tc>
-          <w:tcPr/>
-          <w:p>
-            <w:pPr>
-              <w:pStyle w:val="Compact"/>
+          <w:tcPr>
+            <w:tcW w:type="dxa" w:w="2080"/>
+          </w:tcPr>
+          <w:p>
+            <w:pPr>
+              <w:pStyle w:val="Compact"/>
+              <w:jc w:val="left"/>
             </w:pPr>
             <w:r>
               <w:t xml:space="preserve">1.0000 / 0.8400</w:t>
@@ -4888,10 +6172,13 @@
           </w:p>
         </w:tc>
         <w:tc>
-          <w:tcPr/>
-          <w:p>
-            <w:pPr>
-              <w:pStyle w:val="Compact"/>
+          <w:tcPr>
+            <w:tcW w:type="dxa" w:w="2340"/>
+          </w:tcPr>
+          <w:p>
+            <w:pPr>
+              <w:pStyle w:val="Compact"/>
+              <w:jc w:val="left"/>
             </w:pPr>
             <w:r>
               <w:t xml:space="preserve">1.0000 / 0.8300</w:t>
@@ -4899,10 +6186,13 @@
           </w:p>
         </w:tc>
         <w:tc>
-          <w:tcPr/>
-          <w:p>
-            <w:pPr>
-              <w:pStyle w:val="Compact"/>
+          <w:tcPr>
+            <w:tcW w:type="dxa" w:w="2080"/>
+          </w:tcPr>
+          <w:p>
+            <w:pPr>
+              <w:pStyle w:val="Compact"/>
+              <w:jc w:val="left"/>
             </w:pPr>
             <w:r>
               <w:t xml:space="preserve">0.3167 / 0.1900</w:t>
@@ -4912,10 +6202,13 @@
       </w:tr>
       <w:tr>
         <w:tc>
-          <w:tcPr/>
-          <w:p>
-            <w:pPr>
-              <w:pStyle w:val="Compact"/>
+          <w:tcPr>
+            <w:tcW w:type="dxa" w:w="2860"/>
+          </w:tcPr>
+          <w:p>
+            <w:pPr>
+              <w:pStyle w:val="Compact"/>
+              <w:jc w:val="left"/>
             </w:pPr>
             <w:r>
               <w:rPr>
@@ -4926,10 +6219,13 @@
           </w:p>
         </w:tc>
         <w:tc>
-          <w:tcPr/>
-          <w:p>
-            <w:pPr>
-              <w:pStyle w:val="Compact"/>
+          <w:tcPr>
+            <w:tcW w:type="dxa" w:w="2080"/>
+          </w:tcPr>
+          <w:p>
+            <w:pPr>
+              <w:pStyle w:val="Compact"/>
+              <w:jc w:val="left"/>
             </w:pPr>
             <w:r>
               <w:t xml:space="preserve">1.0000 / 0.8800</w:t>
@@ -4937,10 +6233,13 @@
           </w:p>
         </w:tc>
         <w:tc>
-          <w:tcPr/>
-          <w:p>
-            <w:pPr>
-              <w:pStyle w:val="Compact"/>
+          <w:tcPr>
+            <w:tcW w:type="dxa" w:w="2340"/>
+          </w:tcPr>
+          <w:p>
+            <w:pPr>
+              <w:pStyle w:val="Compact"/>
+              <w:jc w:val="left"/>
             </w:pPr>
             <w:r>
               <w:t xml:space="preserve">1.0000 / 0.8800</w:t>
@@ -4948,10 +6247,13 @@
           </w:p>
         </w:tc>
         <w:tc>
-          <w:tcPr/>
-          <w:p>
-            <w:pPr>
-              <w:pStyle w:val="Compact"/>
+          <w:tcPr>
+            <w:tcW w:type="dxa" w:w="2080"/>
+          </w:tcPr>
+          <w:p>
+            <w:pPr>
+              <w:pStyle w:val="Compact"/>
+              <w:jc w:val="left"/>
             </w:pPr>
             <w:r>
               <w:t xml:space="preserve">0.3200 / 0.2400</w:t>
@@ -4961,10 +6263,13 @@
       </w:tr>
       <w:tr>
         <w:tc>
-          <w:tcPr/>
-          <w:p>
-            <w:pPr>
-              <w:pStyle w:val="Compact"/>
+          <w:tcPr>
+            <w:tcW w:type="dxa" w:w="2860"/>
+          </w:tcPr>
+          <w:p>
+            <w:pPr>
+              <w:pStyle w:val="Compact"/>
+              <w:jc w:val="left"/>
             </w:pPr>
             <w:r>
               <w:rPr>
@@ -4975,10 +6280,13 @@
           </w:p>
         </w:tc>
         <w:tc>
-          <w:tcPr/>
-          <w:p>
-            <w:pPr>
-              <w:pStyle w:val="Compact"/>
+          <w:tcPr>
+            <w:tcW w:type="dxa" w:w="2080"/>
+          </w:tcPr>
+          <w:p>
+            <w:pPr>
+              <w:pStyle w:val="Compact"/>
+              <w:jc w:val="left"/>
             </w:pPr>
             <w:r>
               <w:t xml:space="preserve">0.9615 / 1.0000</w:t>
@@ -4986,10 +6294,13 @@
           </w:p>
         </w:tc>
         <w:tc>
-          <w:tcPr/>
-          <w:p>
-            <w:pPr>
-              <w:pStyle w:val="Compact"/>
+          <w:tcPr>
+            <w:tcW w:type="dxa" w:w="2340"/>
+          </w:tcPr>
+          <w:p>
+            <w:pPr>
+              <w:pStyle w:val="Compact"/>
+              <w:jc w:val="left"/>
             </w:pPr>
             <w:r>
               <w:t xml:space="preserve">1.0000 / 1.0000</w:t>
@@ -4997,10 +6308,13 @@
           </w:p>
         </w:tc>
         <w:tc>
-          <w:tcPr/>
-          <w:p>
-            <w:pPr>
-              <w:pStyle w:val="Compact"/>
+          <w:tcPr>
+            <w:tcW w:type="dxa" w:w="2080"/>
+          </w:tcPr>
+          <w:p>
+            <w:pPr>
+              <w:pStyle w:val="Compact"/>
+              <w:jc w:val="left"/>
             </w:pPr>
             <w:r>
               <w:t xml:space="preserve">0.4717 / 1.0000</w:t>
@@ -5010,10 +6324,13 @@
       </w:tr>
       <w:tr>
         <w:tc>
-          <w:tcPr/>
-          <w:p>
-            <w:pPr>
-              <w:pStyle w:val="Compact"/>
+          <w:tcPr>
+            <w:tcW w:type="dxa" w:w="2860"/>
+          </w:tcPr>
+          <w:p>
+            <w:pPr>
+              <w:pStyle w:val="Compact"/>
+              <w:jc w:val="left"/>
             </w:pPr>
             <w:r>
               <w:rPr>
@@ -5024,10 +6341,13 @@
           </w:p>
         </w:tc>
         <w:tc>
-          <w:tcPr/>
-          <w:p>
-            <w:pPr>
-              <w:pStyle w:val="Compact"/>
+          <w:tcPr>
+            <w:tcW w:type="dxa" w:w="2080"/>
+          </w:tcPr>
+          <w:p>
+            <w:pPr>
+              <w:pStyle w:val="Compact"/>
+              <w:jc w:val="left"/>
             </w:pPr>
             <w:r>
               <w:t xml:space="preserve">1.0000 / 1.0000</w:t>
@@ -5035,10 +6355,13 @@
           </w:p>
         </w:tc>
         <w:tc>
-          <w:tcPr/>
-          <w:p>
-            <w:pPr>
-              <w:pStyle w:val="Compact"/>
+          <w:tcPr>
+            <w:tcW w:type="dxa" w:w="2340"/>
+          </w:tcPr>
+          <w:p>
+            <w:pPr>
+              <w:pStyle w:val="Compact"/>
+              <w:jc w:val="left"/>
             </w:pPr>
             <w:r>
               <w:t xml:space="preserve">1.0000 / 1.0000</w:t>
@@ -5046,10 +6369,13 @@
           </w:p>
         </w:tc>
         <w:tc>
-          <w:tcPr/>
-          <w:p>
-            <w:pPr>
-              <w:pStyle w:val="Compact"/>
+          <w:tcPr>
+            <w:tcW w:type="dxa" w:w="2080"/>
+          </w:tcPr>
+          <w:p>
+            <w:pPr>
+              <w:pStyle w:val="Compact"/>
+              <w:jc w:val="left"/>
             </w:pPr>
             <w:r>
               <w:t xml:space="preserve">0.6667 / 1.0000</w:t>
@@ -5059,10 +6385,13 @@
       </w:tr>
       <w:tr>
         <w:tc>
-          <w:tcPr/>
-          <w:p>
-            <w:pPr>
-              <w:pStyle w:val="Compact"/>
+          <w:tcPr>
+            <w:tcW w:type="dxa" w:w="2860"/>
+          </w:tcPr>
+          <w:p>
+            <w:pPr>
+              <w:pStyle w:val="Compact"/>
+              <w:jc w:val="left"/>
             </w:pPr>
             <w:r>
               <w:rPr>
@@ -5073,10 +6402,13 @@
           </w:p>
         </w:tc>
         <w:tc>
-          <w:tcPr/>
-          <w:p>
-            <w:pPr>
-              <w:pStyle w:val="Compact"/>
+          <w:tcPr>
+            <w:tcW w:type="dxa" w:w="2080"/>
+          </w:tcPr>
+          <w:p>
+            <w:pPr>
+              <w:pStyle w:val="Compact"/>
+              <w:jc w:val="left"/>
             </w:pPr>
             <w:r>
               <w:t xml:space="preserve">1.0000 / 1.0000</w:t>
@@ -5084,10 +6416,13 @@
           </w:p>
         </w:tc>
         <w:tc>
-          <w:tcPr/>
-          <w:p>
-            <w:pPr>
-              <w:pStyle w:val="Compact"/>
+          <w:tcPr>
+            <w:tcW w:type="dxa" w:w="2340"/>
+          </w:tcPr>
+          <w:p>
+            <w:pPr>
+              <w:pStyle w:val="Compact"/>
+              <w:jc w:val="left"/>
             </w:pPr>
             <w:r>
               <w:t xml:space="preserve">1.0000 / 1.0000</w:t>
@@ -5095,10 +6430,13 @@
           </w:p>
         </w:tc>
         <w:tc>
-          <w:tcPr/>
-          <w:p>
-            <w:pPr>
-              <w:pStyle w:val="Compact"/>
+          <w:tcPr>
+            <w:tcW w:type="dxa" w:w="2080"/>
+          </w:tcPr>
+          <w:p>
+            <w:pPr>
+              <w:pStyle w:val="Compact"/>
+              <w:jc w:val="left"/>
             </w:pPr>
             <w:r>
               <w:t xml:space="preserve">0.9174 / 1.0000</w:t>
@@ -5108,10 +6446,13 @@
       </w:tr>
       <w:tr>
         <w:tc>
-          <w:tcPr/>
-          <w:p>
-            <w:pPr>
-              <w:pStyle w:val="Compact"/>
+          <w:tcPr>
+            <w:tcW w:type="dxa" w:w="2860"/>
+          </w:tcPr>
+          <w:p>
+            <w:pPr>
+              <w:pStyle w:val="Compact"/>
+              <w:jc w:val="left"/>
             </w:pPr>
             <w:r>
               <w:rPr>
@@ -5122,10 +6463,13 @@
           </w:p>
         </w:tc>
         <w:tc>
-          <w:tcPr/>
-          <w:p>
-            <w:pPr>
-              <w:pStyle w:val="Compact"/>
+          <w:tcPr>
+            <w:tcW w:type="dxa" w:w="2080"/>
+          </w:tcPr>
+          <w:p>
+            <w:pPr>
+              <w:pStyle w:val="Compact"/>
+              <w:jc w:val="left"/>
             </w:pPr>
             <w:r>
               <w:t xml:space="preserve">1.0000 / 1.0000</w:t>
@@ -5133,10 +6477,13 @@
           </w:p>
         </w:tc>
         <w:tc>
-          <w:tcPr/>
-          <w:p>
-            <w:pPr>
-              <w:pStyle w:val="Compact"/>
+          <w:tcPr>
+            <w:tcW w:type="dxa" w:w="2340"/>
+          </w:tcPr>
+          <w:p>
+            <w:pPr>
+              <w:pStyle w:val="Compact"/>
+              <w:jc w:val="left"/>
             </w:pPr>
             <w:r>
               <w:t xml:space="preserve">1.0000 / 1.0000</w:t>
@@ -5144,10 +6491,13 @@
           </w:p>
         </w:tc>
         <w:tc>
-          <w:tcPr/>
-          <w:p>
-            <w:pPr>
-              <w:pStyle w:val="Compact"/>
+          <w:tcPr>
+            <w:tcW w:type="dxa" w:w="2080"/>
+          </w:tcPr>
+          <w:p>
+            <w:pPr>
+              <w:pStyle w:val="Compact"/>
+              <w:jc w:val="left"/>
             </w:pPr>
             <w:r>
               <w:t xml:space="preserve">0.9174 / 0.6667</w:t>
@@ -5659,20 +7009,23 @@
         <w:tblLook w:firstRow="1" w:lastRow="0" w:firstColumn="0" w:lastColumn="0" w:noHBand="0" w:noVBand="0" w:val="0020"/>
       </w:tblPr>
       <w:tblGrid>
-        <w:gridCol w:w="1980"/>
-        <w:gridCol w:w="1980"/>
-        <w:gridCol w:w="1980"/>
-        <w:gridCol w:w="1980"/>
+        <w:gridCol w:w="4320"/>
+        <w:gridCol w:w="2160"/>
+        <w:gridCol w:w="1440"/>
+        <w:gridCol w:w="1440"/>
       </w:tblGrid>
       <w:tr>
         <w:trPr>
           <w:tblHeader w:val="on"/>
         </w:trPr>
         <w:tc>
-          <w:tcPr/>
-          <w:p>
-            <w:pPr>
-              <w:pStyle w:val="Compact"/>
+          <w:tcPr>
+            <w:tcW w:type="dxa" w:w="4320"/>
+          </w:tcPr>
+          <w:p>
+            <w:pPr>
+              <w:pStyle w:val="Compact"/>
+              <w:jc w:val="left"/>
             </w:pPr>
             <w:r>
               <w:t xml:space="preserve">Anomaly prevalence</w:t>
@@ -5680,10 +7033,13 @@
           </w:p>
         </w:tc>
         <w:tc>
-          <w:tcPr/>
-          <w:p>
-            <w:pPr>
-              <w:pStyle w:val="Compact"/>
+          <w:tcPr>
+            <w:tcW w:type="dxa" w:w="2160"/>
+          </w:tcPr>
+          <w:p>
+            <w:pPr>
+              <w:pStyle w:val="Compact"/>
+              <w:jc w:val="left"/>
             </w:pPr>
             <w:r>
               <w:t xml:space="preserve">Precision</w:t>
@@ -5691,10 +7047,13 @@
           </w:p>
         </w:tc>
         <w:tc>
-          <w:tcPr/>
-          <w:p>
-            <w:pPr>
-              <w:pStyle w:val="Compact"/>
+          <w:tcPr>
+            <w:tcW w:type="dxa" w:w="1440"/>
+          </w:tcPr>
+          <w:p>
+            <w:pPr>
+              <w:pStyle w:val="Compact"/>
+              <w:jc w:val="left"/>
             </w:pPr>
             <w:r>
               <w:t xml:space="preserve">Recall</w:t>
@@ -5702,10 +7061,13 @@
           </w:p>
         </w:tc>
         <w:tc>
-          <w:tcPr/>
-          <w:p>
-            <w:pPr>
-              <w:pStyle w:val="Compact"/>
+          <w:tcPr>
+            <w:tcW w:type="dxa" w:w="1440"/>
+          </w:tcPr>
+          <w:p>
+            <w:pPr>
+              <w:pStyle w:val="Compact"/>
+              <w:jc w:val="left"/>
             </w:pPr>
             <w:r>
               <w:t xml:space="preserve">F1</w:t>
@@ -5715,10 +7077,13 @@
       </w:tr>
       <w:tr>
         <w:tc>
-          <w:tcPr/>
-          <w:p>
-            <w:pPr>
-              <w:pStyle w:val="Compact"/>
+          <w:tcPr>
+            <w:tcW w:type="dxa" w:w="4320"/>
+          </w:tcPr>
+          <w:p>
+            <w:pPr>
+              <w:pStyle w:val="Compact"/>
+              <w:jc w:val="left"/>
             </w:pPr>
             <w:r>
               <w:t xml:space="preserve">5 percent</w:t>
@@ -5726,10 +7091,13 @@
           </w:p>
         </w:tc>
         <w:tc>
-          <w:tcPr/>
-          <w:p>
-            <w:pPr>
-              <w:pStyle w:val="Compact"/>
+          <w:tcPr>
+            <w:tcW w:type="dxa" w:w="2160"/>
+          </w:tcPr>
+          <w:p>
+            <w:pPr>
+              <w:pStyle w:val="Compact"/>
+              <w:jc w:val="left"/>
             </w:pPr>
             <w:r>
               <w:t xml:space="preserve">0.9615</w:t>
@@ -5737,10 +7105,13 @@
           </w:p>
         </w:tc>
         <w:tc>
-          <w:tcPr/>
-          <w:p>
-            <w:pPr>
-              <w:pStyle w:val="Compact"/>
+          <w:tcPr>
+            <w:tcW w:type="dxa" w:w="1440"/>
+          </w:tcPr>
+          <w:p>
+            <w:pPr>
+              <w:pStyle w:val="Compact"/>
+              <w:jc w:val="left"/>
             </w:pPr>
             <w:r>
               <w:t xml:space="preserve">1.0000</w:t>
@@ -5748,10 +7119,13 @@
           </w:p>
         </w:tc>
         <w:tc>
-          <w:tcPr/>
-          <w:p>
-            <w:pPr>
-              <w:pStyle w:val="Compact"/>
+          <w:tcPr>
+            <w:tcW w:type="dxa" w:w="1440"/>
+          </w:tcPr>
+          <w:p>
+            <w:pPr>
+              <w:pStyle w:val="Compact"/>
+              <w:jc w:val="left"/>
             </w:pPr>
             <w:r>
               <w:t xml:space="preserve">0.9804</w:t>
@@ -5761,10 +7135,13 @@
       </w:tr>
       <w:tr>
         <w:tc>
-          <w:tcPr/>
-          <w:p>
-            <w:pPr>
-              <w:pStyle w:val="Compact"/>
+          <w:tcPr>
+            <w:tcW w:type="dxa" w:w="4320"/>
+          </w:tcPr>
+          <w:p>
+            <w:pPr>
+              <w:pStyle w:val="Compact"/>
+              <w:jc w:val="left"/>
             </w:pPr>
             <w:r>
               <w:t xml:space="preserve">10 percent</w:t>
@@ -5772,10 +7149,13 @@
           </w:p>
         </w:tc>
         <w:tc>
-          <w:tcPr/>
-          <w:p>
-            <w:pPr>
-              <w:pStyle w:val="Compact"/>
+          <w:tcPr>
+            <w:tcW w:type="dxa" w:w="2160"/>
+          </w:tcPr>
+          <w:p>
+            <w:pPr>
+              <w:pStyle w:val="Compact"/>
+              <w:jc w:val="left"/>
             </w:pPr>
             <w:r>
               <w:t xml:space="preserve">1.0000</w:t>
@@ -5783,10 +7163,13 @@
           </w:p>
         </w:tc>
         <w:tc>
-          <w:tcPr/>
-          <w:p>
-            <w:pPr>
-              <w:pStyle w:val="Compact"/>
+          <w:tcPr>
+            <w:tcW w:type="dxa" w:w="1440"/>
+          </w:tcPr>
+          <w:p>
+            <w:pPr>
+              <w:pStyle w:val="Compact"/>
+              <w:jc w:val="left"/>
             </w:pPr>
             <w:r>
               <w:t xml:space="preserve">1.0000</w:t>
@@ -5794,10 +7177,13 @@
           </w:p>
         </w:tc>
         <w:tc>
-          <w:tcPr/>
-          <w:p>
-            <w:pPr>
-              <w:pStyle w:val="Compact"/>
+          <w:tcPr>
+            <w:tcW w:type="dxa" w:w="1440"/>
+          </w:tcPr>
+          <w:p>
+            <w:pPr>
+              <w:pStyle w:val="Compact"/>
+              <w:jc w:val="left"/>
             </w:pPr>
             <w:r>
               <w:t xml:space="preserve">1.0000</w:t>
@@ -5807,10 +7193,13 @@
       </w:tr>
       <w:tr>
         <w:tc>
-          <w:tcPr/>
-          <w:p>
-            <w:pPr>
-              <w:pStyle w:val="Compact"/>
+          <w:tcPr>
+            <w:tcW w:type="dxa" w:w="4320"/>
+          </w:tcPr>
+          <w:p>
+            <w:pPr>
+              <w:pStyle w:val="Compact"/>
+              <w:jc w:val="left"/>
             </w:pPr>
             <w:r>
               <w:t xml:space="preserve">20 percent</w:t>
@@ -5818,10 +7207,13 @@
           </w:p>
         </w:tc>
         <w:tc>
-          <w:tcPr/>
-          <w:p>
-            <w:pPr>
-              <w:pStyle w:val="Compact"/>
+          <w:tcPr>
+            <w:tcW w:type="dxa" w:w="2160"/>
+          </w:tcPr>
+          <w:p>
+            <w:pPr>
+              <w:pStyle w:val="Compact"/>
+              <w:jc w:val="left"/>
             </w:pPr>
             <w:r>
               <w:t xml:space="preserve">1.0000</w:t>
@@ -5829,10 +7221,13 @@
           </w:p>
         </w:tc>
         <w:tc>
-          <w:tcPr/>
-          <w:p>
-            <w:pPr>
-              <w:pStyle w:val="Compact"/>
+          <w:tcPr>
+            <w:tcW w:type="dxa" w:w="1440"/>
+          </w:tcPr>
+          <w:p>
+            <w:pPr>
+              <w:pStyle w:val="Compact"/>
+              <w:jc w:val="left"/>
             </w:pPr>
             <w:r>
               <w:t xml:space="preserve">1.0000</w:t>
@@ -5840,10 +7235,13 @@
           </w:p>
         </w:tc>
         <w:tc>
-          <w:tcPr/>
-          <w:p>
-            <w:pPr>
-              <w:pStyle w:val="Compact"/>
+          <w:tcPr>
+            <w:tcW w:type="dxa" w:w="1440"/>
+          </w:tcPr>
+          <w:p>
+            <w:pPr>
+              <w:pStyle w:val="Compact"/>
+              <w:jc w:val="left"/>
             </w:pPr>
             <w:r>
               <w:t xml:space="preserve">1.0000</w:t>
@@ -5853,10 +7251,13 @@
       </w:tr>
       <w:tr>
         <w:tc>
-          <w:tcPr/>
-          <w:p>
-            <w:pPr>
-              <w:pStyle w:val="Compact"/>
+          <w:tcPr>
+            <w:tcW w:type="dxa" w:w="4320"/>
+          </w:tcPr>
+          <w:p>
+            <w:pPr>
+              <w:pStyle w:val="Compact"/>
+              <w:jc w:val="left"/>
             </w:pPr>
             <w:r>
               <w:t xml:space="preserve">30 percent</w:t>
@@ -5864,10 +7265,13 @@
           </w:p>
         </w:tc>
         <w:tc>
-          <w:tcPr/>
-          <w:p>
-            <w:pPr>
-              <w:pStyle w:val="Compact"/>
+          <w:tcPr>
+            <w:tcW w:type="dxa" w:w="2160"/>
+          </w:tcPr>
+          <w:p>
+            <w:pPr>
+              <w:pStyle w:val="Compact"/>
+              <w:jc w:val="left"/>
             </w:pPr>
             <w:r>
               <w:t xml:space="preserve">1.0000</w:t>
@@ -5875,10 +7279,13 @@
           </w:p>
         </w:tc>
         <w:tc>
-          <w:tcPr/>
-          <w:p>
-            <w:pPr>
-              <w:pStyle w:val="Compact"/>
+          <w:tcPr>
+            <w:tcW w:type="dxa" w:w="1440"/>
+          </w:tcPr>
+          <w:p>
+            <w:pPr>
+              <w:pStyle w:val="Compact"/>
+              <w:jc w:val="left"/>
             </w:pPr>
             <w:r>
               <w:t xml:space="preserve">1.0000</w:t>
@@ -5886,10 +7293,13 @@
           </w:p>
         </w:tc>
         <w:tc>
-          <w:tcPr/>
-          <w:p>
-            <w:pPr>
-              <w:pStyle w:val="Compact"/>
+          <w:tcPr>
+            <w:tcW w:type="dxa" w:w="1440"/>
+          </w:tcPr>
+          <w:p>
+            <w:pPr>
+              <w:pStyle w:val="Compact"/>
+              <w:jc w:val="left"/>
             </w:pPr>
             <w:r>
               <w:t xml:space="preserve">1.0000</w:t>
@@ -5987,20 +7397,23 @@
         <w:tblLook w:firstRow="1" w:lastRow="0" w:firstColumn="0" w:lastColumn="0" w:noHBand="0" w:noVBand="0" w:val="0020"/>
       </w:tblPr>
       <w:tblGrid>
-        <w:gridCol w:w="1980"/>
-        <w:gridCol w:w="1980"/>
-        <w:gridCol w:w="1980"/>
-        <w:gridCol w:w="1980"/>
+        <w:gridCol w:w="4320"/>
+        <w:gridCol w:w="2160"/>
+        <w:gridCol w:w="1440"/>
+        <w:gridCol w:w="1440"/>
       </w:tblGrid>
       <w:tr>
         <w:trPr>
           <w:tblHeader w:val="on"/>
         </w:trPr>
         <w:tc>
-          <w:tcPr/>
-          <w:p>
-            <w:pPr>
-              <w:pStyle w:val="Compact"/>
+          <w:tcPr>
+            <w:tcW w:type="dxa" w:w="4320"/>
+          </w:tcPr>
+          <w:p>
+            <w:pPr>
+              <w:pStyle w:val="Compact"/>
+              <w:jc w:val="left"/>
             </w:pPr>
             <w:r>
               <w:t xml:space="preserve">Dataset</w:t>
@@ -6008,10 +7421,13 @@
           </w:p>
         </w:tc>
         <w:tc>
-          <w:tcPr/>
-          <w:p>
-            <w:pPr>
-              <w:pStyle w:val="Compact"/>
+          <w:tcPr>
+            <w:tcW w:type="dxa" w:w="2160"/>
+          </w:tcPr>
+          <w:p>
+            <w:pPr>
+              <w:pStyle w:val="Compact"/>
+              <w:jc w:val="left"/>
             </w:pPr>
             <w:r>
               <w:t xml:space="preserve">Precision</w:t>
@@ -6019,10 +7435,13 @@
           </w:p>
         </w:tc>
         <w:tc>
-          <w:tcPr/>
-          <w:p>
-            <w:pPr>
-              <w:pStyle w:val="Compact"/>
+          <w:tcPr>
+            <w:tcW w:type="dxa" w:w="1440"/>
+          </w:tcPr>
+          <w:p>
+            <w:pPr>
+              <w:pStyle w:val="Compact"/>
+              <w:jc w:val="left"/>
             </w:pPr>
             <w:r>
               <w:t xml:space="preserve">Recall</w:t>
@@ -6030,10 +7449,13 @@
           </w:p>
         </w:tc>
         <w:tc>
-          <w:tcPr/>
-          <w:p>
-            <w:pPr>
-              <w:pStyle w:val="Compact"/>
+          <w:tcPr>
+            <w:tcW w:type="dxa" w:w="1440"/>
+          </w:tcPr>
+          <w:p>
+            <w:pPr>
+              <w:pStyle w:val="Compact"/>
+              <w:jc w:val="left"/>
             </w:pPr>
             <w:r>
               <w:t xml:space="preserve">F1</w:t>
@@ -6043,10 +7465,13 @@
       </w:tr>
       <w:tr>
         <w:tc>
-          <w:tcPr/>
-          <w:p>
-            <w:pPr>
-              <w:pStyle w:val="Compact"/>
+          <w:tcPr>
+            <w:tcW w:type="dxa" w:w="4320"/>
+          </w:tcPr>
+          <w:p>
+            <w:pPr>
+              <w:pStyle w:val="Compact"/>
+              <w:jc w:val="left"/>
             </w:pPr>
             <w:r>
               <w:t xml:space="preserve">Seed 7, SurveyCTO</w:t>
@@ -6054,10 +7479,13 @@
           </w:p>
         </w:tc>
         <w:tc>
-          <w:tcPr/>
-          <w:p>
-            <w:pPr>
-              <w:pStyle w:val="Compact"/>
+          <w:tcPr>
+            <w:tcW w:type="dxa" w:w="2160"/>
+          </w:tcPr>
+          <w:p>
+            <w:pPr>
+              <w:pStyle w:val="Compact"/>
+              <w:jc w:val="left"/>
             </w:pPr>
             <w:r>
               <w:t xml:space="preserve">0.9770</w:t>
@@ -6065,10 +7493,13 @@
           </w:p>
         </w:tc>
         <w:tc>
-          <w:tcPr/>
-          <w:p>
-            <w:pPr>
-              <w:pStyle w:val="Compact"/>
+          <w:tcPr>
+            <w:tcW w:type="dxa" w:w="1440"/>
+          </w:tcPr>
+          <w:p>
+            <w:pPr>
+              <w:pStyle w:val="Compact"/>
+              <w:jc w:val="left"/>
             </w:pPr>
             <w:r>
               <w:t xml:space="preserve">0.8500</w:t>
@@ -6076,10 +7507,13 @@
           </w:p>
         </w:tc>
         <w:tc>
-          <w:tcPr/>
-          <w:p>
-            <w:pPr>
-              <w:pStyle w:val="Compact"/>
+          <w:tcPr>
+            <w:tcW w:type="dxa" w:w="1440"/>
+          </w:tcPr>
+          <w:p>
+            <w:pPr>
+              <w:pStyle w:val="Compact"/>
+              <w:jc w:val="left"/>
             </w:pPr>
             <w:r>
               <w:t xml:space="preserve">0.9091</w:t>
@@ -6089,10 +7523,13 @@
       </w:tr>
       <w:tr>
         <w:tc>
-          <w:tcPr/>
-          <w:p>
-            <w:pPr>
-              <w:pStyle w:val="Compact"/>
+          <w:tcPr>
+            <w:tcW w:type="dxa" w:w="4320"/>
+          </w:tcPr>
+          <w:p>
+            <w:pPr>
+              <w:pStyle w:val="Compact"/>
+              <w:jc w:val="left"/>
             </w:pPr>
             <w:r>
               <w:t xml:space="preserve">Seed 7, ODK</w:t>
@@ -6100,10 +7537,13 @@
           </w:p>
         </w:tc>
         <w:tc>
-          <w:tcPr/>
-          <w:p>
-            <w:pPr>
-              <w:pStyle w:val="Compact"/>
+          <w:tcPr>
+            <w:tcW w:type="dxa" w:w="2160"/>
+          </w:tcPr>
+          <w:p>
+            <w:pPr>
+              <w:pStyle w:val="Compact"/>
+              <w:jc w:val="left"/>
             </w:pPr>
             <w:r>
               <w:t xml:space="preserve">0.9570</w:t>
@@ -6111,10 +7551,13 @@
           </w:p>
         </w:tc>
         <w:tc>
-          <w:tcPr/>
-          <w:p>
-            <w:pPr>
-              <w:pStyle w:val="Compact"/>
+          <w:tcPr>
+            <w:tcW w:type="dxa" w:w="1440"/>
+          </w:tcPr>
+          <w:p>
+            <w:pPr>
+              <w:pStyle w:val="Compact"/>
+              <w:jc w:val="left"/>
             </w:pPr>
             <w:r>
               <w:t xml:space="preserve">0.8900</w:t>
@@ -6122,10 +7565,13 @@
           </w:p>
         </w:tc>
         <w:tc>
-          <w:tcPr/>
-          <w:p>
-            <w:pPr>
-              <w:pStyle w:val="Compact"/>
+          <w:tcPr>
+            <w:tcW w:type="dxa" w:w="1440"/>
+          </w:tcPr>
+          <w:p>
+            <w:pPr>
+              <w:pStyle w:val="Compact"/>
+              <w:jc w:val="left"/>
             </w:pPr>
             <w:r>
               <w:t xml:space="preserve">0.9223</w:t>
@@ -6135,10 +7581,13 @@
       </w:tr>
       <w:tr>
         <w:tc>
-          <w:tcPr/>
-          <w:p>
-            <w:pPr>
-              <w:pStyle w:val="Compact"/>
+          <w:tcPr>
+            <w:tcW w:type="dxa" w:w="4320"/>
+          </w:tcPr>
+          <w:p>
+            <w:pPr>
+              <w:pStyle w:val="Compact"/>
+              <w:jc w:val="left"/>
             </w:pPr>
             <w:r>
               <w:t xml:space="preserve">Seed 99, SurveyCTO</w:t>
@@ -6146,10 +7595,13 @@
           </w:p>
         </w:tc>
         <w:tc>
-          <w:tcPr/>
-          <w:p>
-            <w:pPr>
-              <w:pStyle w:val="Compact"/>
+          <w:tcPr>
+            <w:tcW w:type="dxa" w:w="2160"/>
+          </w:tcPr>
+          <w:p>
+            <w:pPr>
+              <w:pStyle w:val="Compact"/>
+              <w:jc w:val="left"/>
             </w:pPr>
             <w:r>
               <w:t xml:space="preserve">1.0000</w:t>
@@ -6157,10 +7609,13 @@
           </w:p>
         </w:tc>
         <w:tc>
-          <w:tcPr/>
-          <w:p>
-            <w:pPr>
-              <w:pStyle w:val="Compact"/>
+          <w:tcPr>
+            <w:tcW w:type="dxa" w:w="1440"/>
+          </w:tcPr>
+          <w:p>
+            <w:pPr>
+              <w:pStyle w:val="Compact"/>
+              <w:jc w:val="left"/>
             </w:pPr>
             <w:r>
               <w:t xml:space="preserve">0.8800</w:t>
@@ -6168,10 +7623,13 @@
           </w:p>
         </w:tc>
         <w:tc>
-          <w:tcPr/>
-          <w:p>
-            <w:pPr>
-              <w:pStyle w:val="Compact"/>
+          <w:tcPr>
+            <w:tcW w:type="dxa" w:w="1440"/>
+          </w:tcPr>
+          <w:p>
+            <w:pPr>
+              <w:pStyle w:val="Compact"/>
+              <w:jc w:val="left"/>
             </w:pPr>
             <w:r>
               <w:t xml:space="preserve">0.9362</w:t>
@@ -6181,10 +7639,13 @@
       </w:tr>
       <w:tr>
         <w:tc>
-          <w:tcPr/>
-          <w:p>
-            <w:pPr>
-              <w:pStyle w:val="Compact"/>
+          <w:tcPr>
+            <w:tcW w:type="dxa" w:w="4320"/>
+          </w:tcPr>
+          <w:p>
+            <w:pPr>
+              <w:pStyle w:val="Compact"/>
+              <w:jc w:val="left"/>
             </w:pPr>
             <w:r>
               <w:t xml:space="preserve">Seed 99, ODK</w:t>
@@ -6192,10 +7653,13 @@
           </w:p>
         </w:tc>
         <w:tc>
-          <w:tcPr/>
-          <w:p>
-            <w:pPr>
-              <w:pStyle w:val="Compact"/>
+          <w:tcPr>
+            <w:tcW w:type="dxa" w:w="2160"/>
+          </w:tcPr>
+          <w:p>
+            <w:pPr>
+              <w:pStyle w:val="Compact"/>
+              <w:jc w:val="left"/>
             </w:pPr>
             <w:r>
               <w:t xml:space="preserve">1.0000</w:t>
@@ -6203,10 +7667,13 @@
           </w:p>
         </w:tc>
         <w:tc>
-          <w:tcPr/>
-          <w:p>
-            <w:pPr>
-              <w:pStyle w:val="Compact"/>
+          <w:tcPr>
+            <w:tcW w:type="dxa" w:w="1440"/>
+          </w:tcPr>
+          <w:p>
+            <w:pPr>
+              <w:pStyle w:val="Compact"/>
+              <w:jc w:val="left"/>
             </w:pPr>
             <w:r>
               <w:t xml:space="preserve">0.8400</w:t>
@@ -6214,10 +7681,13 @@
           </w:p>
         </w:tc>
         <w:tc>
-          <w:tcPr/>
-          <w:p>
-            <w:pPr>
-              <w:pStyle w:val="Compact"/>
+          <w:tcPr>
+            <w:tcW w:type="dxa" w:w="1440"/>
+          </w:tcPr>
+          <w:p>
+            <w:pPr>
+              <w:pStyle w:val="Compact"/>
+              <w:jc w:val="left"/>
             </w:pPr>
             <w:r>
               <w:t xml:space="preserve">0.9130</w:t>
@@ -6273,20 +7743,23 @@
         <w:tblLook w:firstRow="1" w:lastRow="0" w:firstColumn="0" w:lastColumn="0" w:noHBand="0" w:noVBand="0" w:val="0020"/>
       </w:tblPr>
       <w:tblGrid>
-        <w:gridCol w:w="1980"/>
-        <w:gridCol w:w="1980"/>
-        <w:gridCol w:w="1980"/>
-        <w:gridCol w:w="1980"/>
+        <w:gridCol w:w="2855"/>
+        <w:gridCol w:w="2221"/>
+        <w:gridCol w:w="2221"/>
+        <w:gridCol w:w="2062"/>
       </w:tblGrid>
       <w:tr>
         <w:trPr>
           <w:tblHeader w:val="on"/>
         </w:trPr>
         <w:tc>
-          <w:tcPr/>
-          <w:p>
-            <w:pPr>
-              <w:pStyle w:val="Compact"/>
+          <w:tcPr>
+            <w:tcW w:type="dxa" w:w="2855"/>
+          </w:tcPr>
+          <w:p>
+            <w:pPr>
+              <w:pStyle w:val="Compact"/>
+              <w:jc w:val="left"/>
             </w:pPr>
             <w:r>
               <w:t xml:space="preserve">Run</w:t>
@@ -6294,10 +7767,13 @@
           </w:p>
         </w:tc>
         <w:tc>
-          <w:tcPr/>
-          <w:p>
-            <w:pPr>
-              <w:pStyle w:val="Compact"/>
+          <w:tcPr>
+            <w:tcW w:type="dxa" w:w="2221"/>
+          </w:tcPr>
+          <w:p>
+            <w:pPr>
+              <w:pStyle w:val="Compact"/>
+              <w:jc w:val="left"/>
             </w:pPr>
             <w:r>
               <w:t xml:space="preserve">Speeding</w:t>
@@ -6305,10 +7781,13 @@
           </w:p>
         </w:tc>
         <w:tc>
-          <w:tcPr/>
-          <w:p>
-            <w:pPr>
-              <w:pStyle w:val="Compact"/>
+          <w:tcPr>
+            <w:tcW w:type="dxa" w:w="2221"/>
+          </w:tcPr>
+          <w:p>
+            <w:pPr>
+              <w:pStyle w:val="Compact"/>
+              <w:jc w:val="left"/>
             </w:pPr>
             <w:r>
               <w:t xml:space="preserve">Disengaged</w:t>
@@ -6316,10 +7795,13 @@
           </w:p>
         </w:tc>
         <w:tc>
-          <w:tcPr/>
-          <w:p>
-            <w:pPr>
-              <w:pStyle w:val="Compact"/>
+          <w:tcPr>
+            <w:tcW w:type="dxa" w:w="2062"/>
+          </w:tcPr>
+          <w:p>
+            <w:pPr>
+              <w:pStyle w:val="Compact"/>
+              <w:jc w:val="left"/>
             </w:pPr>
             <w:r>
               <w:t xml:space="preserve">Fabricated</w:t>
@@ -6329,10 +7811,13 @@
       </w:tr>
       <w:tr>
         <w:tc>
-          <w:tcPr/>
-          <w:p>
-            <w:pPr>
-              <w:pStyle w:val="Compact"/>
+          <w:tcPr>
+            <w:tcW w:type="dxa" w:w="2855"/>
+          </w:tcPr>
+          <w:p>
+            <w:pPr>
+              <w:pStyle w:val="Compact"/>
+              <w:jc w:val="left"/>
             </w:pPr>
             <w:r>
               <w:t xml:space="preserve">Seed 7, SurveyCTO</w:t>
@@ -6340,10 +7825,13 @@
           </w:p>
         </w:tc>
         <w:tc>
-          <w:tcPr/>
-          <w:p>
-            <w:pPr>
-              <w:pStyle w:val="Compact"/>
+          <w:tcPr>
+            <w:tcW w:type="dxa" w:w="2221"/>
+          </w:tcPr>
+          <w:p>
+            <w:pPr>
+              <w:pStyle w:val="Compact"/>
+              <w:jc w:val="left"/>
             </w:pPr>
             <w:r>
               <w:t xml:space="preserve">33/33</w:t>
@@ -6351,10 +7839,13 @@
           </w:p>
         </w:tc>
         <w:tc>
-          <w:tcPr/>
-          <w:p>
-            <w:pPr>
-              <w:pStyle w:val="Compact"/>
+          <w:tcPr>
+            <w:tcW w:type="dxa" w:w="2221"/>
+          </w:tcPr>
+          <w:p>
+            <w:pPr>
+              <w:pStyle w:val="Compact"/>
+              <w:jc w:val="left"/>
             </w:pPr>
             <w:r>
               <w:t xml:space="preserve">28/34</w:t>
@@ -6362,10 +7853,13 @@
           </w:p>
         </w:tc>
         <w:tc>
-          <w:tcPr/>
-          <w:p>
-            <w:pPr>
-              <w:pStyle w:val="Compact"/>
+          <w:tcPr>
+            <w:tcW w:type="dxa" w:w="2062"/>
+          </w:tcPr>
+          <w:p>
+            <w:pPr>
+              <w:pStyle w:val="Compact"/>
+              <w:jc w:val="left"/>
             </w:pPr>
             <w:r>
               <w:t xml:space="preserve">24/33</w:t>
@@ -6375,10 +7869,13 @@
       </w:tr>
       <w:tr>
         <w:tc>
-          <w:tcPr/>
-          <w:p>
-            <w:pPr>
-              <w:pStyle w:val="Compact"/>
+          <w:tcPr>
+            <w:tcW w:type="dxa" w:w="2855"/>
+          </w:tcPr>
+          <w:p>
+            <w:pPr>
+              <w:pStyle w:val="Compact"/>
+              <w:jc w:val="left"/>
             </w:pPr>
             <w:r>
               <w:t xml:space="preserve">Seed 7, ODK</w:t>
@@ -6386,10 +7883,13 @@
           </w:p>
         </w:tc>
         <w:tc>
-          <w:tcPr/>
-          <w:p>
-            <w:pPr>
-              <w:pStyle w:val="Compact"/>
+          <w:tcPr>
+            <w:tcW w:type="dxa" w:w="2221"/>
+          </w:tcPr>
+          <w:p>
+            <w:pPr>
+              <w:pStyle w:val="Compact"/>
+              <w:jc w:val="left"/>
             </w:pPr>
             <w:r>
               <w:t xml:space="preserve">33/33</w:t>
@@ -6397,10 +7897,13 @@
           </w:p>
         </w:tc>
         <w:tc>
-          <w:tcPr/>
-          <w:p>
-            <w:pPr>
-              <w:pStyle w:val="Compact"/>
+          <w:tcPr>
+            <w:tcW w:type="dxa" w:w="2221"/>
+          </w:tcPr>
+          <w:p>
+            <w:pPr>
+              <w:pStyle w:val="Compact"/>
+              <w:jc w:val="left"/>
             </w:pPr>
             <w:r>
               <w:t xml:space="preserve">32/34</w:t>
@@ -6408,10 +7911,13 @@
           </w:p>
         </w:tc>
         <w:tc>
-          <w:tcPr/>
-          <w:p>
-            <w:pPr>
-              <w:pStyle w:val="Compact"/>
+          <w:tcPr>
+            <w:tcW w:type="dxa" w:w="2062"/>
+          </w:tcPr>
+          <w:p>
+            <w:pPr>
+              <w:pStyle w:val="Compact"/>
+              <w:jc w:val="left"/>
             </w:pPr>
             <w:r>
               <w:t xml:space="preserve">24/33</w:t>
@@ -6421,10 +7927,13 @@
       </w:tr>
       <w:tr>
         <w:tc>
-          <w:tcPr/>
-          <w:p>
-            <w:pPr>
-              <w:pStyle w:val="Compact"/>
+          <w:tcPr>
+            <w:tcW w:type="dxa" w:w="2855"/>
+          </w:tcPr>
+          <w:p>
+            <w:pPr>
+              <w:pStyle w:val="Compact"/>
+              <w:jc w:val="left"/>
             </w:pPr>
             <w:r>
               <w:t xml:space="preserve">Seed 99, SurveyCTO</w:t>
@@ -6432,10 +7941,13 @@
           </w:p>
         </w:tc>
         <w:tc>
-          <w:tcPr/>
-          <w:p>
-            <w:pPr>
-              <w:pStyle w:val="Compact"/>
+          <w:tcPr>
+            <w:tcW w:type="dxa" w:w="2221"/>
+          </w:tcPr>
+          <w:p>
+            <w:pPr>
+              <w:pStyle w:val="Compact"/>
+              <w:jc w:val="left"/>
             </w:pPr>
             <w:r>
               <w:t xml:space="preserve">33/33</w:t>
@@ -6443,10 +7955,13 @@
           </w:p>
         </w:tc>
         <w:tc>
-          <w:tcPr/>
-          <w:p>
-            <w:pPr>
-              <w:pStyle w:val="Compact"/>
+          <w:tcPr>
+            <w:tcW w:type="dxa" w:w="2221"/>
+          </w:tcPr>
+          <w:p>
+            <w:pPr>
+              <w:pStyle w:val="Compact"/>
+              <w:jc w:val="left"/>
             </w:pPr>
             <w:r>
               <w:t xml:space="preserve">30/34</w:t>
@@ -6454,10 +7969,13 @@
           </w:p>
         </w:tc>
         <w:tc>
-          <w:tcPr/>
-          <w:p>
-            <w:pPr>
-              <w:pStyle w:val="Compact"/>
+          <w:tcPr>
+            <w:tcW w:type="dxa" w:w="2062"/>
+          </w:tcPr>
+          <w:p>
+            <w:pPr>
+              <w:pStyle w:val="Compact"/>
+              <w:jc w:val="left"/>
             </w:pPr>
             <w:r>
               <w:t xml:space="preserve">25/33</w:t>
@@ -6467,10 +7985,13 @@
       </w:tr>
       <w:tr>
         <w:tc>
-          <w:tcPr/>
-          <w:p>
-            <w:pPr>
-              <w:pStyle w:val="Compact"/>
+          <w:tcPr>
+            <w:tcW w:type="dxa" w:w="2855"/>
+          </w:tcPr>
+          <w:p>
+            <w:pPr>
+              <w:pStyle w:val="Compact"/>
+              <w:jc w:val="left"/>
             </w:pPr>
             <w:r>
               <w:t xml:space="preserve">Seed 99, ODK</w:t>
@@ -6478,10 +7999,13 @@
           </w:p>
         </w:tc>
         <w:tc>
-          <w:tcPr/>
-          <w:p>
-            <w:pPr>
-              <w:pStyle w:val="Compact"/>
+          <w:tcPr>
+            <w:tcW w:type="dxa" w:w="2221"/>
+          </w:tcPr>
+          <w:p>
+            <w:pPr>
+              <w:pStyle w:val="Compact"/>
+              <w:jc w:val="left"/>
             </w:pPr>
             <w:r>
               <w:t xml:space="preserve">33/33</w:t>
@@ -6489,10 +8013,13 @@
           </w:p>
         </w:tc>
         <w:tc>
-          <w:tcPr/>
-          <w:p>
-            <w:pPr>
-              <w:pStyle w:val="Compact"/>
+          <w:tcPr>
+            <w:tcW w:type="dxa" w:w="2221"/>
+          </w:tcPr>
+          <w:p>
+            <w:pPr>
+              <w:pStyle w:val="Compact"/>
+              <w:jc w:val="left"/>
             </w:pPr>
             <w:r>
               <w:t xml:space="preserve">31/34</w:t>
@@ -6500,10 +8027,13 @@
           </w:p>
         </w:tc>
         <w:tc>
-          <w:tcPr/>
-          <w:p>
-            <w:pPr>
-              <w:pStyle w:val="Compact"/>
+          <w:tcPr>
+            <w:tcW w:type="dxa" w:w="2062"/>
+          </w:tcPr>
+          <w:p>
+            <w:pPr>
+              <w:pStyle w:val="Compact"/>
+              <w:jc w:val="left"/>
             </w:pPr>
             <w:r>
               <w:t xml:space="preserve">20/33</w:t>
@@ -6513,10 +8043,13 @@
       </w:tr>
       <w:tr>
         <w:tc>
-          <w:tcPr/>
-          <w:p>
-            <w:pPr>
-              <w:pStyle w:val="Compact"/>
+          <w:tcPr>
+            <w:tcW w:type="dxa" w:w="2855"/>
+          </w:tcPr>
+          <w:p>
+            <w:pPr>
+              <w:pStyle w:val="Compact"/>
+              <w:jc w:val="left"/>
             </w:pPr>
             <w:r>
               <w:rPr>
@@ -6528,10 +8061,13 @@
           </w:p>
         </w:tc>
         <w:tc>
-          <w:tcPr/>
-          <w:p>
-            <w:pPr>
-              <w:pStyle w:val="Compact"/>
+          <w:tcPr>
+            <w:tcW w:type="dxa" w:w="2221"/>
+          </w:tcPr>
+          <w:p>
+            <w:pPr>
+              <w:pStyle w:val="Compact"/>
+              <w:jc w:val="left"/>
             </w:pPr>
             <w:r>
               <w:rPr>
@@ -6543,10 +8079,13 @@
           </w:p>
         </w:tc>
         <w:tc>
-          <w:tcPr/>
-          <w:p>
-            <w:pPr>
-              <w:pStyle w:val="Compact"/>
+          <w:tcPr>
+            <w:tcW w:type="dxa" w:w="2221"/>
+          </w:tcPr>
+          <w:p>
+            <w:pPr>
+              <w:pStyle w:val="Compact"/>
+              <w:jc w:val="left"/>
             </w:pPr>
             <w:r>
               <w:rPr>
@@ -6558,10 +8097,13 @@
           </w:p>
         </w:tc>
         <w:tc>
-          <w:tcPr/>
-          <w:p>
-            <w:pPr>
-              <w:pStyle w:val="Compact"/>
+          <w:tcPr>
+            <w:tcW w:type="dxa" w:w="2062"/>
+          </w:tcPr>
+          <w:p>
+            <w:pPr>
+              <w:pStyle w:val="Compact"/>
+              <w:jc w:val="left"/>
             </w:pPr>
             <w:r>
               <w:rPr>
@@ -7422,22 +8964,25 @@
         <w:tblLook w:firstRow="1" w:lastRow="0" w:firstColumn="0" w:lastColumn="0" w:noHBand="0" w:noVBand="0" w:val="0020"/>
       </w:tblPr>
       <w:tblGrid>
-        <w:gridCol w:w="1320"/>
-        <w:gridCol w:w="1320"/>
-        <w:gridCol w:w="1320"/>
-        <w:gridCol w:w="1320"/>
-        <w:gridCol w:w="1320"/>
-        <w:gridCol w:w="1320"/>
+        <w:gridCol w:w="1284"/>
+        <w:gridCol w:w="1651"/>
+        <w:gridCol w:w="1835"/>
+        <w:gridCol w:w="1835"/>
+        <w:gridCol w:w="1651"/>
+        <w:gridCol w:w="1101"/>
       </w:tblGrid>
       <w:tr>
         <w:trPr>
           <w:tblHeader w:val="on"/>
         </w:trPr>
         <w:tc>
-          <w:tcPr/>
-          <w:p>
-            <w:pPr>
-              <w:pStyle w:val="Compact"/>
+          <w:tcPr>
+            <w:tcW w:type="dxa" w:w="1284"/>
+          </w:tcPr>
+          <w:p>
+            <w:pPr>
+              <w:pStyle w:val="Compact"/>
+              <w:jc w:val="left"/>
             </w:pPr>
             <w:r>
               <w:t xml:space="preserve">Dataset</w:t>
@@ -7445,10 +8990,13 @@
           </w:p>
         </w:tc>
         <w:tc>
-          <w:tcPr/>
-          <w:p>
-            <w:pPr>
-              <w:pStyle w:val="Compact"/>
+          <w:tcPr>
+            <w:tcW w:type="dxa" w:w="1651"/>
+          </w:tcPr>
+          <w:p>
+            <w:pPr>
+              <w:pStyle w:val="Compact"/>
+              <w:jc w:val="left"/>
             </w:pPr>
             <w:r>
               <w:t xml:space="preserve">Format</w:t>
@@ -7456,10 +9004,13 @@
           </w:p>
         </w:tc>
         <w:tc>
-          <w:tcPr/>
-          <w:p>
-            <w:pPr>
-              <w:pStyle w:val="Compact"/>
+          <w:tcPr>
+            <w:tcW w:type="dxa" w:w="1835"/>
+          </w:tcPr>
+          <w:p>
+            <w:pPr>
+              <w:pStyle w:val="Compact"/>
+              <w:jc w:val="left"/>
             </w:pPr>
             <w:r>
               <w:t xml:space="preserve">Interviews</w:t>
@@ -7467,10 +9018,13 @@
           </w:p>
         </w:tc>
         <w:tc>
-          <w:tcPr/>
-          <w:p>
-            <w:pPr>
-              <w:pStyle w:val="Compact"/>
+          <w:tcPr>
+            <w:tcW w:type="dxa" w:w="1835"/>
+          </w:tcPr>
+          <w:p>
+            <w:pPr>
+              <w:pStyle w:val="Compact"/>
+              <w:jc w:val="left"/>
             </w:pPr>
             <w:r>
               <w:t xml:space="preserve">Runtime</w:t>
@@ -7478,10 +9032,13 @@
           </w:p>
         </w:tc>
         <w:tc>
-          <w:tcPr/>
-          <w:p>
-            <w:pPr>
-              <w:pStyle w:val="Compact"/>
+          <w:tcPr>
+            <w:tcW w:type="dxa" w:w="1651"/>
+          </w:tcPr>
+          <w:p>
+            <w:pPr>
+              <w:pStyle w:val="Compact"/>
+              <w:jc w:val="left"/>
             </w:pPr>
             <w:r>
               <w:t xml:space="preserve">Precision</w:t>
@@ -7489,10 +9046,13 @@
           </w:p>
         </w:tc>
         <w:tc>
-          <w:tcPr/>
-          <w:p>
-            <w:pPr>
-              <w:pStyle w:val="Compact"/>
+          <w:tcPr>
+            <w:tcW w:type="dxa" w:w="1101"/>
+          </w:tcPr>
+          <w:p>
+            <w:pPr>
+              <w:pStyle w:val="Compact"/>
+              <w:jc w:val="left"/>
             </w:pPr>
             <w:r>
               <w:t xml:space="preserve">Recall</w:t>
@@ -7502,10 +9062,13 @@
       </w:tr>
       <w:tr>
         <w:tc>
-          <w:tcPr/>
-          <w:p>
-            <w:pPr>
-              <w:pStyle w:val="Compact"/>
+          <w:tcPr>
+            <w:tcW w:type="dxa" w:w="1284"/>
+          </w:tcPr>
+          <w:p>
+            <w:pPr>
+              <w:pStyle w:val="Compact"/>
+              <w:jc w:val="left"/>
             </w:pPr>
             <w:r>
               <w:rPr>
@@ -7516,10 +9079,13 @@
           </w:p>
         </w:tc>
         <w:tc>
-          <w:tcPr/>
-          <w:p>
-            <w:pPr>
-              <w:pStyle w:val="Compact"/>
+          <w:tcPr>
+            <w:tcW w:type="dxa" w:w="1651"/>
+          </w:tcPr>
+          <w:p>
+            <w:pPr>
+              <w:pStyle w:val="Compact"/>
+              <w:jc w:val="left"/>
             </w:pPr>
             <w:r>
               <w:t xml:space="preserve">SurveyCTO</w:t>
@@ -7527,10 +9093,13 @@
           </w:p>
         </w:tc>
         <w:tc>
-          <w:tcPr/>
-          <w:p>
-            <w:pPr>
-              <w:pStyle w:val="Compact"/>
+          <w:tcPr>
+            <w:tcW w:type="dxa" w:w="1835"/>
+          </w:tcPr>
+          <w:p>
+            <w:pPr>
+              <w:pStyle w:val="Compact"/>
+              <w:jc w:val="left"/>
             </w:pPr>
             <w:r>
               <w:t xml:space="preserve">500</w:t>
@@ -7538,10 +9107,13 @@
           </w:p>
         </w:tc>
         <w:tc>
-          <w:tcPr/>
-          <w:p>
-            <w:pPr>
-              <w:pStyle w:val="Compact"/>
+          <w:tcPr>
+            <w:tcW w:type="dxa" w:w="1835"/>
+          </w:tcPr>
+          <w:p>
+            <w:pPr>
+              <w:pStyle w:val="Compact"/>
+              <w:jc w:val="left"/>
             </w:pPr>
             <w:r>
               <w:t xml:space="preserve">56.12 s</w:t>
@@ -7549,10 +9121,13 @@
           </w:p>
         </w:tc>
         <w:tc>
-          <w:tcPr/>
-          <w:p>
-            <w:pPr>
-              <w:pStyle w:val="Compact"/>
+          <w:tcPr>
+            <w:tcW w:type="dxa" w:w="1651"/>
+          </w:tcPr>
+          <w:p>
+            <w:pPr>
+              <w:pStyle w:val="Compact"/>
+              <w:jc w:val="left"/>
             </w:pPr>
             <w:r>
               <w:t xml:space="preserve">1.0000</w:t>
@@ -7560,10 +9135,13 @@
           </w:p>
         </w:tc>
         <w:tc>
-          <w:tcPr/>
-          <w:p>
-            <w:pPr>
-              <w:pStyle w:val="Compact"/>
+          <w:tcPr>
+            <w:tcW w:type="dxa" w:w="1101"/>
+          </w:tcPr>
+          <w:p>
+            <w:pPr>
+              <w:pStyle w:val="Compact"/>
+              <w:jc w:val="left"/>
             </w:pPr>
             <w:r>
               <w:t xml:space="preserve">1.0000</w:t>
@@ -7573,10 +9151,13 @@
       </w:tr>
       <w:tr>
         <w:tc>
-          <w:tcPr/>
-          <w:p>
-            <w:pPr>
-              <w:pStyle w:val="Compact"/>
+          <w:tcPr>
+            <w:tcW w:type="dxa" w:w="1284"/>
+          </w:tcPr>
+          <w:p>
+            <w:pPr>
+              <w:pStyle w:val="Compact"/>
+              <w:jc w:val="left"/>
             </w:pPr>
             <w:r>
               <w:rPr>
@@ -7587,10 +9168,13 @@
           </w:p>
         </w:tc>
         <w:tc>
-          <w:tcPr/>
-          <w:p>
-            <w:pPr>
-              <w:pStyle w:val="Compact"/>
+          <w:tcPr>
+            <w:tcW w:type="dxa" w:w="1651"/>
+          </w:tcPr>
+          <w:p>
+            <w:pPr>
+              <w:pStyle w:val="Compact"/>
+              <w:jc w:val="left"/>
             </w:pPr>
             <w:r>
               <w:t xml:space="preserve">SurveyCTO</w:t>
@@ -7598,10 +9182,13 @@
           </w:p>
         </w:tc>
         <w:tc>
-          <w:tcPr/>
-          <w:p>
-            <w:pPr>
-              <w:pStyle w:val="Compact"/>
+          <w:tcPr>
+            <w:tcW w:type="dxa" w:w="1835"/>
+          </w:tcPr>
+          <w:p>
+            <w:pPr>
+              <w:pStyle w:val="Compact"/>
+              <w:jc w:val="left"/>
             </w:pPr>
             <w:r>
               <w:t xml:space="preserve">10,000</w:t>
@@ -7609,10 +9196,13 @@
           </w:p>
         </w:tc>
         <w:tc>
-          <w:tcPr/>
-          <w:p>
-            <w:pPr>
-              <w:pStyle w:val="Compact"/>
+          <w:tcPr>
+            <w:tcW w:type="dxa" w:w="1835"/>
+          </w:tcPr>
+          <w:p>
+            <w:pPr>
+              <w:pStyle w:val="Compact"/>
+              <w:jc w:val="left"/>
             </w:pPr>
             <w:r>
               <w:t xml:space="preserve">1,068.87 s</w:t>
@@ -7620,10 +9210,13 @@
           </w:p>
         </w:tc>
         <w:tc>
-          <w:tcPr/>
-          <w:p>
-            <w:pPr>
-              <w:pStyle w:val="Compact"/>
+          <w:tcPr>
+            <w:tcW w:type="dxa" w:w="1651"/>
+          </w:tcPr>
+          <w:p>
+            <w:pPr>
+              <w:pStyle w:val="Compact"/>
+              <w:jc w:val="left"/>
             </w:pPr>
             <w:r>
               <w:t xml:space="preserve">0.9945</w:t>
@@ -7631,10 +9224,13 @@
           </w:p>
         </w:tc>
         <w:tc>
-          <w:tcPr/>
-          <w:p>
-            <w:pPr>
-              <w:pStyle w:val="Compact"/>
+          <w:tcPr>
+            <w:tcW w:type="dxa" w:w="1101"/>
+          </w:tcPr>
+          <w:p>
+            <w:pPr>
+              <w:pStyle w:val="Compact"/>
+              <w:jc w:val="left"/>
             </w:pPr>
             <w:r>
               <w:t xml:space="preserve">1.0000</w:t>
@@ -7648,13 +9244,31 @@
         <w:pStyle w:val="BodyText"/>
       </w:pPr>
       <w:r>
-        <w:t xml:space="preserve">A twentyfold increase in input costs a factor of 19.05 in runtime, which is</w:t>
-      </w:r>
-      <w:r>
-        <w:t xml:space="preserve"> </w:t>
-      </w:r>
-      <w:r>
-        <w:t xml:space="preserve">consistent with the near-linear complexity the design targets.</w:t>
+        <w:t xml:space="preserve">A twentyfold increase in input cost a factor of 19.05 in runtime on this run.</w:t>
+      </w:r>
+      <w:r>
+        <w:t xml:space="preserve"> </w:t>
+      </w:r>
+      <w:r>
+        <w:t xml:space="preserve">The factor moves between runs and machines (18.04 in a second run here, 20.3 to</w:t>
+      </w:r>
+      <w:r>
+        <w:t xml:space="preserve"> </w:t>
+      </w:r>
+      <w:r>
+        <w:t xml:space="preserve">21.0 in an independent reproduction on other hardware) and should not carry</w:t>
+      </w:r>
+      <w:r>
+        <w:t xml:space="preserve"> </w:t>
+      </w:r>
+      <w:r>
+        <w:t xml:space="preserve">weight; what holds throughout is a roughly constant cost per interview, about</w:t>
+      </w:r>
+      <w:r>
+        <w:t xml:space="preserve"> </w:t>
+      </w:r>
+      <w:r>
+        <w:t xml:space="preserve">0.11 s, which is the near-linear scaling the design targets.</w:t>
       </w:r>
     </w:p>
     <w:p>
@@ -7760,13 +9374,7 @@
         <w:t xml:space="preserve"> </w:t>
       </w:r>
       <w:r>
-        <w:t xml:space="preserve">examiner audit is the source cited throughout this document, and both runs place</w:t>
-      </w:r>
-      <w:r>
-        <w:t xml:space="preserve"> </w:t>
-      </w:r>
-      <w:r>
-        <w:t xml:space="preserve">the runtime factor below the twentyfold growth in input size.</w:t>
+        <w:t xml:space="preserve">examiner audit is the source cited throughout this document.</w:t>
       </w:r>
     </w:p>
     <w:p>
@@ -8050,7 +9658,13 @@
         <w:pStyle w:val="BodyText"/>
       </w:pPr>
       <w:r>
-        <w:t xml:space="preserve">Test suite: 37 tests, all passing, verified on Python 3.14.0 with pandas 3.0.1.</w:t>
+        <w:t xml:space="preserve">Test suite: 43 tests, all passing (verified on Python 3.14.0 with pandas 2.3.2</w:t>
+      </w:r>
+      <w:r>
+        <w:t xml:space="preserve"> </w:t>
+      </w:r>
+      <w:r>
+        <w:t xml:space="preserve">during revision; the original 37 were verified with pandas 3.0.1).</w:t>
       </w:r>
     </w:p>
     <w:p>
@@ -8084,7 +9698,7 @@
     </w:p>
     <w:bookmarkEnd w:id="30"/>
     <w:sectPr>
-      <w:footerReference w:type="default" r:id="rId1"/>
+      <w:footerReference r:id="rId1" w:type="default"/>
       <w:footnotePr>
         <w:numRestart w:val="eachSect"/>
       </w:footnotePr>
@@ -9531,6 +11145,11 @@
     <w:qFormat/>
     <w:tblPr>
       <w:tblInd w:type="dxa" w:w="0"/>
+      <w:tblBorders>
+        <w:top w:val="single" w:sz="8" w:space="0" w:color="auto"/>
+        <w:bottom w:val="single" w:sz="8" w:space="0" w:color="auto"/>
+        <w:insideH w:val="single" w:sz="2" w:space="0" w:color="BFBFBF"/>
+      </w:tblBorders>
       <w:tblCellMar>
         <w:top w:type="dxa" w:w="0"/>
         <w:left w:type="dxa" w:w="108"/>
@@ -9542,7 +11161,7 @@
       <w:tblPr/>
       <w:tcPr>
         <w:tcBorders>
-          <w:bottom w:color="auto" w:space="0" w:sz="0" w:val="single"/>
+          <w:bottom w:val="single" w:sz="8" w:space="0" w:color="auto"/>
         </w:tcBorders>
         <w:vAlign w:val="bottom"/>
       </w:tcPr>
